--- a/Note for MC_685.docx
+++ b/Note for MC_685.docx
@@ -86,23 +86,7 @@
           <w:rFonts w:hint="eastAsia"/>
           <w:lang w:val="en-HK"/>
         </w:rPr>
-        <w:t xml:space="preserve">ata control management </w:t>
-      </w:r>
-      <w:proofErr w:type="gramStart"/>
-      <w:r>
-        <w:rPr>
-          <w:rFonts w:hint="eastAsia"/>
-          <w:lang w:val="en-HK"/>
-        </w:rPr>
-        <w:t>service(</w:t>
-      </w:r>
-      <w:proofErr w:type="gramEnd"/>
-      <w:r>
-        <w:rPr>
-          <w:rFonts w:hint="eastAsia"/>
-          <w:lang w:val="en-HK"/>
-        </w:rPr>
-        <w:t>DCMS)</w:t>
+        <w:t>ata control management service(DCMS)</w:t>
       </w:r>
     </w:p>
     <w:p>
@@ -127,23 +111,7 @@
           <w:rFonts w:hint="eastAsia"/>
           <w:lang w:val="en-HK"/>
         </w:rPr>
-        <w:t xml:space="preserve">ort </w:t>
-      </w:r>
-      <w:proofErr w:type="gramStart"/>
-      <w:r>
-        <w:rPr>
-          <w:rFonts w:hint="eastAsia"/>
-          <w:lang w:val="en-HK"/>
-        </w:rPr>
-        <w:t>NTP :</w:t>
-      </w:r>
-      <w:proofErr w:type="gramEnd"/>
-      <w:r>
-        <w:rPr>
-          <w:rFonts w:hint="eastAsia"/>
-          <w:lang w:val="en-HK"/>
-        </w:rPr>
-        <w:t xml:space="preserve"> 123 Syslog: 514 HTTP: 80 HTTPS: 443</w:t>
+        <w:t>ort NTP : 123 Syslog: 514 HTTP: 80 HTTPS: 443</w:t>
       </w:r>
     </w:p>
     <w:p>
@@ -176,19 +144,43 @@
           <w:lang w:val="en-HK"/>
         </w:rPr>
       </w:pPr>
+      <w:r>
+        <w:rPr>
+          <w:lang w:val="en-HK"/>
+        </w:rPr>
+        <w:t>Q203 penultimate, label edge, forwarding equivalence, label switch</w:t>
+      </w:r>
     </w:p>
     <w:p>
       <w:pPr>
-        <w:rPr>
-          <w:lang w:val="en-US"/>
+        <w:pStyle w:val="ListParagraph"/>
+        <w:numPr>
+          <w:ilvl w:val="0"/>
+          <w:numId w:val="1"/>
+        </w:numPr>
+        <w:rPr>
+          <w:lang w:val="en-HK"/>
         </w:rPr>
       </w:pPr>
       <w:r>
         <w:rPr>
           <w:rFonts w:hint="eastAsia"/>
-        </w:rPr>
-        <w:t>MC</w:t>
+          <w:lang w:val="en-HK"/>
+        </w:rPr>
+        <w:t>Q226 entropy , implicit, explicit, inbound</w:t>
       </w:r>
+    </w:p>
+    <w:p>
+      <w:pPr>
+        <w:pStyle w:val="ListParagraph"/>
+        <w:numPr>
+          <w:ilvl w:val="0"/>
+          <w:numId w:val="1"/>
+        </w:numPr>
+        <w:rPr>
+          <w:lang w:val="en-HK"/>
+        </w:rPr>
+      </w:pPr>
     </w:p>
     <w:p>
       <w:pPr>
@@ -1043,6 +1035,7 @@
   <w:style w:type="character" w:default="1" w:styleId="DefaultParagraphFont">
     <w:name w:val="Default Paragraph Font"/>
     <w:uiPriority w:val="1"/>
+    <w:semiHidden/>
     <w:unhideWhenUsed/>
   </w:style>
   <w:style w:type="table" w:default="1" w:styleId="TableNormal">

--- a/Note for MC_685.docx
+++ b/Note for MC_685.docx
@@ -86,7 +86,23 @@
           <w:rFonts w:hint="eastAsia"/>
           <w:lang w:val="en-HK"/>
         </w:rPr>
-        <w:t>ata control management service(DCMS)</w:t>
+        <w:t xml:space="preserve">ata control management </w:t>
+      </w:r>
+      <w:proofErr w:type="gramStart"/>
+      <w:r>
+        <w:rPr>
+          <w:rFonts w:hint="eastAsia"/>
+          <w:lang w:val="en-HK"/>
+        </w:rPr>
+        <w:t>service(</w:t>
+      </w:r>
+      <w:proofErr w:type="gramEnd"/>
+      <w:r>
+        <w:rPr>
+          <w:rFonts w:hint="eastAsia"/>
+          <w:lang w:val="en-HK"/>
+        </w:rPr>
+        <w:t>DCMS)</w:t>
       </w:r>
     </w:p>
     <w:p>
@@ -111,7 +127,23 @@
           <w:rFonts w:hint="eastAsia"/>
           <w:lang w:val="en-HK"/>
         </w:rPr>
-        <w:t>ort NTP : 123 Syslog: 514 HTTP: 80 HTTPS: 443</w:t>
+        <w:t xml:space="preserve">ort </w:t>
+      </w:r>
+      <w:proofErr w:type="gramStart"/>
+      <w:r>
+        <w:rPr>
+          <w:rFonts w:hint="eastAsia"/>
+          <w:lang w:val="en-HK"/>
+        </w:rPr>
+        <w:t>NTP :</w:t>
+      </w:r>
+      <w:proofErr w:type="gramEnd"/>
+      <w:r>
+        <w:rPr>
+          <w:rFonts w:hint="eastAsia"/>
+          <w:lang w:val="en-HK"/>
+        </w:rPr>
+        <w:t xml:space="preserve"> 123 Syslog: 514 HTTP: 80 HTTPS: 443</w:t>
       </w:r>
     </w:p>
     <w:p>
@@ -167,7 +199,42 @@
           <w:rFonts w:hint="eastAsia"/>
           <w:lang w:val="en-HK"/>
         </w:rPr>
-        <w:t>Q226 entropy , implicit, explicit, inbound</w:t>
+        <w:t xml:space="preserve">Q226 </w:t>
+      </w:r>
+      <w:proofErr w:type="gramStart"/>
+      <w:r>
+        <w:rPr>
+          <w:rFonts w:hint="eastAsia"/>
+          <w:lang w:val="en-HK"/>
+        </w:rPr>
+        <w:t>entropy ,</w:t>
+      </w:r>
+      <w:proofErr w:type="gramEnd"/>
+      <w:r>
+        <w:rPr>
+          <w:rFonts w:hint="eastAsia"/>
+          <w:lang w:val="en-HK"/>
+        </w:rPr>
+        <w:t xml:space="preserve"> implicit, explicit, inbound</w:t>
+      </w:r>
+    </w:p>
+    <w:p>
+      <w:pPr>
+        <w:pStyle w:val="ListParagraph"/>
+        <w:numPr>
+          <w:ilvl w:val="0"/>
+          <w:numId w:val="1"/>
+        </w:numPr>
+        <w:rPr>
+          <w:lang w:val="en-HK"/>
+        </w:rPr>
+      </w:pPr>
+      <w:r>
+        <w:rPr>
+          <w:rFonts w:hint="eastAsia"/>
+          <w:lang w:val="en-HK"/>
+        </w:rPr>
+        <w:t>Q398 LSR, FEC, LER, LDP, LSP</w:t>
       </w:r>
     </w:p>
     <w:p>

--- a/Note for MC_685.docx
+++ b/Note for MC_685.docx
@@ -86,23 +86,7 @@
           <w:rFonts w:hint="eastAsia"/>
           <w:lang w:val="en-HK"/>
         </w:rPr>
-        <w:t xml:space="preserve">ata control management </w:t>
-      </w:r>
-      <w:proofErr w:type="gramStart"/>
-      <w:r>
-        <w:rPr>
-          <w:rFonts w:hint="eastAsia"/>
-          <w:lang w:val="en-HK"/>
-        </w:rPr>
-        <w:t>service(</w:t>
-      </w:r>
-      <w:proofErr w:type="gramEnd"/>
-      <w:r>
-        <w:rPr>
-          <w:rFonts w:hint="eastAsia"/>
-          <w:lang w:val="en-HK"/>
-        </w:rPr>
-        <w:t>DCMS)</w:t>
+        <w:t>ata control management service(DCMS)</w:t>
       </w:r>
     </w:p>
     <w:p>
@@ -127,23 +111,7 @@
           <w:rFonts w:hint="eastAsia"/>
           <w:lang w:val="en-HK"/>
         </w:rPr>
-        <w:t xml:space="preserve">ort </w:t>
-      </w:r>
-      <w:proofErr w:type="gramStart"/>
-      <w:r>
-        <w:rPr>
-          <w:rFonts w:hint="eastAsia"/>
-          <w:lang w:val="en-HK"/>
-        </w:rPr>
-        <w:t>NTP :</w:t>
-      </w:r>
-      <w:proofErr w:type="gramEnd"/>
-      <w:r>
-        <w:rPr>
-          <w:rFonts w:hint="eastAsia"/>
-          <w:lang w:val="en-HK"/>
-        </w:rPr>
-        <w:t xml:space="preserve"> 123 Syslog: 514 HTTP: 80 HTTPS: 443</w:t>
+        <w:t>ort NTP : 123 Syslog: 514 HTTP: 80 HTTPS: 443</w:t>
       </w:r>
     </w:p>
     <w:p>
@@ -178,9 +146,31 @@
       </w:pPr>
       <w:r>
         <w:rPr>
-          <w:lang w:val="en-HK"/>
-        </w:rPr>
-        <w:t>Q203 penultimate, label edge, forwarding equivalence, label switch</w:t>
+          <w:rFonts w:hint="eastAsia"/>
+          <w:lang w:val="en-HK"/>
+        </w:rPr>
+        <w:t>LSR, FEC, LER, LDP, LSP</w:t>
+      </w:r>
+      <w:r>
+        <w:rPr>
+          <w:rFonts w:hint="eastAsia"/>
+          <w:lang w:val="en-HK"/>
+        </w:rPr>
+        <w:t xml:space="preserve"> (</w:t>
+      </w:r>
+      <w:r>
+        <w:rPr>
+          <w:rFonts w:hint="eastAsia"/>
+          <w:lang w:val="en-HK"/>
+        </w:rPr>
+        <w:t>LS FE LE LD LS</w:t>
+      </w:r>
+      <w:r>
+        <w:rPr>
+          <w:rFonts w:hint="eastAsia"/>
+          <w:lang w:val="en-HK"/>
+        </w:rPr>
+        <w:t>)</w:t>
       </w:r>
     </w:p>
     <w:p>
@@ -194,60 +184,19 @@
           <w:lang w:val="en-HK"/>
         </w:rPr>
       </w:pPr>
-      <w:r>
-        <w:rPr>
-          <w:rFonts w:hint="eastAsia"/>
-          <w:lang w:val="en-HK"/>
-        </w:rPr>
-        <w:t xml:space="preserve">Q226 </w:t>
-      </w:r>
-      <w:proofErr w:type="gramStart"/>
-      <w:r>
-        <w:rPr>
-          <w:rFonts w:hint="eastAsia"/>
-          <w:lang w:val="en-HK"/>
-        </w:rPr>
-        <w:t>entropy ,</w:t>
-      </w:r>
-      <w:proofErr w:type="gramEnd"/>
-      <w:r>
-        <w:rPr>
-          <w:rFonts w:hint="eastAsia"/>
-          <w:lang w:val="en-HK"/>
-        </w:rPr>
-        <w:t xml:space="preserve"> implicit, explicit, inbound</w:t>
-      </w:r>
     </w:p>
     <w:p>
       <w:pPr>
-        <w:pStyle w:val="ListParagraph"/>
-        <w:numPr>
-          <w:ilvl w:val="0"/>
-          <w:numId w:val="1"/>
-        </w:numPr>
-        <w:rPr>
-          <w:lang w:val="en-HK"/>
+        <w:rPr>
+          <w:lang w:val="en-US"/>
         </w:rPr>
       </w:pPr>
       <w:r>
         <w:rPr>
           <w:rFonts w:hint="eastAsia"/>
-          <w:lang w:val="en-HK"/>
-        </w:rPr>
-        <w:t>Q398 LSR, FEC, LER, LDP, LSP</w:t>
-      </w:r>
-    </w:p>
-    <w:p>
-      <w:pPr>
-        <w:pStyle w:val="ListParagraph"/>
-        <w:numPr>
-          <w:ilvl w:val="0"/>
-          <w:numId w:val="1"/>
-        </w:numPr>
-        <w:rPr>
-          <w:lang w:val="en-HK"/>
-        </w:rPr>
-      </w:pPr>
+        </w:rPr>
+        <w:t>MC</w:t>
+      </w:r>
     </w:p>
     <w:p>
       <w:pPr>

--- a/Note for MC_685.docx
+++ b/Note for MC_685.docx
@@ -1,6 +1,6 @@
 
 <file path=word/document.xml><?xml version="1.0" encoding="utf-8"?>
-<w:document xmlns:wpc="http://schemas.microsoft.com/office/word/2010/wordprocessingCanvas" xmlns:mc="http://schemas.openxmlformats.org/markup-compatibility/2006" xmlns:o="urn:schemas-microsoft-com:office:office" xmlns:r="http://schemas.openxmlformats.org/officeDocument/2006/relationships" xmlns:m="http://schemas.openxmlformats.org/officeDocument/2006/math" xmlns:v="urn:schemas-microsoft-com:vml" xmlns:wp14="http://schemas.microsoft.com/office/word/2010/wordprocessingDrawing" xmlns:wp="http://schemas.openxmlformats.org/drawingml/2006/wordprocessingDrawing" xmlns:w="http://schemas.openxmlformats.org/wordprocessingml/2006/main" xmlns:w14="http://schemas.microsoft.com/office/word/2010/wordml" xmlns:w10="urn:schemas-microsoft-com:office:word" xmlns:w15="http://schemas.microsoft.com/office/word/2012/wordml" xmlns:wpg="http://schemas.microsoft.com/office/word/2010/wordprocessingGroup" xmlns:wpi="http://schemas.microsoft.com/office/word/2010/wordprocessingInk" xmlns:wne="http://schemas.microsoft.com/office/word/2006/wordml" xmlns:wps="http://schemas.microsoft.com/office/word/2010/wordprocessingShape" xmlns:wpsCustomData="http://www.wps.cn/officeDocument/2013/wpsCustomData" mc:Ignorable="w14 w15 wp14">
+<w:document xmlns:wpc="http://schemas.microsoft.com/office/word/2010/wordprocessingCanvas" xmlns:cx="http://schemas.microsoft.com/office/drawing/2014/chartex" xmlns:cx1="http://schemas.microsoft.com/office/drawing/2015/9/8/chartex" xmlns:cx2="http://schemas.microsoft.com/office/drawing/2015/10/21/chartex" xmlns:cx3="http://schemas.microsoft.com/office/drawing/2016/5/9/chartex" xmlns:cx4="http://schemas.microsoft.com/office/drawing/2016/5/10/chartex" xmlns:cx5="http://schemas.microsoft.com/office/drawing/2016/5/11/chartex" xmlns:cx6="http://schemas.microsoft.com/office/drawing/2016/5/12/chartex" xmlns:cx7="http://schemas.microsoft.com/office/drawing/2016/5/13/chartex" xmlns:cx8="http://schemas.microsoft.com/office/drawing/2016/5/14/chartex" xmlns:mc="http://schemas.openxmlformats.org/markup-compatibility/2006" xmlns:aink="http://schemas.microsoft.com/office/drawing/2016/ink" xmlns:am3d="http://schemas.microsoft.com/office/drawing/2017/model3d" xmlns:o="urn:schemas-microsoft-com:office:office" xmlns:oel="http://schemas.microsoft.com/office/2019/extlst" xmlns:r="http://schemas.openxmlformats.org/officeDocument/2006/relationships" xmlns:m="http://schemas.openxmlformats.org/officeDocument/2006/math" xmlns:v="urn:schemas-microsoft-com:vml" xmlns:wp14="http://schemas.microsoft.com/office/word/2010/wordprocessingDrawing" xmlns:wp="http://schemas.openxmlformats.org/drawingml/2006/wordprocessingDrawing" xmlns:w10="urn:schemas-microsoft-com:office:word" xmlns:w="http://schemas.openxmlformats.org/wordprocessingml/2006/main" xmlns:w14="http://schemas.microsoft.com/office/word/2010/wordml" xmlns:w15="http://schemas.microsoft.com/office/word/2012/wordml" xmlns:w16cex="http://schemas.microsoft.com/office/word/2018/wordml/cex" xmlns:w16cid="http://schemas.microsoft.com/office/word/2016/wordml/cid" xmlns:w16="http://schemas.microsoft.com/office/word/2018/wordml" xmlns:w16du="http://schemas.microsoft.com/office/word/2023/wordml/word16du" xmlns:w16sdtdh="http://schemas.microsoft.com/office/word/2020/wordml/sdtdatahash" xmlns:w16sdtfl="http://schemas.microsoft.com/office/word/2024/wordml/sdtformatlock" xmlns:w16se="http://schemas.microsoft.com/office/word/2015/wordml/symex" xmlns:wpg="http://schemas.microsoft.com/office/word/2010/wordprocessingGroup" xmlns:wpi="http://schemas.microsoft.com/office/word/2010/wordprocessingInk" xmlns:wne="http://schemas.microsoft.com/office/word/2006/wordml" xmlns:wps="http://schemas.microsoft.com/office/word/2010/wordprocessingShape" mc:Ignorable="w14 w15 w16se w16cid w16 w16cex w16sdtdh w16sdtfl w16du wp14">
   <w:body>
     <w:p>
       <w:r>
@@ -12,114 +12,148 @@
     </w:p>
     <w:p>
       <w:pPr>
-        <w:pStyle w:val="30"/>
+        <w:pStyle w:val="ListParagraph"/>
         <w:numPr>
           <w:ilvl w:val="0"/>
           <w:numId w:val="1"/>
         </w:numPr>
         <w:rPr>
-          <w:lang w:val="zh-CN"/>
-        </w:rPr>
-      </w:pPr>
-      <w:r>
-        <w:rPr>
-          <w:rFonts w:hint="eastAsia"/>
-          <w:lang w:val="zh-CN"/>
+          <w:lang w:val="en-HK"/>
+        </w:rPr>
+      </w:pPr>
+      <w:r>
+        <w:rPr>
+          <w:rFonts w:hint="eastAsia"/>
+          <w:lang w:val="en-HK"/>
         </w:rPr>
         <w:t>Exchange Exstart Loading 2-way Init Down</w:t>
       </w:r>
     </w:p>
     <w:p>
       <w:pPr>
-        <w:pStyle w:val="30"/>
+        <w:pStyle w:val="ListParagraph"/>
         <w:numPr>
           <w:ilvl w:val="0"/>
           <w:numId w:val="1"/>
         </w:numPr>
         <w:rPr>
-          <w:lang w:val="zh-CN"/>
-        </w:rPr>
-      </w:pPr>
-      <w:r>
-        <w:rPr>
-          <w:rFonts w:hint="eastAsia"/>
-          <w:lang w:val="zh-CN"/>
+          <w:lang w:val="en-HK"/>
+        </w:rPr>
+      </w:pPr>
+      <w:r>
+        <w:rPr>
+          <w:rFonts w:hint="eastAsia"/>
+          <w:lang w:val="en-HK"/>
         </w:rPr>
         <w:t xml:space="preserve">BGP Reservation Distinguisher Target (BRDT)  </w:t>
       </w:r>
     </w:p>
     <w:p>
       <w:pPr>
-        <w:pStyle w:val="30"/>
+        <w:pStyle w:val="ListParagraph"/>
         <w:numPr>
           <w:ilvl w:val="0"/>
           <w:numId w:val="1"/>
         </w:numPr>
         <w:rPr>
-          <w:lang w:val="zh-CN"/>
-        </w:rPr>
-      </w:pPr>
-      <w:r>
-        <w:rPr>
-          <w:lang w:val="zh-CN"/>
+          <w:lang w:val="en-HK"/>
+        </w:rPr>
+      </w:pPr>
+      <w:r>
+        <w:rPr>
+          <w:lang w:val="en-HK"/>
         </w:rPr>
         <w:t>D</w:t>
       </w:r>
       <w:r>
         <w:rPr>
           <w:rFonts w:hint="eastAsia"/>
-          <w:lang w:val="zh-CN"/>
+          <w:lang w:val="en-HK"/>
         </w:rPr>
         <w:t>ata control management service(DCMS)</w:t>
       </w:r>
     </w:p>
     <w:p>
       <w:pPr>
-        <w:pStyle w:val="30"/>
+        <w:pStyle w:val="ListParagraph"/>
         <w:numPr>
           <w:ilvl w:val="0"/>
           <w:numId w:val="1"/>
         </w:numPr>
         <w:rPr>
-          <w:lang w:val="zh-CN"/>
-        </w:rPr>
-      </w:pPr>
-      <w:r>
-        <w:rPr>
-          <w:lang w:val="zh-CN"/>
+          <w:lang w:val="en-HK"/>
+        </w:rPr>
+      </w:pPr>
+      <w:r>
+        <w:rPr>
+          <w:lang w:val="en-HK"/>
         </w:rPr>
         <w:t>P</w:t>
       </w:r>
       <w:r>
         <w:rPr>
           <w:rFonts w:hint="eastAsia"/>
-          <w:lang w:val="zh-CN"/>
+          <w:lang w:val="en-HK"/>
         </w:rPr>
         <w:t>ort NTP : 123 Syslog: 514 HTTP: 80 HTTPS: 443</w:t>
       </w:r>
     </w:p>
     <w:p>
       <w:pPr>
-        <w:pStyle w:val="30"/>
+        <w:pStyle w:val="ListParagraph"/>
         <w:numPr>
           <w:ilvl w:val="0"/>
           <w:numId w:val="1"/>
         </w:numPr>
         <w:rPr>
-          <w:lang w:val="zh-CN"/>
-        </w:rPr>
-      </w:pPr>
-      <w:r>
-        <w:rPr>
-          <w:rFonts w:hint="eastAsia"/>
-          <w:lang w:val="zh-CN"/>
-        </w:rPr>
-        <w:t>NAK DECLINE PACK INFORM (NDPI)</w:t>
+          <w:lang w:val="en-HK"/>
+        </w:rPr>
+      </w:pPr>
+      <w:r>
+        <w:rPr>
+          <w:rFonts w:hint="eastAsia"/>
+          <w:lang w:val="en-HK"/>
+        </w:rPr>
+        <w:t>NAK DECLINE ACK INFORM (</w:t>
+      </w:r>
+      <w:r>
+        <w:rPr>
+          <w:rFonts w:hint="eastAsia"/>
+          <w:b/>
+          <w:bCs/>
+          <w:lang w:val="en-HK"/>
+        </w:rPr>
+        <w:t>ND</w:t>
+      </w:r>
+      <w:r>
+        <w:rPr>
+          <w:rFonts w:hint="eastAsia"/>
+          <w:b/>
+          <w:bCs/>
+          <w:lang w:val="en-HK"/>
+        </w:rPr>
+        <w:t>A</w:t>
+      </w:r>
+      <w:r>
+        <w:rPr>
+          <w:rFonts w:hint="eastAsia"/>
+          <w:b/>
+          <w:bCs/>
+          <w:lang w:val="en-HK"/>
+        </w:rPr>
+        <w:t>I</w:t>
+      </w:r>
+      <w:r>
+        <w:rPr>
+          <w:rFonts w:hint="eastAsia"/>
+          <w:lang w:val="en-HK"/>
+        </w:rPr>
+        <w:t>)</w:t>
       </w:r>
     </w:p>
     <w:p>
       <w:pPr>
-        <w:pStyle w:val="30"/>
+        <w:pStyle w:val="ListParagraph"/>
         <w:numPr>
           <w:ilvl w:val="0"/>
           <w:numId w:val="1"/>
@@ -127,7 +161,7 @@
         <w:rPr>
           <w:b/>
           <w:bCs/>
-          <w:lang w:val="zh-CN"/>
+          <w:lang w:val="en-HK"/>
         </w:rPr>
       </w:pPr>
       <w:r>
@@ -135,7 +169,7 @@
           <w:rFonts w:hint="eastAsia"/>
           <w:b/>
           <w:bCs/>
-          <w:lang w:val="zh-CN"/>
+          <w:lang w:val="en-HK"/>
         </w:rPr>
         <w:t>LSR, FEC, LER, LDP, LSP (LS FE LE LD LS</w:t>
       </w:r>
@@ -144,31 +178,203 @@
           <w:rFonts w:hint="eastAsia"/>
           <w:b/>
           <w:bCs/>
-          <w:lang w:val="en-US" w:eastAsia="zh-CN"/>
+          <w:lang w:val="en-US"/>
         </w:rPr>
         <w:t>P</w:t>
       </w:r>
-      <w:bookmarkStart w:id="0" w:name="_GoBack"/>
-      <w:bookmarkEnd w:id="0"/>
       <w:r>
         <w:rPr>
           <w:rFonts w:hint="eastAsia"/>
           <w:b/>
           <w:bCs/>
-          <w:lang w:val="zh-CN"/>
+          <w:lang w:val="en-HK"/>
         </w:rPr>
         <w:t>)</w:t>
       </w:r>
     </w:p>
     <w:p>
       <w:pPr>
-        <w:pStyle w:val="30"/>
+        <w:pStyle w:val="ListParagraph"/>
         <w:numPr>
           <w:ilvl w:val="0"/>
           <w:numId w:val="1"/>
         </w:numPr>
         <w:rPr>
-          <w:lang w:val="zh-CN"/>
+          <w:lang w:val="en-HK"/>
+        </w:rPr>
+      </w:pPr>
+      <w:r>
+        <w:rPr>
+          <w:lang w:val="en-HK"/>
+        </w:rPr>
+        <w:t>V</w:t>
+      </w:r>
+      <w:r>
+        <w:rPr>
+          <w:rFonts w:hint="eastAsia"/>
+          <w:lang w:val="en-HK"/>
+        </w:rPr>
+        <w:t>ty 0: cisco, ocsic, vty 1: no username, o password</w:t>
+      </w:r>
+    </w:p>
+    <w:p>
+      <w:pPr>
+        <w:pStyle w:val="ListParagraph"/>
+        <w:numPr>
+          <w:ilvl w:val="0"/>
+          <w:numId w:val="1"/>
+        </w:numPr>
+        <w:rPr>
+          <w:lang w:val="en-HK"/>
+        </w:rPr>
+      </w:pPr>
+      <w:r>
+        <w:rPr>
+          <w:lang w:val="en-HK"/>
+        </w:rPr>
+        <w:t>D</w:t>
+      </w:r>
+      <w:r>
+        <w:rPr>
+          <w:rFonts w:hint="eastAsia"/>
+          <w:lang w:val="en-HK"/>
+        </w:rPr>
+        <w:t>ata, control, management, services</w:t>
+      </w:r>
+      <w:r>
+        <w:rPr>
+          <w:rFonts w:hint="eastAsia"/>
+          <w:lang w:val="en-HK"/>
+        </w:rPr>
+        <w:t xml:space="preserve"> (</w:t>
+      </w:r>
+      <w:r>
+        <w:rPr>
+          <w:rFonts w:hint="eastAsia"/>
+          <w:b/>
+          <w:bCs/>
+          <w:lang w:val="en-HK"/>
+        </w:rPr>
+        <w:t>DCMS</w:t>
+      </w:r>
+      <w:r>
+        <w:rPr>
+          <w:rFonts w:hint="eastAsia"/>
+          <w:lang w:val="en-HK"/>
+        </w:rPr>
+        <w:t>)</w:t>
+      </w:r>
+    </w:p>
+    <w:p>
+      <w:pPr>
+        <w:pStyle w:val="ListParagraph"/>
+        <w:numPr>
+          <w:ilvl w:val="0"/>
+          <w:numId w:val="1"/>
+        </w:numPr>
+        <w:rPr>
+          <w:lang w:val="en-HK"/>
+        </w:rPr>
+      </w:pPr>
+      <w:r>
+        <w:rPr>
+          <w:rFonts w:hint="eastAsia"/>
+          <w:lang w:val="en-HK"/>
+        </w:rPr>
+        <w:t xml:space="preserve">Q201: </w:t>
+      </w:r>
+      <w:r>
+        <w:rPr>
+          <w:rFonts w:hint="eastAsia"/>
+          <w:b/>
+          <w:bCs/>
+          <w:lang w:val="en-HK"/>
+        </w:rPr>
+        <w:t>DHCPv6</w:t>
+      </w:r>
+      <w:r>
+        <w:rPr>
+          <w:rFonts w:hint="eastAsia"/>
+          <w:lang w:val="en-HK"/>
+        </w:rPr>
+        <w:t xml:space="preserve">, </w:t>
+      </w:r>
+      <w:r>
+        <w:rPr>
+          <w:rFonts w:hint="eastAsia"/>
+          <w:b/>
+          <w:bCs/>
+          <w:lang w:val="en-HK"/>
+        </w:rPr>
+        <w:t>ND</w:t>
+      </w:r>
+      <w:r>
+        <w:rPr>
+          <w:rFonts w:hint="eastAsia"/>
+          <w:lang w:val="en-HK"/>
+        </w:rPr>
+        <w:t xml:space="preserve">, </w:t>
+      </w:r>
+      <w:r>
+        <w:rPr>
+          <w:rFonts w:hint="eastAsia"/>
+          <w:b/>
+          <w:bCs/>
+          <w:lang w:val="en-HK"/>
+        </w:rPr>
+        <w:t>Source</w:t>
+      </w:r>
+      <w:r>
+        <w:rPr>
+          <w:rFonts w:hint="eastAsia"/>
+          <w:lang w:val="en-HK"/>
+        </w:rPr>
+        <w:t xml:space="preserve">, </w:t>
+      </w:r>
+      <w:r>
+        <w:rPr>
+          <w:rFonts w:hint="eastAsia"/>
+          <w:b/>
+          <w:bCs/>
+          <w:lang w:val="en-HK"/>
+        </w:rPr>
+        <w:t>RA</w:t>
+      </w:r>
+      <w:r>
+        <w:rPr>
+          <w:rFonts w:hint="eastAsia"/>
+          <w:lang w:val="en-HK"/>
+        </w:rPr>
+        <w:t xml:space="preserve">, </w:t>
+      </w:r>
+      <w:r>
+        <w:rPr>
+          <w:rFonts w:hint="eastAsia"/>
+          <w:b/>
+          <w:bCs/>
+          <w:lang w:val="en-HK"/>
+        </w:rPr>
+        <w:t>Binding</w:t>
+      </w:r>
+      <w:r>
+        <w:rPr>
+          <w:rFonts w:hint="eastAsia"/>
+          <w:b/>
+          <w:bCs/>
+          <w:lang w:val="en-HK"/>
+        </w:rPr>
+        <w:t xml:space="preserve"> (DNSRB)</w:t>
+      </w:r>
+    </w:p>
+    <w:p>
+      <w:pPr>
+        <w:pStyle w:val="ListParagraph"/>
+        <w:numPr>
+          <w:ilvl w:val="0"/>
+          <w:numId w:val="1"/>
+        </w:numPr>
+        <w:rPr>
+          <w:lang w:val="en-HK"/>
         </w:rPr>
       </w:pPr>
     </w:p>
@@ -195,16 +401,16 @@
     <w:sectPr>
       <w:pgSz w:w="11906" w:h="16838"/>
       <w:pgMar w:top="1440" w:right="1440" w:bottom="1440" w:left="1440" w:header="720" w:footer="720" w:gutter="0"/>
-      <w:cols w:space="720" w:num="1"/>
-      <w:docGrid w:linePitch="360" w:charSpace="0"/>
+      <w:cols w:space="720"/>
+      <w:docGrid w:linePitch="360"/>
     </w:sectPr>
   </w:body>
 </w:document>
 </file>
 
 <file path=word/endnotes.xml><?xml version="1.0" encoding="utf-8"?>
-<w:endnotes xmlns:wpc="http://schemas.microsoft.com/office/word/2010/wordprocessingCanvas" xmlns:mc="http://schemas.openxmlformats.org/markup-compatibility/2006" xmlns:o="urn:schemas-microsoft-com:office:office" xmlns:r="http://schemas.openxmlformats.org/officeDocument/2006/relationships" xmlns:m="http://schemas.openxmlformats.org/officeDocument/2006/math" xmlns:v="urn:schemas-microsoft-com:vml" xmlns:wp14="http://schemas.microsoft.com/office/word/2010/wordprocessingDrawing" xmlns:wp="http://schemas.openxmlformats.org/drawingml/2006/wordprocessingDrawing" xmlns:w="http://schemas.openxmlformats.org/wordprocessingml/2006/main" xmlns:w14="http://schemas.microsoft.com/office/word/2010/wordml" xmlns:w15="http://schemas.microsoft.com/office/word/2012/wordml" xmlns:w10="urn:schemas-microsoft-com:office:word" xmlns:wpg="http://schemas.microsoft.com/office/word/2010/wordprocessingGroup" xmlns:wpi="http://schemas.microsoft.com/office/word/2010/wordprocessingInk" xmlns:wne="http://schemas.microsoft.com/office/word/2006/wordml" xmlns:wps="http://schemas.microsoft.com/office/word/2010/wordprocessingShape" xmlns:wpsCustomData="http://www.wps.cn/officeDocument/2013/wpsCustomData" mc:Ignorable="w14 w15 wp14">
-  <w:endnote w:type="separator" w:id="0">
+<w:endnotes xmlns:wpc="http://schemas.microsoft.com/office/word/2010/wordprocessingCanvas" xmlns:cx="http://schemas.microsoft.com/office/drawing/2014/chartex" xmlns:cx1="http://schemas.microsoft.com/office/drawing/2015/9/8/chartex" xmlns:cx2="http://schemas.microsoft.com/office/drawing/2015/10/21/chartex" xmlns:cx3="http://schemas.microsoft.com/office/drawing/2016/5/9/chartex" xmlns:cx4="http://schemas.microsoft.com/office/drawing/2016/5/10/chartex" xmlns:cx5="http://schemas.microsoft.com/office/drawing/2016/5/11/chartex" xmlns:cx6="http://schemas.microsoft.com/office/drawing/2016/5/12/chartex" xmlns:cx7="http://schemas.microsoft.com/office/drawing/2016/5/13/chartex" xmlns:cx8="http://schemas.microsoft.com/office/drawing/2016/5/14/chartex" xmlns:mc="http://schemas.openxmlformats.org/markup-compatibility/2006" xmlns:aink="http://schemas.microsoft.com/office/drawing/2016/ink" xmlns:am3d="http://schemas.microsoft.com/office/drawing/2017/model3d" xmlns:o="urn:schemas-microsoft-com:office:office" xmlns:oel="http://schemas.microsoft.com/office/2019/extlst" xmlns:r="http://schemas.openxmlformats.org/officeDocument/2006/relationships" xmlns:m="http://schemas.openxmlformats.org/officeDocument/2006/math" xmlns:v="urn:schemas-microsoft-com:vml" xmlns:wp14="http://schemas.microsoft.com/office/word/2010/wordprocessingDrawing" xmlns:wp="http://schemas.openxmlformats.org/drawingml/2006/wordprocessingDrawing" xmlns:w10="urn:schemas-microsoft-com:office:word" xmlns:w="http://schemas.openxmlformats.org/wordprocessingml/2006/main" xmlns:w14="http://schemas.microsoft.com/office/word/2010/wordml" xmlns:w15="http://schemas.microsoft.com/office/word/2012/wordml" xmlns:w16cex="http://schemas.microsoft.com/office/word/2018/wordml/cex" xmlns:w16cid="http://schemas.microsoft.com/office/word/2016/wordml/cid" xmlns:w16="http://schemas.microsoft.com/office/word/2018/wordml" xmlns:w16du="http://schemas.microsoft.com/office/word/2023/wordml/word16du" xmlns:w16sdtdh="http://schemas.microsoft.com/office/word/2020/wordml/sdtdatahash" xmlns:w16sdtfl="http://schemas.microsoft.com/office/word/2024/wordml/sdtformatlock" xmlns:w16se="http://schemas.microsoft.com/office/word/2015/wordml/symex" xmlns:wpg="http://schemas.microsoft.com/office/word/2010/wordprocessingGroup" xmlns:wpi="http://schemas.microsoft.com/office/word/2010/wordprocessingInk" xmlns:wne="http://schemas.microsoft.com/office/word/2006/wordml" xmlns:wps="http://schemas.microsoft.com/office/word/2010/wordprocessingShape" mc:Ignorable="w14 w15 w16se w16cid w16 w16cex w16sdtdh w16sdtfl w16du wp14">
+  <w:endnote w:type="separator" w:id="-1">
     <w:p>
       <w:pPr>
         <w:spacing w:line="240" w:lineRule="auto"/>
@@ -214,7 +420,7 @@
       </w:r>
     </w:p>
   </w:endnote>
-  <w:endnote w:type="continuationSeparator" w:id="1">
+  <w:endnote w:type="continuationSeparator" w:id="0">
     <w:p>
       <w:pPr>
         <w:spacing w:line="240" w:lineRule="auto"/>
@@ -228,21 +434,21 @@
 </file>
 
 <file path=word/footnotes.xml><?xml version="1.0" encoding="utf-8"?>
-<w:footnotes xmlns:wpc="http://schemas.microsoft.com/office/word/2010/wordprocessingCanvas" xmlns:mc="http://schemas.openxmlformats.org/markup-compatibility/2006" xmlns:o="urn:schemas-microsoft-com:office:office" xmlns:r="http://schemas.openxmlformats.org/officeDocument/2006/relationships" xmlns:m="http://schemas.openxmlformats.org/officeDocument/2006/math" xmlns:v="urn:schemas-microsoft-com:vml" xmlns:wp14="http://schemas.microsoft.com/office/word/2010/wordprocessingDrawing" xmlns:wp="http://schemas.openxmlformats.org/drawingml/2006/wordprocessingDrawing" xmlns:w="http://schemas.openxmlformats.org/wordprocessingml/2006/main" xmlns:w14="http://schemas.microsoft.com/office/word/2010/wordml" xmlns:w15="http://schemas.microsoft.com/office/word/2012/wordml" xmlns:w10="urn:schemas-microsoft-com:office:word" xmlns:wpg="http://schemas.microsoft.com/office/word/2010/wordprocessingGroup" xmlns:wpi="http://schemas.microsoft.com/office/word/2010/wordprocessingInk" xmlns:wne="http://schemas.microsoft.com/office/word/2006/wordml" xmlns:wps="http://schemas.microsoft.com/office/word/2010/wordprocessingShape" xmlns:wpsCustomData="http://www.wps.cn/officeDocument/2013/wpsCustomData" mc:Ignorable="w14 w15 wp14">
-  <w:footnote w:type="separator" w:id="0">
+<w:footnotes xmlns:wpc="http://schemas.microsoft.com/office/word/2010/wordprocessingCanvas" xmlns:cx="http://schemas.microsoft.com/office/drawing/2014/chartex" xmlns:cx1="http://schemas.microsoft.com/office/drawing/2015/9/8/chartex" xmlns:cx2="http://schemas.microsoft.com/office/drawing/2015/10/21/chartex" xmlns:cx3="http://schemas.microsoft.com/office/drawing/2016/5/9/chartex" xmlns:cx4="http://schemas.microsoft.com/office/drawing/2016/5/10/chartex" xmlns:cx5="http://schemas.microsoft.com/office/drawing/2016/5/11/chartex" xmlns:cx6="http://schemas.microsoft.com/office/drawing/2016/5/12/chartex" xmlns:cx7="http://schemas.microsoft.com/office/drawing/2016/5/13/chartex" xmlns:cx8="http://schemas.microsoft.com/office/drawing/2016/5/14/chartex" xmlns:mc="http://schemas.openxmlformats.org/markup-compatibility/2006" xmlns:aink="http://schemas.microsoft.com/office/drawing/2016/ink" xmlns:am3d="http://schemas.microsoft.com/office/drawing/2017/model3d" xmlns:o="urn:schemas-microsoft-com:office:office" xmlns:oel="http://schemas.microsoft.com/office/2019/extlst" xmlns:r="http://schemas.openxmlformats.org/officeDocument/2006/relationships" xmlns:m="http://schemas.openxmlformats.org/officeDocument/2006/math" xmlns:v="urn:schemas-microsoft-com:vml" xmlns:wp14="http://schemas.microsoft.com/office/word/2010/wordprocessingDrawing" xmlns:wp="http://schemas.openxmlformats.org/drawingml/2006/wordprocessingDrawing" xmlns:w10="urn:schemas-microsoft-com:office:word" xmlns:w="http://schemas.openxmlformats.org/wordprocessingml/2006/main" xmlns:w14="http://schemas.microsoft.com/office/word/2010/wordml" xmlns:w15="http://schemas.microsoft.com/office/word/2012/wordml" xmlns:w16cex="http://schemas.microsoft.com/office/word/2018/wordml/cex" xmlns:w16cid="http://schemas.microsoft.com/office/word/2016/wordml/cid" xmlns:w16="http://schemas.microsoft.com/office/word/2018/wordml" xmlns:w16du="http://schemas.microsoft.com/office/word/2023/wordml/word16du" xmlns:w16sdtdh="http://schemas.microsoft.com/office/word/2020/wordml/sdtdatahash" xmlns:w16sdtfl="http://schemas.microsoft.com/office/word/2024/wordml/sdtformatlock" xmlns:w16se="http://schemas.microsoft.com/office/word/2015/wordml/symex" xmlns:wpg="http://schemas.microsoft.com/office/word/2010/wordprocessingGroup" xmlns:wpi="http://schemas.microsoft.com/office/word/2010/wordprocessingInk" xmlns:wne="http://schemas.microsoft.com/office/word/2006/wordml" xmlns:wps="http://schemas.microsoft.com/office/word/2010/wordprocessingShape" mc:Ignorable="w14 w15 w16se w16cid w16 w16cex w16sdtdh w16sdtfl w16du wp14">
+  <w:footnote w:type="separator" w:id="-1">
     <w:p>
       <w:pPr>
-        <w:spacing w:before="0" w:after="0" w:line="259" w:lineRule="auto"/>
+        <w:spacing w:after="0"/>
       </w:pPr>
       <w:r>
         <w:separator/>
       </w:r>
     </w:p>
   </w:footnote>
-  <w:footnote w:type="continuationSeparator" w:id="1">
+  <w:footnote w:type="continuationSeparator" w:id="0">
     <w:p>
       <w:pPr>
-        <w:spacing w:before="0" w:after="0" w:line="259" w:lineRule="auto"/>
+        <w:spacing w:after="0"/>
       </w:pPr>
       <w:r>
         <w:continuationSeparator/>
@@ -253,12 +459,12 @@
 </file>
 
 <file path=word/numbering.xml><?xml version="1.0" encoding="utf-8"?>
-<w:numbering xmlns:wpc="http://schemas.microsoft.com/office/word/2010/wordprocessingCanvas" xmlns:mc="http://schemas.openxmlformats.org/markup-compatibility/2006" xmlns:o="urn:schemas-microsoft-com:office:office" xmlns:r="http://schemas.openxmlformats.org/officeDocument/2006/relationships" xmlns:m="http://schemas.openxmlformats.org/officeDocument/2006/math" xmlns:v="urn:schemas-microsoft-com:vml" xmlns:wp14="http://schemas.microsoft.com/office/word/2010/wordprocessingDrawing" xmlns:wp="http://schemas.openxmlformats.org/drawingml/2006/wordprocessingDrawing" xmlns:w10="urn:schemas-microsoft-com:office:word" xmlns:w="http://schemas.openxmlformats.org/wordprocessingml/2006/main" xmlns:w14="http://schemas.microsoft.com/office/word/2010/wordml" xmlns:wpg="http://schemas.microsoft.com/office/word/2010/wordprocessingGroup" xmlns:wpi="http://schemas.microsoft.com/office/word/2010/wordprocessingInk" xmlns:wne="http://schemas.microsoft.com/office/word/2006/wordml" xmlns:wps="http://schemas.microsoft.com/office/word/2010/wordprocessingShape" xmlns:wpsCustomData="http://www.wps.cn/officeDocument/2013/wpsCustomData" mc:Ignorable="w14 wp14">
-  <w:abstractNum w:abstractNumId="0">
+<w:numbering xmlns:wpc="http://schemas.microsoft.com/office/word/2010/wordprocessingCanvas" xmlns:cx="http://schemas.microsoft.com/office/drawing/2014/chartex" xmlns:cx1="http://schemas.microsoft.com/office/drawing/2015/9/8/chartex" xmlns:cx2="http://schemas.microsoft.com/office/drawing/2015/10/21/chartex" xmlns:cx3="http://schemas.microsoft.com/office/drawing/2016/5/9/chartex" xmlns:cx4="http://schemas.microsoft.com/office/drawing/2016/5/10/chartex" xmlns:cx5="http://schemas.microsoft.com/office/drawing/2016/5/11/chartex" xmlns:cx6="http://schemas.microsoft.com/office/drawing/2016/5/12/chartex" xmlns:cx7="http://schemas.microsoft.com/office/drawing/2016/5/13/chartex" xmlns:cx8="http://schemas.microsoft.com/office/drawing/2016/5/14/chartex" xmlns:mc="http://schemas.openxmlformats.org/markup-compatibility/2006" xmlns:aink="http://schemas.microsoft.com/office/drawing/2016/ink" xmlns:am3d="http://schemas.microsoft.com/office/drawing/2017/model3d" xmlns:o="urn:schemas-microsoft-com:office:office" xmlns:oel="http://schemas.microsoft.com/office/2019/extlst" xmlns:r="http://schemas.openxmlformats.org/officeDocument/2006/relationships" xmlns:m="http://schemas.openxmlformats.org/officeDocument/2006/math" xmlns:v="urn:schemas-microsoft-com:vml" xmlns:wp14="http://schemas.microsoft.com/office/word/2010/wordprocessingDrawing" xmlns:wp="http://schemas.openxmlformats.org/drawingml/2006/wordprocessingDrawing" xmlns:w10="urn:schemas-microsoft-com:office:word" xmlns:w="http://schemas.openxmlformats.org/wordprocessingml/2006/main" xmlns:w14="http://schemas.microsoft.com/office/word/2010/wordml" xmlns:w15="http://schemas.microsoft.com/office/word/2012/wordml" xmlns:w16cex="http://schemas.microsoft.com/office/word/2018/wordml/cex" xmlns:w16cid="http://schemas.microsoft.com/office/word/2016/wordml/cid" xmlns:w16="http://schemas.microsoft.com/office/word/2018/wordml" xmlns:w16du="http://schemas.microsoft.com/office/word/2023/wordml/word16du" xmlns:w16sdtdh="http://schemas.microsoft.com/office/word/2020/wordml/sdtdatahash" xmlns:w16sdtfl="http://schemas.microsoft.com/office/word/2024/wordml/sdtformatlock" xmlns:w16se="http://schemas.microsoft.com/office/word/2015/wordml/symex" xmlns:wpg="http://schemas.microsoft.com/office/word/2010/wordprocessingGroup" xmlns:wpi="http://schemas.microsoft.com/office/word/2010/wordprocessingInk" xmlns:wne="http://schemas.microsoft.com/office/word/2006/wordml" xmlns:wps="http://schemas.microsoft.com/office/word/2010/wordprocessingShape" mc:Ignorable="w14 w15 w16se w16cid w16 w16cex w16sdtdh w16sdtfl w16du wp14">
+  <w:abstractNum w:abstractNumId="0" w15:restartNumberingAfterBreak="0">
     <w:nsid w:val="6E7A02D9"/>
     <w:multiLevelType w:val="multilevel"/>
     <w:tmpl w:val="6E7A02D9"/>
-    <w:lvl w:ilvl="0" w:tentative="0">
+    <w:lvl w:ilvl="0">
       <w:start w:val="1"/>
       <w:numFmt w:val="decimal"/>
       <w:lvlText w:val="%1."/>
@@ -267,10 +473,10 @@
         <w:ind w:left="360" w:hanging="360"/>
       </w:pPr>
       <w:rPr>
-        <w:rFonts w:asciiTheme="minorHAnsi" w:hAnsiTheme="minorHAnsi" w:eastAsiaTheme="minorEastAsia" w:cstheme="minorBidi"/>
+        <w:rFonts w:asciiTheme="minorHAnsi" w:eastAsiaTheme="minorEastAsia" w:hAnsiTheme="minorHAnsi" w:cstheme="minorBidi"/>
       </w:rPr>
     </w:lvl>
-    <w:lvl w:ilvl="1" w:tentative="0">
+    <w:lvl w:ilvl="1">
       <w:start w:val="1"/>
       <w:numFmt w:val="lowerLetter"/>
       <w:lvlText w:val="%2."/>
@@ -279,7 +485,7 @@
         <w:ind w:left="1080" w:hanging="360"/>
       </w:pPr>
     </w:lvl>
-    <w:lvl w:ilvl="2" w:tentative="0">
+    <w:lvl w:ilvl="2">
       <w:start w:val="1"/>
       <w:numFmt w:val="lowerRoman"/>
       <w:lvlText w:val="%3."/>
@@ -288,7 +494,7 @@
         <w:ind w:left="1800" w:hanging="180"/>
       </w:pPr>
     </w:lvl>
-    <w:lvl w:ilvl="3" w:tentative="0">
+    <w:lvl w:ilvl="3">
       <w:start w:val="1"/>
       <w:numFmt w:val="decimal"/>
       <w:lvlText w:val="%4."/>
@@ -297,7 +503,7 @@
         <w:ind w:left="0" w:hanging="360"/>
       </w:pPr>
     </w:lvl>
-    <w:lvl w:ilvl="4" w:tentative="0">
+    <w:lvl w:ilvl="4">
       <w:start w:val="1"/>
       <w:numFmt w:val="lowerLetter"/>
       <w:lvlText w:val="%5."/>
@@ -306,7 +512,7 @@
         <w:ind w:left="3240" w:hanging="360"/>
       </w:pPr>
     </w:lvl>
-    <w:lvl w:ilvl="5" w:tentative="0">
+    <w:lvl w:ilvl="5">
       <w:start w:val="1"/>
       <w:numFmt w:val="lowerRoman"/>
       <w:lvlText w:val="%6."/>
@@ -315,7 +521,7 @@
         <w:ind w:left="3960" w:hanging="180"/>
       </w:pPr>
     </w:lvl>
-    <w:lvl w:ilvl="6" w:tentative="0">
+    <w:lvl w:ilvl="6">
       <w:start w:val="1"/>
       <w:numFmt w:val="decimal"/>
       <w:lvlText w:val="%7."/>
@@ -324,7 +530,7 @@
         <w:ind w:left="4680" w:hanging="360"/>
       </w:pPr>
     </w:lvl>
-    <w:lvl w:ilvl="7" w:tentative="0">
+    <w:lvl w:ilvl="7">
       <w:start w:val="1"/>
       <w:numFmt w:val="lowerLetter"/>
       <w:lvlText w:val="%8."/>
@@ -333,7 +539,7 @@
         <w:ind w:left="5400" w:hanging="360"/>
       </w:pPr>
     </w:lvl>
-    <w:lvl w:ilvl="8" w:tentative="0">
+    <w:lvl w:ilvl="8">
       <w:start w:val="1"/>
       <w:numFmt w:val="lowerRoman"/>
       <w:lvlText w:val="%9."/>
@@ -343,298 +549,423 @@
       </w:pPr>
     </w:lvl>
   </w:abstractNum>
-  <w:num w:numId="1">
+  <w:num w:numId="1" w16cid:durableId="1017537523">
     <w:abstractNumId w:val="0"/>
   </w:num>
 </w:numbering>
 </file>
 
 <file path=word/styles.xml><?xml version="1.0" encoding="utf-8"?>
-<w:styles xmlns:mc="http://schemas.openxmlformats.org/markup-compatibility/2006" xmlns:o="urn:schemas-microsoft-com:office:office" xmlns:r="http://schemas.openxmlformats.org/officeDocument/2006/relationships" xmlns:m="http://schemas.openxmlformats.org/officeDocument/2006/math" xmlns:v="urn:schemas-microsoft-com:vml" xmlns:w="http://schemas.openxmlformats.org/wordprocessingml/2006/main" xmlns:w14="http://schemas.microsoft.com/office/word/2010/wordml" xmlns:w10="urn:schemas-microsoft-com:office:word" xmlns:sl="http://schemas.openxmlformats.org/schemaLibrary/2006/main" xmlns:wpsCustomData="http://www.wps.cn/officeDocument/2013/wpsCustomData" mc:Ignorable="w14">
+<w:styles xmlns:mc="http://schemas.openxmlformats.org/markup-compatibility/2006" xmlns:r="http://schemas.openxmlformats.org/officeDocument/2006/relationships" xmlns:w="http://schemas.openxmlformats.org/wordprocessingml/2006/main" xmlns:w14="http://schemas.microsoft.com/office/word/2010/wordml" xmlns:w15="http://schemas.microsoft.com/office/word/2012/wordml" xmlns:w16cex="http://schemas.microsoft.com/office/word/2018/wordml/cex" xmlns:w16cid="http://schemas.microsoft.com/office/word/2016/wordml/cid" xmlns:w16="http://schemas.microsoft.com/office/word/2018/wordml" xmlns:w16du="http://schemas.microsoft.com/office/word/2023/wordml/word16du" xmlns:w16sdtdh="http://schemas.microsoft.com/office/word/2020/wordml/sdtdatahash" xmlns:w16sdtfl="http://schemas.microsoft.com/office/word/2024/wordml/sdtformatlock" xmlns:w16se="http://schemas.microsoft.com/office/word/2015/wordml/symex" mc:Ignorable="w14 w15 w16se w16cid w16 w16cex w16sdtdh w16sdtfl w16du">
   <w:docDefaults>
     <w:rPrDefault>
       <w:rPr>
-        <w:rFonts w:ascii="Times New Roman" w:hAnsi="Times New Roman" w:eastAsia="宋体" w:cs="Times New Roman"/>
+        <w:rFonts w:ascii="Times New Roman" w:eastAsia="SimSun" w:hAnsi="Times New Roman" w:cs="Times New Roman"/>
+        <w:lang w:val="en-HK" w:eastAsia="zh-CN" w:bidi="ar-SA"/>
       </w:rPr>
     </w:rPrDefault>
     <w:pPrDefault/>
   </w:docDefaults>
-  <w:latentStyles w:count="260" w:defQFormat="0" w:defUnhideWhenUsed="1" w:defSemiHidden="1" w:defUIPriority="99" w:defLockedState="0">
-    <w:lsdException w:qFormat="1" w:unhideWhenUsed="0" w:uiPriority="0" w:semiHidden="0" w:name="Normal"/>
-    <w:lsdException w:qFormat="1" w:unhideWhenUsed="0" w:uiPriority="9" w:semiHidden="0" w:name="heading 1"/>
-    <w:lsdException w:qFormat="1" w:uiPriority="9" w:name="heading 2"/>
-    <w:lsdException w:qFormat="1" w:uiPriority="9" w:name="heading 3"/>
-    <w:lsdException w:qFormat="1" w:uiPriority="9" w:name="heading 4"/>
-    <w:lsdException w:qFormat="1" w:uiPriority="9" w:name="heading 5"/>
-    <w:lsdException w:qFormat="1" w:uiPriority="9" w:name="heading 6"/>
-    <w:lsdException w:qFormat="1" w:uiPriority="9" w:name="heading 7"/>
-    <w:lsdException w:qFormat="1" w:uiPriority="9" w:name="heading 8"/>
-    <w:lsdException w:qFormat="1" w:uiPriority="9" w:name="heading 9"/>
-    <w:lsdException w:uiPriority="99" w:name="index 1"/>
-    <w:lsdException w:uiPriority="99" w:name="index 2"/>
-    <w:lsdException w:uiPriority="99" w:name="index 3"/>
-    <w:lsdException w:uiPriority="99" w:name="index 4"/>
-    <w:lsdException w:uiPriority="99" w:name="index 5"/>
-    <w:lsdException w:uiPriority="99" w:name="index 6"/>
-    <w:lsdException w:uiPriority="99" w:name="index 7"/>
-    <w:lsdException w:uiPriority="99" w:name="index 8"/>
-    <w:lsdException w:uiPriority="99" w:name="index 9"/>
-    <w:lsdException w:uiPriority="39" w:name="toc 1"/>
-    <w:lsdException w:uiPriority="39" w:name="toc 2"/>
-    <w:lsdException w:uiPriority="39" w:name="toc 3"/>
-    <w:lsdException w:uiPriority="39" w:name="toc 4"/>
-    <w:lsdException w:uiPriority="39" w:name="toc 5"/>
-    <w:lsdException w:uiPriority="39" w:name="toc 6"/>
-    <w:lsdException w:uiPriority="39" w:name="toc 7"/>
-    <w:lsdException w:uiPriority="39" w:name="toc 8"/>
-    <w:lsdException w:uiPriority="39" w:name="toc 9"/>
-    <w:lsdException w:uiPriority="99" w:name="Normal Indent"/>
-    <w:lsdException w:uiPriority="99" w:name="footnote text"/>
-    <w:lsdException w:uiPriority="99" w:name="annotation text"/>
-    <w:lsdException w:uiPriority="99" w:semiHidden="0" w:name="header"/>
-    <w:lsdException w:uiPriority="99" w:semiHidden="0" w:name="footer"/>
-    <w:lsdException w:uiPriority="99" w:name="index heading"/>
-    <w:lsdException w:qFormat="1" w:uiPriority="35" w:name="caption"/>
-    <w:lsdException w:uiPriority="99" w:name="table of figures"/>
-    <w:lsdException w:uiPriority="99" w:name="envelope address"/>
-    <w:lsdException w:uiPriority="99" w:name="envelope return"/>
-    <w:lsdException w:uiPriority="99" w:name="footnote reference"/>
-    <w:lsdException w:uiPriority="99" w:name="annotation reference"/>
-    <w:lsdException w:uiPriority="99" w:name="line number"/>
-    <w:lsdException w:uiPriority="99" w:name="page number"/>
-    <w:lsdException w:uiPriority="99" w:name="endnote reference"/>
-    <w:lsdException w:uiPriority="99" w:name="endnote text"/>
-    <w:lsdException w:uiPriority="99" w:name="table of authorities"/>
-    <w:lsdException w:uiPriority="99" w:name="macro"/>
-    <w:lsdException w:uiPriority="99" w:name="toa heading"/>
-    <w:lsdException w:uiPriority="99" w:name="List"/>
-    <w:lsdException w:uiPriority="99" w:name="List Bullet"/>
-    <w:lsdException w:uiPriority="99" w:name="List Number"/>
-    <w:lsdException w:uiPriority="99" w:name="List 2"/>
-    <w:lsdException w:uiPriority="99" w:name="List 3"/>
-    <w:lsdException w:uiPriority="99" w:name="List 4"/>
-    <w:lsdException w:uiPriority="99" w:name="List 5"/>
-    <w:lsdException w:uiPriority="99" w:name="List Bullet 2"/>
-    <w:lsdException w:uiPriority="99" w:name="List Bullet 3"/>
-    <w:lsdException w:uiPriority="99" w:name="List Bullet 4"/>
-    <w:lsdException w:uiPriority="99" w:name="List Bullet 5"/>
-    <w:lsdException w:uiPriority="99" w:name="List Number 2"/>
-    <w:lsdException w:uiPriority="99" w:name="List Number 3"/>
-    <w:lsdException w:uiPriority="99" w:name="List Number 4"/>
-    <w:lsdException w:uiPriority="99" w:name="List Number 5"/>
-    <w:lsdException w:qFormat="1" w:unhideWhenUsed="0" w:uiPriority="10" w:semiHidden="0" w:name="Title"/>
-    <w:lsdException w:uiPriority="99" w:name="Closing"/>
-    <w:lsdException w:uiPriority="99" w:name="Signature"/>
-    <w:lsdException w:uiPriority="1" w:name="Default Paragraph Font"/>
-    <w:lsdException w:uiPriority="99" w:name="Body Text"/>
-    <w:lsdException w:uiPriority="99" w:name="Body Text Indent"/>
-    <w:lsdException w:uiPriority="99" w:name="List Continue"/>
-    <w:lsdException w:uiPriority="99" w:name="List Continue 2"/>
-    <w:lsdException w:uiPriority="99" w:name="List Continue 3"/>
-    <w:lsdException w:uiPriority="99" w:name="List Continue 4"/>
-    <w:lsdException w:uiPriority="99" w:name="List Continue 5"/>
-    <w:lsdException w:uiPriority="99" w:name="Message Header"/>
-    <w:lsdException w:qFormat="1" w:unhideWhenUsed="0" w:uiPriority="11" w:semiHidden="0" w:name="Subtitle"/>
-    <w:lsdException w:uiPriority="99" w:name="Salutation"/>
-    <w:lsdException w:uiPriority="99" w:name="Date"/>
-    <w:lsdException w:uiPriority="99" w:name="Body Text First Indent"/>
-    <w:lsdException w:uiPriority="99" w:name="Body Text First Indent 2"/>
-    <w:lsdException w:uiPriority="99" w:name="Note Heading"/>
-    <w:lsdException w:uiPriority="99" w:name="Body Text 2"/>
-    <w:lsdException w:uiPriority="99" w:name="Body Text 3"/>
-    <w:lsdException w:uiPriority="99" w:name="Body Text Indent 2"/>
-    <w:lsdException w:uiPriority="99" w:name="Body Text Indent 3"/>
-    <w:lsdException w:uiPriority="99" w:name="Block Text"/>
-    <w:lsdException w:uiPriority="99" w:name="Hyperlink"/>
-    <w:lsdException w:uiPriority="99" w:name="FollowedHyperlink"/>
-    <w:lsdException w:qFormat="1" w:unhideWhenUsed="0" w:uiPriority="22" w:semiHidden="0" w:name="Strong"/>
-    <w:lsdException w:qFormat="1" w:unhideWhenUsed="0" w:uiPriority="20" w:semiHidden="0" w:name="Emphasis"/>
-    <w:lsdException w:uiPriority="99" w:name="Document Map"/>
-    <w:lsdException w:uiPriority="99" w:name="Plain Text"/>
-    <w:lsdException w:uiPriority="99" w:name="E-mail Signature"/>
-    <w:lsdException w:uiPriority="99" w:name="Normal (Web)"/>
-    <w:lsdException w:uiPriority="99" w:name="HTML Acronym"/>
-    <w:lsdException w:uiPriority="99" w:name="HTML Address"/>
-    <w:lsdException w:uiPriority="99" w:name="HTML Cite"/>
-    <w:lsdException w:uiPriority="99" w:name="HTML Code"/>
-    <w:lsdException w:uiPriority="99" w:name="HTML Definition"/>
-    <w:lsdException w:uiPriority="99" w:name="HTML Keyboard"/>
-    <w:lsdException w:uiPriority="99" w:name="HTML Preformatted"/>
-    <w:lsdException w:uiPriority="99" w:name="HTML Sample"/>
-    <w:lsdException w:uiPriority="99" w:name="HTML Typewriter"/>
-    <w:lsdException w:uiPriority="99" w:name="HTML Variable"/>
-    <w:lsdException w:uiPriority="99" w:name="Normal Table"/>
-    <w:lsdException w:uiPriority="99" w:name="annotation subject"/>
-    <w:lsdException w:uiPriority="99" w:name="Table Simple 1"/>
-    <w:lsdException w:uiPriority="99" w:name="Table Simple 2"/>
-    <w:lsdException w:uiPriority="99" w:name="Table Simple 3"/>
-    <w:lsdException w:uiPriority="99" w:name="Table Classic 1"/>
-    <w:lsdException w:uiPriority="99" w:name="Table Classic 2"/>
-    <w:lsdException w:uiPriority="99" w:name="Table Classic 3"/>
-    <w:lsdException w:uiPriority="99" w:name="Table Classic 4"/>
-    <w:lsdException w:uiPriority="99" w:name="Table Colorful 1"/>
-    <w:lsdException w:uiPriority="99" w:name="Table Colorful 2"/>
-    <w:lsdException w:uiPriority="99" w:name="Table Colorful 3"/>
-    <w:lsdException w:uiPriority="99" w:name="Table Columns 1"/>
-    <w:lsdException w:uiPriority="99" w:name="Table Columns 2"/>
-    <w:lsdException w:uiPriority="99" w:name="Table Columns 3"/>
-    <w:lsdException w:uiPriority="99" w:name="Table Columns 4"/>
-    <w:lsdException w:uiPriority="99" w:name="Table Columns 5"/>
-    <w:lsdException w:uiPriority="99" w:name="Table Grid 1"/>
-    <w:lsdException w:uiPriority="99" w:name="Table Grid 2"/>
-    <w:lsdException w:uiPriority="99" w:name="Table Grid 3"/>
-    <w:lsdException w:uiPriority="99" w:name="Table Grid 4"/>
-    <w:lsdException w:uiPriority="99" w:name="Table Grid 5"/>
-    <w:lsdException w:uiPriority="99" w:name="Table Grid 6"/>
-    <w:lsdException w:uiPriority="99" w:name="Table Grid 7"/>
-    <w:lsdException w:uiPriority="99" w:name="Table Grid 8"/>
-    <w:lsdException w:uiPriority="99" w:name="Table List 1"/>
-    <w:lsdException w:uiPriority="99" w:name="Table List 2"/>
-    <w:lsdException w:uiPriority="99" w:name="Table List 3"/>
-    <w:lsdException w:uiPriority="99" w:name="Table List 4"/>
-    <w:lsdException w:uiPriority="99" w:name="Table List 5"/>
-    <w:lsdException w:uiPriority="99" w:name="Table List 6"/>
-    <w:lsdException w:uiPriority="99" w:name="Table List 7"/>
-    <w:lsdException w:uiPriority="99" w:name="Table List 8"/>
-    <w:lsdException w:uiPriority="99" w:name="Table 3D effects 1"/>
-    <w:lsdException w:uiPriority="99" w:name="Table 3D effects 2"/>
-    <w:lsdException w:uiPriority="99" w:name="Table 3D effects 3"/>
-    <w:lsdException w:uiPriority="99" w:name="Table Contemporary"/>
-    <w:lsdException w:uiPriority="99" w:name="Table Elegant"/>
-    <w:lsdException w:uiPriority="99" w:name="Table Professional"/>
-    <w:lsdException w:uiPriority="99" w:name="Table Subtle 1"/>
-    <w:lsdException w:uiPriority="99" w:name="Table Subtle 2"/>
-    <w:lsdException w:uiPriority="99" w:name="Table Web 1"/>
-    <w:lsdException w:uiPriority="99" w:name="Table Web 2"/>
-    <w:lsdException w:uiPriority="99" w:name="Table Web 3"/>
-    <w:lsdException w:uiPriority="99" w:name="Balloon Text"/>
-    <w:lsdException w:unhideWhenUsed="0" w:uiPriority="39" w:semiHidden="0" w:name="Table Grid"/>
-    <w:lsdException w:uiPriority="99" w:name="Table Theme"/>
-    <w:lsdException w:unhideWhenUsed="0" w:uiPriority="60" w:semiHidden="0" w:name="Light Shading"/>
-    <w:lsdException w:unhideWhenUsed="0" w:uiPriority="61" w:semiHidden="0" w:name="Light List"/>
-    <w:lsdException w:unhideWhenUsed="0" w:uiPriority="62" w:semiHidden="0" w:name="Light Grid"/>
-    <w:lsdException w:unhideWhenUsed="0" w:uiPriority="63" w:semiHidden="0" w:name="Medium Shading 1"/>
-    <w:lsdException w:unhideWhenUsed="0" w:uiPriority="64" w:semiHidden="0" w:name="Medium Shading 2"/>
-    <w:lsdException w:unhideWhenUsed="0" w:uiPriority="65" w:semiHidden="0" w:name="Medium List 1"/>
-    <w:lsdException w:unhideWhenUsed="0" w:uiPriority="66" w:semiHidden="0" w:name="Medium List 2"/>
-    <w:lsdException w:unhideWhenUsed="0" w:uiPriority="67" w:semiHidden="0" w:name="Medium Grid 1"/>
-    <w:lsdException w:unhideWhenUsed="0" w:uiPriority="68" w:semiHidden="0" w:name="Medium Grid 2"/>
-    <w:lsdException w:unhideWhenUsed="0" w:uiPriority="69" w:semiHidden="0" w:name="Medium Grid 3"/>
-    <w:lsdException w:unhideWhenUsed="0" w:uiPriority="70" w:semiHidden="0" w:name="Dark List"/>
-    <w:lsdException w:unhideWhenUsed="0" w:uiPriority="71" w:semiHidden="0" w:name="Colorful Shading"/>
-    <w:lsdException w:unhideWhenUsed="0" w:uiPriority="72" w:semiHidden="0" w:name="Colorful List"/>
-    <w:lsdException w:unhideWhenUsed="0" w:uiPriority="73" w:semiHidden="0" w:name="Colorful Grid"/>
-    <w:lsdException w:unhideWhenUsed="0" w:uiPriority="60" w:semiHidden="0" w:name="Light Shading Accent 1"/>
-    <w:lsdException w:unhideWhenUsed="0" w:uiPriority="61" w:semiHidden="0" w:name="Light List Accent 1"/>
-    <w:lsdException w:unhideWhenUsed="0" w:uiPriority="62" w:semiHidden="0" w:name="Light Grid Accent 1"/>
-    <w:lsdException w:unhideWhenUsed="0" w:uiPriority="63" w:semiHidden="0" w:name="Medium Shading 1 Accent 1"/>
-    <w:lsdException w:unhideWhenUsed="0" w:uiPriority="64" w:semiHidden="0" w:name="Medium Shading 2 Accent 1"/>
-    <w:lsdException w:unhideWhenUsed="0" w:uiPriority="65" w:semiHidden="0" w:name="Medium List 1 Accent 1"/>
-    <w:lsdException w:qFormat="1" w:unhideWhenUsed="0" w:uiPriority="34" w:semiHidden="0" w:name="List Paragraph"/>
-    <w:lsdException w:qFormat="1" w:unhideWhenUsed="0" w:uiPriority="29" w:semiHidden="0" w:name="Quote"/>
-    <w:lsdException w:qFormat="1" w:unhideWhenUsed="0" w:uiPriority="30" w:semiHidden="0" w:name="Intense Quote"/>
-    <w:lsdException w:unhideWhenUsed="0" w:uiPriority="66" w:semiHidden="0" w:name="Medium List 2 Accent 1"/>
-    <w:lsdException w:unhideWhenUsed="0" w:uiPriority="67" w:semiHidden="0" w:name="Medium Grid 1 Accent 1"/>
-    <w:lsdException w:unhideWhenUsed="0" w:uiPriority="68" w:semiHidden="0" w:name="Medium Grid 2 Accent 1"/>
-    <w:lsdException w:unhideWhenUsed="0" w:uiPriority="69" w:semiHidden="0" w:name="Medium Grid 3 Accent 1"/>
-    <w:lsdException w:unhideWhenUsed="0" w:uiPriority="70" w:semiHidden="0" w:name="Dark List Accent 1"/>
-    <w:lsdException w:unhideWhenUsed="0" w:uiPriority="71" w:semiHidden="0" w:name="Colorful Shading Accent 1"/>
-    <w:lsdException w:unhideWhenUsed="0" w:uiPriority="72" w:semiHidden="0" w:name="Colorful List Accent 1"/>
-    <w:lsdException w:unhideWhenUsed="0" w:uiPriority="73" w:semiHidden="0" w:name="Colorful Grid Accent 1"/>
-    <w:lsdException w:unhideWhenUsed="0" w:uiPriority="60" w:semiHidden="0" w:name="Light Shading Accent 2"/>
-    <w:lsdException w:unhideWhenUsed="0" w:uiPriority="61" w:semiHidden="0" w:name="Light List Accent 2"/>
-    <w:lsdException w:unhideWhenUsed="0" w:uiPriority="62" w:semiHidden="0" w:name="Light Grid Accent 2"/>
-    <w:lsdException w:unhideWhenUsed="0" w:uiPriority="63" w:semiHidden="0" w:name="Medium Shading 1 Accent 2"/>
-    <w:lsdException w:unhideWhenUsed="0" w:uiPriority="64" w:semiHidden="0" w:name="Medium Shading 2 Accent 2"/>
-    <w:lsdException w:unhideWhenUsed="0" w:uiPriority="65" w:semiHidden="0" w:name="Medium List 1 Accent 2"/>
-    <w:lsdException w:unhideWhenUsed="0" w:uiPriority="66" w:semiHidden="0" w:name="Medium List 2 Accent 2"/>
-    <w:lsdException w:unhideWhenUsed="0" w:uiPriority="67" w:semiHidden="0" w:name="Medium Grid 1 Accent 2"/>
-    <w:lsdException w:unhideWhenUsed="0" w:uiPriority="68" w:semiHidden="0" w:name="Medium Grid 2 Accent 2"/>
-    <w:lsdException w:unhideWhenUsed="0" w:uiPriority="69" w:semiHidden="0" w:name="Medium Grid 3 Accent 2"/>
-    <w:lsdException w:unhideWhenUsed="0" w:uiPriority="70" w:semiHidden="0" w:name="Dark List Accent 2"/>
-    <w:lsdException w:unhideWhenUsed="0" w:uiPriority="71" w:semiHidden="0" w:name="Colorful Shading Accent 2"/>
-    <w:lsdException w:unhideWhenUsed="0" w:uiPriority="72" w:semiHidden="0" w:name="Colorful List Accent 2"/>
-    <w:lsdException w:unhideWhenUsed="0" w:uiPriority="73" w:semiHidden="0" w:name="Colorful Grid Accent 2"/>
-    <w:lsdException w:unhideWhenUsed="0" w:uiPriority="60" w:semiHidden="0" w:name="Light Shading Accent 3"/>
-    <w:lsdException w:unhideWhenUsed="0" w:uiPriority="61" w:semiHidden="0" w:name="Light List Accent 3"/>
-    <w:lsdException w:unhideWhenUsed="0" w:uiPriority="62" w:semiHidden="0" w:name="Light Grid Accent 3"/>
-    <w:lsdException w:unhideWhenUsed="0" w:uiPriority="63" w:semiHidden="0" w:name="Medium Shading 1 Accent 3"/>
-    <w:lsdException w:unhideWhenUsed="0" w:uiPriority="64" w:semiHidden="0" w:name="Medium Shading 2 Accent 3"/>
-    <w:lsdException w:unhideWhenUsed="0" w:uiPriority="65" w:semiHidden="0" w:name="Medium List 1 Accent 3"/>
-    <w:lsdException w:unhideWhenUsed="0" w:uiPriority="66" w:semiHidden="0" w:name="Medium List 2 Accent 3"/>
-    <w:lsdException w:unhideWhenUsed="0" w:uiPriority="67" w:semiHidden="0" w:name="Medium Grid 1 Accent 3"/>
-    <w:lsdException w:unhideWhenUsed="0" w:uiPriority="68" w:semiHidden="0" w:name="Medium Grid 2 Accent 3"/>
-    <w:lsdException w:unhideWhenUsed="0" w:uiPriority="69" w:semiHidden="0" w:name="Medium Grid 3 Accent 3"/>
-    <w:lsdException w:unhideWhenUsed="0" w:uiPriority="70" w:semiHidden="0" w:name="Dark List Accent 3"/>
-    <w:lsdException w:unhideWhenUsed="0" w:uiPriority="71" w:semiHidden="0" w:name="Colorful Shading Accent 3"/>
-    <w:lsdException w:unhideWhenUsed="0" w:uiPriority="72" w:semiHidden="0" w:name="Colorful List Accent 3"/>
-    <w:lsdException w:unhideWhenUsed="0" w:uiPriority="73" w:semiHidden="0" w:name="Colorful Grid Accent 3"/>
-    <w:lsdException w:unhideWhenUsed="0" w:uiPriority="60" w:semiHidden="0" w:name="Light Shading Accent 4"/>
-    <w:lsdException w:unhideWhenUsed="0" w:uiPriority="61" w:semiHidden="0" w:name="Light List Accent 4"/>
-    <w:lsdException w:unhideWhenUsed="0" w:uiPriority="62" w:semiHidden="0" w:name="Light Grid Accent 4"/>
-    <w:lsdException w:unhideWhenUsed="0" w:uiPriority="63" w:semiHidden="0" w:name="Medium Shading 1 Accent 4"/>
-    <w:lsdException w:unhideWhenUsed="0" w:uiPriority="64" w:semiHidden="0" w:name="Medium Shading 2 Accent 4"/>
-    <w:lsdException w:unhideWhenUsed="0" w:uiPriority="65" w:semiHidden="0" w:name="Medium List 1 Accent 4"/>
-    <w:lsdException w:unhideWhenUsed="0" w:uiPriority="66" w:semiHidden="0" w:name="Medium List 2 Accent 4"/>
-    <w:lsdException w:unhideWhenUsed="0" w:uiPriority="67" w:semiHidden="0" w:name="Medium Grid 1 Accent 4"/>
-    <w:lsdException w:unhideWhenUsed="0" w:uiPriority="68" w:semiHidden="0" w:name="Medium Grid 2 Accent 4"/>
-    <w:lsdException w:unhideWhenUsed="0" w:uiPriority="69" w:semiHidden="0" w:name="Medium Grid 3 Accent 4"/>
-    <w:lsdException w:unhideWhenUsed="0" w:uiPriority="70" w:semiHidden="0" w:name="Dark List Accent 4"/>
-    <w:lsdException w:unhideWhenUsed="0" w:uiPriority="71" w:semiHidden="0" w:name="Colorful Shading Accent 4"/>
-    <w:lsdException w:unhideWhenUsed="0" w:uiPriority="72" w:semiHidden="0" w:name="Colorful List Accent 4"/>
-    <w:lsdException w:unhideWhenUsed="0" w:uiPriority="73" w:semiHidden="0" w:name="Colorful Grid Accent 4"/>
-    <w:lsdException w:unhideWhenUsed="0" w:uiPriority="60" w:semiHidden="0" w:name="Light Shading Accent 5"/>
-    <w:lsdException w:unhideWhenUsed="0" w:uiPriority="61" w:semiHidden="0" w:name="Light List Accent 5"/>
-    <w:lsdException w:unhideWhenUsed="0" w:uiPriority="62" w:semiHidden="0" w:name="Light Grid Accent 5"/>
-    <w:lsdException w:unhideWhenUsed="0" w:uiPriority="63" w:semiHidden="0" w:name="Medium Shading 1 Accent 5"/>
-    <w:lsdException w:unhideWhenUsed="0" w:uiPriority="64" w:semiHidden="0" w:name="Medium Shading 2 Accent 5"/>
-    <w:lsdException w:unhideWhenUsed="0" w:uiPriority="65" w:semiHidden="0" w:name="Medium List 1 Accent 5"/>
-    <w:lsdException w:unhideWhenUsed="0" w:uiPriority="66" w:semiHidden="0" w:name="Medium List 2 Accent 5"/>
-    <w:lsdException w:unhideWhenUsed="0" w:uiPriority="67" w:semiHidden="0" w:name="Medium Grid 1 Accent 5"/>
-    <w:lsdException w:unhideWhenUsed="0" w:uiPriority="68" w:semiHidden="0" w:name="Medium Grid 2 Accent 5"/>
-    <w:lsdException w:unhideWhenUsed="0" w:uiPriority="69" w:semiHidden="0" w:name="Medium Grid 3 Accent 5"/>
-    <w:lsdException w:unhideWhenUsed="0" w:uiPriority="70" w:semiHidden="0" w:name="Dark List Accent 5"/>
-    <w:lsdException w:unhideWhenUsed="0" w:uiPriority="71" w:semiHidden="0" w:name="Colorful Shading Accent 5"/>
-    <w:lsdException w:unhideWhenUsed="0" w:uiPriority="72" w:semiHidden="0" w:name="Colorful List Accent 5"/>
-    <w:lsdException w:unhideWhenUsed="0" w:uiPriority="73" w:semiHidden="0" w:name="Colorful Grid Accent 5"/>
-    <w:lsdException w:unhideWhenUsed="0" w:uiPriority="60" w:semiHidden="0" w:name="Light Shading Accent 6"/>
-    <w:lsdException w:unhideWhenUsed="0" w:uiPriority="61" w:semiHidden="0" w:name="Light List Accent 6"/>
-    <w:lsdException w:unhideWhenUsed="0" w:uiPriority="62" w:semiHidden="0" w:name="Light Grid Accent 6"/>
-    <w:lsdException w:unhideWhenUsed="0" w:uiPriority="63" w:semiHidden="0" w:name="Medium Shading 1 Accent 6"/>
-    <w:lsdException w:unhideWhenUsed="0" w:uiPriority="64" w:semiHidden="0" w:name="Medium Shading 2 Accent 6"/>
-    <w:lsdException w:unhideWhenUsed="0" w:uiPriority="65" w:semiHidden="0" w:name="Medium List 1 Accent 6"/>
-    <w:lsdException w:unhideWhenUsed="0" w:uiPriority="66" w:semiHidden="0" w:name="Medium List 2 Accent 6"/>
-    <w:lsdException w:unhideWhenUsed="0" w:uiPriority="67" w:semiHidden="0" w:name="Medium Grid 1 Accent 6"/>
-    <w:lsdException w:unhideWhenUsed="0" w:uiPriority="68" w:semiHidden="0" w:name="Medium Grid 2 Accent 6"/>
-    <w:lsdException w:unhideWhenUsed="0" w:uiPriority="69" w:semiHidden="0" w:name="Medium Grid 3 Accent 6"/>
-    <w:lsdException w:unhideWhenUsed="0" w:uiPriority="70" w:semiHidden="0" w:name="Dark List Accent 6"/>
-    <w:lsdException w:unhideWhenUsed="0" w:uiPriority="71" w:semiHidden="0" w:name="Colorful Shading Accent 6"/>
-    <w:lsdException w:unhideWhenUsed="0" w:uiPriority="72" w:semiHidden="0" w:name="Colorful List Accent 6"/>
-    <w:lsdException w:unhideWhenUsed="0" w:uiPriority="73" w:semiHidden="0" w:name="Colorful Grid Accent 6"/>
+  <w:latentStyles w:defLockedState="0" w:defUIPriority="99" w:defSemiHidden="0" w:defUnhideWhenUsed="0" w:defQFormat="0" w:count="376">
+    <w:lsdException w:name="Normal" w:uiPriority="0" w:qFormat="1"/>
+    <w:lsdException w:name="heading 1" w:uiPriority="9" w:qFormat="1"/>
+    <w:lsdException w:name="heading 2" w:semiHidden="1" w:uiPriority="9" w:unhideWhenUsed="1" w:qFormat="1"/>
+    <w:lsdException w:name="heading 3" w:semiHidden="1" w:uiPriority="9" w:unhideWhenUsed="1" w:qFormat="1"/>
+    <w:lsdException w:name="heading 4" w:semiHidden="1" w:uiPriority="9" w:unhideWhenUsed="1" w:qFormat="1"/>
+    <w:lsdException w:name="heading 5" w:semiHidden="1" w:uiPriority="9" w:unhideWhenUsed="1" w:qFormat="1"/>
+    <w:lsdException w:name="heading 6" w:semiHidden="1" w:uiPriority="9" w:unhideWhenUsed="1" w:qFormat="1"/>
+    <w:lsdException w:name="heading 7" w:semiHidden="1" w:uiPriority="9" w:unhideWhenUsed="1" w:qFormat="1"/>
+    <w:lsdException w:name="heading 8" w:semiHidden="1" w:uiPriority="9" w:unhideWhenUsed="1" w:qFormat="1"/>
+    <w:lsdException w:name="heading 9" w:semiHidden="1" w:uiPriority="9" w:unhideWhenUsed="1" w:qFormat="1"/>
+    <w:lsdException w:name="index 1" w:semiHidden="1" w:unhideWhenUsed="1"/>
+    <w:lsdException w:name="index 2" w:semiHidden="1" w:unhideWhenUsed="1"/>
+    <w:lsdException w:name="index 3" w:semiHidden="1" w:unhideWhenUsed="1"/>
+    <w:lsdException w:name="index 4" w:semiHidden="1" w:unhideWhenUsed="1"/>
+    <w:lsdException w:name="index 5" w:semiHidden="1" w:unhideWhenUsed="1"/>
+    <w:lsdException w:name="index 6" w:semiHidden="1" w:unhideWhenUsed="1"/>
+    <w:lsdException w:name="index 7" w:semiHidden="1" w:unhideWhenUsed="1"/>
+    <w:lsdException w:name="index 8" w:semiHidden="1" w:unhideWhenUsed="1"/>
+    <w:lsdException w:name="index 9" w:semiHidden="1" w:unhideWhenUsed="1"/>
+    <w:lsdException w:name="toc 1" w:semiHidden="1" w:uiPriority="39" w:unhideWhenUsed="1"/>
+    <w:lsdException w:name="toc 2" w:semiHidden="1" w:uiPriority="39" w:unhideWhenUsed="1"/>
+    <w:lsdException w:name="toc 3" w:semiHidden="1" w:uiPriority="39" w:unhideWhenUsed="1"/>
+    <w:lsdException w:name="toc 4" w:semiHidden="1" w:uiPriority="39" w:unhideWhenUsed="1"/>
+    <w:lsdException w:name="toc 5" w:semiHidden="1" w:uiPriority="39" w:unhideWhenUsed="1"/>
+    <w:lsdException w:name="toc 6" w:semiHidden="1" w:uiPriority="39" w:unhideWhenUsed="1"/>
+    <w:lsdException w:name="toc 7" w:semiHidden="1" w:uiPriority="39" w:unhideWhenUsed="1"/>
+    <w:lsdException w:name="toc 8" w:semiHidden="1" w:uiPriority="39" w:unhideWhenUsed="1"/>
+    <w:lsdException w:name="toc 9" w:semiHidden="1" w:uiPriority="39" w:unhideWhenUsed="1"/>
+    <w:lsdException w:name="Normal Indent" w:semiHidden="1" w:unhideWhenUsed="1"/>
+    <w:lsdException w:name="footnote text" w:semiHidden="1" w:unhideWhenUsed="1"/>
+    <w:lsdException w:name="annotation text" w:semiHidden="1" w:unhideWhenUsed="1"/>
+    <w:lsdException w:name="header" w:unhideWhenUsed="1"/>
+    <w:lsdException w:name="footer" w:unhideWhenUsed="1"/>
+    <w:lsdException w:name="index heading" w:semiHidden="1" w:unhideWhenUsed="1"/>
+    <w:lsdException w:name="caption" w:semiHidden="1" w:uiPriority="35" w:unhideWhenUsed="1" w:qFormat="1"/>
+    <w:lsdException w:name="table of figures" w:semiHidden="1" w:unhideWhenUsed="1"/>
+    <w:lsdException w:name="envelope address" w:semiHidden="1" w:unhideWhenUsed="1"/>
+    <w:lsdException w:name="envelope return" w:semiHidden="1" w:unhideWhenUsed="1"/>
+    <w:lsdException w:name="footnote reference" w:semiHidden="1" w:unhideWhenUsed="1"/>
+    <w:lsdException w:name="annotation reference" w:semiHidden="1" w:unhideWhenUsed="1"/>
+    <w:lsdException w:name="line number" w:semiHidden="1" w:unhideWhenUsed="1"/>
+    <w:lsdException w:name="page number" w:semiHidden="1" w:unhideWhenUsed="1"/>
+    <w:lsdException w:name="endnote reference" w:semiHidden="1" w:unhideWhenUsed="1"/>
+    <w:lsdException w:name="endnote text" w:semiHidden="1" w:unhideWhenUsed="1"/>
+    <w:lsdException w:name="table of authorities" w:semiHidden="1" w:unhideWhenUsed="1"/>
+    <w:lsdException w:name="macro" w:semiHidden="1" w:unhideWhenUsed="1"/>
+    <w:lsdException w:name="toa heading" w:semiHidden="1" w:unhideWhenUsed="1"/>
+    <w:lsdException w:name="List" w:semiHidden="1" w:unhideWhenUsed="1"/>
+    <w:lsdException w:name="List Bullet" w:semiHidden="1" w:unhideWhenUsed="1"/>
+    <w:lsdException w:name="List Number" w:semiHidden="1" w:unhideWhenUsed="1"/>
+    <w:lsdException w:name="List 2" w:semiHidden="1" w:unhideWhenUsed="1"/>
+    <w:lsdException w:name="List 3" w:semiHidden="1" w:unhideWhenUsed="1"/>
+    <w:lsdException w:name="List 4" w:semiHidden="1" w:unhideWhenUsed="1"/>
+    <w:lsdException w:name="List 5" w:semiHidden="1" w:unhideWhenUsed="1"/>
+    <w:lsdException w:name="List Bullet 2" w:semiHidden="1" w:unhideWhenUsed="1"/>
+    <w:lsdException w:name="List Bullet 3" w:semiHidden="1" w:unhideWhenUsed="1"/>
+    <w:lsdException w:name="List Bullet 4" w:semiHidden="1" w:unhideWhenUsed="1"/>
+    <w:lsdException w:name="List Bullet 5" w:semiHidden="1" w:unhideWhenUsed="1"/>
+    <w:lsdException w:name="List Number 2" w:semiHidden="1" w:unhideWhenUsed="1"/>
+    <w:lsdException w:name="List Number 3" w:semiHidden="1" w:unhideWhenUsed="1"/>
+    <w:lsdException w:name="List Number 4" w:semiHidden="1" w:unhideWhenUsed="1"/>
+    <w:lsdException w:name="List Number 5" w:semiHidden="1" w:unhideWhenUsed="1"/>
+    <w:lsdException w:name="Title" w:uiPriority="10" w:qFormat="1"/>
+    <w:lsdException w:name="Closing" w:semiHidden="1" w:unhideWhenUsed="1"/>
+    <w:lsdException w:name="Signature" w:semiHidden="1" w:unhideWhenUsed="1"/>
+    <w:lsdException w:name="Default Paragraph Font" w:semiHidden="1" w:uiPriority="1" w:unhideWhenUsed="1"/>
+    <w:lsdException w:name="Body Text" w:semiHidden="1" w:unhideWhenUsed="1"/>
+    <w:lsdException w:name="Body Text Indent" w:semiHidden="1" w:unhideWhenUsed="1"/>
+    <w:lsdException w:name="List Continue" w:semiHidden="1" w:unhideWhenUsed="1"/>
+    <w:lsdException w:name="List Continue 2" w:semiHidden="1" w:unhideWhenUsed="1"/>
+    <w:lsdException w:name="List Continue 3" w:semiHidden="1" w:unhideWhenUsed="1"/>
+    <w:lsdException w:name="List Continue 4" w:semiHidden="1" w:unhideWhenUsed="1"/>
+    <w:lsdException w:name="List Continue 5" w:semiHidden="1" w:unhideWhenUsed="1"/>
+    <w:lsdException w:name="Message Header" w:semiHidden="1" w:unhideWhenUsed="1"/>
+    <w:lsdException w:name="Subtitle" w:uiPriority="11" w:qFormat="1"/>
+    <w:lsdException w:name="Salutation" w:semiHidden="1" w:unhideWhenUsed="1"/>
+    <w:lsdException w:name="Date" w:semiHidden="1" w:unhideWhenUsed="1"/>
+    <w:lsdException w:name="Body Text First Indent" w:semiHidden="1" w:unhideWhenUsed="1"/>
+    <w:lsdException w:name="Body Text First Indent 2" w:semiHidden="1" w:unhideWhenUsed="1"/>
+    <w:lsdException w:name="Note Heading" w:semiHidden="1" w:unhideWhenUsed="1"/>
+    <w:lsdException w:name="Body Text 2" w:semiHidden="1" w:unhideWhenUsed="1"/>
+    <w:lsdException w:name="Body Text 3" w:semiHidden="1" w:unhideWhenUsed="1"/>
+    <w:lsdException w:name="Body Text Indent 2" w:semiHidden="1" w:unhideWhenUsed="1"/>
+    <w:lsdException w:name="Body Text Indent 3" w:semiHidden="1" w:unhideWhenUsed="1"/>
+    <w:lsdException w:name="Block Text" w:semiHidden="1" w:unhideWhenUsed="1"/>
+    <w:lsdException w:name="Hyperlink" w:semiHidden="1" w:unhideWhenUsed="1"/>
+    <w:lsdException w:name="FollowedHyperlink" w:semiHidden="1" w:unhideWhenUsed="1"/>
+    <w:lsdException w:name="Strong" w:uiPriority="22" w:qFormat="1"/>
+    <w:lsdException w:name="Emphasis" w:uiPriority="20" w:qFormat="1"/>
+    <w:lsdException w:name="Document Map" w:semiHidden="1" w:unhideWhenUsed="1"/>
+    <w:lsdException w:name="Plain Text" w:semiHidden="1" w:unhideWhenUsed="1"/>
+    <w:lsdException w:name="E-mail Signature" w:semiHidden="1" w:unhideWhenUsed="1"/>
+    <w:lsdException w:name="HTML Top of Form" w:semiHidden="1" w:unhideWhenUsed="1"/>
+    <w:lsdException w:name="HTML Bottom of Form" w:semiHidden="1" w:unhideWhenUsed="1"/>
+    <w:lsdException w:name="Normal (Web)" w:semiHidden="1" w:unhideWhenUsed="1"/>
+    <w:lsdException w:name="HTML Acronym" w:semiHidden="1" w:unhideWhenUsed="1"/>
+    <w:lsdException w:name="HTML Address" w:semiHidden="1" w:unhideWhenUsed="1"/>
+    <w:lsdException w:name="HTML Cite" w:semiHidden="1" w:unhideWhenUsed="1"/>
+    <w:lsdException w:name="HTML Code" w:semiHidden="1" w:unhideWhenUsed="1"/>
+    <w:lsdException w:name="HTML Definition" w:semiHidden="1" w:unhideWhenUsed="1"/>
+    <w:lsdException w:name="HTML Keyboard" w:semiHidden="1" w:unhideWhenUsed="1"/>
+    <w:lsdException w:name="HTML Preformatted" w:semiHidden="1" w:unhideWhenUsed="1"/>
+    <w:lsdException w:name="HTML Sample" w:semiHidden="1" w:unhideWhenUsed="1"/>
+    <w:lsdException w:name="HTML Typewriter" w:semiHidden="1" w:unhideWhenUsed="1"/>
+    <w:lsdException w:name="HTML Variable" w:semiHidden="1" w:unhideWhenUsed="1"/>
+    <w:lsdException w:name="Normal Table" w:semiHidden="1" w:unhideWhenUsed="1"/>
+    <w:lsdException w:name="annotation subject" w:semiHidden="1" w:unhideWhenUsed="1"/>
+    <w:lsdException w:name="No List" w:semiHidden="1" w:unhideWhenUsed="1"/>
+    <w:lsdException w:name="Outline List 1" w:semiHidden="1" w:unhideWhenUsed="1"/>
+    <w:lsdException w:name="Outline List 2" w:semiHidden="1" w:unhideWhenUsed="1"/>
+    <w:lsdException w:name="Outline List 3" w:semiHidden="1" w:unhideWhenUsed="1"/>
+    <w:lsdException w:name="Table Simple 1" w:semiHidden="1" w:unhideWhenUsed="1"/>
+    <w:lsdException w:name="Table Simple 2" w:semiHidden="1" w:unhideWhenUsed="1"/>
+    <w:lsdException w:name="Table Simple 3" w:semiHidden="1" w:unhideWhenUsed="1"/>
+    <w:lsdException w:name="Table Classic 1" w:semiHidden="1" w:unhideWhenUsed="1"/>
+    <w:lsdException w:name="Table Classic 2" w:semiHidden="1" w:unhideWhenUsed="1"/>
+    <w:lsdException w:name="Table Classic 3" w:semiHidden="1" w:unhideWhenUsed="1"/>
+    <w:lsdException w:name="Table Classic 4" w:semiHidden="1" w:unhideWhenUsed="1"/>
+    <w:lsdException w:name="Table Colorful 1" w:semiHidden="1" w:unhideWhenUsed="1"/>
+    <w:lsdException w:name="Table Colorful 2" w:semiHidden="1" w:unhideWhenUsed="1"/>
+    <w:lsdException w:name="Table Colorful 3" w:semiHidden="1" w:unhideWhenUsed="1"/>
+    <w:lsdException w:name="Table Columns 1" w:semiHidden="1" w:unhideWhenUsed="1"/>
+    <w:lsdException w:name="Table Columns 2" w:semiHidden="1" w:unhideWhenUsed="1"/>
+    <w:lsdException w:name="Table Columns 3" w:semiHidden="1" w:unhideWhenUsed="1"/>
+    <w:lsdException w:name="Table Columns 4" w:semiHidden="1" w:unhideWhenUsed="1"/>
+    <w:lsdException w:name="Table Columns 5" w:semiHidden="1" w:unhideWhenUsed="1"/>
+    <w:lsdException w:name="Table Grid 1" w:semiHidden="1" w:unhideWhenUsed="1"/>
+    <w:lsdException w:name="Table Grid 2" w:semiHidden="1" w:unhideWhenUsed="1"/>
+    <w:lsdException w:name="Table Grid 3" w:semiHidden="1" w:unhideWhenUsed="1"/>
+    <w:lsdException w:name="Table Grid 4" w:semiHidden="1" w:unhideWhenUsed="1"/>
+    <w:lsdException w:name="Table Grid 5" w:semiHidden="1" w:unhideWhenUsed="1"/>
+    <w:lsdException w:name="Table Grid 6" w:semiHidden="1" w:unhideWhenUsed="1"/>
+    <w:lsdException w:name="Table Grid 7" w:semiHidden="1" w:unhideWhenUsed="1"/>
+    <w:lsdException w:name="Table Grid 8" w:semiHidden="1" w:unhideWhenUsed="1"/>
+    <w:lsdException w:name="Table List 1" w:semiHidden="1" w:unhideWhenUsed="1"/>
+    <w:lsdException w:name="Table List 2" w:semiHidden="1" w:unhideWhenUsed="1"/>
+    <w:lsdException w:name="Table List 3" w:semiHidden="1" w:unhideWhenUsed="1"/>
+    <w:lsdException w:name="Table List 4" w:semiHidden="1" w:unhideWhenUsed="1"/>
+    <w:lsdException w:name="Table List 5" w:semiHidden="1" w:unhideWhenUsed="1"/>
+    <w:lsdException w:name="Table List 6" w:semiHidden="1" w:unhideWhenUsed="1"/>
+    <w:lsdException w:name="Table List 7" w:semiHidden="1" w:unhideWhenUsed="1"/>
+    <w:lsdException w:name="Table List 8" w:semiHidden="1" w:unhideWhenUsed="1"/>
+    <w:lsdException w:name="Table 3D effects 1" w:semiHidden="1" w:unhideWhenUsed="1"/>
+    <w:lsdException w:name="Table 3D effects 2" w:semiHidden="1" w:unhideWhenUsed="1"/>
+    <w:lsdException w:name="Table 3D effects 3" w:semiHidden="1" w:unhideWhenUsed="1"/>
+    <w:lsdException w:name="Table Contemporary" w:semiHidden="1" w:unhideWhenUsed="1"/>
+    <w:lsdException w:name="Table Elegant" w:semiHidden="1" w:unhideWhenUsed="1"/>
+    <w:lsdException w:name="Table Professional" w:semiHidden="1" w:unhideWhenUsed="1"/>
+    <w:lsdException w:name="Table Subtle 1" w:semiHidden="1" w:unhideWhenUsed="1"/>
+    <w:lsdException w:name="Table Subtle 2" w:semiHidden="1" w:unhideWhenUsed="1"/>
+    <w:lsdException w:name="Table Web 1" w:semiHidden="1" w:unhideWhenUsed="1"/>
+    <w:lsdException w:name="Table Web 2" w:semiHidden="1" w:unhideWhenUsed="1"/>
+    <w:lsdException w:name="Table Web 3" w:semiHidden="1" w:unhideWhenUsed="1"/>
+    <w:lsdException w:name="Balloon Text" w:semiHidden="1" w:unhideWhenUsed="1"/>
+    <w:lsdException w:name="Table Grid" w:uiPriority="39"/>
+    <w:lsdException w:name="Table Theme" w:semiHidden="1" w:unhideWhenUsed="1"/>
+    <w:lsdException w:name="Placeholder Text" w:semiHidden="1" w:unhideWhenUsed="1"/>
+    <w:lsdException w:name="No Spacing" w:semiHidden="1" w:unhideWhenUsed="1"/>
+    <w:lsdException w:name="Light Shading" w:uiPriority="60"/>
+    <w:lsdException w:name="Light List" w:uiPriority="61"/>
+    <w:lsdException w:name="Light Grid" w:uiPriority="62"/>
+    <w:lsdException w:name="Medium Shading 1" w:uiPriority="63"/>
+    <w:lsdException w:name="Medium Shading 2" w:uiPriority="64"/>
+    <w:lsdException w:name="Medium List 1" w:uiPriority="65"/>
+    <w:lsdException w:name="Medium List 2" w:uiPriority="66"/>
+    <w:lsdException w:name="Medium Grid 1" w:uiPriority="67"/>
+    <w:lsdException w:name="Medium Grid 2" w:uiPriority="68"/>
+    <w:lsdException w:name="Medium Grid 3" w:uiPriority="69"/>
+    <w:lsdException w:name="Dark List" w:uiPriority="70"/>
+    <w:lsdException w:name="Colorful Shading" w:uiPriority="71"/>
+    <w:lsdException w:name="Colorful List" w:uiPriority="72"/>
+    <w:lsdException w:name="Colorful Grid" w:uiPriority="73"/>
+    <w:lsdException w:name="Light Shading Accent 1" w:uiPriority="60"/>
+    <w:lsdException w:name="Light List Accent 1" w:uiPriority="61"/>
+    <w:lsdException w:name="Light Grid Accent 1" w:uiPriority="62"/>
+    <w:lsdException w:name="Medium Shading 1 Accent 1" w:uiPriority="63"/>
+    <w:lsdException w:name="Medium Shading 2 Accent 1" w:uiPriority="64"/>
+    <w:lsdException w:name="Medium List 1 Accent 1" w:uiPriority="65"/>
+    <w:lsdException w:name="Revision" w:semiHidden="1" w:unhideWhenUsed="1"/>
+    <w:lsdException w:name="List Paragraph" w:uiPriority="34" w:qFormat="1"/>
+    <w:lsdException w:name="Quote" w:uiPriority="29" w:qFormat="1"/>
+    <w:lsdException w:name="Intense Quote" w:uiPriority="30" w:qFormat="1"/>
+    <w:lsdException w:name="Medium List 2 Accent 1" w:uiPriority="66"/>
+    <w:lsdException w:name="Medium Grid 1 Accent 1" w:uiPriority="67"/>
+    <w:lsdException w:name="Medium Grid 2 Accent 1" w:uiPriority="68"/>
+    <w:lsdException w:name="Medium Grid 3 Accent 1" w:uiPriority="69"/>
+    <w:lsdException w:name="Dark List Accent 1" w:uiPriority="70"/>
+    <w:lsdException w:name="Colorful Shading Accent 1" w:uiPriority="71"/>
+    <w:lsdException w:name="Colorful List Accent 1" w:uiPriority="72"/>
+    <w:lsdException w:name="Colorful Grid Accent 1" w:uiPriority="73"/>
+    <w:lsdException w:name="Light Shading Accent 2" w:uiPriority="60"/>
+    <w:lsdException w:name="Light List Accent 2" w:uiPriority="61"/>
+    <w:lsdException w:name="Light Grid Accent 2" w:uiPriority="62"/>
+    <w:lsdException w:name="Medium Shading 1 Accent 2" w:uiPriority="63"/>
+    <w:lsdException w:name="Medium Shading 2 Accent 2" w:uiPriority="64"/>
+    <w:lsdException w:name="Medium List 1 Accent 2" w:uiPriority="65"/>
+    <w:lsdException w:name="Medium List 2 Accent 2" w:uiPriority="66"/>
+    <w:lsdException w:name="Medium Grid 1 Accent 2" w:uiPriority="67"/>
+    <w:lsdException w:name="Medium Grid 2 Accent 2" w:uiPriority="68"/>
+    <w:lsdException w:name="Medium Grid 3 Accent 2" w:uiPriority="69"/>
+    <w:lsdException w:name="Dark List Accent 2" w:uiPriority="70"/>
+    <w:lsdException w:name="Colorful Shading Accent 2" w:uiPriority="71"/>
+    <w:lsdException w:name="Colorful List Accent 2" w:uiPriority="72"/>
+    <w:lsdException w:name="Colorful Grid Accent 2" w:uiPriority="73"/>
+    <w:lsdException w:name="Light Shading Accent 3" w:uiPriority="60"/>
+    <w:lsdException w:name="Light List Accent 3" w:uiPriority="61"/>
+    <w:lsdException w:name="Light Grid Accent 3" w:uiPriority="62"/>
+    <w:lsdException w:name="Medium Shading 1 Accent 3" w:uiPriority="63"/>
+    <w:lsdException w:name="Medium Shading 2 Accent 3" w:uiPriority="64"/>
+    <w:lsdException w:name="Medium List 1 Accent 3" w:uiPriority="65"/>
+    <w:lsdException w:name="Medium List 2 Accent 3" w:uiPriority="66"/>
+    <w:lsdException w:name="Medium Grid 1 Accent 3" w:uiPriority="67"/>
+    <w:lsdException w:name="Medium Grid 2 Accent 3" w:uiPriority="68"/>
+    <w:lsdException w:name="Medium Grid 3 Accent 3" w:uiPriority="69"/>
+    <w:lsdException w:name="Dark List Accent 3" w:uiPriority="70"/>
+    <w:lsdException w:name="Colorful Shading Accent 3" w:uiPriority="71"/>
+    <w:lsdException w:name="Colorful List Accent 3" w:uiPriority="72"/>
+    <w:lsdException w:name="Colorful Grid Accent 3" w:uiPriority="73"/>
+    <w:lsdException w:name="Light Shading Accent 4" w:uiPriority="60"/>
+    <w:lsdException w:name="Light List Accent 4" w:uiPriority="61"/>
+    <w:lsdException w:name="Light Grid Accent 4" w:uiPriority="62"/>
+    <w:lsdException w:name="Medium Shading 1 Accent 4" w:uiPriority="63"/>
+    <w:lsdException w:name="Medium Shading 2 Accent 4" w:uiPriority="64"/>
+    <w:lsdException w:name="Medium List 1 Accent 4" w:uiPriority="65"/>
+    <w:lsdException w:name="Medium List 2 Accent 4" w:uiPriority="66"/>
+    <w:lsdException w:name="Medium Grid 1 Accent 4" w:uiPriority="67"/>
+    <w:lsdException w:name="Medium Grid 2 Accent 4" w:uiPriority="68"/>
+    <w:lsdException w:name="Medium Grid 3 Accent 4" w:uiPriority="69"/>
+    <w:lsdException w:name="Dark List Accent 4" w:uiPriority="70"/>
+    <w:lsdException w:name="Colorful Shading Accent 4" w:uiPriority="71"/>
+    <w:lsdException w:name="Colorful List Accent 4" w:uiPriority="72"/>
+    <w:lsdException w:name="Colorful Grid Accent 4" w:uiPriority="73"/>
+    <w:lsdException w:name="Light Shading Accent 5" w:uiPriority="60"/>
+    <w:lsdException w:name="Light List Accent 5" w:uiPriority="61"/>
+    <w:lsdException w:name="Light Grid Accent 5" w:uiPriority="62"/>
+    <w:lsdException w:name="Medium Shading 1 Accent 5" w:uiPriority="63"/>
+    <w:lsdException w:name="Medium Shading 2 Accent 5" w:uiPriority="64"/>
+    <w:lsdException w:name="Medium List 1 Accent 5" w:uiPriority="65"/>
+    <w:lsdException w:name="Medium List 2 Accent 5" w:uiPriority="66"/>
+    <w:lsdException w:name="Medium Grid 1 Accent 5" w:uiPriority="67"/>
+    <w:lsdException w:name="Medium Grid 2 Accent 5" w:uiPriority="68"/>
+    <w:lsdException w:name="Medium Grid 3 Accent 5" w:uiPriority="69"/>
+    <w:lsdException w:name="Dark List Accent 5" w:uiPriority="70"/>
+    <w:lsdException w:name="Colorful Shading Accent 5" w:uiPriority="71"/>
+    <w:lsdException w:name="Colorful List Accent 5" w:uiPriority="72"/>
+    <w:lsdException w:name="Colorful Grid Accent 5" w:uiPriority="73"/>
+    <w:lsdException w:name="Light Shading Accent 6" w:uiPriority="60"/>
+    <w:lsdException w:name="Light List Accent 6" w:uiPriority="61"/>
+    <w:lsdException w:name="Light Grid Accent 6" w:uiPriority="62"/>
+    <w:lsdException w:name="Medium Shading 1 Accent 6" w:uiPriority="63"/>
+    <w:lsdException w:name="Medium Shading 2 Accent 6" w:uiPriority="64"/>
+    <w:lsdException w:name="Medium List 1 Accent 6" w:uiPriority="65"/>
+    <w:lsdException w:name="Medium List 2 Accent 6" w:uiPriority="66"/>
+    <w:lsdException w:name="Medium Grid 1 Accent 6" w:uiPriority="67"/>
+    <w:lsdException w:name="Medium Grid 2 Accent 6" w:uiPriority="68"/>
+    <w:lsdException w:name="Medium Grid 3 Accent 6" w:uiPriority="69"/>
+    <w:lsdException w:name="Dark List Accent 6" w:uiPriority="70"/>
+    <w:lsdException w:name="Colorful Shading Accent 6" w:uiPriority="71"/>
+    <w:lsdException w:name="Colorful List Accent 6" w:uiPriority="72"/>
+    <w:lsdException w:name="Colorful Grid Accent 6" w:uiPriority="73"/>
+    <w:lsdException w:name="Subtle Emphasis" w:uiPriority="19" w:qFormat="1"/>
+    <w:lsdException w:name="Intense Emphasis" w:uiPriority="21" w:qFormat="1"/>
+    <w:lsdException w:name="Subtle Reference" w:uiPriority="31" w:qFormat="1"/>
+    <w:lsdException w:name="Intense Reference" w:uiPriority="32" w:qFormat="1"/>
+    <w:lsdException w:name="Book Title" w:uiPriority="33" w:qFormat="1"/>
+    <w:lsdException w:name="Bibliography" w:semiHidden="1" w:uiPriority="37" w:unhideWhenUsed="1"/>
+    <w:lsdException w:name="TOC Heading" w:semiHidden="1" w:uiPriority="39" w:unhideWhenUsed="1" w:qFormat="1"/>
+    <w:lsdException w:name="Plain Table 1" w:uiPriority="41"/>
+    <w:lsdException w:name="Plain Table 2" w:uiPriority="42"/>
+    <w:lsdException w:name="Plain Table 3" w:uiPriority="43"/>
+    <w:lsdException w:name="Plain Table 4" w:uiPriority="44"/>
+    <w:lsdException w:name="Plain Table 5" w:uiPriority="45"/>
+    <w:lsdException w:name="Grid Table Light" w:uiPriority="40"/>
+    <w:lsdException w:name="Grid Table 1 Light" w:uiPriority="46"/>
+    <w:lsdException w:name="Grid Table 2" w:uiPriority="47"/>
+    <w:lsdException w:name="Grid Table 3" w:uiPriority="48"/>
+    <w:lsdException w:name="Grid Table 4" w:uiPriority="49"/>
+    <w:lsdException w:name="Grid Table 5 Dark" w:uiPriority="50"/>
+    <w:lsdException w:name="Grid Table 6 Colorful" w:uiPriority="51"/>
+    <w:lsdException w:name="Grid Table 7 Colorful" w:uiPriority="52"/>
+    <w:lsdException w:name="Grid Table 1 Light Accent 1" w:uiPriority="46"/>
+    <w:lsdException w:name="Grid Table 2 Accent 1" w:uiPriority="47"/>
+    <w:lsdException w:name="Grid Table 3 Accent 1" w:uiPriority="48"/>
+    <w:lsdException w:name="Grid Table 4 Accent 1" w:uiPriority="49"/>
+    <w:lsdException w:name="Grid Table 5 Dark Accent 1" w:uiPriority="50"/>
+    <w:lsdException w:name="Grid Table 6 Colorful Accent 1" w:uiPriority="51"/>
+    <w:lsdException w:name="Grid Table 7 Colorful Accent 1" w:uiPriority="52"/>
+    <w:lsdException w:name="Grid Table 1 Light Accent 2" w:uiPriority="46"/>
+    <w:lsdException w:name="Grid Table 2 Accent 2" w:uiPriority="47"/>
+    <w:lsdException w:name="Grid Table 3 Accent 2" w:uiPriority="48"/>
+    <w:lsdException w:name="Grid Table 4 Accent 2" w:uiPriority="49"/>
+    <w:lsdException w:name="Grid Table 5 Dark Accent 2" w:uiPriority="50"/>
+    <w:lsdException w:name="Grid Table 6 Colorful Accent 2" w:uiPriority="51"/>
+    <w:lsdException w:name="Grid Table 7 Colorful Accent 2" w:uiPriority="52"/>
+    <w:lsdException w:name="Grid Table 1 Light Accent 3" w:uiPriority="46"/>
+    <w:lsdException w:name="Grid Table 2 Accent 3" w:uiPriority="47"/>
+    <w:lsdException w:name="Grid Table 3 Accent 3" w:uiPriority="48"/>
+    <w:lsdException w:name="Grid Table 4 Accent 3" w:uiPriority="49"/>
+    <w:lsdException w:name="Grid Table 5 Dark Accent 3" w:uiPriority="50"/>
+    <w:lsdException w:name="Grid Table 6 Colorful Accent 3" w:uiPriority="51"/>
+    <w:lsdException w:name="Grid Table 7 Colorful Accent 3" w:uiPriority="52"/>
+    <w:lsdException w:name="Grid Table 1 Light Accent 4" w:uiPriority="46"/>
+    <w:lsdException w:name="Grid Table 2 Accent 4" w:uiPriority="47"/>
+    <w:lsdException w:name="Grid Table 3 Accent 4" w:uiPriority="48"/>
+    <w:lsdException w:name="Grid Table 4 Accent 4" w:uiPriority="49"/>
+    <w:lsdException w:name="Grid Table 5 Dark Accent 4" w:uiPriority="50"/>
+    <w:lsdException w:name="Grid Table 6 Colorful Accent 4" w:uiPriority="51"/>
+    <w:lsdException w:name="Grid Table 7 Colorful Accent 4" w:uiPriority="52"/>
+    <w:lsdException w:name="Grid Table 1 Light Accent 5" w:uiPriority="46"/>
+    <w:lsdException w:name="Grid Table 2 Accent 5" w:uiPriority="47"/>
+    <w:lsdException w:name="Grid Table 3 Accent 5" w:uiPriority="48"/>
+    <w:lsdException w:name="Grid Table 4 Accent 5" w:uiPriority="49"/>
+    <w:lsdException w:name="Grid Table 5 Dark Accent 5" w:uiPriority="50"/>
+    <w:lsdException w:name="Grid Table 6 Colorful Accent 5" w:uiPriority="51"/>
+    <w:lsdException w:name="Grid Table 7 Colorful Accent 5" w:uiPriority="52"/>
+    <w:lsdException w:name="Grid Table 1 Light Accent 6" w:uiPriority="46"/>
+    <w:lsdException w:name="Grid Table 2 Accent 6" w:uiPriority="47"/>
+    <w:lsdException w:name="Grid Table 3 Accent 6" w:uiPriority="48"/>
+    <w:lsdException w:name="Grid Table 4 Accent 6" w:uiPriority="49"/>
+    <w:lsdException w:name="Grid Table 5 Dark Accent 6" w:uiPriority="50"/>
+    <w:lsdException w:name="Grid Table 6 Colorful Accent 6" w:uiPriority="51"/>
+    <w:lsdException w:name="Grid Table 7 Colorful Accent 6" w:uiPriority="52"/>
+    <w:lsdException w:name="List Table 1 Light" w:uiPriority="46"/>
+    <w:lsdException w:name="List Table 2" w:uiPriority="47"/>
+    <w:lsdException w:name="List Table 3" w:uiPriority="48"/>
+    <w:lsdException w:name="List Table 4" w:uiPriority="49"/>
+    <w:lsdException w:name="List Table 5 Dark" w:uiPriority="50"/>
+    <w:lsdException w:name="List Table 6 Colorful" w:uiPriority="51"/>
+    <w:lsdException w:name="List Table 7 Colorful" w:uiPriority="52"/>
+    <w:lsdException w:name="List Table 1 Light Accent 1" w:uiPriority="46"/>
+    <w:lsdException w:name="List Table 2 Accent 1" w:uiPriority="47"/>
+    <w:lsdException w:name="List Table 3 Accent 1" w:uiPriority="48"/>
+    <w:lsdException w:name="List Table 4 Accent 1" w:uiPriority="49"/>
+    <w:lsdException w:name="List Table 5 Dark Accent 1" w:uiPriority="50"/>
+    <w:lsdException w:name="List Table 6 Colorful Accent 1" w:uiPriority="51"/>
+    <w:lsdException w:name="List Table 7 Colorful Accent 1" w:uiPriority="52"/>
+    <w:lsdException w:name="List Table 1 Light Accent 2" w:uiPriority="46"/>
+    <w:lsdException w:name="List Table 2 Accent 2" w:uiPriority="47"/>
+    <w:lsdException w:name="List Table 3 Accent 2" w:uiPriority="48"/>
+    <w:lsdException w:name="List Table 4 Accent 2" w:uiPriority="49"/>
+    <w:lsdException w:name="List Table 5 Dark Accent 2" w:uiPriority="50"/>
+    <w:lsdException w:name="List Table 6 Colorful Accent 2" w:uiPriority="51"/>
+    <w:lsdException w:name="List Table 7 Colorful Accent 2" w:uiPriority="52"/>
+    <w:lsdException w:name="List Table 1 Light Accent 3" w:uiPriority="46"/>
+    <w:lsdException w:name="List Table 2 Accent 3" w:uiPriority="47"/>
+    <w:lsdException w:name="List Table 3 Accent 3" w:uiPriority="48"/>
+    <w:lsdException w:name="List Table 4 Accent 3" w:uiPriority="49"/>
+    <w:lsdException w:name="List Table 5 Dark Accent 3" w:uiPriority="50"/>
+    <w:lsdException w:name="List Table 6 Colorful Accent 3" w:uiPriority="51"/>
+    <w:lsdException w:name="List Table 7 Colorful Accent 3" w:uiPriority="52"/>
+    <w:lsdException w:name="List Table 1 Light Accent 4" w:uiPriority="46"/>
+    <w:lsdException w:name="List Table 2 Accent 4" w:uiPriority="47"/>
+    <w:lsdException w:name="List Table 3 Accent 4" w:uiPriority="48"/>
+    <w:lsdException w:name="List Table 4 Accent 4" w:uiPriority="49"/>
+    <w:lsdException w:name="List Table 5 Dark Accent 4" w:uiPriority="50"/>
+    <w:lsdException w:name="List Table 6 Colorful Accent 4" w:uiPriority="51"/>
+    <w:lsdException w:name="List Table 7 Colorful Accent 4" w:uiPriority="52"/>
+    <w:lsdException w:name="List Table 1 Light Accent 5" w:uiPriority="46"/>
+    <w:lsdException w:name="List Table 2 Accent 5" w:uiPriority="47"/>
+    <w:lsdException w:name="List Table 3 Accent 5" w:uiPriority="48"/>
+    <w:lsdException w:name="List Table 4 Accent 5" w:uiPriority="49"/>
+    <w:lsdException w:name="List Table 5 Dark Accent 5" w:uiPriority="50"/>
+    <w:lsdException w:name="List Table 6 Colorful Accent 5" w:uiPriority="51"/>
+    <w:lsdException w:name="List Table 7 Colorful Accent 5" w:uiPriority="52"/>
+    <w:lsdException w:name="List Table 1 Light Accent 6" w:uiPriority="46"/>
+    <w:lsdException w:name="List Table 2 Accent 6" w:uiPriority="47"/>
+    <w:lsdException w:name="List Table 3 Accent 6" w:uiPriority="48"/>
+    <w:lsdException w:name="List Table 4 Accent 6" w:uiPriority="49"/>
+    <w:lsdException w:name="List Table 5 Dark Accent 6" w:uiPriority="50"/>
+    <w:lsdException w:name="List Table 6 Colorful Accent 6" w:uiPriority="51"/>
+    <w:lsdException w:name="List Table 7 Colorful Accent 6" w:uiPriority="52"/>
+    <w:lsdException w:name="Mention" w:semiHidden="1" w:unhideWhenUsed="1"/>
+    <w:lsdException w:name="Smart Hyperlink" w:semiHidden="1" w:unhideWhenUsed="1"/>
+    <w:lsdException w:name="Hashtag" w:semiHidden="1" w:unhideWhenUsed="1"/>
+    <w:lsdException w:name="Unresolved Mention" w:semiHidden="1" w:unhideWhenUsed="1"/>
+    <w:lsdException w:name="Smart Link" w:semiHidden="1" w:unhideWhenUsed="1"/>
   </w:latentStyles>
-  <w:style w:type="paragraph" w:default="1" w:styleId="1">
+  <w:style w:type="paragraph" w:default="1" w:styleId="Normal">
     <w:name w:val="Normal"/>
     <w:qFormat/>
-    <w:uiPriority w:val="0"/>
     <w:pPr>
       <w:spacing w:after="160" w:line="259" w:lineRule="auto"/>
     </w:pPr>
     <w:rPr>
-      <w:rFonts w:asciiTheme="minorHAnsi" w:hAnsiTheme="minorHAnsi" w:eastAsiaTheme="minorEastAsia" w:cstheme="minorBidi"/>
+      <w:rFonts w:asciiTheme="minorHAnsi" w:eastAsiaTheme="minorEastAsia" w:hAnsiTheme="minorHAnsi" w:cstheme="minorBidi"/>
       <w:kern w:val="2"/>
       <w:sz w:val="22"/>
       <w:szCs w:val="22"/>
-      <w:lang w:val="zh-CN" w:eastAsia="zh-CN" w:bidi="ar-SA"/>
+      <w:lang w:val="zh-CN"/>
       <w14:ligatures w14:val="standardContextual"/>
     </w:rPr>
   </w:style>
-  <w:style w:type="paragraph" w:styleId="2">
+  <w:style w:type="paragraph" w:styleId="Heading1">
     <w:name w:val="heading 1"/>
-    <w:basedOn w:val="1"/>
-    <w:next w:val="1"/>
-    <w:link w:val="17"/>
-    <w:qFormat/>
+    <w:basedOn w:val="Normal"/>
+    <w:next w:val="Normal"/>
+    <w:link w:val="Heading1Char"/>
     <w:uiPriority w:val="9"/>
+    <w:qFormat/>
     <w:pPr>
       <w:keepNext/>
       <w:keepLines/>
@@ -642,21 +973,21 @@
       <w:outlineLvl w:val="0"/>
     </w:pPr>
     <w:rPr>
-      <w:rFonts w:asciiTheme="majorHAnsi" w:hAnsiTheme="majorHAnsi" w:eastAsiaTheme="majorEastAsia" w:cstheme="majorBidi"/>
-      <w:color w:val="2F5597" w:themeColor="accent1" w:themeShade="BF"/>
+      <w:rFonts w:asciiTheme="majorHAnsi" w:eastAsiaTheme="majorEastAsia" w:hAnsiTheme="majorHAnsi" w:cstheme="majorBidi"/>
+      <w:color w:val="2F5496" w:themeColor="accent1" w:themeShade="BF"/>
       <w:sz w:val="40"/>
       <w:szCs w:val="40"/>
     </w:rPr>
   </w:style>
-  <w:style w:type="paragraph" w:styleId="3">
+  <w:style w:type="paragraph" w:styleId="Heading2">
     <w:name w:val="heading 2"/>
-    <w:basedOn w:val="1"/>
-    <w:next w:val="1"/>
-    <w:link w:val="18"/>
+    <w:basedOn w:val="Normal"/>
+    <w:next w:val="Normal"/>
+    <w:link w:val="Heading2Char"/>
+    <w:uiPriority w:val="9"/>
     <w:semiHidden/>
     <w:unhideWhenUsed/>
     <w:qFormat/>
-    <w:uiPriority w:val="9"/>
     <w:pPr>
       <w:keepNext/>
       <w:keepLines/>
@@ -664,21 +995,21 @@
       <w:outlineLvl w:val="1"/>
     </w:pPr>
     <w:rPr>
-      <w:rFonts w:asciiTheme="majorHAnsi" w:hAnsiTheme="majorHAnsi" w:eastAsiaTheme="majorEastAsia" w:cstheme="majorBidi"/>
-      <w:color w:val="2F5597" w:themeColor="accent1" w:themeShade="BF"/>
+      <w:rFonts w:asciiTheme="majorHAnsi" w:eastAsiaTheme="majorEastAsia" w:hAnsiTheme="majorHAnsi" w:cstheme="majorBidi"/>
+      <w:color w:val="2F5496" w:themeColor="accent1" w:themeShade="BF"/>
       <w:sz w:val="32"/>
       <w:szCs w:val="32"/>
     </w:rPr>
   </w:style>
-  <w:style w:type="paragraph" w:styleId="4">
+  <w:style w:type="paragraph" w:styleId="Heading3">
     <w:name w:val="heading 3"/>
-    <w:basedOn w:val="1"/>
-    <w:next w:val="1"/>
-    <w:link w:val="19"/>
+    <w:basedOn w:val="Normal"/>
+    <w:next w:val="Normal"/>
+    <w:link w:val="Heading3Char"/>
+    <w:uiPriority w:val="9"/>
     <w:semiHidden/>
     <w:unhideWhenUsed/>
     <w:qFormat/>
-    <w:uiPriority w:val="9"/>
     <w:pPr>
       <w:keepNext/>
       <w:keepLines/>
@@ -687,20 +1018,20 @@
     </w:pPr>
     <w:rPr>
       <w:rFonts w:eastAsiaTheme="majorEastAsia" w:cstheme="majorBidi"/>
-      <w:color w:val="2F5597" w:themeColor="accent1" w:themeShade="BF"/>
+      <w:color w:val="2F5496" w:themeColor="accent1" w:themeShade="BF"/>
       <w:sz w:val="28"/>
       <w:szCs w:val="28"/>
     </w:rPr>
   </w:style>
-  <w:style w:type="paragraph" w:styleId="5">
+  <w:style w:type="paragraph" w:styleId="Heading4">
     <w:name w:val="heading 4"/>
-    <w:basedOn w:val="1"/>
-    <w:next w:val="1"/>
-    <w:link w:val="20"/>
+    <w:basedOn w:val="Normal"/>
+    <w:next w:val="Normal"/>
+    <w:link w:val="Heading4Char"/>
+    <w:uiPriority w:val="9"/>
     <w:semiHidden/>
     <w:unhideWhenUsed/>
     <w:qFormat/>
-    <w:uiPriority w:val="9"/>
     <w:pPr>
       <w:keepNext/>
       <w:keepLines/>
@@ -711,18 +1042,18 @@
       <w:rFonts w:eastAsiaTheme="majorEastAsia" w:cstheme="majorBidi"/>
       <w:i/>
       <w:iCs/>
-      <w:color w:val="2F5597" w:themeColor="accent1" w:themeShade="BF"/>
-    </w:rPr>
-  </w:style>
-  <w:style w:type="paragraph" w:styleId="6">
+      <w:color w:val="2F5496" w:themeColor="accent1" w:themeShade="BF"/>
+    </w:rPr>
+  </w:style>
+  <w:style w:type="paragraph" w:styleId="Heading5">
     <w:name w:val="heading 5"/>
-    <w:basedOn w:val="1"/>
-    <w:next w:val="1"/>
-    <w:link w:val="21"/>
+    <w:basedOn w:val="Normal"/>
+    <w:next w:val="Normal"/>
+    <w:link w:val="Heading5Char"/>
+    <w:uiPriority w:val="9"/>
     <w:semiHidden/>
     <w:unhideWhenUsed/>
     <w:qFormat/>
-    <w:uiPriority w:val="9"/>
     <w:pPr>
       <w:keepNext/>
       <w:keepLines/>
@@ -731,18 +1062,18 @@
     </w:pPr>
     <w:rPr>
       <w:rFonts w:eastAsiaTheme="majorEastAsia" w:cstheme="majorBidi"/>
-      <w:color w:val="2F5597" w:themeColor="accent1" w:themeShade="BF"/>
-    </w:rPr>
-  </w:style>
-  <w:style w:type="paragraph" w:styleId="7">
+      <w:color w:val="2F5496" w:themeColor="accent1" w:themeShade="BF"/>
+    </w:rPr>
+  </w:style>
+  <w:style w:type="paragraph" w:styleId="Heading6">
     <w:name w:val="heading 6"/>
-    <w:basedOn w:val="1"/>
-    <w:next w:val="1"/>
-    <w:link w:val="22"/>
+    <w:basedOn w:val="Normal"/>
+    <w:next w:val="Normal"/>
+    <w:link w:val="Heading6Char"/>
+    <w:uiPriority w:val="9"/>
     <w:semiHidden/>
     <w:unhideWhenUsed/>
     <w:qFormat/>
-    <w:uiPriority w:val="9"/>
     <w:pPr>
       <w:keepNext/>
       <w:keepLines/>
@@ -754,25 +1085,17 @@
       <w:i/>
       <w:iCs/>
       <w:color w:val="595959" w:themeColor="text1" w:themeTint="A6"/>
-      <w14:textFill>
-        <w14:solidFill>
-          <w14:schemeClr w14:val="tx1">
-            <w14:lumMod w14:val="65000"/>
-            <w14:lumOff w14:val="35000"/>
-          </w14:schemeClr>
-        </w14:solidFill>
-      </w14:textFill>
-    </w:rPr>
-  </w:style>
-  <w:style w:type="paragraph" w:styleId="8">
+    </w:rPr>
+  </w:style>
+  <w:style w:type="paragraph" w:styleId="Heading7">
     <w:name w:val="heading 7"/>
-    <w:basedOn w:val="1"/>
-    <w:next w:val="1"/>
-    <w:link w:val="23"/>
+    <w:basedOn w:val="Normal"/>
+    <w:next w:val="Normal"/>
+    <w:link w:val="Heading7Char"/>
+    <w:uiPriority w:val="9"/>
     <w:semiHidden/>
     <w:unhideWhenUsed/>
     <w:qFormat/>
-    <w:uiPriority w:val="9"/>
     <w:pPr>
       <w:keepNext/>
       <w:keepLines/>
@@ -782,25 +1105,17 @@
     <w:rPr>
       <w:rFonts w:eastAsiaTheme="majorEastAsia" w:cstheme="majorBidi"/>
       <w:color w:val="595959" w:themeColor="text1" w:themeTint="A6"/>
-      <w14:textFill>
-        <w14:solidFill>
-          <w14:schemeClr w14:val="tx1">
-            <w14:lumMod w14:val="65000"/>
-            <w14:lumOff w14:val="35000"/>
-          </w14:schemeClr>
-        </w14:solidFill>
-      </w14:textFill>
-    </w:rPr>
-  </w:style>
-  <w:style w:type="paragraph" w:styleId="9">
+    </w:rPr>
+  </w:style>
+  <w:style w:type="paragraph" w:styleId="Heading8">
     <w:name w:val="heading 8"/>
-    <w:basedOn w:val="1"/>
-    <w:next w:val="1"/>
-    <w:link w:val="24"/>
+    <w:basedOn w:val="Normal"/>
+    <w:next w:val="Normal"/>
+    <w:link w:val="Heading8Char"/>
+    <w:uiPriority w:val="9"/>
     <w:semiHidden/>
     <w:unhideWhenUsed/>
     <w:qFormat/>
-    <w:uiPriority w:val="9"/>
     <w:pPr>
       <w:keepNext/>
       <w:keepLines/>
@@ -812,25 +1127,17 @@
       <w:i/>
       <w:iCs/>
       <w:color w:val="262626" w:themeColor="text1" w:themeTint="D9"/>
-      <w14:textFill>
-        <w14:solidFill>
-          <w14:schemeClr w14:val="tx1">
-            <w14:lumMod w14:val="85000"/>
-            <w14:lumOff w14:val="15000"/>
-          </w14:schemeClr>
-        </w14:solidFill>
-      </w14:textFill>
-    </w:rPr>
-  </w:style>
-  <w:style w:type="paragraph" w:styleId="10">
+    </w:rPr>
+  </w:style>
+  <w:style w:type="paragraph" w:styleId="Heading9">
     <w:name w:val="heading 9"/>
-    <w:basedOn w:val="1"/>
-    <w:next w:val="1"/>
-    <w:link w:val="25"/>
+    <w:basedOn w:val="Normal"/>
+    <w:next w:val="Normal"/>
+    <w:link w:val="Heading9Char"/>
+    <w:uiPriority w:val="9"/>
     <w:semiHidden/>
     <w:unhideWhenUsed/>
     <w:qFormat/>
-    <w:uiPriority w:val="9"/>
     <w:pPr>
       <w:keepNext/>
       <w:keepLines/>
@@ -840,28 +1147,21 @@
     <w:rPr>
       <w:rFonts w:eastAsiaTheme="majorEastAsia" w:cstheme="majorBidi"/>
       <w:color w:val="262626" w:themeColor="text1" w:themeTint="D9"/>
-      <w14:textFill>
-        <w14:solidFill>
-          <w14:schemeClr w14:val="tx1">
-            <w14:lumMod w14:val="85000"/>
-            <w14:lumOff w14:val="15000"/>
-          </w14:schemeClr>
-        </w14:solidFill>
-      </w14:textFill>
-    </w:rPr>
-  </w:style>
-  <w:style w:type="character" w:default="1" w:styleId="16">
+    </w:rPr>
+  </w:style>
+  <w:style w:type="character" w:default="1" w:styleId="DefaultParagraphFont">
     <w:name w:val="Default Paragraph Font"/>
+    <w:uiPriority w:val="1"/>
     <w:semiHidden/>
     <w:unhideWhenUsed/>
-    <w:uiPriority w:val="1"/>
-  </w:style>
-  <w:style w:type="table" w:default="1" w:styleId="15">
+  </w:style>
+  <w:style w:type="table" w:default="1" w:styleId="TableNormal">
     <w:name w:val="Normal Table"/>
+    <w:uiPriority w:val="99"/>
     <w:semiHidden/>
     <w:unhideWhenUsed/>
-    <w:uiPriority w:val="99"/>
     <w:tblPr>
+      <w:tblInd w:w="0" w:type="dxa"/>
       <w:tblCellMar>
         <w:top w:w="0" w:type="dxa"/>
         <w:left w:w="108" w:type="dxa"/>
@@ -870,12 +1170,18 @@
       </w:tblCellMar>
     </w:tblPr>
   </w:style>
-  <w:style w:type="paragraph" w:styleId="11">
+  <w:style w:type="numbering" w:default="1" w:styleId="NoList">
+    <w:name w:val="No List"/>
+    <w:uiPriority w:val="99"/>
+    <w:semiHidden/>
+    <w:unhideWhenUsed/>
+  </w:style>
+  <w:style w:type="paragraph" w:styleId="Footer">
     <w:name w:val="footer"/>
-    <w:basedOn w:val="1"/>
-    <w:link w:val="36"/>
+    <w:basedOn w:val="Normal"/>
+    <w:link w:val="FooterChar"/>
+    <w:uiPriority w:val="99"/>
     <w:unhideWhenUsed/>
-    <w:uiPriority w:val="99"/>
     <w:pPr>
       <w:tabs>
         <w:tab w:val="center" w:pos="4513"/>
@@ -884,12 +1190,12 @@
       <w:spacing w:after="0" w:line="240" w:lineRule="auto"/>
     </w:pPr>
   </w:style>
-  <w:style w:type="paragraph" w:styleId="12">
+  <w:style w:type="paragraph" w:styleId="Header">
     <w:name w:val="header"/>
-    <w:basedOn w:val="1"/>
-    <w:link w:val="35"/>
+    <w:basedOn w:val="Normal"/>
+    <w:link w:val="HeaderChar"/>
+    <w:uiPriority w:val="99"/>
     <w:unhideWhenUsed/>
-    <w:uiPriority w:val="99"/>
     <w:pPr>
       <w:tabs>
         <w:tab w:val="center" w:pos="4513"/>
@@ -898,242 +1204,194 @@
       <w:spacing w:after="0" w:line="240" w:lineRule="auto"/>
     </w:pPr>
   </w:style>
-  <w:style w:type="paragraph" w:styleId="13">
+  <w:style w:type="paragraph" w:styleId="Subtitle">
     <w:name w:val="Subtitle"/>
-    <w:basedOn w:val="1"/>
-    <w:next w:val="1"/>
-    <w:link w:val="27"/>
-    <w:qFormat/>
+    <w:basedOn w:val="Normal"/>
+    <w:next w:val="Normal"/>
+    <w:link w:val="SubtitleChar"/>
     <w:uiPriority w:val="11"/>
+    <w:qFormat/>
     <w:rPr>
       <w:rFonts w:eastAsiaTheme="majorEastAsia" w:cstheme="majorBidi"/>
       <w:color w:val="595959" w:themeColor="text1" w:themeTint="A6"/>
       <w:spacing w:val="15"/>
       <w:sz w:val="28"/>
       <w:szCs w:val="28"/>
-      <w14:textFill>
-        <w14:solidFill>
-          <w14:schemeClr w14:val="tx1">
-            <w14:lumMod w14:val="65000"/>
-            <w14:lumOff w14:val="35000"/>
-          </w14:schemeClr>
-        </w14:solidFill>
-      </w14:textFill>
-    </w:rPr>
-  </w:style>
-  <w:style w:type="paragraph" w:styleId="14">
+    </w:rPr>
+  </w:style>
+  <w:style w:type="paragraph" w:styleId="Title">
     <w:name w:val="Title"/>
-    <w:basedOn w:val="1"/>
-    <w:next w:val="1"/>
-    <w:link w:val="26"/>
-    <w:qFormat/>
+    <w:basedOn w:val="Normal"/>
+    <w:next w:val="Normal"/>
+    <w:link w:val="TitleChar"/>
     <w:uiPriority w:val="10"/>
+    <w:qFormat/>
     <w:pPr>
       <w:spacing w:after="80" w:line="240" w:lineRule="auto"/>
       <w:contextualSpacing/>
     </w:pPr>
     <w:rPr>
-      <w:rFonts w:asciiTheme="majorHAnsi" w:hAnsiTheme="majorHAnsi" w:eastAsiaTheme="majorEastAsia" w:cstheme="majorBidi"/>
+      <w:rFonts w:asciiTheme="majorHAnsi" w:eastAsiaTheme="majorEastAsia" w:hAnsiTheme="majorHAnsi" w:cstheme="majorBidi"/>
       <w:spacing w:val="-10"/>
       <w:kern w:val="28"/>
       <w:sz w:val="56"/>
       <w:szCs w:val="56"/>
     </w:rPr>
   </w:style>
-  <w:style w:type="character" w:customStyle="1" w:styleId="17">
+  <w:style w:type="character" w:customStyle="1" w:styleId="Heading1Char">
     <w:name w:val="Heading 1 Char"/>
-    <w:basedOn w:val="16"/>
-    <w:link w:val="2"/>
-    <w:qFormat/>
+    <w:basedOn w:val="DefaultParagraphFont"/>
+    <w:link w:val="Heading1"/>
     <w:uiPriority w:val="9"/>
-    <w:rPr>
-      <w:rFonts w:asciiTheme="majorHAnsi" w:hAnsiTheme="majorHAnsi" w:eastAsiaTheme="majorEastAsia" w:cstheme="majorBidi"/>
-      <w:color w:val="2F5597" w:themeColor="accent1" w:themeShade="BF"/>
+    <w:qFormat/>
+    <w:rPr>
+      <w:rFonts w:asciiTheme="majorHAnsi" w:eastAsiaTheme="majorEastAsia" w:hAnsiTheme="majorHAnsi" w:cstheme="majorBidi"/>
+      <w:color w:val="2F5496" w:themeColor="accent1" w:themeShade="BF"/>
       <w:sz w:val="40"/>
       <w:szCs w:val="40"/>
     </w:rPr>
   </w:style>
-  <w:style w:type="character" w:customStyle="1" w:styleId="18">
+  <w:style w:type="character" w:customStyle="1" w:styleId="Heading2Char">
     <w:name w:val="Heading 2 Char"/>
-    <w:basedOn w:val="16"/>
-    <w:link w:val="3"/>
-    <w:semiHidden/>
-    <w:qFormat/>
+    <w:basedOn w:val="DefaultParagraphFont"/>
+    <w:link w:val="Heading2"/>
     <w:uiPriority w:val="9"/>
-    <w:rPr>
-      <w:rFonts w:asciiTheme="majorHAnsi" w:hAnsiTheme="majorHAnsi" w:eastAsiaTheme="majorEastAsia" w:cstheme="majorBidi"/>
-      <w:color w:val="2F5597" w:themeColor="accent1" w:themeShade="BF"/>
+    <w:semiHidden/>
+    <w:qFormat/>
+    <w:rPr>
+      <w:rFonts w:asciiTheme="majorHAnsi" w:eastAsiaTheme="majorEastAsia" w:hAnsiTheme="majorHAnsi" w:cstheme="majorBidi"/>
+      <w:color w:val="2F5496" w:themeColor="accent1" w:themeShade="BF"/>
       <w:sz w:val="32"/>
       <w:szCs w:val="32"/>
     </w:rPr>
   </w:style>
-  <w:style w:type="character" w:customStyle="1" w:styleId="19">
+  <w:style w:type="character" w:customStyle="1" w:styleId="Heading3Char">
     <w:name w:val="Heading 3 Char"/>
-    <w:basedOn w:val="16"/>
-    <w:link w:val="4"/>
-    <w:semiHidden/>
-    <w:qFormat/>
+    <w:basedOn w:val="DefaultParagraphFont"/>
+    <w:link w:val="Heading3"/>
     <w:uiPriority w:val="9"/>
+    <w:semiHidden/>
+    <w:qFormat/>
     <w:rPr>
       <w:rFonts w:eastAsiaTheme="majorEastAsia" w:cstheme="majorBidi"/>
-      <w:color w:val="2F5597" w:themeColor="accent1" w:themeShade="BF"/>
+      <w:color w:val="2F5496" w:themeColor="accent1" w:themeShade="BF"/>
       <w:sz w:val="28"/>
       <w:szCs w:val="28"/>
     </w:rPr>
   </w:style>
-  <w:style w:type="character" w:customStyle="1" w:styleId="20">
+  <w:style w:type="character" w:customStyle="1" w:styleId="Heading4Char">
     <w:name w:val="Heading 4 Char"/>
-    <w:basedOn w:val="16"/>
-    <w:link w:val="5"/>
-    <w:semiHidden/>
-    <w:qFormat/>
+    <w:basedOn w:val="DefaultParagraphFont"/>
+    <w:link w:val="Heading4"/>
     <w:uiPriority w:val="9"/>
+    <w:semiHidden/>
+    <w:qFormat/>
     <w:rPr>
       <w:rFonts w:eastAsiaTheme="majorEastAsia" w:cstheme="majorBidi"/>
       <w:i/>
       <w:iCs/>
-      <w:color w:val="2F5597" w:themeColor="accent1" w:themeShade="BF"/>
-    </w:rPr>
-  </w:style>
-  <w:style w:type="character" w:customStyle="1" w:styleId="21">
+      <w:color w:val="2F5496" w:themeColor="accent1" w:themeShade="BF"/>
+    </w:rPr>
+  </w:style>
+  <w:style w:type="character" w:customStyle="1" w:styleId="Heading5Char">
     <w:name w:val="Heading 5 Char"/>
-    <w:basedOn w:val="16"/>
-    <w:link w:val="6"/>
-    <w:semiHidden/>
-    <w:qFormat/>
+    <w:basedOn w:val="DefaultParagraphFont"/>
+    <w:link w:val="Heading5"/>
     <w:uiPriority w:val="9"/>
+    <w:semiHidden/>
+    <w:qFormat/>
     <w:rPr>
       <w:rFonts w:eastAsiaTheme="majorEastAsia" w:cstheme="majorBidi"/>
-      <w:color w:val="2F5597" w:themeColor="accent1" w:themeShade="BF"/>
-    </w:rPr>
-  </w:style>
-  <w:style w:type="character" w:customStyle="1" w:styleId="22">
+      <w:color w:val="2F5496" w:themeColor="accent1" w:themeShade="BF"/>
+    </w:rPr>
+  </w:style>
+  <w:style w:type="character" w:customStyle="1" w:styleId="Heading6Char">
     <w:name w:val="Heading 6 Char"/>
-    <w:basedOn w:val="16"/>
-    <w:link w:val="7"/>
-    <w:semiHidden/>
-    <w:qFormat/>
+    <w:basedOn w:val="DefaultParagraphFont"/>
+    <w:link w:val="Heading6"/>
     <w:uiPriority w:val="9"/>
+    <w:semiHidden/>
+    <w:qFormat/>
     <w:rPr>
       <w:rFonts w:eastAsiaTheme="majorEastAsia" w:cstheme="majorBidi"/>
       <w:i/>
       <w:iCs/>
       <w:color w:val="595959" w:themeColor="text1" w:themeTint="A6"/>
-      <w14:textFill>
-        <w14:solidFill>
-          <w14:schemeClr w14:val="tx1">
-            <w14:lumMod w14:val="65000"/>
-            <w14:lumOff w14:val="35000"/>
-          </w14:schemeClr>
-        </w14:solidFill>
-      </w14:textFill>
-    </w:rPr>
-  </w:style>
-  <w:style w:type="character" w:customStyle="1" w:styleId="23">
+    </w:rPr>
+  </w:style>
+  <w:style w:type="character" w:customStyle="1" w:styleId="Heading7Char">
     <w:name w:val="Heading 7 Char"/>
-    <w:basedOn w:val="16"/>
-    <w:link w:val="8"/>
-    <w:semiHidden/>
-    <w:qFormat/>
+    <w:basedOn w:val="DefaultParagraphFont"/>
+    <w:link w:val="Heading7"/>
     <w:uiPriority w:val="9"/>
+    <w:semiHidden/>
+    <w:qFormat/>
     <w:rPr>
       <w:rFonts w:eastAsiaTheme="majorEastAsia" w:cstheme="majorBidi"/>
       <w:color w:val="595959" w:themeColor="text1" w:themeTint="A6"/>
-      <w14:textFill>
-        <w14:solidFill>
-          <w14:schemeClr w14:val="tx1">
-            <w14:lumMod w14:val="65000"/>
-            <w14:lumOff w14:val="35000"/>
-          </w14:schemeClr>
-        </w14:solidFill>
-      </w14:textFill>
-    </w:rPr>
-  </w:style>
-  <w:style w:type="character" w:customStyle="1" w:styleId="24">
+    </w:rPr>
+  </w:style>
+  <w:style w:type="character" w:customStyle="1" w:styleId="Heading8Char">
     <w:name w:val="Heading 8 Char"/>
-    <w:basedOn w:val="16"/>
-    <w:link w:val="9"/>
-    <w:semiHidden/>
-    <w:qFormat/>
+    <w:basedOn w:val="DefaultParagraphFont"/>
+    <w:link w:val="Heading8"/>
     <w:uiPriority w:val="9"/>
+    <w:semiHidden/>
+    <w:qFormat/>
     <w:rPr>
       <w:rFonts w:eastAsiaTheme="majorEastAsia" w:cstheme="majorBidi"/>
       <w:i/>
       <w:iCs/>
       <w:color w:val="262626" w:themeColor="text1" w:themeTint="D9"/>
-      <w14:textFill>
-        <w14:solidFill>
-          <w14:schemeClr w14:val="tx1">
-            <w14:lumMod w14:val="85000"/>
-            <w14:lumOff w14:val="15000"/>
-          </w14:schemeClr>
-        </w14:solidFill>
-      </w14:textFill>
-    </w:rPr>
-  </w:style>
-  <w:style w:type="character" w:customStyle="1" w:styleId="25">
+    </w:rPr>
+  </w:style>
+  <w:style w:type="character" w:customStyle="1" w:styleId="Heading9Char">
     <w:name w:val="Heading 9 Char"/>
-    <w:basedOn w:val="16"/>
-    <w:link w:val="10"/>
-    <w:semiHidden/>
-    <w:qFormat/>
+    <w:basedOn w:val="DefaultParagraphFont"/>
+    <w:link w:val="Heading9"/>
     <w:uiPriority w:val="9"/>
+    <w:semiHidden/>
+    <w:qFormat/>
     <w:rPr>
       <w:rFonts w:eastAsiaTheme="majorEastAsia" w:cstheme="majorBidi"/>
       <w:color w:val="262626" w:themeColor="text1" w:themeTint="D9"/>
-      <w14:textFill>
-        <w14:solidFill>
-          <w14:schemeClr w14:val="tx1">
-            <w14:lumMod w14:val="85000"/>
-            <w14:lumOff w14:val="15000"/>
-          </w14:schemeClr>
-        </w14:solidFill>
-      </w14:textFill>
-    </w:rPr>
-  </w:style>
-  <w:style w:type="character" w:customStyle="1" w:styleId="26">
+    </w:rPr>
+  </w:style>
+  <w:style w:type="character" w:customStyle="1" w:styleId="TitleChar">
     <w:name w:val="Title Char"/>
-    <w:basedOn w:val="16"/>
-    <w:link w:val="14"/>
-    <w:qFormat/>
+    <w:basedOn w:val="DefaultParagraphFont"/>
+    <w:link w:val="Title"/>
     <w:uiPriority w:val="10"/>
-    <w:rPr>
-      <w:rFonts w:asciiTheme="majorHAnsi" w:hAnsiTheme="majorHAnsi" w:eastAsiaTheme="majorEastAsia" w:cstheme="majorBidi"/>
+    <w:qFormat/>
+    <w:rPr>
+      <w:rFonts w:asciiTheme="majorHAnsi" w:eastAsiaTheme="majorEastAsia" w:hAnsiTheme="majorHAnsi" w:cstheme="majorBidi"/>
       <w:spacing w:val="-10"/>
       <w:kern w:val="28"/>
       <w:sz w:val="56"/>
       <w:szCs w:val="56"/>
     </w:rPr>
   </w:style>
-  <w:style w:type="character" w:customStyle="1" w:styleId="27">
+  <w:style w:type="character" w:customStyle="1" w:styleId="SubtitleChar">
     <w:name w:val="Subtitle Char"/>
-    <w:basedOn w:val="16"/>
-    <w:link w:val="13"/>
-    <w:qFormat/>
+    <w:basedOn w:val="DefaultParagraphFont"/>
+    <w:link w:val="Subtitle"/>
     <w:uiPriority w:val="11"/>
+    <w:qFormat/>
     <w:rPr>
       <w:rFonts w:eastAsiaTheme="majorEastAsia" w:cstheme="majorBidi"/>
       <w:color w:val="595959" w:themeColor="text1" w:themeTint="A6"/>
       <w:spacing w:val="15"/>
       <w:sz w:val="28"/>
       <w:szCs w:val="28"/>
-      <w14:textFill>
-        <w14:solidFill>
-          <w14:schemeClr w14:val="tx1">
-            <w14:lumMod w14:val="65000"/>
-            <w14:lumOff w14:val="35000"/>
-          </w14:schemeClr>
-        </w14:solidFill>
-      </w14:textFill>
-    </w:rPr>
-  </w:style>
-  <w:style w:type="paragraph" w:styleId="28">
+    </w:rPr>
+  </w:style>
+  <w:style w:type="paragraph" w:styleId="Quote">
     <w:name w:val="Quote"/>
-    <w:basedOn w:val="1"/>
-    <w:next w:val="1"/>
-    <w:link w:val="29"/>
-    <w:qFormat/>
+    <w:basedOn w:val="Normal"/>
+    <w:next w:val="Normal"/>
+    <w:link w:val="QuoteChar"/>
     <w:uiPriority w:val="29"/>
+    <w:qFormat/>
     <w:pPr>
       <w:spacing w:before="160"/>
       <w:jc w:val="center"/>
@@ -1142,68 +1400,52 @@
       <w:i/>
       <w:iCs/>
       <w:color w:val="404040" w:themeColor="text1" w:themeTint="BF"/>
-      <w14:textFill>
-        <w14:solidFill>
-          <w14:schemeClr w14:val="tx1">
-            <w14:lumMod w14:val="75000"/>
-            <w14:lumOff w14:val="25000"/>
-          </w14:schemeClr>
-        </w14:solidFill>
-      </w14:textFill>
-    </w:rPr>
-  </w:style>
-  <w:style w:type="character" w:customStyle="1" w:styleId="29">
+    </w:rPr>
+  </w:style>
+  <w:style w:type="character" w:customStyle="1" w:styleId="QuoteChar">
     <w:name w:val="Quote Char"/>
-    <w:basedOn w:val="16"/>
-    <w:link w:val="28"/>
-    <w:qFormat/>
+    <w:basedOn w:val="DefaultParagraphFont"/>
+    <w:link w:val="Quote"/>
     <w:uiPriority w:val="29"/>
+    <w:qFormat/>
     <w:rPr>
       <w:i/>
       <w:iCs/>
       <w:color w:val="404040" w:themeColor="text1" w:themeTint="BF"/>
-      <w14:textFill>
-        <w14:solidFill>
-          <w14:schemeClr w14:val="tx1">
-            <w14:lumMod w14:val="75000"/>
-            <w14:lumOff w14:val="25000"/>
-          </w14:schemeClr>
-        </w14:solidFill>
-      </w14:textFill>
-    </w:rPr>
-  </w:style>
-  <w:style w:type="paragraph" w:styleId="30">
+    </w:rPr>
+  </w:style>
+  <w:style w:type="paragraph" w:styleId="ListParagraph">
     <w:name w:val="List Paragraph"/>
-    <w:basedOn w:val="1"/>
-    <w:qFormat/>
+    <w:basedOn w:val="Normal"/>
     <w:uiPriority w:val="34"/>
+    <w:qFormat/>
     <w:pPr>
       <w:ind w:left="720"/>
       <w:contextualSpacing/>
     </w:pPr>
   </w:style>
-  <w:style w:type="character" w:customStyle="1" w:styleId="31">
+  <w:style w:type="character" w:customStyle="1" w:styleId="IntenseEmphasis1">
     <w:name w:val="Intense Emphasis1"/>
-    <w:basedOn w:val="16"/>
-    <w:qFormat/>
+    <w:basedOn w:val="DefaultParagraphFont"/>
     <w:uiPriority w:val="21"/>
+    <w:qFormat/>
     <w:rPr>
       <w:i/>
       <w:iCs/>
-      <w:color w:val="2F5597" w:themeColor="accent1" w:themeShade="BF"/>
-    </w:rPr>
-  </w:style>
-  <w:style w:type="paragraph" w:styleId="32">
+      <w:color w:val="2F5496" w:themeColor="accent1" w:themeShade="BF"/>
+    </w:rPr>
+  </w:style>
+  <w:style w:type="paragraph" w:styleId="IntenseQuote">
     <w:name w:val="Intense Quote"/>
-    <w:basedOn w:val="1"/>
-    <w:next w:val="1"/>
-    <w:link w:val="33"/>
-    <w:qFormat/>
+    <w:basedOn w:val="Normal"/>
+    <w:next w:val="Normal"/>
+    <w:link w:val="IntenseQuoteChar"/>
     <w:uiPriority w:val="30"/>
+    <w:qFormat/>
     <w:pPr>
       <w:pBdr>
-        <w:top w:val="single" w:color="2F5496" w:themeColor="accent1" w:themeShade="BF" w:sz="4" w:space="10"/>
-        <w:bottom w:val="single" w:color="2F5496" w:themeColor="accent1" w:themeShade="BF" w:sz="4" w:space="10"/>
+        <w:top w:val="single" w:sz="4" w:space="10" w:color="2F5496" w:themeColor="accent1" w:themeShade="BF"/>
+        <w:bottom w:val="single" w:sz="4" w:space="10" w:color="2F5496" w:themeColor="accent1" w:themeShade="BF"/>
       </w:pBdr>
       <w:spacing w:before="360" w:after="360"/>
       <w:ind w:left="864" w:right="864"/>
@@ -1212,41 +1454,41 @@
     <w:rPr>
       <w:i/>
       <w:iCs/>
-      <w:color w:val="2F5597" w:themeColor="accent1" w:themeShade="BF"/>
-    </w:rPr>
-  </w:style>
-  <w:style w:type="character" w:customStyle="1" w:styleId="33">
+      <w:color w:val="2F5496" w:themeColor="accent1" w:themeShade="BF"/>
+    </w:rPr>
+  </w:style>
+  <w:style w:type="character" w:customStyle="1" w:styleId="IntenseQuoteChar">
     <w:name w:val="Intense Quote Char"/>
-    <w:basedOn w:val="16"/>
-    <w:link w:val="32"/>
-    <w:qFormat/>
+    <w:basedOn w:val="DefaultParagraphFont"/>
+    <w:link w:val="IntenseQuote"/>
     <w:uiPriority w:val="30"/>
+    <w:qFormat/>
     <w:rPr>
       <w:i/>
       <w:iCs/>
-      <w:color w:val="2F5597" w:themeColor="accent1" w:themeShade="BF"/>
-    </w:rPr>
-  </w:style>
-  <w:style w:type="character" w:customStyle="1" w:styleId="34">
+      <w:color w:val="2F5496" w:themeColor="accent1" w:themeShade="BF"/>
+    </w:rPr>
+  </w:style>
+  <w:style w:type="character" w:customStyle="1" w:styleId="IntenseReference1">
     <w:name w:val="Intense Reference1"/>
-    <w:basedOn w:val="16"/>
-    <w:qFormat/>
+    <w:basedOn w:val="DefaultParagraphFont"/>
     <w:uiPriority w:val="32"/>
+    <w:qFormat/>
     <w:rPr>
       <w:b/>
       <w:bCs/>
       <w:smallCaps/>
-      <w:color w:val="2F5597" w:themeColor="accent1" w:themeShade="BF"/>
+      <w:color w:val="2F5496" w:themeColor="accent1" w:themeShade="BF"/>
       <w:spacing w:val="5"/>
     </w:rPr>
   </w:style>
-  <w:style w:type="character" w:customStyle="1" w:styleId="35">
+  <w:style w:type="character" w:customStyle="1" w:styleId="HeaderChar">
     <w:name w:val="Header Char"/>
-    <w:basedOn w:val="16"/>
-    <w:link w:val="12"/>
+    <w:basedOn w:val="DefaultParagraphFont"/>
+    <w:link w:val="Header"/>
     <w:uiPriority w:val="99"/>
     <w:rPr>
-      <w:rFonts w:asciiTheme="minorHAnsi" w:hAnsiTheme="minorHAnsi" w:eastAsiaTheme="minorEastAsia" w:cstheme="minorBidi"/>
+      <w:rFonts w:asciiTheme="minorHAnsi" w:eastAsiaTheme="minorEastAsia" w:hAnsiTheme="minorHAnsi" w:cstheme="minorBidi"/>
       <w:kern w:val="2"/>
       <w:sz w:val="22"/>
       <w:szCs w:val="22"/>
@@ -1254,13 +1496,13 @@
       <w14:ligatures w14:val="standardContextual"/>
     </w:rPr>
   </w:style>
-  <w:style w:type="character" w:customStyle="1" w:styleId="36">
+  <w:style w:type="character" w:customStyle="1" w:styleId="FooterChar">
     <w:name w:val="Footer Char"/>
-    <w:basedOn w:val="16"/>
-    <w:link w:val="11"/>
+    <w:basedOn w:val="DefaultParagraphFont"/>
+    <w:link w:val="Footer"/>
     <w:uiPriority w:val="99"/>
     <w:rPr>
-      <w:rFonts w:asciiTheme="minorHAnsi" w:hAnsiTheme="minorHAnsi" w:eastAsiaTheme="minorEastAsia" w:cstheme="minorBidi"/>
+      <w:rFonts w:asciiTheme="minorHAnsi" w:eastAsiaTheme="minorEastAsia" w:hAnsiTheme="minorHAnsi" w:cstheme="minorBidi"/>
       <w:kern w:val="2"/>
       <w:sz w:val="22"/>
       <w:szCs w:val="22"/>
@@ -1523,5 +1765,6 @@
     </a:fmtScheme>
   </a:themeElements>
   <a:objectDefaults/>
+  <a:extraClrSchemeLst/>
 </a:theme>
 </file>
--- a/Note for MC_685.docx
+++ b/Note for MC_685.docx
@@ -26,7 +26,23 @@
           <w:rFonts w:hint="eastAsia"/>
           <w:lang w:val="en-HK"/>
         </w:rPr>
-        <w:t>Exchange Exstart Loading 2-way Init Down</w:t>
+        <w:t xml:space="preserve">Exchange </w:t>
+      </w:r>
+      <w:proofErr w:type="spellStart"/>
+      <w:r>
+        <w:rPr>
+          <w:rFonts w:hint="eastAsia"/>
+          <w:lang w:val="en-HK"/>
+        </w:rPr>
+        <w:t>Exstart</w:t>
+      </w:r>
+      <w:proofErr w:type="spellEnd"/>
+      <w:r>
+        <w:rPr>
+          <w:rFonts w:hint="eastAsia"/>
+          <w:lang w:val="en-HK"/>
+        </w:rPr>
+        <w:t xml:space="preserve"> Loading 2-way Init Down</w:t>
       </w:r>
     </w:p>
     <w:p>
@@ -150,6 +166,13 @@
         </w:rPr>
         <w:t>)</w:t>
       </w:r>
+      <w:r>
+        <w:rPr>
+          <w:rFonts w:hint="eastAsia"/>
+          <w:lang w:val="en-HK"/>
+        </w:rPr>
+        <w:t xml:space="preserve"> 你的爱</w:t>
+      </w:r>
     </w:p>
     <w:p>
       <w:pPr>
@@ -171,7 +194,34 @@
           <w:bCs/>
           <w:lang w:val="en-HK"/>
         </w:rPr>
-        <w:t>LSR, FEC, LER, LDP, LSP (LS FE LE LD LS</w:t>
+        <w:t xml:space="preserve">Q398 </w:t>
+      </w:r>
+      <w:r>
+        <w:rPr>
+          <w:rFonts w:hint="eastAsia"/>
+          <w:b/>
+          <w:bCs/>
+          <w:lang w:val="en-HK"/>
+        </w:rPr>
+        <w:t>LSR, FEC, LER, LDP, LSP (LS</w:t>
+      </w:r>
+      <w:r>
+        <w:rPr>
+          <w:rFonts w:hint="eastAsia"/>
+          <w:b/>
+          <w:bCs/>
+          <w:lang w:val="en-HK"/>
+        </w:rPr>
+        <w:t>R</w:t>
+      </w:r>
+      <w:r>
+        <w:rPr>
+          <w:rFonts w:hint="eastAsia"/>
+          <w:b/>
+          <w:bCs/>
+          <w:lang w:val="en-HK"/>
+        </w:rPr>
+        <w:t xml:space="preserve"> FE LE LD LS</w:t>
       </w:r>
       <w:r>
         <w:rPr>
@@ -203,6 +253,7 @@
           <w:lang w:val="en-HK"/>
         </w:rPr>
       </w:pPr>
+      <w:proofErr w:type="spellStart"/>
       <w:r>
         <w:rPr>
           <w:lang w:val="en-HK"/>
@@ -214,7 +265,47 @@
           <w:rFonts w:hint="eastAsia"/>
           <w:lang w:val="en-HK"/>
         </w:rPr>
-        <w:t>ty 0: cisco, ocsic, vty 1: no username, o password</w:t>
+        <w:t>ty</w:t>
+      </w:r>
+      <w:proofErr w:type="spellEnd"/>
+      <w:r>
+        <w:rPr>
+          <w:rFonts w:hint="eastAsia"/>
+          <w:lang w:val="en-HK"/>
+        </w:rPr>
+        <w:t xml:space="preserve"> 0: cisco, </w:t>
+      </w:r>
+      <w:proofErr w:type="spellStart"/>
+      <w:r>
+        <w:rPr>
+          <w:rFonts w:hint="eastAsia"/>
+          <w:lang w:val="en-HK"/>
+        </w:rPr>
+        <w:t>ocsic</w:t>
+      </w:r>
+      <w:proofErr w:type="spellEnd"/>
+      <w:r>
+        <w:rPr>
+          <w:rFonts w:hint="eastAsia"/>
+          <w:lang w:val="en-HK"/>
+        </w:rPr>
+        <w:t xml:space="preserve">, </w:t>
+      </w:r>
+      <w:proofErr w:type="spellStart"/>
+      <w:r>
+        <w:rPr>
+          <w:rFonts w:hint="eastAsia"/>
+          <w:lang w:val="en-HK"/>
+        </w:rPr>
+        <w:t>vty</w:t>
+      </w:r>
+      <w:proofErr w:type="spellEnd"/>
+      <w:r>
+        <w:rPr>
+          <w:rFonts w:hint="eastAsia"/>
+          <w:lang w:val="en-HK"/>
+        </w:rPr>
+        <w:t xml:space="preserve"> 1: no username, o password</w:t>
       </w:r>
     </w:p>
     <w:p>
@@ -364,6 +455,62 @@
           <w:lang w:val="en-HK"/>
         </w:rPr>
         <w:t xml:space="preserve"> (DNSRB)</w:t>
+      </w:r>
+    </w:p>
+    <w:p>
+      <w:pPr>
+        <w:pStyle w:val="ListParagraph"/>
+        <w:numPr>
+          <w:ilvl w:val="0"/>
+          <w:numId w:val="1"/>
+        </w:numPr>
+        <w:rPr>
+          <w:lang w:val="en-HK"/>
+        </w:rPr>
+      </w:pPr>
+      <w:r>
+        <w:rPr>
+          <w:rFonts w:hint="eastAsia"/>
+          <w:lang w:val="en-HK"/>
+        </w:rPr>
+        <w:t xml:space="preserve">Q203: </w:t>
+      </w:r>
+      <w:r>
+        <w:rPr>
+          <w:rFonts w:hint="eastAsia"/>
+          <w:b/>
+          <w:bCs/>
+          <w:lang w:val="en-HK"/>
+        </w:rPr>
+        <w:t>P Le F Ls</w:t>
+      </w:r>
+      <w:r>
+        <w:rPr>
+          <w:rFonts w:hint="eastAsia"/>
+          <w:b/>
+          <w:bCs/>
+          <w:lang w:val="en-HK"/>
+        </w:rPr>
+        <w:t xml:space="preserve"> 胖了 肥死</w:t>
+      </w:r>
+    </w:p>
+    <w:p>
+      <w:pPr>
+        <w:pStyle w:val="ListParagraph"/>
+        <w:numPr>
+          <w:ilvl w:val="0"/>
+          <w:numId w:val="1"/>
+        </w:numPr>
+        <w:rPr>
+          <w:lang w:val="en-HK"/>
+        </w:rPr>
+      </w:pPr>
+      <w:r>
+        <w:rPr>
+          <w:rFonts w:hint="eastAsia"/>
+          <w:lang w:val="en-HK"/>
+        </w:rPr>
+        <w:t>Q572: FMPLs LD</w:t>
       </w:r>
     </w:p>
     <w:p>

--- a/Note for MC_685.docx
+++ b/Note for MC_685.docx
@@ -1,6 +1,6 @@
 
 <file path=word/document.xml><?xml version="1.0" encoding="utf-8"?>
-<w:document xmlns:wpc="http://schemas.microsoft.com/office/word/2010/wordprocessingCanvas" xmlns:cx="http://schemas.microsoft.com/office/drawing/2014/chartex" xmlns:cx1="http://schemas.microsoft.com/office/drawing/2015/9/8/chartex" xmlns:cx2="http://schemas.microsoft.com/office/drawing/2015/10/21/chartex" xmlns:cx3="http://schemas.microsoft.com/office/drawing/2016/5/9/chartex" xmlns:cx4="http://schemas.microsoft.com/office/drawing/2016/5/10/chartex" xmlns:cx5="http://schemas.microsoft.com/office/drawing/2016/5/11/chartex" xmlns:cx6="http://schemas.microsoft.com/office/drawing/2016/5/12/chartex" xmlns:cx7="http://schemas.microsoft.com/office/drawing/2016/5/13/chartex" xmlns:cx8="http://schemas.microsoft.com/office/drawing/2016/5/14/chartex" xmlns:mc="http://schemas.openxmlformats.org/markup-compatibility/2006" xmlns:aink="http://schemas.microsoft.com/office/drawing/2016/ink" xmlns:am3d="http://schemas.microsoft.com/office/drawing/2017/model3d" xmlns:o="urn:schemas-microsoft-com:office:office" xmlns:oel="http://schemas.microsoft.com/office/2019/extlst" xmlns:r="http://schemas.openxmlformats.org/officeDocument/2006/relationships" xmlns:m="http://schemas.openxmlformats.org/officeDocument/2006/math" xmlns:v="urn:schemas-microsoft-com:vml" xmlns:wp14="http://schemas.microsoft.com/office/word/2010/wordprocessingDrawing" xmlns:wp="http://schemas.openxmlformats.org/drawingml/2006/wordprocessingDrawing" xmlns:w10="urn:schemas-microsoft-com:office:word" xmlns:w="http://schemas.openxmlformats.org/wordprocessingml/2006/main" xmlns:w14="http://schemas.microsoft.com/office/word/2010/wordml" xmlns:w15="http://schemas.microsoft.com/office/word/2012/wordml" xmlns:w16cex="http://schemas.microsoft.com/office/word/2018/wordml/cex" xmlns:w16cid="http://schemas.microsoft.com/office/word/2016/wordml/cid" xmlns:w16="http://schemas.microsoft.com/office/word/2018/wordml" xmlns:w16du="http://schemas.microsoft.com/office/word/2023/wordml/word16du" xmlns:w16sdtdh="http://schemas.microsoft.com/office/word/2020/wordml/sdtdatahash" xmlns:w16sdtfl="http://schemas.microsoft.com/office/word/2024/wordml/sdtformatlock" xmlns:w16se="http://schemas.microsoft.com/office/word/2015/wordml/symex" xmlns:wpg="http://schemas.microsoft.com/office/word/2010/wordprocessingGroup" xmlns:wpi="http://schemas.microsoft.com/office/word/2010/wordprocessingInk" xmlns:wne="http://schemas.microsoft.com/office/word/2006/wordml" xmlns:wps="http://schemas.microsoft.com/office/word/2010/wordprocessingShape" mc:Ignorable="w14 w15 w16se w16cid w16 w16cex w16sdtdh w16sdtfl w16du wp14">
+<w:document xmlns:wpc="http://schemas.microsoft.com/office/word/2010/wordprocessingCanvas" xmlns:mc="http://schemas.openxmlformats.org/markup-compatibility/2006" xmlns:o="urn:schemas-microsoft-com:office:office" xmlns:r="http://schemas.openxmlformats.org/officeDocument/2006/relationships" xmlns:m="http://schemas.openxmlformats.org/officeDocument/2006/math" xmlns:v="urn:schemas-microsoft-com:vml" xmlns:wp14="http://schemas.microsoft.com/office/word/2010/wordprocessingDrawing" xmlns:wp="http://schemas.openxmlformats.org/drawingml/2006/wordprocessingDrawing" xmlns:w="http://schemas.openxmlformats.org/wordprocessingml/2006/main" xmlns:w14="http://schemas.microsoft.com/office/word/2010/wordml" xmlns:w10="urn:schemas-microsoft-com:office:word" xmlns:w15="http://schemas.microsoft.com/office/word/2012/wordml" xmlns:wpg="http://schemas.microsoft.com/office/word/2010/wordprocessingGroup" xmlns:wpi="http://schemas.microsoft.com/office/word/2010/wordprocessingInk" xmlns:wne="http://schemas.microsoft.com/office/word/2006/wordml" xmlns:wps="http://schemas.microsoft.com/office/word/2010/wordprocessingShape" xmlns:wpsCustomData="http://www.wps.cn/officeDocument/2013/wpsCustomData" mc:Ignorable="w14 w15 wp14">
   <w:body>
     <w:p>
       <w:r>
@@ -12,123 +12,107 @@
     </w:p>
     <w:p>
       <w:pPr>
-        <w:pStyle w:val="ListParagraph"/>
+        <w:pStyle w:val="30"/>
         <w:numPr>
           <w:ilvl w:val="0"/>
           <w:numId w:val="1"/>
         </w:numPr>
         <w:rPr>
-          <w:lang w:val="en-HK"/>
-        </w:rPr>
-      </w:pPr>
-      <w:r>
-        <w:rPr>
-          <w:rFonts w:hint="eastAsia"/>
-          <w:lang w:val="en-HK"/>
-        </w:rPr>
-        <w:t xml:space="preserve">Exchange </w:t>
-      </w:r>
-      <w:proofErr w:type="spellStart"/>
-      <w:r>
-        <w:rPr>
-          <w:rFonts w:hint="eastAsia"/>
-          <w:lang w:val="en-HK"/>
-        </w:rPr>
-        <w:t>Exstart</w:t>
-      </w:r>
-      <w:proofErr w:type="spellEnd"/>
-      <w:r>
-        <w:rPr>
-          <w:rFonts w:hint="eastAsia"/>
-          <w:lang w:val="en-HK"/>
-        </w:rPr>
-        <w:t xml:space="preserve"> Loading 2-way Init Down</w:t>
-      </w:r>
-    </w:p>
-    <w:p>
-      <w:pPr>
-        <w:pStyle w:val="ListParagraph"/>
+          <w:lang w:val="zh-CN"/>
+        </w:rPr>
+      </w:pPr>
+      <w:r>
+        <w:rPr>
+          <w:rFonts w:hint="eastAsia"/>
+          <w:lang w:val="zh-CN"/>
+        </w:rPr>
+        <w:t>Exchange Exstart Loading 2-way Init Down</w:t>
+      </w:r>
+    </w:p>
+    <w:p>
+      <w:pPr>
+        <w:pStyle w:val="30"/>
         <w:numPr>
           <w:ilvl w:val="0"/>
           <w:numId w:val="1"/>
         </w:numPr>
         <w:rPr>
-          <w:lang w:val="en-HK"/>
-        </w:rPr>
-      </w:pPr>
-      <w:r>
-        <w:rPr>
-          <w:rFonts w:hint="eastAsia"/>
-          <w:lang w:val="en-HK"/>
+          <w:lang w:val="zh-CN"/>
+        </w:rPr>
+      </w:pPr>
+      <w:r>
+        <w:rPr>
+          <w:rFonts w:hint="eastAsia"/>
+          <w:lang w:val="zh-CN"/>
         </w:rPr>
         <w:t xml:space="preserve">BGP Reservation Distinguisher Target (BRDT)  </w:t>
       </w:r>
     </w:p>
     <w:p>
       <w:pPr>
-        <w:pStyle w:val="ListParagraph"/>
+        <w:pStyle w:val="30"/>
         <w:numPr>
           <w:ilvl w:val="0"/>
           <w:numId w:val="1"/>
         </w:numPr>
         <w:rPr>
-          <w:lang w:val="en-HK"/>
-        </w:rPr>
-      </w:pPr>
-      <w:r>
-        <w:rPr>
-          <w:lang w:val="en-HK"/>
+          <w:lang w:val="zh-CN"/>
+        </w:rPr>
+      </w:pPr>
+      <w:r>
+        <w:rPr>
+          <w:lang w:val="zh-CN"/>
         </w:rPr>
         <w:t>D</w:t>
       </w:r>
       <w:r>
         <w:rPr>
           <w:rFonts w:hint="eastAsia"/>
-          <w:lang w:val="en-HK"/>
+          <w:lang w:val="zh-CN"/>
         </w:rPr>
         <w:t>ata control management service(DCMS)</w:t>
       </w:r>
     </w:p>
     <w:p>
       <w:pPr>
-        <w:pStyle w:val="ListParagraph"/>
+        <w:pStyle w:val="30"/>
         <w:numPr>
           <w:ilvl w:val="0"/>
           <w:numId w:val="1"/>
         </w:numPr>
         <w:rPr>
-          <w:lang w:val="en-HK"/>
-        </w:rPr>
-      </w:pPr>
-      <w:r>
-        <w:rPr>
-          <w:lang w:val="en-HK"/>
+          <w:lang w:val="zh-CN"/>
+        </w:rPr>
+      </w:pPr>
+      <w:r>
+        <w:rPr>
+          <w:lang w:val="zh-CN"/>
         </w:rPr>
         <w:t>P</w:t>
       </w:r>
       <w:r>
         <w:rPr>
           <w:rFonts w:hint="eastAsia"/>
-          <w:lang w:val="en-HK"/>
+          <w:lang w:val="zh-CN"/>
         </w:rPr>
         <w:t>ort NTP : 123 Syslog: 514 HTTP: 80 HTTPS: 443</w:t>
       </w:r>
     </w:p>
     <w:p>
       <w:pPr>
-        <w:pStyle w:val="ListParagraph"/>
+        <w:pStyle w:val="30"/>
         <w:numPr>
           <w:ilvl w:val="0"/>
           <w:numId w:val="1"/>
         </w:numPr>
         <w:rPr>
-          <w:lang w:val="en-HK"/>
-        </w:rPr>
-      </w:pPr>
-      <w:r>
-        <w:rPr>
-          <w:rFonts w:hint="eastAsia"/>
-          <w:lang w:val="en-HK"/>
+          <w:lang w:val="zh-CN"/>
+        </w:rPr>
+      </w:pPr>
+      <w:r>
+        <w:rPr>
+          <w:rFonts w:hint="eastAsia"/>
+          <w:lang w:val="zh-CN"/>
         </w:rPr>
         <w:t>NAK DECLINE ACK INFORM (</w:t>
       </w:r>
@@ -137,46 +121,21 @@
           <w:rFonts w:hint="eastAsia"/>
           <w:b/>
           <w:bCs/>
-          <w:lang w:val="en-HK"/>
-        </w:rPr>
-        <w:t>ND</w:t>
-      </w:r>
-      <w:r>
-        <w:rPr>
-          <w:rFonts w:hint="eastAsia"/>
-          <w:b/>
-          <w:bCs/>
-          <w:lang w:val="en-HK"/>
-        </w:rPr>
-        <w:t>A</w:t>
-      </w:r>
-      <w:r>
-        <w:rPr>
-          <w:rFonts w:hint="eastAsia"/>
-          <w:b/>
-          <w:bCs/>
-          <w:lang w:val="en-HK"/>
-        </w:rPr>
-        <w:t>I</w:t>
-      </w:r>
-      <w:r>
-        <w:rPr>
-          <w:rFonts w:hint="eastAsia"/>
-          <w:lang w:val="en-HK"/>
-        </w:rPr>
-        <w:t>)</w:t>
-      </w:r>
-      <w:r>
-        <w:rPr>
-          <w:rFonts w:hint="eastAsia"/>
-          <w:lang w:val="en-HK"/>
-        </w:rPr>
-        <w:t xml:space="preserve"> 你的爱</w:t>
-      </w:r>
-    </w:p>
-    <w:p>
-      <w:pPr>
-        <w:pStyle w:val="ListParagraph"/>
+          <w:lang w:val="zh-CN"/>
+        </w:rPr>
+        <w:t>NDAI</w:t>
+      </w:r>
+      <w:r>
+        <w:rPr>
+          <w:rFonts w:hint="eastAsia"/>
+          <w:lang w:val="zh-CN"/>
+        </w:rPr>
+        <w:t>) 你的爱</w:t>
+      </w:r>
+    </w:p>
+    <w:p>
+      <w:pPr>
+        <w:pStyle w:val="30"/>
         <w:numPr>
           <w:ilvl w:val="0"/>
           <w:numId w:val="1"/>
@@ -184,7 +143,7 @@
         <w:rPr>
           <w:b/>
           <w:bCs/>
-          <w:lang w:val="en-HK"/>
+          <w:lang w:val="zh-CN"/>
         </w:rPr>
       </w:pPr>
       <w:r>
@@ -192,36 +151,9 @@
           <w:rFonts w:hint="eastAsia"/>
           <w:b/>
           <w:bCs/>
-          <w:lang w:val="en-HK"/>
-        </w:rPr>
-        <w:t xml:space="preserve">Q398 </w:t>
-      </w:r>
-      <w:r>
-        <w:rPr>
-          <w:rFonts w:hint="eastAsia"/>
-          <w:b/>
-          <w:bCs/>
-          <w:lang w:val="en-HK"/>
-        </w:rPr>
-        <w:t>LSR, FEC, LER, LDP, LSP (LS</w:t>
-      </w:r>
-      <w:r>
-        <w:rPr>
-          <w:rFonts w:hint="eastAsia"/>
-          <w:b/>
-          <w:bCs/>
-          <w:lang w:val="en-HK"/>
-        </w:rPr>
-        <w:t>R</w:t>
-      </w:r>
-      <w:r>
-        <w:rPr>
-          <w:rFonts w:hint="eastAsia"/>
-          <w:b/>
-          <w:bCs/>
-          <w:lang w:val="en-HK"/>
-        </w:rPr>
-        <w:t xml:space="preserve"> FE LE LD LS</w:t>
+          <w:lang w:val="zh-CN"/>
+        </w:rPr>
+        <w:t>Q398 LSR, FEC, LER, LDP, LSP (LSR FE LE LD LS</w:t>
       </w:r>
       <w:r>
         <w:rPr>
@@ -237,140 +169,92 @@
           <w:rFonts w:hint="eastAsia"/>
           <w:b/>
           <w:bCs/>
-          <w:lang w:val="en-HK"/>
+          <w:lang w:val="zh-CN"/>
         </w:rPr>
         <w:t>)</w:t>
       </w:r>
     </w:p>
     <w:p>
       <w:pPr>
-        <w:pStyle w:val="ListParagraph"/>
+        <w:pStyle w:val="30"/>
         <w:numPr>
           <w:ilvl w:val="0"/>
           <w:numId w:val="1"/>
         </w:numPr>
         <w:rPr>
-          <w:lang w:val="en-HK"/>
-        </w:rPr>
-      </w:pPr>
-      <w:proofErr w:type="spellStart"/>
-      <w:r>
-        <w:rPr>
-          <w:lang w:val="en-HK"/>
+          <w:lang w:val="zh-CN"/>
+        </w:rPr>
+      </w:pPr>
+      <w:r>
+        <w:rPr>
+          <w:lang w:val="zh-CN"/>
         </w:rPr>
         <w:t>V</w:t>
       </w:r>
       <w:r>
         <w:rPr>
           <w:rFonts w:hint="eastAsia"/>
-          <w:lang w:val="en-HK"/>
-        </w:rPr>
-        <w:t>ty</w:t>
-      </w:r>
-      <w:proofErr w:type="spellEnd"/>
-      <w:r>
-        <w:rPr>
-          <w:rFonts w:hint="eastAsia"/>
-          <w:lang w:val="en-HK"/>
-        </w:rPr>
-        <w:t xml:space="preserve"> 0: cisco, </w:t>
-      </w:r>
-      <w:proofErr w:type="spellStart"/>
-      <w:r>
-        <w:rPr>
-          <w:rFonts w:hint="eastAsia"/>
-          <w:lang w:val="en-HK"/>
-        </w:rPr>
-        <w:t>ocsic</w:t>
-      </w:r>
-      <w:proofErr w:type="spellEnd"/>
-      <w:r>
-        <w:rPr>
-          <w:rFonts w:hint="eastAsia"/>
-          <w:lang w:val="en-HK"/>
-        </w:rPr>
-        <w:t xml:space="preserve">, </w:t>
-      </w:r>
-      <w:proofErr w:type="spellStart"/>
-      <w:r>
-        <w:rPr>
-          <w:rFonts w:hint="eastAsia"/>
-          <w:lang w:val="en-HK"/>
-        </w:rPr>
-        <w:t>vty</w:t>
-      </w:r>
-      <w:proofErr w:type="spellEnd"/>
-      <w:r>
-        <w:rPr>
-          <w:rFonts w:hint="eastAsia"/>
-          <w:lang w:val="en-HK"/>
-        </w:rPr>
-        <w:t xml:space="preserve"> 1: no username, o password</w:t>
-      </w:r>
-    </w:p>
-    <w:p>
-      <w:pPr>
-        <w:pStyle w:val="ListParagraph"/>
+          <w:lang w:val="zh-CN"/>
+        </w:rPr>
+        <w:t>ty 0: cisco, ocsic, vty 1: no username, o password</w:t>
+      </w:r>
+    </w:p>
+    <w:p>
+      <w:pPr>
+        <w:pStyle w:val="30"/>
         <w:numPr>
           <w:ilvl w:val="0"/>
           <w:numId w:val="1"/>
         </w:numPr>
         <w:rPr>
-          <w:lang w:val="en-HK"/>
-        </w:rPr>
-      </w:pPr>
-      <w:r>
-        <w:rPr>
-          <w:lang w:val="en-HK"/>
+          <w:lang w:val="zh-CN"/>
+        </w:rPr>
+      </w:pPr>
+      <w:r>
+        <w:rPr>
+          <w:lang w:val="zh-CN"/>
         </w:rPr>
         <w:t>D</w:t>
       </w:r>
       <w:r>
         <w:rPr>
           <w:rFonts w:hint="eastAsia"/>
-          <w:lang w:val="en-HK"/>
-        </w:rPr>
-        <w:t>ata, control, management, services</w:t>
-      </w:r>
-      <w:r>
-        <w:rPr>
-          <w:rFonts w:hint="eastAsia"/>
-          <w:lang w:val="en-HK"/>
-        </w:rPr>
-        <w:t xml:space="preserve"> (</w:t>
+          <w:lang w:val="zh-CN"/>
+        </w:rPr>
+        <w:t>ata, control, management, services (</w:t>
       </w:r>
       <w:r>
         <w:rPr>
           <w:rFonts w:hint="eastAsia"/>
           <w:b/>
           <w:bCs/>
-          <w:lang w:val="en-HK"/>
+          <w:lang w:val="zh-CN"/>
         </w:rPr>
         <w:t>DCMS</w:t>
       </w:r>
       <w:r>
         <w:rPr>
           <w:rFonts w:hint="eastAsia"/>
-          <w:lang w:val="en-HK"/>
+          <w:lang w:val="zh-CN"/>
         </w:rPr>
         <w:t>)</w:t>
       </w:r>
     </w:p>
     <w:p>
       <w:pPr>
-        <w:pStyle w:val="ListParagraph"/>
+        <w:pStyle w:val="30"/>
         <w:numPr>
           <w:ilvl w:val="0"/>
           <w:numId w:val="1"/>
         </w:numPr>
         <w:rPr>
-          <w:lang w:val="en-HK"/>
-        </w:rPr>
-      </w:pPr>
-      <w:r>
-        <w:rPr>
-          <w:rFonts w:hint="eastAsia"/>
-          <w:lang w:val="en-HK"/>
+          <w:lang w:val="zh-CN"/>
+        </w:rPr>
+      </w:pPr>
+      <w:r>
+        <w:rPr>
+          <w:rFonts w:hint="eastAsia"/>
+          <w:lang w:val="zh-CN"/>
         </w:rPr>
         <w:t xml:space="preserve">Q201: </w:t>
       </w:r>
@@ -379,14 +263,14 @@
           <w:rFonts w:hint="eastAsia"/>
           <w:b/>
           <w:bCs/>
-          <w:lang w:val="en-HK"/>
+          <w:lang w:val="zh-CN"/>
         </w:rPr>
         <w:t>DHCPv6</w:t>
       </w:r>
       <w:r>
         <w:rPr>
           <w:rFonts w:hint="eastAsia"/>
-          <w:lang w:val="en-HK"/>
+          <w:lang w:val="zh-CN"/>
         </w:rPr>
         <w:t xml:space="preserve">, </w:t>
       </w:r>
@@ -395,14 +279,14 @@
           <w:rFonts w:hint="eastAsia"/>
           <w:b/>
           <w:bCs/>
-          <w:lang w:val="en-HK"/>
+          <w:lang w:val="zh-CN"/>
         </w:rPr>
         <w:t>ND</w:t>
       </w:r>
       <w:r>
         <w:rPr>
           <w:rFonts w:hint="eastAsia"/>
-          <w:lang w:val="en-HK"/>
+          <w:lang w:val="zh-CN"/>
         </w:rPr>
         <w:t xml:space="preserve">, </w:t>
       </w:r>
@@ -411,14 +295,14 @@
           <w:rFonts w:hint="eastAsia"/>
           <w:b/>
           <w:bCs/>
-          <w:lang w:val="en-HK"/>
+          <w:lang w:val="zh-CN"/>
         </w:rPr>
         <w:t>Source</w:t>
       </w:r>
       <w:r>
         <w:rPr>
           <w:rFonts w:hint="eastAsia"/>
-          <w:lang w:val="en-HK"/>
+          <w:lang w:val="zh-CN"/>
         </w:rPr>
         <w:t xml:space="preserve">, </w:t>
       </w:r>
@@ -427,14 +311,14 @@
           <w:rFonts w:hint="eastAsia"/>
           <w:b/>
           <w:bCs/>
-          <w:lang w:val="en-HK"/>
+          <w:lang w:val="zh-CN"/>
         </w:rPr>
         <w:t>RA</w:t>
       </w:r>
       <w:r>
         <w:rPr>
           <w:rFonts w:hint="eastAsia"/>
-          <w:lang w:val="en-HK"/>
+          <w:lang w:val="zh-CN"/>
         </w:rPr>
         <w:t xml:space="preserve">, </w:t>
       </w:r>
@@ -443,35 +327,26 @@
           <w:rFonts w:hint="eastAsia"/>
           <w:b/>
           <w:bCs/>
-          <w:lang w:val="en-HK"/>
-        </w:rPr>
-        <w:t>Binding</w:t>
-      </w:r>
-      <w:r>
-        <w:rPr>
-          <w:rFonts w:hint="eastAsia"/>
-          <w:b/>
-          <w:bCs/>
-          <w:lang w:val="en-HK"/>
-        </w:rPr>
-        <w:t xml:space="preserve"> (DNSRB)</w:t>
-      </w:r>
-    </w:p>
-    <w:p>
-      <w:pPr>
-        <w:pStyle w:val="ListParagraph"/>
+          <w:lang w:val="zh-CN"/>
+        </w:rPr>
+        <w:t>Binding (DNSRB)</w:t>
+      </w:r>
+    </w:p>
+    <w:p>
+      <w:pPr>
+        <w:pStyle w:val="30"/>
         <w:numPr>
           <w:ilvl w:val="0"/>
           <w:numId w:val="1"/>
         </w:numPr>
         <w:rPr>
-          <w:lang w:val="en-HK"/>
-        </w:rPr>
-      </w:pPr>
-      <w:r>
-        <w:rPr>
-          <w:rFonts w:hint="eastAsia"/>
-          <w:lang w:val="en-HK"/>
+          <w:lang w:val="zh-CN"/>
+        </w:rPr>
+      </w:pPr>
+      <w:r>
+        <w:rPr>
+          <w:rFonts w:hint="eastAsia"/>
+          <w:lang w:val="zh-CN"/>
         </w:rPr>
         <w:t xml:space="preserve">Q203: </w:t>
       </w:r>
@@ -480,48 +355,67 @@
           <w:rFonts w:hint="eastAsia"/>
           <w:b/>
           <w:bCs/>
-          <w:lang w:val="en-HK"/>
-        </w:rPr>
-        <w:t>P Le F Ls</w:t>
-      </w:r>
-      <w:r>
-        <w:rPr>
-          <w:rFonts w:hint="eastAsia"/>
-          <w:b/>
-          <w:bCs/>
-          <w:lang w:val="en-HK"/>
-        </w:rPr>
-        <w:t xml:space="preserve"> 胖了 肥死</w:t>
-      </w:r>
-    </w:p>
-    <w:p>
-      <w:pPr>
-        <w:pStyle w:val="ListParagraph"/>
+          <w:lang w:val="zh-CN"/>
+        </w:rPr>
+        <w:t>P Le F Ls 胖了 肥死</w:t>
+      </w:r>
+    </w:p>
+    <w:p>
+      <w:pPr>
+        <w:pStyle w:val="30"/>
         <w:numPr>
           <w:ilvl w:val="0"/>
           <w:numId w:val="1"/>
         </w:numPr>
         <w:rPr>
-          <w:lang w:val="en-HK"/>
-        </w:rPr>
-      </w:pPr>
-      <w:r>
-        <w:rPr>
-          <w:rFonts w:hint="eastAsia"/>
-          <w:lang w:val="en-HK"/>
+          <w:lang w:val="zh-CN"/>
+        </w:rPr>
+      </w:pPr>
+      <w:r>
+        <w:rPr>
+          <w:rFonts w:hint="eastAsia"/>
+          <w:lang w:val="zh-CN"/>
         </w:rPr>
         <w:t>Q572: FMPLs LD</w:t>
       </w:r>
     </w:p>
     <w:p>
       <w:pPr>
-        <w:pStyle w:val="ListParagraph"/>
+        <w:pStyle w:val="30"/>
         <w:numPr>
           <w:ilvl w:val="0"/>
           <w:numId w:val="1"/>
         </w:numPr>
         <w:rPr>
-          <w:lang w:val="en-HK"/>
+          <w:lang w:val="zh-CN"/>
+        </w:rPr>
+      </w:pPr>
+      <w:r>
+        <w:rPr>
+          <w:rFonts w:hint="eastAsia"/>
+          <w:lang w:val="en-US" w:eastAsia="zh-CN"/>
+        </w:rPr>
+        <w:t>Q226: EL, INL,ENL,ILBF (2 3 4排列</w:t>
+      </w:r>
+      <w:bookmarkStart w:id="0" w:name="_GoBack"/>
+      <w:bookmarkEnd w:id="0"/>
+      <w:r>
+        <w:rPr>
+          <w:rFonts w:hint="eastAsia"/>
+          <w:lang w:val="en-US" w:eastAsia="zh-CN"/>
+        </w:rPr>
+        <w:t>)</w:t>
+      </w:r>
+    </w:p>
+    <w:p>
+      <w:pPr>
+        <w:pStyle w:val="30"/>
+        <w:numPr>
+          <w:ilvl w:val="0"/>
+          <w:numId w:val="1"/>
+        </w:numPr>
+        <w:rPr>
+          <w:lang w:val="zh-CN"/>
         </w:rPr>
       </w:pPr>
     </w:p>
@@ -548,16 +442,16 @@
     <w:sectPr>
       <w:pgSz w:w="11906" w:h="16838"/>
       <w:pgMar w:top="1440" w:right="1440" w:bottom="1440" w:left="1440" w:header="720" w:footer="720" w:gutter="0"/>
-      <w:cols w:space="720"/>
-      <w:docGrid w:linePitch="360"/>
+      <w:cols w:space="720" w:num="1"/>
+      <w:docGrid w:linePitch="360" w:charSpace="0"/>
     </w:sectPr>
   </w:body>
 </w:document>
 </file>
 
 <file path=word/endnotes.xml><?xml version="1.0" encoding="utf-8"?>
-<w:endnotes xmlns:wpc="http://schemas.microsoft.com/office/word/2010/wordprocessingCanvas" xmlns:cx="http://schemas.microsoft.com/office/drawing/2014/chartex" xmlns:cx1="http://schemas.microsoft.com/office/drawing/2015/9/8/chartex" xmlns:cx2="http://schemas.microsoft.com/office/drawing/2015/10/21/chartex" xmlns:cx3="http://schemas.microsoft.com/office/drawing/2016/5/9/chartex" xmlns:cx4="http://schemas.microsoft.com/office/drawing/2016/5/10/chartex" xmlns:cx5="http://schemas.microsoft.com/office/drawing/2016/5/11/chartex" xmlns:cx6="http://schemas.microsoft.com/office/drawing/2016/5/12/chartex" xmlns:cx7="http://schemas.microsoft.com/office/drawing/2016/5/13/chartex" xmlns:cx8="http://schemas.microsoft.com/office/drawing/2016/5/14/chartex" xmlns:mc="http://schemas.openxmlformats.org/markup-compatibility/2006" xmlns:aink="http://schemas.microsoft.com/office/drawing/2016/ink" xmlns:am3d="http://schemas.microsoft.com/office/drawing/2017/model3d" xmlns:o="urn:schemas-microsoft-com:office:office" xmlns:oel="http://schemas.microsoft.com/office/2019/extlst" xmlns:r="http://schemas.openxmlformats.org/officeDocument/2006/relationships" xmlns:m="http://schemas.openxmlformats.org/officeDocument/2006/math" xmlns:v="urn:schemas-microsoft-com:vml" xmlns:wp14="http://schemas.microsoft.com/office/word/2010/wordprocessingDrawing" xmlns:wp="http://schemas.openxmlformats.org/drawingml/2006/wordprocessingDrawing" xmlns:w10="urn:schemas-microsoft-com:office:word" xmlns:w="http://schemas.openxmlformats.org/wordprocessingml/2006/main" xmlns:w14="http://schemas.microsoft.com/office/word/2010/wordml" xmlns:w15="http://schemas.microsoft.com/office/word/2012/wordml" xmlns:w16cex="http://schemas.microsoft.com/office/word/2018/wordml/cex" xmlns:w16cid="http://schemas.microsoft.com/office/word/2016/wordml/cid" xmlns:w16="http://schemas.microsoft.com/office/word/2018/wordml" xmlns:w16du="http://schemas.microsoft.com/office/word/2023/wordml/word16du" xmlns:w16sdtdh="http://schemas.microsoft.com/office/word/2020/wordml/sdtdatahash" xmlns:w16sdtfl="http://schemas.microsoft.com/office/word/2024/wordml/sdtformatlock" xmlns:w16se="http://schemas.microsoft.com/office/word/2015/wordml/symex" xmlns:wpg="http://schemas.microsoft.com/office/word/2010/wordprocessingGroup" xmlns:wpi="http://schemas.microsoft.com/office/word/2010/wordprocessingInk" xmlns:wne="http://schemas.microsoft.com/office/word/2006/wordml" xmlns:wps="http://schemas.microsoft.com/office/word/2010/wordprocessingShape" mc:Ignorable="w14 w15 w16se w16cid w16 w16cex w16sdtdh w16sdtfl w16du wp14">
-  <w:endnote w:type="separator" w:id="-1">
+<w:endnotes xmlns:wpc="http://schemas.microsoft.com/office/word/2010/wordprocessingCanvas" xmlns:mc="http://schemas.openxmlformats.org/markup-compatibility/2006" xmlns:o="urn:schemas-microsoft-com:office:office" xmlns:r="http://schemas.openxmlformats.org/officeDocument/2006/relationships" xmlns:m="http://schemas.openxmlformats.org/officeDocument/2006/math" xmlns:v="urn:schemas-microsoft-com:vml" xmlns:wp14="http://schemas.microsoft.com/office/word/2010/wordprocessingDrawing" xmlns:wp="http://schemas.openxmlformats.org/drawingml/2006/wordprocessingDrawing" xmlns:w="http://schemas.openxmlformats.org/wordprocessingml/2006/main" xmlns:w14="http://schemas.microsoft.com/office/word/2010/wordml" xmlns:w15="http://schemas.microsoft.com/office/word/2012/wordml" xmlns:w10="urn:schemas-microsoft-com:office:word" xmlns:wpg="http://schemas.microsoft.com/office/word/2010/wordprocessingGroup" xmlns:wpi="http://schemas.microsoft.com/office/word/2010/wordprocessingInk" xmlns:wne="http://schemas.microsoft.com/office/word/2006/wordml" xmlns:wps="http://schemas.microsoft.com/office/word/2010/wordprocessingShape" xmlns:wpsCustomData="http://www.wps.cn/officeDocument/2013/wpsCustomData" mc:Ignorable="w14 w15 wp14">
+  <w:endnote w:type="separator" w:id="0">
     <w:p>
       <w:pPr>
         <w:spacing w:line="240" w:lineRule="auto"/>
@@ -567,7 +461,7 @@
       </w:r>
     </w:p>
   </w:endnote>
-  <w:endnote w:type="continuationSeparator" w:id="0">
+  <w:endnote w:type="continuationSeparator" w:id="1">
     <w:p>
       <w:pPr>
         <w:spacing w:line="240" w:lineRule="auto"/>
@@ -581,21 +475,21 @@
 </file>
 
 <file path=word/footnotes.xml><?xml version="1.0" encoding="utf-8"?>
-<w:footnotes xmlns:wpc="http://schemas.microsoft.com/office/word/2010/wordprocessingCanvas" xmlns:cx="http://schemas.microsoft.com/office/drawing/2014/chartex" xmlns:cx1="http://schemas.microsoft.com/office/drawing/2015/9/8/chartex" xmlns:cx2="http://schemas.microsoft.com/office/drawing/2015/10/21/chartex" xmlns:cx3="http://schemas.microsoft.com/office/drawing/2016/5/9/chartex" xmlns:cx4="http://schemas.microsoft.com/office/drawing/2016/5/10/chartex" xmlns:cx5="http://schemas.microsoft.com/office/drawing/2016/5/11/chartex" xmlns:cx6="http://schemas.microsoft.com/office/drawing/2016/5/12/chartex" xmlns:cx7="http://schemas.microsoft.com/office/drawing/2016/5/13/chartex" xmlns:cx8="http://schemas.microsoft.com/office/drawing/2016/5/14/chartex" xmlns:mc="http://schemas.openxmlformats.org/markup-compatibility/2006" xmlns:aink="http://schemas.microsoft.com/office/drawing/2016/ink" xmlns:am3d="http://schemas.microsoft.com/office/drawing/2017/model3d" xmlns:o="urn:schemas-microsoft-com:office:office" xmlns:oel="http://schemas.microsoft.com/office/2019/extlst" xmlns:r="http://schemas.openxmlformats.org/officeDocument/2006/relationships" xmlns:m="http://schemas.openxmlformats.org/officeDocument/2006/math" xmlns:v="urn:schemas-microsoft-com:vml" xmlns:wp14="http://schemas.microsoft.com/office/word/2010/wordprocessingDrawing" xmlns:wp="http://schemas.openxmlformats.org/drawingml/2006/wordprocessingDrawing" xmlns:w10="urn:schemas-microsoft-com:office:word" xmlns:w="http://schemas.openxmlformats.org/wordprocessingml/2006/main" xmlns:w14="http://schemas.microsoft.com/office/word/2010/wordml" xmlns:w15="http://schemas.microsoft.com/office/word/2012/wordml" xmlns:w16cex="http://schemas.microsoft.com/office/word/2018/wordml/cex" xmlns:w16cid="http://schemas.microsoft.com/office/word/2016/wordml/cid" xmlns:w16="http://schemas.microsoft.com/office/word/2018/wordml" xmlns:w16du="http://schemas.microsoft.com/office/word/2023/wordml/word16du" xmlns:w16sdtdh="http://schemas.microsoft.com/office/word/2020/wordml/sdtdatahash" xmlns:w16sdtfl="http://schemas.microsoft.com/office/word/2024/wordml/sdtformatlock" xmlns:w16se="http://schemas.microsoft.com/office/word/2015/wordml/symex" xmlns:wpg="http://schemas.microsoft.com/office/word/2010/wordprocessingGroup" xmlns:wpi="http://schemas.microsoft.com/office/word/2010/wordprocessingInk" xmlns:wne="http://schemas.microsoft.com/office/word/2006/wordml" xmlns:wps="http://schemas.microsoft.com/office/word/2010/wordprocessingShape" mc:Ignorable="w14 w15 w16se w16cid w16 w16cex w16sdtdh w16sdtfl w16du wp14">
-  <w:footnote w:type="separator" w:id="-1">
-    <w:p>
-      <w:pPr>
-        <w:spacing w:after="0"/>
+<w:footnotes xmlns:wpc="http://schemas.microsoft.com/office/word/2010/wordprocessingCanvas" xmlns:mc="http://schemas.openxmlformats.org/markup-compatibility/2006" xmlns:o="urn:schemas-microsoft-com:office:office" xmlns:r="http://schemas.openxmlformats.org/officeDocument/2006/relationships" xmlns:m="http://schemas.openxmlformats.org/officeDocument/2006/math" xmlns:v="urn:schemas-microsoft-com:vml" xmlns:wp14="http://schemas.microsoft.com/office/word/2010/wordprocessingDrawing" xmlns:wp="http://schemas.openxmlformats.org/drawingml/2006/wordprocessingDrawing" xmlns:w="http://schemas.openxmlformats.org/wordprocessingml/2006/main" xmlns:w14="http://schemas.microsoft.com/office/word/2010/wordml" xmlns:w15="http://schemas.microsoft.com/office/word/2012/wordml" xmlns:w10="urn:schemas-microsoft-com:office:word" xmlns:wpg="http://schemas.microsoft.com/office/word/2010/wordprocessingGroup" xmlns:wpi="http://schemas.microsoft.com/office/word/2010/wordprocessingInk" xmlns:wne="http://schemas.microsoft.com/office/word/2006/wordml" xmlns:wps="http://schemas.microsoft.com/office/word/2010/wordprocessingShape" xmlns:wpsCustomData="http://www.wps.cn/officeDocument/2013/wpsCustomData" mc:Ignorable="w14 w15 wp14">
+  <w:footnote w:type="separator" w:id="0">
+    <w:p>
+      <w:pPr>
+        <w:spacing w:before="0" w:after="0" w:line="259" w:lineRule="auto"/>
       </w:pPr>
       <w:r>
         <w:separator/>
       </w:r>
     </w:p>
   </w:footnote>
-  <w:footnote w:type="continuationSeparator" w:id="0">
-    <w:p>
-      <w:pPr>
-        <w:spacing w:after="0"/>
+  <w:footnote w:type="continuationSeparator" w:id="1">
+    <w:p>
+      <w:pPr>
+        <w:spacing w:before="0" w:after="0" w:line="259" w:lineRule="auto"/>
       </w:pPr>
       <w:r>
         <w:continuationSeparator/>
@@ -606,12 +500,12 @@
 </file>
 
 <file path=word/numbering.xml><?xml version="1.0" encoding="utf-8"?>
-<w:numbering xmlns:wpc="http://schemas.microsoft.com/office/word/2010/wordprocessingCanvas" xmlns:cx="http://schemas.microsoft.com/office/drawing/2014/chartex" xmlns:cx1="http://schemas.microsoft.com/office/drawing/2015/9/8/chartex" xmlns:cx2="http://schemas.microsoft.com/office/drawing/2015/10/21/chartex" xmlns:cx3="http://schemas.microsoft.com/office/drawing/2016/5/9/chartex" xmlns:cx4="http://schemas.microsoft.com/office/drawing/2016/5/10/chartex" xmlns:cx5="http://schemas.microsoft.com/office/drawing/2016/5/11/chartex" xmlns:cx6="http://schemas.microsoft.com/office/drawing/2016/5/12/chartex" xmlns:cx7="http://schemas.microsoft.com/office/drawing/2016/5/13/chartex" xmlns:cx8="http://schemas.microsoft.com/office/drawing/2016/5/14/chartex" xmlns:mc="http://schemas.openxmlformats.org/markup-compatibility/2006" xmlns:aink="http://schemas.microsoft.com/office/drawing/2016/ink" xmlns:am3d="http://schemas.microsoft.com/office/drawing/2017/model3d" xmlns:o="urn:schemas-microsoft-com:office:office" xmlns:oel="http://schemas.microsoft.com/office/2019/extlst" xmlns:r="http://schemas.openxmlformats.org/officeDocument/2006/relationships" xmlns:m="http://schemas.openxmlformats.org/officeDocument/2006/math" xmlns:v="urn:schemas-microsoft-com:vml" xmlns:wp14="http://schemas.microsoft.com/office/word/2010/wordprocessingDrawing" xmlns:wp="http://schemas.openxmlformats.org/drawingml/2006/wordprocessingDrawing" xmlns:w10="urn:schemas-microsoft-com:office:word" xmlns:w="http://schemas.openxmlformats.org/wordprocessingml/2006/main" xmlns:w14="http://schemas.microsoft.com/office/word/2010/wordml" xmlns:w15="http://schemas.microsoft.com/office/word/2012/wordml" xmlns:w16cex="http://schemas.microsoft.com/office/word/2018/wordml/cex" xmlns:w16cid="http://schemas.microsoft.com/office/word/2016/wordml/cid" xmlns:w16="http://schemas.microsoft.com/office/word/2018/wordml" xmlns:w16du="http://schemas.microsoft.com/office/word/2023/wordml/word16du" xmlns:w16sdtdh="http://schemas.microsoft.com/office/word/2020/wordml/sdtdatahash" xmlns:w16sdtfl="http://schemas.microsoft.com/office/word/2024/wordml/sdtformatlock" xmlns:w16se="http://schemas.microsoft.com/office/word/2015/wordml/symex" xmlns:wpg="http://schemas.microsoft.com/office/word/2010/wordprocessingGroup" xmlns:wpi="http://schemas.microsoft.com/office/word/2010/wordprocessingInk" xmlns:wne="http://schemas.microsoft.com/office/word/2006/wordml" xmlns:wps="http://schemas.microsoft.com/office/word/2010/wordprocessingShape" mc:Ignorable="w14 w15 w16se w16cid w16 w16cex w16sdtdh w16sdtfl w16du wp14">
-  <w:abstractNum w:abstractNumId="0" w15:restartNumberingAfterBreak="0">
+<w:numbering xmlns:wpc="http://schemas.microsoft.com/office/word/2010/wordprocessingCanvas" xmlns:mc="http://schemas.openxmlformats.org/markup-compatibility/2006" xmlns:o="urn:schemas-microsoft-com:office:office" xmlns:r="http://schemas.openxmlformats.org/officeDocument/2006/relationships" xmlns:m="http://schemas.openxmlformats.org/officeDocument/2006/math" xmlns:v="urn:schemas-microsoft-com:vml" xmlns:wp14="http://schemas.microsoft.com/office/word/2010/wordprocessingDrawing" xmlns:wp="http://schemas.openxmlformats.org/drawingml/2006/wordprocessingDrawing" xmlns:w10="urn:schemas-microsoft-com:office:word" xmlns:w="http://schemas.openxmlformats.org/wordprocessingml/2006/main" xmlns:w14="http://schemas.microsoft.com/office/word/2010/wordml" xmlns:wpg="http://schemas.microsoft.com/office/word/2010/wordprocessingGroup" xmlns:wpi="http://schemas.microsoft.com/office/word/2010/wordprocessingInk" xmlns:wne="http://schemas.microsoft.com/office/word/2006/wordml" xmlns:wps="http://schemas.microsoft.com/office/word/2010/wordprocessingShape" xmlns:wpsCustomData="http://www.wps.cn/officeDocument/2013/wpsCustomData" mc:Ignorable="w14 wp14">
+  <w:abstractNum w:abstractNumId="0">
     <w:nsid w:val="6E7A02D9"/>
     <w:multiLevelType w:val="multilevel"/>
     <w:tmpl w:val="6E7A02D9"/>
-    <w:lvl w:ilvl="0">
+    <w:lvl w:ilvl="0" w:tentative="0">
       <w:start w:val="1"/>
       <w:numFmt w:val="decimal"/>
       <w:lvlText w:val="%1."/>
@@ -620,10 +514,10 @@
         <w:ind w:left="360" w:hanging="360"/>
       </w:pPr>
       <w:rPr>
-        <w:rFonts w:asciiTheme="minorHAnsi" w:eastAsiaTheme="minorEastAsia" w:hAnsiTheme="minorHAnsi" w:cstheme="minorBidi"/>
+        <w:rFonts w:asciiTheme="minorHAnsi" w:hAnsiTheme="minorHAnsi" w:eastAsiaTheme="minorEastAsia" w:cstheme="minorBidi"/>
       </w:rPr>
     </w:lvl>
-    <w:lvl w:ilvl="1">
+    <w:lvl w:ilvl="1" w:tentative="0">
       <w:start w:val="1"/>
       <w:numFmt w:val="lowerLetter"/>
       <w:lvlText w:val="%2."/>
@@ -632,7 +526,7 @@
         <w:ind w:left="1080" w:hanging="360"/>
       </w:pPr>
     </w:lvl>
-    <w:lvl w:ilvl="2">
+    <w:lvl w:ilvl="2" w:tentative="0">
       <w:start w:val="1"/>
       <w:numFmt w:val="lowerRoman"/>
       <w:lvlText w:val="%3."/>
@@ -641,7 +535,7 @@
         <w:ind w:left="1800" w:hanging="180"/>
       </w:pPr>
     </w:lvl>
-    <w:lvl w:ilvl="3">
+    <w:lvl w:ilvl="3" w:tentative="0">
       <w:start w:val="1"/>
       <w:numFmt w:val="decimal"/>
       <w:lvlText w:val="%4."/>
@@ -650,7 +544,7 @@
         <w:ind w:left="0" w:hanging="360"/>
       </w:pPr>
     </w:lvl>
-    <w:lvl w:ilvl="4">
+    <w:lvl w:ilvl="4" w:tentative="0">
       <w:start w:val="1"/>
       <w:numFmt w:val="lowerLetter"/>
       <w:lvlText w:val="%5."/>
@@ -659,7 +553,7 @@
         <w:ind w:left="3240" w:hanging="360"/>
       </w:pPr>
     </w:lvl>
-    <w:lvl w:ilvl="5">
+    <w:lvl w:ilvl="5" w:tentative="0">
       <w:start w:val="1"/>
       <w:numFmt w:val="lowerRoman"/>
       <w:lvlText w:val="%6."/>
@@ -668,7 +562,7 @@
         <w:ind w:left="3960" w:hanging="180"/>
       </w:pPr>
     </w:lvl>
-    <w:lvl w:ilvl="6">
+    <w:lvl w:ilvl="6" w:tentative="0">
       <w:start w:val="1"/>
       <w:numFmt w:val="decimal"/>
       <w:lvlText w:val="%7."/>
@@ -677,7 +571,7 @@
         <w:ind w:left="4680" w:hanging="360"/>
       </w:pPr>
     </w:lvl>
-    <w:lvl w:ilvl="7">
+    <w:lvl w:ilvl="7" w:tentative="0">
       <w:start w:val="1"/>
       <w:numFmt w:val="lowerLetter"/>
       <w:lvlText w:val="%8."/>
@@ -686,7 +580,7 @@
         <w:ind w:left="5400" w:hanging="360"/>
       </w:pPr>
     </w:lvl>
-    <w:lvl w:ilvl="8">
+    <w:lvl w:ilvl="8" w:tentative="0">
       <w:start w:val="1"/>
       <w:numFmt w:val="lowerRoman"/>
       <w:lvlText w:val="%9."/>
@@ -696,423 +590,298 @@
       </w:pPr>
     </w:lvl>
   </w:abstractNum>
-  <w:num w:numId="1" w16cid:durableId="1017537523">
+  <w:num w:numId="1">
     <w:abstractNumId w:val="0"/>
   </w:num>
 </w:numbering>
 </file>
 
 <file path=word/styles.xml><?xml version="1.0" encoding="utf-8"?>
-<w:styles xmlns:mc="http://schemas.openxmlformats.org/markup-compatibility/2006" xmlns:r="http://schemas.openxmlformats.org/officeDocument/2006/relationships" xmlns:w="http://schemas.openxmlformats.org/wordprocessingml/2006/main" xmlns:w14="http://schemas.microsoft.com/office/word/2010/wordml" xmlns:w15="http://schemas.microsoft.com/office/word/2012/wordml" xmlns:w16cex="http://schemas.microsoft.com/office/word/2018/wordml/cex" xmlns:w16cid="http://schemas.microsoft.com/office/word/2016/wordml/cid" xmlns:w16="http://schemas.microsoft.com/office/word/2018/wordml" xmlns:w16du="http://schemas.microsoft.com/office/word/2023/wordml/word16du" xmlns:w16sdtdh="http://schemas.microsoft.com/office/word/2020/wordml/sdtdatahash" xmlns:w16sdtfl="http://schemas.microsoft.com/office/word/2024/wordml/sdtformatlock" xmlns:w16se="http://schemas.microsoft.com/office/word/2015/wordml/symex" mc:Ignorable="w14 w15 w16se w16cid w16 w16cex w16sdtdh w16sdtfl w16du">
+<w:styles xmlns:mc="http://schemas.openxmlformats.org/markup-compatibility/2006" xmlns:o="urn:schemas-microsoft-com:office:office" xmlns:r="http://schemas.openxmlformats.org/officeDocument/2006/relationships" xmlns:m="http://schemas.openxmlformats.org/officeDocument/2006/math" xmlns:v="urn:schemas-microsoft-com:vml" xmlns:w="http://schemas.openxmlformats.org/wordprocessingml/2006/main" xmlns:w14="http://schemas.microsoft.com/office/word/2010/wordml" xmlns:w10="urn:schemas-microsoft-com:office:word" xmlns:sl="http://schemas.openxmlformats.org/schemaLibrary/2006/main" xmlns:wpsCustomData="http://www.wps.cn/officeDocument/2013/wpsCustomData" mc:Ignorable="w14">
   <w:docDefaults>
     <w:rPrDefault>
       <w:rPr>
-        <w:rFonts w:ascii="Times New Roman" w:eastAsia="SimSun" w:hAnsi="Times New Roman" w:cs="Times New Roman"/>
-        <w:lang w:val="en-HK" w:eastAsia="zh-CN" w:bidi="ar-SA"/>
+        <w:rFonts w:ascii="Times New Roman" w:hAnsi="Times New Roman" w:eastAsia="宋体" w:cs="Times New Roman"/>
       </w:rPr>
     </w:rPrDefault>
     <w:pPrDefault/>
   </w:docDefaults>
-  <w:latentStyles w:defLockedState="0" w:defUIPriority="99" w:defSemiHidden="0" w:defUnhideWhenUsed="0" w:defQFormat="0" w:count="376">
-    <w:lsdException w:name="Normal" w:uiPriority="0" w:qFormat="1"/>
-    <w:lsdException w:name="heading 1" w:uiPriority="9" w:qFormat="1"/>
-    <w:lsdException w:name="heading 2" w:semiHidden="1" w:uiPriority="9" w:unhideWhenUsed="1" w:qFormat="1"/>
-    <w:lsdException w:name="heading 3" w:semiHidden="1" w:uiPriority="9" w:unhideWhenUsed="1" w:qFormat="1"/>
-    <w:lsdException w:name="heading 4" w:semiHidden="1" w:uiPriority="9" w:unhideWhenUsed="1" w:qFormat="1"/>
-    <w:lsdException w:name="heading 5" w:semiHidden="1" w:uiPriority="9" w:unhideWhenUsed="1" w:qFormat="1"/>
-    <w:lsdException w:name="heading 6" w:semiHidden="1" w:uiPriority="9" w:unhideWhenUsed="1" w:qFormat="1"/>
-    <w:lsdException w:name="heading 7" w:semiHidden="1" w:uiPriority="9" w:unhideWhenUsed="1" w:qFormat="1"/>
-    <w:lsdException w:name="heading 8" w:semiHidden="1" w:uiPriority="9" w:unhideWhenUsed="1" w:qFormat="1"/>
-    <w:lsdException w:name="heading 9" w:semiHidden="1" w:uiPriority="9" w:unhideWhenUsed="1" w:qFormat="1"/>
-    <w:lsdException w:name="index 1" w:semiHidden="1" w:unhideWhenUsed="1"/>
-    <w:lsdException w:name="index 2" w:semiHidden="1" w:unhideWhenUsed="1"/>
-    <w:lsdException w:name="index 3" w:semiHidden="1" w:unhideWhenUsed="1"/>
-    <w:lsdException w:name="index 4" w:semiHidden="1" w:unhideWhenUsed="1"/>
-    <w:lsdException w:name="index 5" w:semiHidden="1" w:unhideWhenUsed="1"/>
-    <w:lsdException w:name="index 6" w:semiHidden="1" w:unhideWhenUsed="1"/>
-    <w:lsdException w:name="index 7" w:semiHidden="1" w:unhideWhenUsed="1"/>
-    <w:lsdException w:name="index 8" w:semiHidden="1" w:unhideWhenUsed="1"/>
-    <w:lsdException w:name="index 9" w:semiHidden="1" w:unhideWhenUsed="1"/>
-    <w:lsdException w:name="toc 1" w:semiHidden="1" w:uiPriority="39" w:unhideWhenUsed="1"/>
-    <w:lsdException w:name="toc 2" w:semiHidden="1" w:uiPriority="39" w:unhideWhenUsed="1"/>
-    <w:lsdException w:name="toc 3" w:semiHidden="1" w:uiPriority="39" w:unhideWhenUsed="1"/>
-    <w:lsdException w:name="toc 4" w:semiHidden="1" w:uiPriority="39" w:unhideWhenUsed="1"/>
-    <w:lsdException w:name="toc 5" w:semiHidden="1" w:uiPriority="39" w:unhideWhenUsed="1"/>
-    <w:lsdException w:name="toc 6" w:semiHidden="1" w:uiPriority="39" w:unhideWhenUsed="1"/>
-    <w:lsdException w:name="toc 7" w:semiHidden="1" w:uiPriority="39" w:unhideWhenUsed="1"/>
-    <w:lsdException w:name="toc 8" w:semiHidden="1" w:uiPriority="39" w:unhideWhenUsed="1"/>
-    <w:lsdException w:name="toc 9" w:semiHidden="1" w:uiPriority="39" w:unhideWhenUsed="1"/>
-    <w:lsdException w:name="Normal Indent" w:semiHidden="1" w:unhideWhenUsed="1"/>
-    <w:lsdException w:name="footnote text" w:semiHidden="1" w:unhideWhenUsed="1"/>
-    <w:lsdException w:name="annotation text" w:semiHidden="1" w:unhideWhenUsed="1"/>
-    <w:lsdException w:name="header" w:unhideWhenUsed="1"/>
-    <w:lsdException w:name="footer" w:unhideWhenUsed="1"/>
-    <w:lsdException w:name="index heading" w:semiHidden="1" w:unhideWhenUsed="1"/>
-    <w:lsdException w:name="caption" w:semiHidden="1" w:uiPriority="35" w:unhideWhenUsed="1" w:qFormat="1"/>
-    <w:lsdException w:name="table of figures" w:semiHidden="1" w:unhideWhenUsed="1"/>
-    <w:lsdException w:name="envelope address" w:semiHidden="1" w:unhideWhenUsed="1"/>
-    <w:lsdException w:name="envelope return" w:semiHidden="1" w:unhideWhenUsed="1"/>
-    <w:lsdException w:name="footnote reference" w:semiHidden="1" w:unhideWhenUsed="1"/>
-    <w:lsdException w:name="annotation reference" w:semiHidden="1" w:unhideWhenUsed="1"/>
-    <w:lsdException w:name="line number" w:semiHidden="1" w:unhideWhenUsed="1"/>
-    <w:lsdException w:name="page number" w:semiHidden="1" w:unhideWhenUsed="1"/>
-    <w:lsdException w:name="endnote reference" w:semiHidden="1" w:unhideWhenUsed="1"/>
-    <w:lsdException w:name="endnote text" w:semiHidden="1" w:unhideWhenUsed="1"/>
-    <w:lsdException w:name="table of authorities" w:semiHidden="1" w:unhideWhenUsed="1"/>
-    <w:lsdException w:name="macro" w:semiHidden="1" w:unhideWhenUsed="1"/>
-    <w:lsdException w:name="toa heading" w:semiHidden="1" w:unhideWhenUsed="1"/>
-    <w:lsdException w:name="List" w:semiHidden="1" w:unhideWhenUsed="1"/>
-    <w:lsdException w:name="List Bullet" w:semiHidden="1" w:unhideWhenUsed="1"/>
-    <w:lsdException w:name="List Number" w:semiHidden="1" w:unhideWhenUsed="1"/>
-    <w:lsdException w:name="List 2" w:semiHidden="1" w:unhideWhenUsed="1"/>
-    <w:lsdException w:name="List 3" w:semiHidden="1" w:unhideWhenUsed="1"/>
-    <w:lsdException w:name="List 4" w:semiHidden="1" w:unhideWhenUsed="1"/>
-    <w:lsdException w:name="List 5" w:semiHidden="1" w:unhideWhenUsed="1"/>
-    <w:lsdException w:name="List Bullet 2" w:semiHidden="1" w:unhideWhenUsed="1"/>
-    <w:lsdException w:name="List Bullet 3" w:semiHidden="1" w:unhideWhenUsed="1"/>
-    <w:lsdException w:name="List Bullet 4" w:semiHidden="1" w:unhideWhenUsed="1"/>
-    <w:lsdException w:name="List Bullet 5" w:semiHidden="1" w:unhideWhenUsed="1"/>
-    <w:lsdException w:name="List Number 2" w:semiHidden="1" w:unhideWhenUsed="1"/>
-    <w:lsdException w:name="List Number 3" w:semiHidden="1" w:unhideWhenUsed="1"/>
-    <w:lsdException w:name="List Number 4" w:semiHidden="1" w:unhideWhenUsed="1"/>
-    <w:lsdException w:name="List Number 5" w:semiHidden="1" w:unhideWhenUsed="1"/>
-    <w:lsdException w:name="Title" w:uiPriority="10" w:qFormat="1"/>
-    <w:lsdException w:name="Closing" w:semiHidden="1" w:unhideWhenUsed="1"/>
-    <w:lsdException w:name="Signature" w:semiHidden="1" w:unhideWhenUsed="1"/>
-    <w:lsdException w:name="Default Paragraph Font" w:semiHidden="1" w:uiPriority="1" w:unhideWhenUsed="1"/>
-    <w:lsdException w:name="Body Text" w:semiHidden="1" w:unhideWhenUsed="1"/>
-    <w:lsdException w:name="Body Text Indent" w:semiHidden="1" w:unhideWhenUsed="1"/>
-    <w:lsdException w:name="List Continue" w:semiHidden="1" w:unhideWhenUsed="1"/>
-    <w:lsdException w:name="List Continue 2" w:semiHidden="1" w:unhideWhenUsed="1"/>
-    <w:lsdException w:name="List Continue 3" w:semiHidden="1" w:unhideWhenUsed="1"/>
-    <w:lsdException w:name="List Continue 4" w:semiHidden="1" w:unhideWhenUsed="1"/>
-    <w:lsdException w:name="List Continue 5" w:semiHidden="1" w:unhideWhenUsed="1"/>
-    <w:lsdException w:name="Message Header" w:semiHidden="1" w:unhideWhenUsed="1"/>
-    <w:lsdException w:name="Subtitle" w:uiPriority="11" w:qFormat="1"/>
-    <w:lsdException w:name="Salutation" w:semiHidden="1" w:unhideWhenUsed="1"/>
-    <w:lsdException w:name="Date" w:semiHidden="1" w:unhideWhenUsed="1"/>
-    <w:lsdException w:name="Body Text First Indent" w:semiHidden="1" w:unhideWhenUsed="1"/>
-    <w:lsdException w:name="Body Text First Indent 2" w:semiHidden="1" w:unhideWhenUsed="1"/>
-    <w:lsdException w:name="Note Heading" w:semiHidden="1" w:unhideWhenUsed="1"/>
-    <w:lsdException w:name="Body Text 2" w:semiHidden="1" w:unhideWhenUsed="1"/>
-    <w:lsdException w:name="Body Text 3" w:semiHidden="1" w:unhideWhenUsed="1"/>
-    <w:lsdException w:name="Body Text Indent 2" w:semiHidden="1" w:unhideWhenUsed="1"/>
-    <w:lsdException w:name="Body Text Indent 3" w:semiHidden="1" w:unhideWhenUsed="1"/>
-    <w:lsdException w:name="Block Text" w:semiHidden="1" w:unhideWhenUsed="1"/>
-    <w:lsdException w:name="Hyperlink" w:semiHidden="1" w:unhideWhenUsed="1"/>
-    <w:lsdException w:name="FollowedHyperlink" w:semiHidden="1" w:unhideWhenUsed="1"/>
-    <w:lsdException w:name="Strong" w:uiPriority="22" w:qFormat="1"/>
-    <w:lsdException w:name="Emphasis" w:uiPriority="20" w:qFormat="1"/>
-    <w:lsdException w:name="Document Map" w:semiHidden="1" w:unhideWhenUsed="1"/>
-    <w:lsdException w:name="Plain Text" w:semiHidden="1" w:unhideWhenUsed="1"/>
-    <w:lsdException w:name="E-mail Signature" w:semiHidden="1" w:unhideWhenUsed="1"/>
-    <w:lsdException w:name="HTML Top of Form" w:semiHidden="1" w:unhideWhenUsed="1"/>
-    <w:lsdException w:name="HTML Bottom of Form" w:semiHidden="1" w:unhideWhenUsed="1"/>
-    <w:lsdException w:name="Normal (Web)" w:semiHidden="1" w:unhideWhenUsed="1"/>
-    <w:lsdException w:name="HTML Acronym" w:semiHidden="1" w:unhideWhenUsed="1"/>
-    <w:lsdException w:name="HTML Address" w:semiHidden="1" w:unhideWhenUsed="1"/>
-    <w:lsdException w:name="HTML Cite" w:semiHidden="1" w:unhideWhenUsed="1"/>
-    <w:lsdException w:name="HTML Code" w:semiHidden="1" w:unhideWhenUsed="1"/>
-    <w:lsdException w:name="HTML Definition" w:semiHidden="1" w:unhideWhenUsed="1"/>
-    <w:lsdException w:name="HTML Keyboard" w:semiHidden="1" w:unhideWhenUsed="1"/>
-    <w:lsdException w:name="HTML Preformatted" w:semiHidden="1" w:unhideWhenUsed="1"/>
-    <w:lsdException w:name="HTML Sample" w:semiHidden="1" w:unhideWhenUsed="1"/>
-    <w:lsdException w:name="HTML Typewriter" w:semiHidden="1" w:unhideWhenUsed="1"/>
-    <w:lsdException w:name="HTML Variable" w:semiHidden="1" w:unhideWhenUsed="1"/>
-    <w:lsdException w:name="Normal Table" w:semiHidden="1" w:unhideWhenUsed="1"/>
-    <w:lsdException w:name="annotation subject" w:semiHidden="1" w:unhideWhenUsed="1"/>
-    <w:lsdException w:name="No List" w:semiHidden="1" w:unhideWhenUsed="1"/>
-    <w:lsdException w:name="Outline List 1" w:semiHidden="1" w:unhideWhenUsed="1"/>
-    <w:lsdException w:name="Outline List 2" w:semiHidden="1" w:unhideWhenUsed="1"/>
-    <w:lsdException w:name="Outline List 3" w:semiHidden="1" w:unhideWhenUsed="1"/>
-    <w:lsdException w:name="Table Simple 1" w:semiHidden="1" w:unhideWhenUsed="1"/>
-    <w:lsdException w:name="Table Simple 2" w:semiHidden="1" w:unhideWhenUsed="1"/>
-    <w:lsdException w:name="Table Simple 3" w:semiHidden="1" w:unhideWhenUsed="1"/>
-    <w:lsdException w:name="Table Classic 1" w:semiHidden="1" w:unhideWhenUsed="1"/>
-    <w:lsdException w:name="Table Classic 2" w:semiHidden="1" w:unhideWhenUsed="1"/>
-    <w:lsdException w:name="Table Classic 3" w:semiHidden="1" w:unhideWhenUsed="1"/>
-    <w:lsdException w:name="Table Classic 4" w:semiHidden="1" w:unhideWhenUsed="1"/>
-    <w:lsdException w:name="Table Colorful 1" w:semiHidden="1" w:unhideWhenUsed="1"/>
-    <w:lsdException w:name="Table Colorful 2" w:semiHidden="1" w:unhideWhenUsed="1"/>
-    <w:lsdException w:name="Table Colorful 3" w:semiHidden="1" w:unhideWhenUsed="1"/>
-    <w:lsdException w:name="Table Columns 1" w:semiHidden="1" w:unhideWhenUsed="1"/>
-    <w:lsdException w:name="Table Columns 2" w:semiHidden="1" w:unhideWhenUsed="1"/>
-    <w:lsdException w:name="Table Columns 3" w:semiHidden="1" w:unhideWhenUsed="1"/>
-    <w:lsdException w:name="Table Columns 4" w:semiHidden="1" w:unhideWhenUsed="1"/>
-    <w:lsdException w:name="Table Columns 5" w:semiHidden="1" w:unhideWhenUsed="1"/>
-    <w:lsdException w:name="Table Grid 1" w:semiHidden="1" w:unhideWhenUsed="1"/>
-    <w:lsdException w:name="Table Grid 2" w:semiHidden="1" w:unhideWhenUsed="1"/>
-    <w:lsdException w:name="Table Grid 3" w:semiHidden="1" w:unhideWhenUsed="1"/>
-    <w:lsdException w:name="Table Grid 4" w:semiHidden="1" w:unhideWhenUsed="1"/>
-    <w:lsdException w:name="Table Grid 5" w:semiHidden="1" w:unhideWhenUsed="1"/>
-    <w:lsdException w:name="Table Grid 6" w:semiHidden="1" w:unhideWhenUsed="1"/>
-    <w:lsdException w:name="Table Grid 7" w:semiHidden="1" w:unhideWhenUsed="1"/>
-    <w:lsdException w:name="Table Grid 8" w:semiHidden="1" w:unhideWhenUsed="1"/>
-    <w:lsdException w:name="Table List 1" w:semiHidden="1" w:unhideWhenUsed="1"/>
-    <w:lsdException w:name="Table List 2" w:semiHidden="1" w:unhideWhenUsed="1"/>
-    <w:lsdException w:name="Table List 3" w:semiHidden="1" w:unhideWhenUsed="1"/>
-    <w:lsdException w:name="Table List 4" w:semiHidden="1" w:unhideWhenUsed="1"/>
-    <w:lsdException w:name="Table List 5" w:semiHidden="1" w:unhideWhenUsed="1"/>
-    <w:lsdException w:name="Table List 6" w:semiHidden="1" w:unhideWhenUsed="1"/>
-    <w:lsdException w:name="Table List 7" w:semiHidden="1" w:unhideWhenUsed="1"/>
-    <w:lsdException w:name="Table List 8" w:semiHidden="1" w:unhideWhenUsed="1"/>
-    <w:lsdException w:name="Table 3D effects 1" w:semiHidden="1" w:unhideWhenUsed="1"/>
-    <w:lsdException w:name="Table 3D effects 2" w:semiHidden="1" w:unhideWhenUsed="1"/>
-    <w:lsdException w:name="Table 3D effects 3" w:semiHidden="1" w:unhideWhenUsed="1"/>
-    <w:lsdException w:name="Table Contemporary" w:semiHidden="1" w:unhideWhenUsed="1"/>
-    <w:lsdException w:name="Table Elegant" w:semiHidden="1" w:unhideWhenUsed="1"/>
-    <w:lsdException w:name="Table Professional" w:semiHidden="1" w:unhideWhenUsed="1"/>
-    <w:lsdException w:name="Table Subtle 1" w:semiHidden="1" w:unhideWhenUsed="1"/>
-    <w:lsdException w:name="Table Subtle 2" w:semiHidden="1" w:unhideWhenUsed="1"/>
-    <w:lsdException w:name="Table Web 1" w:semiHidden="1" w:unhideWhenUsed="1"/>
-    <w:lsdException w:name="Table Web 2" w:semiHidden="1" w:unhideWhenUsed="1"/>
-    <w:lsdException w:name="Table Web 3" w:semiHidden="1" w:unhideWhenUsed="1"/>
-    <w:lsdException w:name="Balloon Text" w:semiHidden="1" w:unhideWhenUsed="1"/>
-    <w:lsdException w:name="Table Grid" w:uiPriority="39"/>
-    <w:lsdException w:name="Table Theme" w:semiHidden="1" w:unhideWhenUsed="1"/>
-    <w:lsdException w:name="Placeholder Text" w:semiHidden="1" w:unhideWhenUsed="1"/>
-    <w:lsdException w:name="No Spacing" w:semiHidden="1" w:unhideWhenUsed="1"/>
-    <w:lsdException w:name="Light Shading" w:uiPriority="60"/>
-    <w:lsdException w:name="Light List" w:uiPriority="61"/>
-    <w:lsdException w:name="Light Grid" w:uiPriority="62"/>
-    <w:lsdException w:name="Medium Shading 1" w:uiPriority="63"/>
-    <w:lsdException w:name="Medium Shading 2" w:uiPriority="64"/>
-    <w:lsdException w:name="Medium List 1" w:uiPriority="65"/>
-    <w:lsdException w:name="Medium List 2" w:uiPriority="66"/>
-    <w:lsdException w:name="Medium Grid 1" w:uiPriority="67"/>
-    <w:lsdException w:name="Medium Grid 2" w:uiPriority="68"/>
-    <w:lsdException w:name="Medium Grid 3" w:uiPriority="69"/>
-    <w:lsdException w:name="Dark List" w:uiPriority="70"/>
-    <w:lsdException w:name="Colorful Shading" w:uiPriority="71"/>
-    <w:lsdException w:name="Colorful List" w:uiPriority="72"/>
-    <w:lsdException w:name="Colorful Grid" w:uiPriority="73"/>
-    <w:lsdException w:name="Light Shading Accent 1" w:uiPriority="60"/>
-    <w:lsdException w:name="Light List Accent 1" w:uiPriority="61"/>
-    <w:lsdException w:name="Light Grid Accent 1" w:uiPriority="62"/>
-    <w:lsdException w:name="Medium Shading 1 Accent 1" w:uiPriority="63"/>
-    <w:lsdException w:name="Medium Shading 2 Accent 1" w:uiPriority="64"/>
-    <w:lsdException w:name="Medium List 1 Accent 1" w:uiPriority="65"/>
-    <w:lsdException w:name="Revision" w:semiHidden="1" w:unhideWhenUsed="1"/>
-    <w:lsdException w:name="List Paragraph" w:uiPriority="34" w:qFormat="1"/>
-    <w:lsdException w:name="Quote" w:uiPriority="29" w:qFormat="1"/>
-    <w:lsdException w:name="Intense Quote" w:uiPriority="30" w:qFormat="1"/>
-    <w:lsdException w:name="Medium List 2 Accent 1" w:uiPriority="66"/>
-    <w:lsdException w:name="Medium Grid 1 Accent 1" w:uiPriority="67"/>
-    <w:lsdException w:name="Medium Grid 2 Accent 1" w:uiPriority="68"/>
-    <w:lsdException w:name="Medium Grid 3 Accent 1" w:uiPriority="69"/>
-    <w:lsdException w:name="Dark List Accent 1" w:uiPriority="70"/>
-    <w:lsdException w:name="Colorful Shading Accent 1" w:uiPriority="71"/>
-    <w:lsdException w:name="Colorful List Accent 1" w:uiPriority="72"/>
-    <w:lsdException w:name="Colorful Grid Accent 1" w:uiPriority="73"/>
-    <w:lsdException w:name="Light Shading Accent 2" w:uiPriority="60"/>
-    <w:lsdException w:name="Light List Accent 2" w:uiPriority="61"/>
-    <w:lsdException w:name="Light Grid Accent 2" w:uiPriority="62"/>
-    <w:lsdException w:name="Medium Shading 1 Accent 2" w:uiPriority="63"/>
-    <w:lsdException w:name="Medium Shading 2 Accent 2" w:uiPriority="64"/>
-    <w:lsdException w:name="Medium List 1 Accent 2" w:uiPriority="65"/>
-    <w:lsdException w:name="Medium List 2 Accent 2" w:uiPriority="66"/>
-    <w:lsdException w:name="Medium Grid 1 Accent 2" w:uiPriority="67"/>
-    <w:lsdException w:name="Medium Grid 2 Accent 2" w:uiPriority="68"/>
-    <w:lsdException w:name="Medium Grid 3 Accent 2" w:uiPriority="69"/>
-    <w:lsdException w:name="Dark List Accent 2" w:uiPriority="70"/>
-    <w:lsdException w:name="Colorful Shading Accent 2" w:uiPriority="71"/>
-    <w:lsdException w:name="Colorful List Accent 2" w:uiPriority="72"/>
-    <w:lsdException w:name="Colorful Grid Accent 2" w:uiPriority="73"/>
-    <w:lsdException w:name="Light Shading Accent 3" w:uiPriority="60"/>
-    <w:lsdException w:name="Light List Accent 3" w:uiPriority="61"/>
-    <w:lsdException w:name="Light Grid Accent 3" w:uiPriority="62"/>
-    <w:lsdException w:name="Medium Shading 1 Accent 3" w:uiPriority="63"/>
-    <w:lsdException w:name="Medium Shading 2 Accent 3" w:uiPriority="64"/>
-    <w:lsdException w:name="Medium List 1 Accent 3" w:uiPriority="65"/>
-    <w:lsdException w:name="Medium List 2 Accent 3" w:uiPriority="66"/>
-    <w:lsdException w:name="Medium Grid 1 Accent 3" w:uiPriority="67"/>
-    <w:lsdException w:name="Medium Grid 2 Accent 3" w:uiPriority="68"/>
-    <w:lsdException w:name="Medium Grid 3 Accent 3" w:uiPriority="69"/>
-    <w:lsdException w:name="Dark List Accent 3" w:uiPriority="70"/>
-    <w:lsdException w:name="Colorful Shading Accent 3" w:uiPriority="71"/>
-    <w:lsdException w:name="Colorful List Accent 3" w:uiPriority="72"/>
-    <w:lsdException w:name="Colorful Grid Accent 3" w:uiPriority="73"/>
-    <w:lsdException w:name="Light Shading Accent 4" w:uiPriority="60"/>
-    <w:lsdException w:name="Light List Accent 4" w:uiPriority="61"/>
-    <w:lsdException w:name="Light Grid Accent 4" w:uiPriority="62"/>
-    <w:lsdException w:name="Medium Shading 1 Accent 4" w:uiPriority="63"/>
-    <w:lsdException w:name="Medium Shading 2 Accent 4" w:uiPriority="64"/>
-    <w:lsdException w:name="Medium List 1 Accent 4" w:uiPriority="65"/>
-    <w:lsdException w:name="Medium List 2 Accent 4" w:uiPriority="66"/>
-    <w:lsdException w:name="Medium Grid 1 Accent 4" w:uiPriority="67"/>
-    <w:lsdException w:name="Medium Grid 2 Accent 4" w:uiPriority="68"/>
-    <w:lsdException w:name="Medium Grid 3 Accent 4" w:uiPriority="69"/>
-    <w:lsdException w:name="Dark List Accent 4" w:uiPriority="70"/>
-    <w:lsdException w:name="Colorful Shading Accent 4" w:uiPriority="71"/>
-    <w:lsdException w:name="Colorful List Accent 4" w:uiPriority="72"/>
-    <w:lsdException w:name="Colorful Grid Accent 4" w:uiPriority="73"/>
-    <w:lsdException w:name="Light Shading Accent 5" w:uiPriority="60"/>
-    <w:lsdException w:name="Light List Accent 5" w:uiPriority="61"/>
-    <w:lsdException w:name="Light Grid Accent 5" w:uiPriority="62"/>
-    <w:lsdException w:name="Medium Shading 1 Accent 5" w:uiPriority="63"/>
-    <w:lsdException w:name="Medium Shading 2 Accent 5" w:uiPriority="64"/>
-    <w:lsdException w:name="Medium List 1 Accent 5" w:uiPriority="65"/>
-    <w:lsdException w:name="Medium List 2 Accent 5" w:uiPriority="66"/>
-    <w:lsdException w:name="Medium Grid 1 Accent 5" w:uiPriority="67"/>
-    <w:lsdException w:name="Medium Grid 2 Accent 5" w:uiPriority="68"/>
-    <w:lsdException w:name="Medium Grid 3 Accent 5" w:uiPriority="69"/>
-    <w:lsdException w:name="Dark List Accent 5" w:uiPriority="70"/>
-    <w:lsdException w:name="Colorful Shading Accent 5" w:uiPriority="71"/>
-    <w:lsdException w:name="Colorful List Accent 5" w:uiPriority="72"/>
-    <w:lsdException w:name="Colorful Grid Accent 5" w:uiPriority="73"/>
-    <w:lsdException w:name="Light Shading Accent 6" w:uiPriority="60"/>
-    <w:lsdException w:name="Light List Accent 6" w:uiPriority="61"/>
-    <w:lsdException w:name="Light Grid Accent 6" w:uiPriority="62"/>
-    <w:lsdException w:name="Medium Shading 1 Accent 6" w:uiPriority="63"/>
-    <w:lsdException w:name="Medium Shading 2 Accent 6" w:uiPriority="64"/>
-    <w:lsdException w:name="Medium List 1 Accent 6" w:uiPriority="65"/>
-    <w:lsdException w:name="Medium List 2 Accent 6" w:uiPriority="66"/>
-    <w:lsdException w:name="Medium Grid 1 Accent 6" w:uiPriority="67"/>
-    <w:lsdException w:name="Medium Grid 2 Accent 6" w:uiPriority="68"/>
-    <w:lsdException w:name="Medium Grid 3 Accent 6" w:uiPriority="69"/>
-    <w:lsdException w:name="Dark List Accent 6" w:uiPriority="70"/>
-    <w:lsdException w:name="Colorful Shading Accent 6" w:uiPriority="71"/>
-    <w:lsdException w:name="Colorful List Accent 6" w:uiPriority="72"/>
-    <w:lsdException w:name="Colorful Grid Accent 6" w:uiPriority="73"/>
-    <w:lsdException w:name="Subtle Emphasis" w:uiPriority="19" w:qFormat="1"/>
-    <w:lsdException w:name="Intense Emphasis" w:uiPriority="21" w:qFormat="1"/>
-    <w:lsdException w:name="Subtle Reference" w:uiPriority="31" w:qFormat="1"/>
-    <w:lsdException w:name="Intense Reference" w:uiPriority="32" w:qFormat="1"/>
-    <w:lsdException w:name="Book Title" w:uiPriority="33" w:qFormat="1"/>
-    <w:lsdException w:name="Bibliography" w:semiHidden="1" w:uiPriority="37" w:unhideWhenUsed="1"/>
-    <w:lsdException w:name="TOC Heading" w:semiHidden="1" w:uiPriority="39" w:unhideWhenUsed="1" w:qFormat="1"/>
-    <w:lsdException w:name="Plain Table 1" w:uiPriority="41"/>
-    <w:lsdException w:name="Plain Table 2" w:uiPriority="42"/>
-    <w:lsdException w:name="Plain Table 3" w:uiPriority="43"/>
-    <w:lsdException w:name="Plain Table 4" w:uiPriority="44"/>
-    <w:lsdException w:name="Plain Table 5" w:uiPriority="45"/>
-    <w:lsdException w:name="Grid Table Light" w:uiPriority="40"/>
-    <w:lsdException w:name="Grid Table 1 Light" w:uiPriority="46"/>
-    <w:lsdException w:name="Grid Table 2" w:uiPriority="47"/>
-    <w:lsdException w:name="Grid Table 3" w:uiPriority="48"/>
-    <w:lsdException w:name="Grid Table 4" w:uiPriority="49"/>
-    <w:lsdException w:name="Grid Table 5 Dark" w:uiPriority="50"/>
-    <w:lsdException w:name="Grid Table 6 Colorful" w:uiPriority="51"/>
-    <w:lsdException w:name="Grid Table 7 Colorful" w:uiPriority="52"/>
-    <w:lsdException w:name="Grid Table 1 Light Accent 1" w:uiPriority="46"/>
-    <w:lsdException w:name="Grid Table 2 Accent 1" w:uiPriority="47"/>
-    <w:lsdException w:name="Grid Table 3 Accent 1" w:uiPriority="48"/>
-    <w:lsdException w:name="Grid Table 4 Accent 1" w:uiPriority="49"/>
-    <w:lsdException w:name="Grid Table 5 Dark Accent 1" w:uiPriority="50"/>
-    <w:lsdException w:name="Grid Table 6 Colorful Accent 1" w:uiPriority="51"/>
-    <w:lsdException w:name="Grid Table 7 Colorful Accent 1" w:uiPriority="52"/>
-    <w:lsdException w:name="Grid Table 1 Light Accent 2" w:uiPriority="46"/>
-    <w:lsdException w:name="Grid Table 2 Accent 2" w:uiPriority="47"/>
-    <w:lsdException w:name="Grid Table 3 Accent 2" w:uiPriority="48"/>
-    <w:lsdException w:name="Grid Table 4 Accent 2" w:uiPriority="49"/>
-    <w:lsdException w:name="Grid Table 5 Dark Accent 2" w:uiPriority="50"/>
-    <w:lsdException w:name="Grid Table 6 Colorful Accent 2" w:uiPriority="51"/>
-    <w:lsdException w:name="Grid Table 7 Colorful Accent 2" w:uiPriority="52"/>
-    <w:lsdException w:name="Grid Table 1 Light Accent 3" w:uiPriority="46"/>
-    <w:lsdException w:name="Grid Table 2 Accent 3" w:uiPriority="47"/>
-    <w:lsdException w:name="Grid Table 3 Accent 3" w:uiPriority="48"/>
-    <w:lsdException w:name="Grid Table 4 Accent 3" w:uiPriority="49"/>
-    <w:lsdException w:name="Grid Table 5 Dark Accent 3" w:uiPriority="50"/>
-    <w:lsdException w:name="Grid Table 6 Colorful Accent 3" w:uiPriority="51"/>
-    <w:lsdException w:name="Grid Table 7 Colorful Accent 3" w:uiPriority="52"/>
-    <w:lsdException w:name="Grid Table 1 Light Accent 4" w:uiPriority="46"/>
-    <w:lsdException w:name="Grid Table 2 Accent 4" w:uiPriority="47"/>
-    <w:lsdException w:name="Grid Table 3 Accent 4" w:uiPriority="48"/>
-    <w:lsdException w:name="Grid Table 4 Accent 4" w:uiPriority="49"/>
-    <w:lsdException w:name="Grid Table 5 Dark Accent 4" w:uiPriority="50"/>
-    <w:lsdException w:name="Grid Table 6 Colorful Accent 4" w:uiPriority="51"/>
-    <w:lsdException w:name="Grid Table 7 Colorful Accent 4" w:uiPriority="52"/>
-    <w:lsdException w:name="Grid Table 1 Light Accent 5" w:uiPriority="46"/>
-    <w:lsdException w:name="Grid Table 2 Accent 5" w:uiPriority="47"/>
-    <w:lsdException w:name="Grid Table 3 Accent 5" w:uiPriority="48"/>
-    <w:lsdException w:name="Grid Table 4 Accent 5" w:uiPriority="49"/>
-    <w:lsdException w:name="Grid Table 5 Dark Accent 5" w:uiPriority="50"/>
-    <w:lsdException w:name="Grid Table 6 Colorful Accent 5" w:uiPriority="51"/>
-    <w:lsdException w:name="Grid Table 7 Colorful Accent 5" w:uiPriority="52"/>
-    <w:lsdException w:name="Grid Table 1 Light Accent 6" w:uiPriority="46"/>
-    <w:lsdException w:name="Grid Table 2 Accent 6" w:uiPriority="47"/>
-    <w:lsdException w:name="Grid Table 3 Accent 6" w:uiPriority="48"/>
-    <w:lsdException w:name="Grid Table 4 Accent 6" w:uiPriority="49"/>
-    <w:lsdException w:name="Grid Table 5 Dark Accent 6" w:uiPriority="50"/>
-    <w:lsdException w:name="Grid Table 6 Colorful Accent 6" w:uiPriority="51"/>
-    <w:lsdException w:name="Grid Table 7 Colorful Accent 6" w:uiPriority="52"/>
-    <w:lsdException w:name="List Table 1 Light" w:uiPriority="46"/>
-    <w:lsdException w:name="List Table 2" w:uiPriority="47"/>
-    <w:lsdException w:name="List Table 3" w:uiPriority="48"/>
-    <w:lsdException w:name="List Table 4" w:uiPriority="49"/>
-    <w:lsdException w:name="List Table 5 Dark" w:uiPriority="50"/>
-    <w:lsdException w:name="List Table 6 Colorful" w:uiPriority="51"/>
-    <w:lsdException w:name="List Table 7 Colorful" w:uiPriority="52"/>
-    <w:lsdException w:name="List Table 1 Light Accent 1" w:uiPriority="46"/>
-    <w:lsdException w:name="List Table 2 Accent 1" w:uiPriority="47"/>
-    <w:lsdException w:name="List Table 3 Accent 1" w:uiPriority="48"/>
-    <w:lsdException w:name="List Table 4 Accent 1" w:uiPriority="49"/>
-    <w:lsdException w:name="List Table 5 Dark Accent 1" w:uiPriority="50"/>
-    <w:lsdException w:name="List Table 6 Colorful Accent 1" w:uiPriority="51"/>
-    <w:lsdException w:name="List Table 7 Colorful Accent 1" w:uiPriority="52"/>
-    <w:lsdException w:name="List Table 1 Light Accent 2" w:uiPriority="46"/>
-    <w:lsdException w:name="List Table 2 Accent 2" w:uiPriority="47"/>
-    <w:lsdException w:name="List Table 3 Accent 2" w:uiPriority="48"/>
-    <w:lsdException w:name="List Table 4 Accent 2" w:uiPriority="49"/>
-    <w:lsdException w:name="List Table 5 Dark Accent 2" w:uiPriority="50"/>
-    <w:lsdException w:name="List Table 6 Colorful Accent 2" w:uiPriority="51"/>
-    <w:lsdException w:name="List Table 7 Colorful Accent 2" w:uiPriority="52"/>
-    <w:lsdException w:name="List Table 1 Light Accent 3" w:uiPriority="46"/>
-    <w:lsdException w:name="List Table 2 Accent 3" w:uiPriority="47"/>
-    <w:lsdException w:name="List Table 3 Accent 3" w:uiPriority="48"/>
-    <w:lsdException w:name="List Table 4 Accent 3" w:uiPriority="49"/>
-    <w:lsdException w:name="List Table 5 Dark Accent 3" w:uiPriority="50"/>
-    <w:lsdException w:name="List Table 6 Colorful Accent 3" w:uiPriority="51"/>
-    <w:lsdException w:name="List Table 7 Colorful Accent 3" w:uiPriority="52"/>
-    <w:lsdException w:name="List Table 1 Light Accent 4" w:uiPriority="46"/>
-    <w:lsdException w:name="List Table 2 Accent 4" w:uiPriority="47"/>
-    <w:lsdException w:name="List Table 3 Accent 4" w:uiPriority="48"/>
-    <w:lsdException w:name="List Table 4 Accent 4" w:uiPriority="49"/>
-    <w:lsdException w:name="List Table 5 Dark Accent 4" w:uiPriority="50"/>
-    <w:lsdException w:name="List Table 6 Colorful Accent 4" w:uiPriority="51"/>
-    <w:lsdException w:name="List Table 7 Colorful Accent 4" w:uiPriority="52"/>
-    <w:lsdException w:name="List Table 1 Light Accent 5" w:uiPriority="46"/>
-    <w:lsdException w:name="List Table 2 Accent 5" w:uiPriority="47"/>
-    <w:lsdException w:name="List Table 3 Accent 5" w:uiPriority="48"/>
-    <w:lsdException w:name="List Table 4 Accent 5" w:uiPriority="49"/>
-    <w:lsdException w:name="List Table 5 Dark Accent 5" w:uiPriority="50"/>
-    <w:lsdException w:name="List Table 6 Colorful Accent 5" w:uiPriority="51"/>
-    <w:lsdException w:name="List Table 7 Colorful Accent 5" w:uiPriority="52"/>
-    <w:lsdException w:name="List Table 1 Light Accent 6" w:uiPriority="46"/>
-    <w:lsdException w:name="List Table 2 Accent 6" w:uiPriority="47"/>
-    <w:lsdException w:name="List Table 3 Accent 6" w:uiPriority="48"/>
-    <w:lsdException w:name="List Table 4 Accent 6" w:uiPriority="49"/>
-    <w:lsdException w:name="List Table 5 Dark Accent 6" w:uiPriority="50"/>
-    <w:lsdException w:name="List Table 6 Colorful Accent 6" w:uiPriority="51"/>
-    <w:lsdException w:name="List Table 7 Colorful Accent 6" w:uiPriority="52"/>
-    <w:lsdException w:name="Mention" w:semiHidden="1" w:unhideWhenUsed="1"/>
-    <w:lsdException w:name="Smart Hyperlink" w:semiHidden="1" w:unhideWhenUsed="1"/>
-    <w:lsdException w:name="Hashtag" w:semiHidden="1" w:unhideWhenUsed="1"/>
-    <w:lsdException w:name="Unresolved Mention" w:semiHidden="1" w:unhideWhenUsed="1"/>
-    <w:lsdException w:name="Smart Link" w:semiHidden="1" w:unhideWhenUsed="1"/>
+  <w:latentStyles w:count="260" w:defQFormat="0" w:defUnhideWhenUsed="1" w:defSemiHidden="1" w:defUIPriority="99" w:defLockedState="0">
+    <w:lsdException w:qFormat="1" w:unhideWhenUsed="0" w:uiPriority="0" w:semiHidden="0" w:name="Normal"/>
+    <w:lsdException w:qFormat="1" w:unhideWhenUsed="0" w:uiPriority="9" w:semiHidden="0" w:name="heading 1"/>
+    <w:lsdException w:qFormat="1" w:uiPriority="9" w:name="heading 2"/>
+    <w:lsdException w:qFormat="1" w:uiPriority="9" w:name="heading 3"/>
+    <w:lsdException w:qFormat="1" w:uiPriority="9" w:name="heading 4"/>
+    <w:lsdException w:qFormat="1" w:uiPriority="9" w:name="heading 5"/>
+    <w:lsdException w:qFormat="1" w:uiPriority="9" w:name="heading 6"/>
+    <w:lsdException w:qFormat="1" w:uiPriority="9" w:name="heading 7"/>
+    <w:lsdException w:qFormat="1" w:uiPriority="9" w:name="heading 8"/>
+    <w:lsdException w:qFormat="1" w:uiPriority="9" w:name="heading 9"/>
+    <w:lsdException w:uiPriority="99" w:name="index 1"/>
+    <w:lsdException w:uiPriority="99" w:name="index 2"/>
+    <w:lsdException w:uiPriority="99" w:name="index 3"/>
+    <w:lsdException w:uiPriority="99" w:name="index 4"/>
+    <w:lsdException w:uiPriority="99" w:name="index 5"/>
+    <w:lsdException w:uiPriority="99" w:name="index 6"/>
+    <w:lsdException w:uiPriority="99" w:name="index 7"/>
+    <w:lsdException w:uiPriority="99" w:name="index 8"/>
+    <w:lsdException w:uiPriority="99" w:name="index 9"/>
+    <w:lsdException w:uiPriority="39" w:name="toc 1"/>
+    <w:lsdException w:uiPriority="39" w:name="toc 2"/>
+    <w:lsdException w:uiPriority="39" w:name="toc 3"/>
+    <w:lsdException w:uiPriority="39" w:name="toc 4"/>
+    <w:lsdException w:uiPriority="39" w:name="toc 5"/>
+    <w:lsdException w:uiPriority="39" w:name="toc 6"/>
+    <w:lsdException w:uiPriority="39" w:name="toc 7"/>
+    <w:lsdException w:uiPriority="39" w:name="toc 8"/>
+    <w:lsdException w:uiPriority="39" w:name="toc 9"/>
+    <w:lsdException w:uiPriority="99" w:name="Normal Indent"/>
+    <w:lsdException w:uiPriority="99" w:name="footnote text"/>
+    <w:lsdException w:uiPriority="99" w:name="annotation text"/>
+    <w:lsdException w:uiPriority="99" w:semiHidden="0" w:name="header"/>
+    <w:lsdException w:uiPriority="99" w:semiHidden="0" w:name="footer"/>
+    <w:lsdException w:uiPriority="99" w:name="index heading"/>
+    <w:lsdException w:qFormat="1" w:uiPriority="35" w:name="caption"/>
+    <w:lsdException w:uiPriority="99" w:name="table of figures"/>
+    <w:lsdException w:uiPriority="99" w:name="envelope address"/>
+    <w:lsdException w:uiPriority="99" w:name="envelope return"/>
+    <w:lsdException w:uiPriority="99" w:name="footnote reference"/>
+    <w:lsdException w:uiPriority="99" w:name="annotation reference"/>
+    <w:lsdException w:uiPriority="99" w:name="line number"/>
+    <w:lsdException w:uiPriority="99" w:name="page number"/>
+    <w:lsdException w:uiPriority="99" w:name="endnote reference"/>
+    <w:lsdException w:uiPriority="99" w:name="endnote text"/>
+    <w:lsdException w:uiPriority="99" w:name="table of authorities"/>
+    <w:lsdException w:uiPriority="99" w:name="macro"/>
+    <w:lsdException w:uiPriority="99" w:name="toa heading"/>
+    <w:lsdException w:uiPriority="99" w:name="List"/>
+    <w:lsdException w:uiPriority="99" w:name="List Bullet"/>
+    <w:lsdException w:uiPriority="99" w:name="List Number"/>
+    <w:lsdException w:uiPriority="99" w:name="List 2"/>
+    <w:lsdException w:uiPriority="99" w:name="List 3"/>
+    <w:lsdException w:uiPriority="99" w:name="List 4"/>
+    <w:lsdException w:uiPriority="99" w:name="List 5"/>
+    <w:lsdException w:uiPriority="99" w:name="List Bullet 2"/>
+    <w:lsdException w:uiPriority="99" w:name="List Bullet 3"/>
+    <w:lsdException w:uiPriority="99" w:name="List Bullet 4"/>
+    <w:lsdException w:uiPriority="99" w:name="List Bullet 5"/>
+    <w:lsdException w:uiPriority="99" w:name="List Number 2"/>
+    <w:lsdException w:uiPriority="99" w:name="List Number 3"/>
+    <w:lsdException w:uiPriority="99" w:name="List Number 4"/>
+    <w:lsdException w:uiPriority="99" w:name="List Number 5"/>
+    <w:lsdException w:qFormat="1" w:unhideWhenUsed="0" w:uiPriority="10" w:semiHidden="0" w:name="Title"/>
+    <w:lsdException w:uiPriority="99" w:name="Closing"/>
+    <w:lsdException w:uiPriority="99" w:name="Signature"/>
+    <w:lsdException w:uiPriority="1" w:name="Default Paragraph Font"/>
+    <w:lsdException w:uiPriority="99" w:name="Body Text"/>
+    <w:lsdException w:uiPriority="99" w:name="Body Text Indent"/>
+    <w:lsdException w:uiPriority="99" w:name="List Continue"/>
+    <w:lsdException w:uiPriority="99" w:name="List Continue 2"/>
+    <w:lsdException w:uiPriority="99" w:name="List Continue 3"/>
+    <w:lsdException w:uiPriority="99" w:name="List Continue 4"/>
+    <w:lsdException w:uiPriority="99" w:name="List Continue 5"/>
+    <w:lsdException w:uiPriority="99" w:name="Message Header"/>
+    <w:lsdException w:qFormat="1" w:unhideWhenUsed="0" w:uiPriority="11" w:semiHidden="0" w:name="Subtitle"/>
+    <w:lsdException w:uiPriority="99" w:name="Salutation"/>
+    <w:lsdException w:uiPriority="99" w:name="Date"/>
+    <w:lsdException w:uiPriority="99" w:name="Body Text First Indent"/>
+    <w:lsdException w:uiPriority="99" w:name="Body Text First Indent 2"/>
+    <w:lsdException w:uiPriority="99" w:name="Note Heading"/>
+    <w:lsdException w:uiPriority="99" w:name="Body Text 2"/>
+    <w:lsdException w:uiPriority="99" w:name="Body Text 3"/>
+    <w:lsdException w:uiPriority="99" w:name="Body Text Indent 2"/>
+    <w:lsdException w:uiPriority="99" w:name="Body Text Indent 3"/>
+    <w:lsdException w:uiPriority="99" w:name="Block Text"/>
+    <w:lsdException w:uiPriority="99" w:name="Hyperlink"/>
+    <w:lsdException w:uiPriority="99" w:name="FollowedHyperlink"/>
+    <w:lsdException w:qFormat="1" w:unhideWhenUsed="0" w:uiPriority="22" w:semiHidden="0" w:name="Strong"/>
+    <w:lsdException w:qFormat="1" w:unhideWhenUsed="0" w:uiPriority="20" w:semiHidden="0" w:name="Emphasis"/>
+    <w:lsdException w:uiPriority="99" w:name="Document Map"/>
+    <w:lsdException w:uiPriority="99" w:name="Plain Text"/>
+    <w:lsdException w:uiPriority="99" w:name="E-mail Signature"/>
+    <w:lsdException w:uiPriority="99" w:name="Normal (Web)"/>
+    <w:lsdException w:uiPriority="99" w:name="HTML Acronym"/>
+    <w:lsdException w:uiPriority="99" w:name="HTML Address"/>
+    <w:lsdException w:uiPriority="99" w:name="HTML Cite"/>
+    <w:lsdException w:uiPriority="99" w:name="HTML Code"/>
+    <w:lsdException w:uiPriority="99" w:name="HTML Definition"/>
+    <w:lsdException w:uiPriority="99" w:name="HTML Keyboard"/>
+    <w:lsdException w:uiPriority="99" w:name="HTML Preformatted"/>
+    <w:lsdException w:uiPriority="99" w:name="HTML Sample"/>
+    <w:lsdException w:uiPriority="99" w:name="HTML Typewriter"/>
+    <w:lsdException w:uiPriority="99" w:name="HTML Variable"/>
+    <w:lsdException w:uiPriority="99" w:name="Normal Table"/>
+    <w:lsdException w:uiPriority="99" w:name="annotation subject"/>
+    <w:lsdException w:uiPriority="99" w:name="Table Simple 1"/>
+    <w:lsdException w:uiPriority="99" w:name="Table Simple 2"/>
+    <w:lsdException w:uiPriority="99" w:name="Table Simple 3"/>
+    <w:lsdException w:uiPriority="99" w:name="Table Classic 1"/>
+    <w:lsdException w:uiPriority="99" w:name="Table Classic 2"/>
+    <w:lsdException w:uiPriority="99" w:name="Table Classic 3"/>
+    <w:lsdException w:uiPriority="99" w:name="Table Classic 4"/>
+    <w:lsdException w:uiPriority="99" w:name="Table Colorful 1"/>
+    <w:lsdException w:uiPriority="99" w:name="Table Colorful 2"/>
+    <w:lsdException w:uiPriority="99" w:name="Table Colorful 3"/>
+    <w:lsdException w:uiPriority="99" w:name="Table Columns 1"/>
+    <w:lsdException w:uiPriority="99" w:name="Table Columns 2"/>
+    <w:lsdException w:uiPriority="99" w:name="Table Columns 3"/>
+    <w:lsdException w:uiPriority="99" w:name="Table Columns 4"/>
+    <w:lsdException w:uiPriority="99" w:name="Table Columns 5"/>
+    <w:lsdException w:uiPriority="99" w:name="Table Grid 1"/>
+    <w:lsdException w:uiPriority="99" w:name="Table Grid 2"/>
+    <w:lsdException w:uiPriority="99" w:name="Table Grid 3"/>
+    <w:lsdException w:uiPriority="99" w:name="Table Grid 4"/>
+    <w:lsdException w:uiPriority="99" w:name="Table Grid 5"/>
+    <w:lsdException w:uiPriority="99" w:name="Table Grid 6"/>
+    <w:lsdException w:uiPriority="99" w:name="Table Grid 7"/>
+    <w:lsdException w:uiPriority="99" w:name="Table Grid 8"/>
+    <w:lsdException w:uiPriority="99" w:name="Table List 1"/>
+    <w:lsdException w:uiPriority="99" w:name="Table List 2"/>
+    <w:lsdException w:uiPriority="99" w:name="Table List 3"/>
+    <w:lsdException w:uiPriority="99" w:name="Table List 4"/>
+    <w:lsdException w:uiPriority="99" w:name="Table List 5"/>
+    <w:lsdException w:uiPriority="99" w:name="Table List 6"/>
+    <w:lsdException w:uiPriority="99" w:name="Table List 7"/>
+    <w:lsdException w:uiPriority="99" w:name="Table List 8"/>
+    <w:lsdException w:uiPriority="99" w:name="Table 3D effects 1"/>
+    <w:lsdException w:uiPriority="99" w:name="Table 3D effects 2"/>
+    <w:lsdException w:uiPriority="99" w:name="Table 3D effects 3"/>
+    <w:lsdException w:uiPriority="99" w:name="Table Contemporary"/>
+    <w:lsdException w:uiPriority="99" w:name="Table Elegant"/>
+    <w:lsdException w:uiPriority="99" w:name="Table Professional"/>
+    <w:lsdException w:uiPriority="99" w:name="Table Subtle 1"/>
+    <w:lsdException w:uiPriority="99" w:name="Table Subtle 2"/>
+    <w:lsdException w:uiPriority="99" w:name="Table Web 1"/>
+    <w:lsdException w:uiPriority="99" w:name="Table Web 2"/>
+    <w:lsdException w:uiPriority="99" w:name="Table Web 3"/>
+    <w:lsdException w:uiPriority="99" w:name="Balloon Text"/>
+    <w:lsdException w:unhideWhenUsed="0" w:uiPriority="39" w:semiHidden="0" w:name="Table Grid"/>
+    <w:lsdException w:uiPriority="99" w:name="Table Theme"/>
+    <w:lsdException w:unhideWhenUsed="0" w:uiPriority="60" w:semiHidden="0" w:name="Light Shading"/>
+    <w:lsdException w:unhideWhenUsed="0" w:uiPriority="61" w:semiHidden="0" w:name="Light List"/>
+    <w:lsdException w:unhideWhenUsed="0" w:uiPriority="62" w:semiHidden="0" w:name="Light Grid"/>
+    <w:lsdException w:unhideWhenUsed="0" w:uiPriority="63" w:semiHidden="0" w:name="Medium Shading 1"/>
+    <w:lsdException w:unhideWhenUsed="0" w:uiPriority="64" w:semiHidden="0" w:name="Medium Shading 2"/>
+    <w:lsdException w:unhideWhenUsed="0" w:uiPriority="65" w:semiHidden="0" w:name="Medium List 1"/>
+    <w:lsdException w:unhideWhenUsed="0" w:uiPriority="66" w:semiHidden="0" w:name="Medium List 2"/>
+    <w:lsdException w:unhideWhenUsed="0" w:uiPriority="67" w:semiHidden="0" w:name="Medium Grid 1"/>
+    <w:lsdException w:unhideWhenUsed="0" w:uiPriority="68" w:semiHidden="0" w:name="Medium Grid 2"/>
+    <w:lsdException w:unhideWhenUsed="0" w:uiPriority="69" w:semiHidden="0" w:name="Medium Grid 3"/>
+    <w:lsdException w:unhideWhenUsed="0" w:uiPriority="70" w:semiHidden="0" w:name="Dark List"/>
+    <w:lsdException w:unhideWhenUsed="0" w:uiPriority="71" w:semiHidden="0" w:name="Colorful Shading"/>
+    <w:lsdException w:unhideWhenUsed="0" w:uiPriority="72" w:semiHidden="0" w:name="Colorful List"/>
+    <w:lsdException w:unhideWhenUsed="0" w:uiPriority="73" w:semiHidden="0" w:name="Colorful Grid"/>
+    <w:lsdException w:unhideWhenUsed="0" w:uiPriority="60" w:semiHidden="0" w:name="Light Shading Accent 1"/>
+    <w:lsdException w:unhideWhenUsed="0" w:uiPriority="61" w:semiHidden="0" w:name="Light List Accent 1"/>
+    <w:lsdException w:unhideWhenUsed="0" w:uiPriority="62" w:semiHidden="0" w:name="Light Grid Accent 1"/>
+    <w:lsdException w:unhideWhenUsed="0" w:uiPriority="63" w:semiHidden="0" w:name="Medium Shading 1 Accent 1"/>
+    <w:lsdException w:unhideWhenUsed="0" w:uiPriority="64" w:semiHidden="0" w:name="Medium Shading 2 Accent 1"/>
+    <w:lsdException w:unhideWhenUsed="0" w:uiPriority="65" w:semiHidden="0" w:name="Medium List 1 Accent 1"/>
+    <w:lsdException w:qFormat="1" w:unhideWhenUsed="0" w:uiPriority="34" w:semiHidden="0" w:name="List Paragraph"/>
+    <w:lsdException w:qFormat="1" w:unhideWhenUsed="0" w:uiPriority="29" w:semiHidden="0" w:name="Quote"/>
+    <w:lsdException w:qFormat="1" w:unhideWhenUsed="0" w:uiPriority="30" w:semiHidden="0" w:name="Intense Quote"/>
+    <w:lsdException w:unhideWhenUsed="0" w:uiPriority="66" w:semiHidden="0" w:name="Medium List 2 Accent 1"/>
+    <w:lsdException w:unhideWhenUsed="0" w:uiPriority="67" w:semiHidden="0" w:name="Medium Grid 1 Accent 1"/>
+    <w:lsdException w:unhideWhenUsed="0" w:uiPriority="68" w:semiHidden="0" w:name="Medium Grid 2 Accent 1"/>
+    <w:lsdException w:unhideWhenUsed="0" w:uiPriority="69" w:semiHidden="0" w:name="Medium Grid 3 Accent 1"/>
+    <w:lsdException w:unhideWhenUsed="0" w:uiPriority="70" w:semiHidden="0" w:name="Dark List Accent 1"/>
+    <w:lsdException w:unhideWhenUsed="0" w:uiPriority="71" w:semiHidden="0" w:name="Colorful Shading Accent 1"/>
+    <w:lsdException w:unhideWhenUsed="0" w:uiPriority="72" w:semiHidden="0" w:name="Colorful List Accent 1"/>
+    <w:lsdException w:unhideWhenUsed="0" w:uiPriority="73" w:semiHidden="0" w:name="Colorful Grid Accent 1"/>
+    <w:lsdException w:unhideWhenUsed="0" w:uiPriority="60" w:semiHidden="0" w:name="Light Shading Accent 2"/>
+    <w:lsdException w:unhideWhenUsed="0" w:uiPriority="61" w:semiHidden="0" w:name="Light List Accent 2"/>
+    <w:lsdException w:unhideWhenUsed="0" w:uiPriority="62" w:semiHidden="0" w:name="Light Grid Accent 2"/>
+    <w:lsdException w:unhideWhenUsed="0" w:uiPriority="63" w:semiHidden="0" w:name="Medium Shading 1 Accent 2"/>
+    <w:lsdException w:unhideWhenUsed="0" w:uiPriority="64" w:semiHidden="0" w:name="Medium Shading 2 Accent 2"/>
+    <w:lsdException w:unhideWhenUsed="0" w:uiPriority="65" w:semiHidden="0" w:name="Medium List 1 Accent 2"/>
+    <w:lsdException w:unhideWhenUsed="0" w:uiPriority="66" w:semiHidden="0" w:name="Medium List 2 Accent 2"/>
+    <w:lsdException w:unhideWhenUsed="0" w:uiPriority="67" w:semiHidden="0" w:name="Medium Grid 1 Accent 2"/>
+    <w:lsdException w:unhideWhenUsed="0" w:uiPriority="68" w:semiHidden="0" w:name="Medium Grid 2 Accent 2"/>
+    <w:lsdException w:unhideWhenUsed="0" w:uiPriority="69" w:semiHidden="0" w:name="Medium Grid 3 Accent 2"/>
+    <w:lsdException w:unhideWhenUsed="0" w:uiPriority="70" w:semiHidden="0" w:name="Dark List Accent 2"/>
+    <w:lsdException w:unhideWhenUsed="0" w:uiPriority="71" w:semiHidden="0" w:name="Colorful Shading Accent 2"/>
+    <w:lsdException w:unhideWhenUsed="0" w:uiPriority="72" w:semiHidden="0" w:name="Colorful List Accent 2"/>
+    <w:lsdException w:unhideWhenUsed="0" w:uiPriority="73" w:semiHidden="0" w:name="Colorful Grid Accent 2"/>
+    <w:lsdException w:unhideWhenUsed="0" w:uiPriority="60" w:semiHidden="0" w:name="Light Shading Accent 3"/>
+    <w:lsdException w:unhideWhenUsed="0" w:uiPriority="61" w:semiHidden="0" w:name="Light List Accent 3"/>
+    <w:lsdException w:unhideWhenUsed="0" w:uiPriority="62" w:semiHidden="0" w:name="Light Grid Accent 3"/>
+    <w:lsdException w:unhideWhenUsed="0" w:uiPriority="63" w:semiHidden="0" w:name="Medium Shading 1 Accent 3"/>
+    <w:lsdException w:unhideWhenUsed="0" w:uiPriority="64" w:semiHidden="0" w:name="Medium Shading 2 Accent 3"/>
+    <w:lsdException w:unhideWhenUsed="0" w:uiPriority="65" w:semiHidden="0" w:name="Medium List 1 Accent 3"/>
+    <w:lsdException w:unhideWhenUsed="0" w:uiPriority="66" w:semiHidden="0" w:name="Medium List 2 Accent 3"/>
+    <w:lsdException w:unhideWhenUsed="0" w:uiPriority="67" w:semiHidden="0" w:name="Medium Grid 1 Accent 3"/>
+    <w:lsdException w:unhideWhenUsed="0" w:uiPriority="68" w:semiHidden="0" w:name="Medium Grid 2 Accent 3"/>
+    <w:lsdException w:unhideWhenUsed="0" w:uiPriority="69" w:semiHidden="0" w:name="Medium Grid 3 Accent 3"/>
+    <w:lsdException w:unhideWhenUsed="0" w:uiPriority="70" w:semiHidden="0" w:name="Dark List Accent 3"/>
+    <w:lsdException w:unhideWhenUsed="0" w:uiPriority="71" w:semiHidden="0" w:name="Colorful Shading Accent 3"/>
+    <w:lsdException w:unhideWhenUsed="0" w:uiPriority="72" w:semiHidden="0" w:name="Colorful List Accent 3"/>
+    <w:lsdException w:unhideWhenUsed="0" w:uiPriority="73" w:semiHidden="0" w:name="Colorful Grid Accent 3"/>
+    <w:lsdException w:unhideWhenUsed="0" w:uiPriority="60" w:semiHidden="0" w:name="Light Shading Accent 4"/>
+    <w:lsdException w:unhideWhenUsed="0" w:uiPriority="61" w:semiHidden="0" w:name="Light List Accent 4"/>
+    <w:lsdException w:unhideWhenUsed="0" w:uiPriority="62" w:semiHidden="0" w:name="Light Grid Accent 4"/>
+    <w:lsdException w:unhideWhenUsed="0" w:uiPriority="63" w:semiHidden="0" w:name="Medium Shading 1 Accent 4"/>
+    <w:lsdException w:unhideWhenUsed="0" w:uiPriority="64" w:semiHidden="0" w:name="Medium Shading 2 Accent 4"/>
+    <w:lsdException w:unhideWhenUsed="0" w:uiPriority="65" w:semiHidden="0" w:name="Medium List 1 Accent 4"/>
+    <w:lsdException w:unhideWhenUsed="0" w:uiPriority="66" w:semiHidden="0" w:name="Medium List 2 Accent 4"/>
+    <w:lsdException w:unhideWhenUsed="0" w:uiPriority="67" w:semiHidden="0" w:name="Medium Grid 1 Accent 4"/>
+    <w:lsdException w:unhideWhenUsed="0" w:uiPriority="68" w:semiHidden="0" w:name="Medium Grid 2 Accent 4"/>
+    <w:lsdException w:unhideWhenUsed="0" w:uiPriority="69" w:semiHidden="0" w:name="Medium Grid 3 Accent 4"/>
+    <w:lsdException w:unhideWhenUsed="0" w:uiPriority="70" w:semiHidden="0" w:name="Dark List Accent 4"/>
+    <w:lsdException w:unhideWhenUsed="0" w:uiPriority="71" w:semiHidden="0" w:name="Colorful Shading Accent 4"/>
+    <w:lsdException w:unhideWhenUsed="0" w:uiPriority="72" w:semiHidden="0" w:name="Colorful List Accent 4"/>
+    <w:lsdException w:unhideWhenUsed="0" w:uiPriority="73" w:semiHidden="0" w:name="Colorful Grid Accent 4"/>
+    <w:lsdException w:unhideWhenUsed="0" w:uiPriority="60" w:semiHidden="0" w:name="Light Shading Accent 5"/>
+    <w:lsdException w:unhideWhenUsed="0" w:uiPriority="61" w:semiHidden="0" w:name="Light List Accent 5"/>
+    <w:lsdException w:unhideWhenUsed="0" w:uiPriority="62" w:semiHidden="0" w:name="Light Grid Accent 5"/>
+    <w:lsdException w:unhideWhenUsed="0" w:uiPriority="63" w:semiHidden="0" w:name="Medium Shading 1 Accent 5"/>
+    <w:lsdException w:unhideWhenUsed="0" w:uiPriority="64" w:semiHidden="0" w:name="Medium Shading 2 Accent 5"/>
+    <w:lsdException w:unhideWhenUsed="0" w:uiPriority="65" w:semiHidden="0" w:name="Medium List 1 Accent 5"/>
+    <w:lsdException w:unhideWhenUsed="0" w:uiPriority="66" w:semiHidden="0" w:name="Medium List 2 Accent 5"/>
+    <w:lsdException w:unhideWhenUsed="0" w:uiPriority="67" w:semiHidden="0" w:name="Medium Grid 1 Accent 5"/>
+    <w:lsdException w:unhideWhenUsed="0" w:uiPriority="68" w:semiHidden="0" w:name="Medium Grid 2 Accent 5"/>
+    <w:lsdException w:unhideWhenUsed="0" w:uiPriority="69" w:semiHidden="0" w:name="Medium Grid 3 Accent 5"/>
+    <w:lsdException w:unhideWhenUsed="0" w:uiPriority="70" w:semiHidden="0" w:name="Dark List Accent 5"/>
+    <w:lsdException w:unhideWhenUsed="0" w:uiPriority="71" w:semiHidden="0" w:name="Colorful Shading Accent 5"/>
+    <w:lsdException w:unhideWhenUsed="0" w:uiPriority="72" w:semiHidden="0" w:name="Colorful List Accent 5"/>
+    <w:lsdException w:unhideWhenUsed="0" w:uiPriority="73" w:semiHidden="0" w:name="Colorful Grid Accent 5"/>
+    <w:lsdException w:unhideWhenUsed="0" w:uiPriority="60" w:semiHidden="0" w:name="Light Shading Accent 6"/>
+    <w:lsdException w:unhideWhenUsed="0" w:uiPriority="61" w:semiHidden="0" w:name="Light List Accent 6"/>
+    <w:lsdException w:unhideWhenUsed="0" w:uiPriority="62" w:semiHidden="0" w:name="Light Grid Accent 6"/>
+    <w:lsdException w:unhideWhenUsed="0" w:uiPriority="63" w:semiHidden="0" w:name="Medium Shading 1 Accent 6"/>
+    <w:lsdException w:unhideWhenUsed="0" w:uiPriority="64" w:semiHidden="0" w:name="Medium Shading 2 Accent 6"/>
+    <w:lsdException w:unhideWhenUsed="0" w:uiPriority="65" w:semiHidden="0" w:name="Medium List 1 Accent 6"/>
+    <w:lsdException w:unhideWhenUsed="0" w:uiPriority="66" w:semiHidden="0" w:name="Medium List 2 Accent 6"/>
+    <w:lsdException w:unhideWhenUsed="0" w:uiPriority="67" w:semiHidden="0" w:name="Medium Grid 1 Accent 6"/>
+    <w:lsdException w:unhideWhenUsed="0" w:uiPriority="68" w:semiHidden="0" w:name="Medium Grid 2 Accent 6"/>
+    <w:lsdException w:unhideWhenUsed="0" w:uiPriority="69" w:semiHidden="0" w:name="Medium Grid 3 Accent 6"/>
+    <w:lsdException w:unhideWhenUsed="0" w:uiPriority="70" w:semiHidden="0" w:name="Dark List Accent 6"/>
+    <w:lsdException w:unhideWhenUsed="0" w:uiPriority="71" w:semiHidden="0" w:name="Colorful Shading Accent 6"/>
+    <w:lsdException w:unhideWhenUsed="0" w:uiPriority="72" w:semiHidden="0" w:name="Colorful List Accent 6"/>
+    <w:lsdException w:unhideWhenUsed="0" w:uiPriority="73" w:semiHidden="0" w:name="Colorful Grid Accent 6"/>
   </w:latentStyles>
-  <w:style w:type="paragraph" w:default="1" w:styleId="Normal">
+  <w:style w:type="paragraph" w:default="1" w:styleId="1">
     <w:name w:val="Normal"/>
     <w:qFormat/>
+    <w:uiPriority w:val="0"/>
     <w:pPr>
       <w:spacing w:after="160" w:line="259" w:lineRule="auto"/>
     </w:pPr>
     <w:rPr>
-      <w:rFonts w:asciiTheme="minorHAnsi" w:eastAsiaTheme="minorEastAsia" w:hAnsiTheme="minorHAnsi" w:cstheme="minorBidi"/>
+      <w:rFonts w:asciiTheme="minorHAnsi" w:hAnsiTheme="minorHAnsi" w:eastAsiaTheme="minorEastAsia" w:cstheme="minorBidi"/>
       <w:kern w:val="2"/>
       <w:sz w:val="22"/>
       <w:szCs w:val="22"/>
-      <w:lang w:val="zh-CN"/>
+      <w:lang w:val="zh-CN" w:eastAsia="zh-CN" w:bidi="ar-SA"/>
       <w14:ligatures w14:val="standardContextual"/>
     </w:rPr>
   </w:style>
-  <w:style w:type="paragraph" w:styleId="Heading1">
+  <w:style w:type="paragraph" w:styleId="2">
     <w:name w:val="heading 1"/>
-    <w:basedOn w:val="Normal"/>
-    <w:next w:val="Normal"/>
-    <w:link w:val="Heading1Char"/>
+    <w:basedOn w:val="1"/>
+    <w:next w:val="1"/>
+    <w:link w:val="17"/>
+    <w:qFormat/>
     <w:uiPriority w:val="9"/>
-    <w:qFormat/>
     <w:pPr>
       <w:keepNext/>
       <w:keepLines/>
@@ -1120,21 +889,21 @@
       <w:outlineLvl w:val="0"/>
     </w:pPr>
     <w:rPr>
-      <w:rFonts w:asciiTheme="majorHAnsi" w:eastAsiaTheme="majorEastAsia" w:hAnsiTheme="majorHAnsi" w:cstheme="majorBidi"/>
-      <w:color w:val="2F5496" w:themeColor="accent1" w:themeShade="BF"/>
+      <w:rFonts w:asciiTheme="majorHAnsi" w:hAnsiTheme="majorHAnsi" w:eastAsiaTheme="majorEastAsia" w:cstheme="majorBidi"/>
+      <w:color w:val="2F5597" w:themeColor="accent1" w:themeShade="BF"/>
       <w:sz w:val="40"/>
       <w:szCs w:val="40"/>
     </w:rPr>
   </w:style>
-  <w:style w:type="paragraph" w:styleId="Heading2">
+  <w:style w:type="paragraph" w:styleId="3">
     <w:name w:val="heading 2"/>
-    <w:basedOn w:val="Normal"/>
-    <w:next w:val="Normal"/>
-    <w:link w:val="Heading2Char"/>
-    <w:uiPriority w:val="9"/>
+    <w:basedOn w:val="1"/>
+    <w:next w:val="1"/>
+    <w:link w:val="18"/>
     <w:semiHidden/>
     <w:unhideWhenUsed/>
     <w:qFormat/>
+    <w:uiPriority w:val="9"/>
     <w:pPr>
       <w:keepNext/>
       <w:keepLines/>
@@ -1142,21 +911,21 @@
       <w:outlineLvl w:val="1"/>
     </w:pPr>
     <w:rPr>
-      <w:rFonts w:asciiTheme="majorHAnsi" w:eastAsiaTheme="majorEastAsia" w:hAnsiTheme="majorHAnsi" w:cstheme="majorBidi"/>
-      <w:color w:val="2F5496" w:themeColor="accent1" w:themeShade="BF"/>
+      <w:rFonts w:asciiTheme="majorHAnsi" w:hAnsiTheme="majorHAnsi" w:eastAsiaTheme="majorEastAsia" w:cstheme="majorBidi"/>
+      <w:color w:val="2F5597" w:themeColor="accent1" w:themeShade="BF"/>
       <w:sz w:val="32"/>
       <w:szCs w:val="32"/>
     </w:rPr>
   </w:style>
-  <w:style w:type="paragraph" w:styleId="Heading3">
+  <w:style w:type="paragraph" w:styleId="4">
     <w:name w:val="heading 3"/>
-    <w:basedOn w:val="Normal"/>
-    <w:next w:val="Normal"/>
-    <w:link w:val="Heading3Char"/>
-    <w:uiPriority w:val="9"/>
+    <w:basedOn w:val="1"/>
+    <w:next w:val="1"/>
+    <w:link w:val="19"/>
     <w:semiHidden/>
     <w:unhideWhenUsed/>
     <w:qFormat/>
+    <w:uiPriority w:val="9"/>
     <w:pPr>
       <w:keepNext/>
       <w:keepLines/>
@@ -1165,20 +934,20 @@
     </w:pPr>
     <w:rPr>
       <w:rFonts w:eastAsiaTheme="majorEastAsia" w:cstheme="majorBidi"/>
-      <w:color w:val="2F5496" w:themeColor="accent1" w:themeShade="BF"/>
+      <w:color w:val="2F5597" w:themeColor="accent1" w:themeShade="BF"/>
       <w:sz w:val="28"/>
       <w:szCs w:val="28"/>
     </w:rPr>
   </w:style>
-  <w:style w:type="paragraph" w:styleId="Heading4">
+  <w:style w:type="paragraph" w:styleId="5">
     <w:name w:val="heading 4"/>
-    <w:basedOn w:val="Normal"/>
-    <w:next w:val="Normal"/>
-    <w:link w:val="Heading4Char"/>
-    <w:uiPriority w:val="9"/>
+    <w:basedOn w:val="1"/>
+    <w:next w:val="1"/>
+    <w:link w:val="20"/>
     <w:semiHidden/>
     <w:unhideWhenUsed/>
     <w:qFormat/>
+    <w:uiPriority w:val="9"/>
     <w:pPr>
       <w:keepNext/>
       <w:keepLines/>
@@ -1189,18 +958,18 @@
       <w:rFonts w:eastAsiaTheme="majorEastAsia" w:cstheme="majorBidi"/>
       <w:i/>
       <w:iCs/>
-      <w:color w:val="2F5496" w:themeColor="accent1" w:themeShade="BF"/>
-    </w:rPr>
-  </w:style>
-  <w:style w:type="paragraph" w:styleId="Heading5">
+      <w:color w:val="2F5597" w:themeColor="accent1" w:themeShade="BF"/>
+    </w:rPr>
+  </w:style>
+  <w:style w:type="paragraph" w:styleId="6">
     <w:name w:val="heading 5"/>
-    <w:basedOn w:val="Normal"/>
-    <w:next w:val="Normal"/>
-    <w:link w:val="Heading5Char"/>
-    <w:uiPriority w:val="9"/>
+    <w:basedOn w:val="1"/>
+    <w:next w:val="1"/>
+    <w:link w:val="21"/>
     <w:semiHidden/>
     <w:unhideWhenUsed/>
     <w:qFormat/>
+    <w:uiPriority w:val="9"/>
     <w:pPr>
       <w:keepNext/>
       <w:keepLines/>
@@ -1209,18 +978,18 @@
     </w:pPr>
     <w:rPr>
       <w:rFonts w:eastAsiaTheme="majorEastAsia" w:cstheme="majorBidi"/>
-      <w:color w:val="2F5496" w:themeColor="accent1" w:themeShade="BF"/>
-    </w:rPr>
-  </w:style>
-  <w:style w:type="paragraph" w:styleId="Heading6">
+      <w:color w:val="2F5597" w:themeColor="accent1" w:themeShade="BF"/>
+    </w:rPr>
+  </w:style>
+  <w:style w:type="paragraph" w:styleId="7">
     <w:name w:val="heading 6"/>
-    <w:basedOn w:val="Normal"/>
-    <w:next w:val="Normal"/>
-    <w:link w:val="Heading6Char"/>
-    <w:uiPriority w:val="9"/>
+    <w:basedOn w:val="1"/>
+    <w:next w:val="1"/>
+    <w:link w:val="22"/>
     <w:semiHidden/>
     <w:unhideWhenUsed/>
     <w:qFormat/>
+    <w:uiPriority w:val="9"/>
     <w:pPr>
       <w:keepNext/>
       <w:keepLines/>
@@ -1232,17 +1001,25 @@
       <w:i/>
       <w:iCs/>
       <w:color w:val="595959" w:themeColor="text1" w:themeTint="A6"/>
-    </w:rPr>
-  </w:style>
-  <w:style w:type="paragraph" w:styleId="Heading7">
+      <w14:textFill>
+        <w14:solidFill>
+          <w14:schemeClr w14:val="tx1">
+            <w14:lumMod w14:val="65000"/>
+            <w14:lumOff w14:val="35000"/>
+          </w14:schemeClr>
+        </w14:solidFill>
+      </w14:textFill>
+    </w:rPr>
+  </w:style>
+  <w:style w:type="paragraph" w:styleId="8">
     <w:name w:val="heading 7"/>
-    <w:basedOn w:val="Normal"/>
-    <w:next w:val="Normal"/>
-    <w:link w:val="Heading7Char"/>
-    <w:uiPriority w:val="9"/>
+    <w:basedOn w:val="1"/>
+    <w:next w:val="1"/>
+    <w:link w:val="23"/>
     <w:semiHidden/>
     <w:unhideWhenUsed/>
     <w:qFormat/>
+    <w:uiPriority w:val="9"/>
     <w:pPr>
       <w:keepNext/>
       <w:keepLines/>
@@ -1252,17 +1029,25 @@
     <w:rPr>
       <w:rFonts w:eastAsiaTheme="majorEastAsia" w:cstheme="majorBidi"/>
       <w:color w:val="595959" w:themeColor="text1" w:themeTint="A6"/>
-    </w:rPr>
-  </w:style>
-  <w:style w:type="paragraph" w:styleId="Heading8">
+      <w14:textFill>
+        <w14:solidFill>
+          <w14:schemeClr w14:val="tx1">
+            <w14:lumMod w14:val="65000"/>
+            <w14:lumOff w14:val="35000"/>
+          </w14:schemeClr>
+        </w14:solidFill>
+      </w14:textFill>
+    </w:rPr>
+  </w:style>
+  <w:style w:type="paragraph" w:styleId="9">
     <w:name w:val="heading 8"/>
-    <w:basedOn w:val="Normal"/>
-    <w:next w:val="Normal"/>
-    <w:link w:val="Heading8Char"/>
-    <w:uiPriority w:val="9"/>
+    <w:basedOn w:val="1"/>
+    <w:next w:val="1"/>
+    <w:link w:val="24"/>
     <w:semiHidden/>
     <w:unhideWhenUsed/>
     <w:qFormat/>
+    <w:uiPriority w:val="9"/>
     <w:pPr>
       <w:keepNext/>
       <w:keepLines/>
@@ -1274,17 +1059,25 @@
       <w:i/>
       <w:iCs/>
       <w:color w:val="262626" w:themeColor="text1" w:themeTint="D9"/>
-    </w:rPr>
-  </w:style>
-  <w:style w:type="paragraph" w:styleId="Heading9">
+      <w14:textFill>
+        <w14:solidFill>
+          <w14:schemeClr w14:val="tx1">
+            <w14:lumMod w14:val="85000"/>
+            <w14:lumOff w14:val="15000"/>
+          </w14:schemeClr>
+        </w14:solidFill>
+      </w14:textFill>
+    </w:rPr>
+  </w:style>
+  <w:style w:type="paragraph" w:styleId="10">
     <w:name w:val="heading 9"/>
-    <w:basedOn w:val="Normal"/>
-    <w:next w:val="Normal"/>
-    <w:link w:val="Heading9Char"/>
-    <w:uiPriority w:val="9"/>
+    <w:basedOn w:val="1"/>
+    <w:next w:val="1"/>
+    <w:link w:val="25"/>
     <w:semiHidden/>
     <w:unhideWhenUsed/>
     <w:qFormat/>
+    <w:uiPriority w:val="9"/>
     <w:pPr>
       <w:keepNext/>
       <w:keepLines/>
@@ -1294,21 +1087,28 @@
     <w:rPr>
       <w:rFonts w:eastAsiaTheme="majorEastAsia" w:cstheme="majorBidi"/>
       <w:color w:val="262626" w:themeColor="text1" w:themeTint="D9"/>
-    </w:rPr>
-  </w:style>
-  <w:style w:type="character" w:default="1" w:styleId="DefaultParagraphFont">
+      <w14:textFill>
+        <w14:solidFill>
+          <w14:schemeClr w14:val="tx1">
+            <w14:lumMod w14:val="85000"/>
+            <w14:lumOff w14:val="15000"/>
+          </w14:schemeClr>
+        </w14:solidFill>
+      </w14:textFill>
+    </w:rPr>
+  </w:style>
+  <w:style w:type="character" w:default="1" w:styleId="16">
     <w:name w:val="Default Paragraph Font"/>
-    <w:uiPriority w:val="1"/>
     <w:semiHidden/>
     <w:unhideWhenUsed/>
-  </w:style>
-  <w:style w:type="table" w:default="1" w:styleId="TableNormal">
+    <w:uiPriority w:val="1"/>
+  </w:style>
+  <w:style w:type="table" w:default="1" w:styleId="15">
     <w:name w:val="Normal Table"/>
-    <w:uiPriority w:val="99"/>
     <w:semiHidden/>
     <w:unhideWhenUsed/>
+    <w:uiPriority w:val="99"/>
     <w:tblPr>
-      <w:tblInd w:w="0" w:type="dxa"/>
       <w:tblCellMar>
         <w:top w:w="0" w:type="dxa"/>
         <w:left w:w="108" w:type="dxa"/>
@@ -1317,18 +1117,12 @@
       </w:tblCellMar>
     </w:tblPr>
   </w:style>
-  <w:style w:type="numbering" w:default="1" w:styleId="NoList">
-    <w:name w:val="No List"/>
+  <w:style w:type="paragraph" w:styleId="11">
+    <w:name w:val="footer"/>
+    <w:basedOn w:val="1"/>
+    <w:link w:val="36"/>
+    <w:unhideWhenUsed/>
     <w:uiPriority w:val="99"/>
-    <w:semiHidden/>
-    <w:unhideWhenUsed/>
-  </w:style>
-  <w:style w:type="paragraph" w:styleId="Footer">
-    <w:name w:val="footer"/>
-    <w:basedOn w:val="Normal"/>
-    <w:link w:val="FooterChar"/>
-    <w:uiPriority w:val="99"/>
-    <w:unhideWhenUsed/>
     <w:pPr>
       <w:tabs>
         <w:tab w:val="center" w:pos="4513"/>
@@ -1337,12 +1131,12 @@
       <w:spacing w:after="0" w:line="240" w:lineRule="auto"/>
     </w:pPr>
   </w:style>
-  <w:style w:type="paragraph" w:styleId="Header">
+  <w:style w:type="paragraph" w:styleId="12">
     <w:name w:val="header"/>
-    <w:basedOn w:val="Normal"/>
-    <w:link w:val="HeaderChar"/>
+    <w:basedOn w:val="1"/>
+    <w:link w:val="35"/>
+    <w:unhideWhenUsed/>
     <w:uiPriority w:val="99"/>
-    <w:unhideWhenUsed/>
     <w:pPr>
       <w:tabs>
         <w:tab w:val="center" w:pos="4513"/>
@@ -1351,194 +1145,242 @@
       <w:spacing w:after="0" w:line="240" w:lineRule="auto"/>
     </w:pPr>
   </w:style>
-  <w:style w:type="paragraph" w:styleId="Subtitle">
+  <w:style w:type="paragraph" w:styleId="13">
     <w:name w:val="Subtitle"/>
-    <w:basedOn w:val="Normal"/>
-    <w:next w:val="Normal"/>
-    <w:link w:val="SubtitleChar"/>
+    <w:basedOn w:val="1"/>
+    <w:next w:val="1"/>
+    <w:link w:val="27"/>
+    <w:qFormat/>
     <w:uiPriority w:val="11"/>
-    <w:qFormat/>
     <w:rPr>
       <w:rFonts w:eastAsiaTheme="majorEastAsia" w:cstheme="majorBidi"/>
       <w:color w:val="595959" w:themeColor="text1" w:themeTint="A6"/>
       <w:spacing w:val="15"/>
       <w:sz w:val="28"/>
       <w:szCs w:val="28"/>
-    </w:rPr>
-  </w:style>
-  <w:style w:type="paragraph" w:styleId="Title">
+      <w14:textFill>
+        <w14:solidFill>
+          <w14:schemeClr w14:val="tx1">
+            <w14:lumMod w14:val="65000"/>
+            <w14:lumOff w14:val="35000"/>
+          </w14:schemeClr>
+        </w14:solidFill>
+      </w14:textFill>
+    </w:rPr>
+  </w:style>
+  <w:style w:type="paragraph" w:styleId="14">
     <w:name w:val="Title"/>
-    <w:basedOn w:val="Normal"/>
-    <w:next w:val="Normal"/>
-    <w:link w:val="TitleChar"/>
+    <w:basedOn w:val="1"/>
+    <w:next w:val="1"/>
+    <w:link w:val="26"/>
+    <w:qFormat/>
     <w:uiPriority w:val="10"/>
-    <w:qFormat/>
     <w:pPr>
       <w:spacing w:after="80" w:line="240" w:lineRule="auto"/>
       <w:contextualSpacing/>
     </w:pPr>
     <w:rPr>
-      <w:rFonts w:asciiTheme="majorHAnsi" w:eastAsiaTheme="majorEastAsia" w:hAnsiTheme="majorHAnsi" w:cstheme="majorBidi"/>
+      <w:rFonts w:asciiTheme="majorHAnsi" w:hAnsiTheme="majorHAnsi" w:eastAsiaTheme="majorEastAsia" w:cstheme="majorBidi"/>
       <w:spacing w:val="-10"/>
       <w:kern w:val="28"/>
       <w:sz w:val="56"/>
       <w:szCs w:val="56"/>
     </w:rPr>
   </w:style>
-  <w:style w:type="character" w:customStyle="1" w:styleId="Heading1Char">
+  <w:style w:type="character" w:customStyle="1" w:styleId="17">
     <w:name w:val="Heading 1 Char"/>
-    <w:basedOn w:val="DefaultParagraphFont"/>
-    <w:link w:val="Heading1"/>
+    <w:basedOn w:val="16"/>
+    <w:link w:val="2"/>
+    <w:qFormat/>
     <w:uiPriority w:val="9"/>
-    <w:qFormat/>
-    <w:rPr>
-      <w:rFonts w:asciiTheme="majorHAnsi" w:eastAsiaTheme="majorEastAsia" w:hAnsiTheme="majorHAnsi" w:cstheme="majorBidi"/>
-      <w:color w:val="2F5496" w:themeColor="accent1" w:themeShade="BF"/>
+    <w:rPr>
+      <w:rFonts w:asciiTheme="majorHAnsi" w:hAnsiTheme="majorHAnsi" w:eastAsiaTheme="majorEastAsia" w:cstheme="majorBidi"/>
+      <w:color w:val="2F5597" w:themeColor="accent1" w:themeShade="BF"/>
       <w:sz w:val="40"/>
       <w:szCs w:val="40"/>
     </w:rPr>
   </w:style>
-  <w:style w:type="character" w:customStyle="1" w:styleId="Heading2Char">
+  <w:style w:type="character" w:customStyle="1" w:styleId="18">
     <w:name w:val="Heading 2 Char"/>
-    <w:basedOn w:val="DefaultParagraphFont"/>
-    <w:link w:val="Heading2"/>
+    <w:basedOn w:val="16"/>
+    <w:link w:val="3"/>
+    <w:semiHidden/>
+    <w:qFormat/>
     <w:uiPriority w:val="9"/>
-    <w:semiHidden/>
-    <w:qFormat/>
-    <w:rPr>
-      <w:rFonts w:asciiTheme="majorHAnsi" w:eastAsiaTheme="majorEastAsia" w:hAnsiTheme="majorHAnsi" w:cstheme="majorBidi"/>
-      <w:color w:val="2F5496" w:themeColor="accent1" w:themeShade="BF"/>
+    <w:rPr>
+      <w:rFonts w:asciiTheme="majorHAnsi" w:hAnsiTheme="majorHAnsi" w:eastAsiaTheme="majorEastAsia" w:cstheme="majorBidi"/>
+      <w:color w:val="2F5597" w:themeColor="accent1" w:themeShade="BF"/>
       <w:sz w:val="32"/>
       <w:szCs w:val="32"/>
     </w:rPr>
   </w:style>
-  <w:style w:type="character" w:customStyle="1" w:styleId="Heading3Char">
+  <w:style w:type="character" w:customStyle="1" w:styleId="19">
     <w:name w:val="Heading 3 Char"/>
-    <w:basedOn w:val="DefaultParagraphFont"/>
-    <w:link w:val="Heading3"/>
+    <w:basedOn w:val="16"/>
+    <w:link w:val="4"/>
+    <w:semiHidden/>
+    <w:qFormat/>
     <w:uiPriority w:val="9"/>
-    <w:semiHidden/>
-    <w:qFormat/>
     <w:rPr>
       <w:rFonts w:eastAsiaTheme="majorEastAsia" w:cstheme="majorBidi"/>
-      <w:color w:val="2F5496" w:themeColor="accent1" w:themeShade="BF"/>
+      <w:color w:val="2F5597" w:themeColor="accent1" w:themeShade="BF"/>
       <w:sz w:val="28"/>
       <w:szCs w:val="28"/>
     </w:rPr>
   </w:style>
-  <w:style w:type="character" w:customStyle="1" w:styleId="Heading4Char">
+  <w:style w:type="character" w:customStyle="1" w:styleId="20">
     <w:name w:val="Heading 4 Char"/>
-    <w:basedOn w:val="DefaultParagraphFont"/>
-    <w:link w:val="Heading4"/>
+    <w:basedOn w:val="16"/>
+    <w:link w:val="5"/>
+    <w:semiHidden/>
+    <w:qFormat/>
     <w:uiPriority w:val="9"/>
-    <w:semiHidden/>
-    <w:qFormat/>
     <w:rPr>
       <w:rFonts w:eastAsiaTheme="majorEastAsia" w:cstheme="majorBidi"/>
       <w:i/>
       <w:iCs/>
-      <w:color w:val="2F5496" w:themeColor="accent1" w:themeShade="BF"/>
-    </w:rPr>
-  </w:style>
-  <w:style w:type="character" w:customStyle="1" w:styleId="Heading5Char">
+      <w:color w:val="2F5597" w:themeColor="accent1" w:themeShade="BF"/>
+    </w:rPr>
+  </w:style>
+  <w:style w:type="character" w:customStyle="1" w:styleId="21">
     <w:name w:val="Heading 5 Char"/>
-    <w:basedOn w:val="DefaultParagraphFont"/>
-    <w:link w:val="Heading5"/>
+    <w:basedOn w:val="16"/>
+    <w:link w:val="6"/>
+    <w:semiHidden/>
+    <w:qFormat/>
     <w:uiPriority w:val="9"/>
+    <w:rPr>
+      <w:rFonts w:eastAsiaTheme="majorEastAsia" w:cstheme="majorBidi"/>
+      <w:color w:val="2F5597" w:themeColor="accent1" w:themeShade="BF"/>
+    </w:rPr>
+  </w:style>
+  <w:style w:type="character" w:customStyle="1" w:styleId="22">
+    <w:name w:val="Heading 6 Char"/>
+    <w:basedOn w:val="16"/>
+    <w:link w:val="7"/>
     <w:semiHidden/>
     <w:qFormat/>
-    <w:rPr>
-      <w:rFonts w:eastAsiaTheme="majorEastAsia" w:cstheme="majorBidi"/>
-      <w:color w:val="2F5496" w:themeColor="accent1" w:themeShade="BF"/>
-    </w:rPr>
-  </w:style>
-  <w:style w:type="character" w:customStyle="1" w:styleId="Heading6Char">
-    <w:name w:val="Heading 6 Char"/>
-    <w:basedOn w:val="DefaultParagraphFont"/>
-    <w:link w:val="Heading6"/>
     <w:uiPriority w:val="9"/>
-    <w:semiHidden/>
-    <w:qFormat/>
     <w:rPr>
       <w:rFonts w:eastAsiaTheme="majorEastAsia" w:cstheme="majorBidi"/>
       <w:i/>
       <w:iCs/>
       <w:color w:val="595959" w:themeColor="text1" w:themeTint="A6"/>
-    </w:rPr>
-  </w:style>
-  <w:style w:type="character" w:customStyle="1" w:styleId="Heading7Char">
+      <w14:textFill>
+        <w14:solidFill>
+          <w14:schemeClr w14:val="tx1">
+            <w14:lumMod w14:val="65000"/>
+            <w14:lumOff w14:val="35000"/>
+          </w14:schemeClr>
+        </w14:solidFill>
+      </w14:textFill>
+    </w:rPr>
+  </w:style>
+  <w:style w:type="character" w:customStyle="1" w:styleId="23">
     <w:name w:val="Heading 7 Char"/>
-    <w:basedOn w:val="DefaultParagraphFont"/>
-    <w:link w:val="Heading7"/>
+    <w:basedOn w:val="16"/>
+    <w:link w:val="8"/>
+    <w:semiHidden/>
+    <w:qFormat/>
     <w:uiPriority w:val="9"/>
-    <w:semiHidden/>
-    <w:qFormat/>
     <w:rPr>
       <w:rFonts w:eastAsiaTheme="majorEastAsia" w:cstheme="majorBidi"/>
       <w:color w:val="595959" w:themeColor="text1" w:themeTint="A6"/>
-    </w:rPr>
-  </w:style>
-  <w:style w:type="character" w:customStyle="1" w:styleId="Heading8Char">
+      <w14:textFill>
+        <w14:solidFill>
+          <w14:schemeClr w14:val="tx1">
+            <w14:lumMod w14:val="65000"/>
+            <w14:lumOff w14:val="35000"/>
+          </w14:schemeClr>
+        </w14:solidFill>
+      </w14:textFill>
+    </w:rPr>
+  </w:style>
+  <w:style w:type="character" w:customStyle="1" w:styleId="24">
     <w:name w:val="Heading 8 Char"/>
-    <w:basedOn w:val="DefaultParagraphFont"/>
-    <w:link w:val="Heading8"/>
+    <w:basedOn w:val="16"/>
+    <w:link w:val="9"/>
+    <w:semiHidden/>
+    <w:qFormat/>
     <w:uiPriority w:val="9"/>
-    <w:semiHidden/>
-    <w:qFormat/>
     <w:rPr>
       <w:rFonts w:eastAsiaTheme="majorEastAsia" w:cstheme="majorBidi"/>
       <w:i/>
       <w:iCs/>
       <w:color w:val="262626" w:themeColor="text1" w:themeTint="D9"/>
-    </w:rPr>
-  </w:style>
-  <w:style w:type="character" w:customStyle="1" w:styleId="Heading9Char">
+      <w14:textFill>
+        <w14:solidFill>
+          <w14:schemeClr w14:val="tx1">
+            <w14:lumMod w14:val="85000"/>
+            <w14:lumOff w14:val="15000"/>
+          </w14:schemeClr>
+        </w14:solidFill>
+      </w14:textFill>
+    </w:rPr>
+  </w:style>
+  <w:style w:type="character" w:customStyle="1" w:styleId="25">
     <w:name w:val="Heading 9 Char"/>
-    <w:basedOn w:val="DefaultParagraphFont"/>
-    <w:link w:val="Heading9"/>
+    <w:basedOn w:val="16"/>
+    <w:link w:val="10"/>
+    <w:semiHidden/>
+    <w:qFormat/>
     <w:uiPriority w:val="9"/>
-    <w:semiHidden/>
-    <w:qFormat/>
     <w:rPr>
       <w:rFonts w:eastAsiaTheme="majorEastAsia" w:cstheme="majorBidi"/>
       <w:color w:val="262626" w:themeColor="text1" w:themeTint="D9"/>
-    </w:rPr>
-  </w:style>
-  <w:style w:type="character" w:customStyle="1" w:styleId="TitleChar">
+      <w14:textFill>
+        <w14:solidFill>
+          <w14:schemeClr w14:val="tx1">
+            <w14:lumMod w14:val="85000"/>
+            <w14:lumOff w14:val="15000"/>
+          </w14:schemeClr>
+        </w14:solidFill>
+      </w14:textFill>
+    </w:rPr>
+  </w:style>
+  <w:style w:type="character" w:customStyle="1" w:styleId="26">
     <w:name w:val="Title Char"/>
-    <w:basedOn w:val="DefaultParagraphFont"/>
-    <w:link w:val="Title"/>
+    <w:basedOn w:val="16"/>
+    <w:link w:val="14"/>
+    <w:qFormat/>
     <w:uiPriority w:val="10"/>
-    <w:qFormat/>
-    <w:rPr>
-      <w:rFonts w:asciiTheme="majorHAnsi" w:eastAsiaTheme="majorEastAsia" w:hAnsiTheme="majorHAnsi" w:cstheme="majorBidi"/>
+    <w:rPr>
+      <w:rFonts w:asciiTheme="majorHAnsi" w:hAnsiTheme="majorHAnsi" w:eastAsiaTheme="majorEastAsia" w:cstheme="majorBidi"/>
       <w:spacing w:val="-10"/>
       <w:kern w:val="28"/>
       <w:sz w:val="56"/>
       <w:szCs w:val="56"/>
     </w:rPr>
   </w:style>
-  <w:style w:type="character" w:customStyle="1" w:styleId="SubtitleChar">
+  <w:style w:type="character" w:customStyle="1" w:styleId="27">
     <w:name w:val="Subtitle Char"/>
-    <w:basedOn w:val="DefaultParagraphFont"/>
-    <w:link w:val="Subtitle"/>
+    <w:basedOn w:val="16"/>
+    <w:link w:val="13"/>
+    <w:qFormat/>
     <w:uiPriority w:val="11"/>
-    <w:qFormat/>
     <w:rPr>
       <w:rFonts w:eastAsiaTheme="majorEastAsia" w:cstheme="majorBidi"/>
       <w:color w:val="595959" w:themeColor="text1" w:themeTint="A6"/>
       <w:spacing w:val="15"/>
       <w:sz w:val="28"/>
       <w:szCs w:val="28"/>
-    </w:rPr>
-  </w:style>
-  <w:style w:type="paragraph" w:styleId="Quote">
+      <w14:textFill>
+        <w14:solidFill>
+          <w14:schemeClr w14:val="tx1">
+            <w14:lumMod w14:val="65000"/>
+            <w14:lumOff w14:val="35000"/>
+          </w14:schemeClr>
+        </w14:solidFill>
+      </w14:textFill>
+    </w:rPr>
+  </w:style>
+  <w:style w:type="paragraph" w:styleId="28">
     <w:name w:val="Quote"/>
-    <w:basedOn w:val="Normal"/>
-    <w:next w:val="Normal"/>
-    <w:link w:val="QuoteChar"/>
+    <w:basedOn w:val="1"/>
+    <w:next w:val="1"/>
+    <w:link w:val="29"/>
+    <w:qFormat/>
     <w:uiPriority w:val="29"/>
-    <w:qFormat/>
     <w:pPr>
       <w:spacing w:before="160"/>
       <w:jc w:val="center"/>
@@ -1547,52 +1389,68 @@
       <w:i/>
       <w:iCs/>
       <w:color w:val="404040" w:themeColor="text1" w:themeTint="BF"/>
-    </w:rPr>
-  </w:style>
-  <w:style w:type="character" w:customStyle="1" w:styleId="QuoteChar">
+      <w14:textFill>
+        <w14:solidFill>
+          <w14:schemeClr w14:val="tx1">
+            <w14:lumMod w14:val="75000"/>
+            <w14:lumOff w14:val="25000"/>
+          </w14:schemeClr>
+        </w14:solidFill>
+      </w14:textFill>
+    </w:rPr>
+  </w:style>
+  <w:style w:type="character" w:customStyle="1" w:styleId="29">
     <w:name w:val="Quote Char"/>
-    <w:basedOn w:val="DefaultParagraphFont"/>
-    <w:link w:val="Quote"/>
+    <w:basedOn w:val="16"/>
+    <w:link w:val="28"/>
+    <w:qFormat/>
     <w:uiPriority w:val="29"/>
-    <w:qFormat/>
     <w:rPr>
       <w:i/>
       <w:iCs/>
       <w:color w:val="404040" w:themeColor="text1" w:themeTint="BF"/>
-    </w:rPr>
-  </w:style>
-  <w:style w:type="paragraph" w:styleId="ListParagraph">
+      <w14:textFill>
+        <w14:solidFill>
+          <w14:schemeClr w14:val="tx1">
+            <w14:lumMod w14:val="75000"/>
+            <w14:lumOff w14:val="25000"/>
+          </w14:schemeClr>
+        </w14:solidFill>
+      </w14:textFill>
+    </w:rPr>
+  </w:style>
+  <w:style w:type="paragraph" w:styleId="30">
     <w:name w:val="List Paragraph"/>
-    <w:basedOn w:val="Normal"/>
+    <w:basedOn w:val="1"/>
+    <w:qFormat/>
     <w:uiPriority w:val="34"/>
-    <w:qFormat/>
     <w:pPr>
       <w:ind w:left="720"/>
       <w:contextualSpacing/>
     </w:pPr>
   </w:style>
-  <w:style w:type="character" w:customStyle="1" w:styleId="IntenseEmphasis1">
+  <w:style w:type="character" w:customStyle="1" w:styleId="31">
     <w:name w:val="Intense Emphasis1"/>
-    <w:basedOn w:val="DefaultParagraphFont"/>
+    <w:basedOn w:val="16"/>
+    <w:qFormat/>
     <w:uiPriority w:val="21"/>
-    <w:qFormat/>
     <w:rPr>
       <w:i/>
       <w:iCs/>
-      <w:color w:val="2F5496" w:themeColor="accent1" w:themeShade="BF"/>
-    </w:rPr>
-  </w:style>
-  <w:style w:type="paragraph" w:styleId="IntenseQuote">
+      <w:color w:val="2F5597" w:themeColor="accent1" w:themeShade="BF"/>
+    </w:rPr>
+  </w:style>
+  <w:style w:type="paragraph" w:styleId="32">
     <w:name w:val="Intense Quote"/>
-    <w:basedOn w:val="Normal"/>
-    <w:next w:val="Normal"/>
-    <w:link w:val="IntenseQuoteChar"/>
+    <w:basedOn w:val="1"/>
+    <w:next w:val="1"/>
+    <w:link w:val="33"/>
+    <w:qFormat/>
     <w:uiPriority w:val="30"/>
-    <w:qFormat/>
     <w:pPr>
       <w:pBdr>
-        <w:top w:val="single" w:sz="4" w:space="10" w:color="2F5496" w:themeColor="accent1" w:themeShade="BF"/>
-        <w:bottom w:val="single" w:sz="4" w:space="10" w:color="2F5496" w:themeColor="accent1" w:themeShade="BF"/>
+        <w:top w:val="single" w:color="2F5496" w:themeColor="accent1" w:themeShade="BF" w:sz="4" w:space="10"/>
+        <w:bottom w:val="single" w:color="2F5496" w:themeColor="accent1" w:themeShade="BF" w:sz="4" w:space="10"/>
       </w:pBdr>
       <w:spacing w:before="360" w:after="360"/>
       <w:ind w:left="864" w:right="864"/>
@@ -1601,41 +1459,41 @@
     <w:rPr>
       <w:i/>
       <w:iCs/>
-      <w:color w:val="2F5496" w:themeColor="accent1" w:themeShade="BF"/>
-    </w:rPr>
-  </w:style>
-  <w:style w:type="character" w:customStyle="1" w:styleId="IntenseQuoteChar">
+      <w:color w:val="2F5597" w:themeColor="accent1" w:themeShade="BF"/>
+    </w:rPr>
+  </w:style>
+  <w:style w:type="character" w:customStyle="1" w:styleId="33">
     <w:name w:val="Intense Quote Char"/>
-    <w:basedOn w:val="DefaultParagraphFont"/>
-    <w:link w:val="IntenseQuote"/>
+    <w:basedOn w:val="16"/>
+    <w:link w:val="32"/>
+    <w:qFormat/>
     <w:uiPriority w:val="30"/>
-    <w:qFormat/>
     <w:rPr>
       <w:i/>
       <w:iCs/>
-      <w:color w:val="2F5496" w:themeColor="accent1" w:themeShade="BF"/>
-    </w:rPr>
-  </w:style>
-  <w:style w:type="character" w:customStyle="1" w:styleId="IntenseReference1">
+      <w:color w:val="2F5597" w:themeColor="accent1" w:themeShade="BF"/>
+    </w:rPr>
+  </w:style>
+  <w:style w:type="character" w:customStyle="1" w:styleId="34">
     <w:name w:val="Intense Reference1"/>
-    <w:basedOn w:val="DefaultParagraphFont"/>
+    <w:basedOn w:val="16"/>
+    <w:qFormat/>
     <w:uiPriority w:val="32"/>
-    <w:qFormat/>
     <w:rPr>
       <w:b/>
       <w:bCs/>
       <w:smallCaps/>
-      <w:color w:val="2F5496" w:themeColor="accent1" w:themeShade="BF"/>
+      <w:color w:val="2F5597" w:themeColor="accent1" w:themeShade="BF"/>
       <w:spacing w:val="5"/>
     </w:rPr>
   </w:style>
-  <w:style w:type="character" w:customStyle="1" w:styleId="HeaderChar">
+  <w:style w:type="character" w:customStyle="1" w:styleId="35">
     <w:name w:val="Header Char"/>
-    <w:basedOn w:val="DefaultParagraphFont"/>
-    <w:link w:val="Header"/>
+    <w:basedOn w:val="16"/>
+    <w:link w:val="12"/>
     <w:uiPriority w:val="99"/>
     <w:rPr>
-      <w:rFonts w:asciiTheme="minorHAnsi" w:eastAsiaTheme="minorEastAsia" w:hAnsiTheme="minorHAnsi" w:cstheme="minorBidi"/>
+      <w:rFonts w:asciiTheme="minorHAnsi" w:hAnsiTheme="minorHAnsi" w:eastAsiaTheme="minorEastAsia" w:cstheme="minorBidi"/>
       <w:kern w:val="2"/>
       <w:sz w:val="22"/>
       <w:szCs w:val="22"/>
@@ -1643,13 +1501,13 @@
       <w14:ligatures w14:val="standardContextual"/>
     </w:rPr>
   </w:style>
-  <w:style w:type="character" w:customStyle="1" w:styleId="FooterChar">
+  <w:style w:type="character" w:customStyle="1" w:styleId="36">
     <w:name w:val="Footer Char"/>
-    <w:basedOn w:val="DefaultParagraphFont"/>
-    <w:link w:val="Footer"/>
+    <w:basedOn w:val="16"/>
+    <w:link w:val="11"/>
     <w:uiPriority w:val="99"/>
     <w:rPr>
-      <w:rFonts w:asciiTheme="minorHAnsi" w:eastAsiaTheme="minorEastAsia" w:hAnsiTheme="minorHAnsi" w:cstheme="minorBidi"/>
+      <w:rFonts w:asciiTheme="minorHAnsi" w:hAnsiTheme="minorHAnsi" w:eastAsiaTheme="minorEastAsia" w:cstheme="minorBidi"/>
       <w:kern w:val="2"/>
       <w:sz w:val="22"/>
       <w:szCs w:val="22"/>
@@ -1912,6 +1770,5 @@
     </a:fmtScheme>
   </a:themeElements>
   <a:objectDefaults/>
-  <a:extraClrSchemeLst/>
 </a:theme>
 </file>
--- a/Note for MC_685.docx
+++ b/Note for MC_685.docx
@@ -1,6 +1,6 @@
 
 <file path=word/document.xml><?xml version="1.0" encoding="utf-8"?>
-<w:document xmlns:wpc="http://schemas.microsoft.com/office/word/2010/wordprocessingCanvas" xmlns:mc="http://schemas.openxmlformats.org/markup-compatibility/2006" xmlns:o="urn:schemas-microsoft-com:office:office" xmlns:r="http://schemas.openxmlformats.org/officeDocument/2006/relationships" xmlns:m="http://schemas.openxmlformats.org/officeDocument/2006/math" xmlns:v="urn:schemas-microsoft-com:vml" xmlns:wp14="http://schemas.microsoft.com/office/word/2010/wordprocessingDrawing" xmlns:wp="http://schemas.openxmlformats.org/drawingml/2006/wordprocessingDrawing" xmlns:w="http://schemas.openxmlformats.org/wordprocessingml/2006/main" xmlns:w14="http://schemas.microsoft.com/office/word/2010/wordml" xmlns:w10="urn:schemas-microsoft-com:office:word" xmlns:w15="http://schemas.microsoft.com/office/word/2012/wordml" xmlns:wpg="http://schemas.microsoft.com/office/word/2010/wordprocessingGroup" xmlns:wpi="http://schemas.microsoft.com/office/word/2010/wordprocessingInk" xmlns:wne="http://schemas.microsoft.com/office/word/2006/wordml" xmlns:wps="http://schemas.microsoft.com/office/word/2010/wordprocessingShape" xmlns:wpsCustomData="http://www.wps.cn/officeDocument/2013/wpsCustomData" mc:Ignorable="w14 w15 wp14">
+<w:document xmlns:wpc="http://schemas.microsoft.com/office/word/2010/wordprocessingCanvas" xmlns:cx="http://schemas.microsoft.com/office/drawing/2014/chartex" xmlns:cx1="http://schemas.microsoft.com/office/drawing/2015/9/8/chartex" xmlns:cx2="http://schemas.microsoft.com/office/drawing/2015/10/21/chartex" xmlns:cx3="http://schemas.microsoft.com/office/drawing/2016/5/9/chartex" xmlns:cx4="http://schemas.microsoft.com/office/drawing/2016/5/10/chartex" xmlns:cx5="http://schemas.microsoft.com/office/drawing/2016/5/11/chartex" xmlns:cx6="http://schemas.microsoft.com/office/drawing/2016/5/12/chartex" xmlns:cx7="http://schemas.microsoft.com/office/drawing/2016/5/13/chartex" xmlns:cx8="http://schemas.microsoft.com/office/drawing/2016/5/14/chartex" xmlns:mc="http://schemas.openxmlformats.org/markup-compatibility/2006" xmlns:aink="http://schemas.microsoft.com/office/drawing/2016/ink" xmlns:am3d="http://schemas.microsoft.com/office/drawing/2017/model3d" xmlns:o="urn:schemas-microsoft-com:office:office" xmlns:oel="http://schemas.microsoft.com/office/2019/extlst" xmlns:r="http://schemas.openxmlformats.org/officeDocument/2006/relationships" xmlns:m="http://schemas.openxmlformats.org/officeDocument/2006/math" xmlns:v="urn:schemas-microsoft-com:vml" xmlns:wp14="http://schemas.microsoft.com/office/word/2010/wordprocessingDrawing" xmlns:wp="http://schemas.openxmlformats.org/drawingml/2006/wordprocessingDrawing" xmlns:w10="urn:schemas-microsoft-com:office:word" xmlns:w="http://schemas.openxmlformats.org/wordprocessingml/2006/main" xmlns:w14="http://schemas.microsoft.com/office/word/2010/wordml" xmlns:w15="http://schemas.microsoft.com/office/word/2012/wordml" xmlns:w16cex="http://schemas.microsoft.com/office/word/2018/wordml/cex" xmlns:w16cid="http://schemas.microsoft.com/office/word/2016/wordml/cid" xmlns:w16="http://schemas.microsoft.com/office/word/2018/wordml" xmlns:w16du="http://schemas.microsoft.com/office/word/2023/wordml/word16du" xmlns:w16sdtdh="http://schemas.microsoft.com/office/word/2020/wordml/sdtdatahash" xmlns:w16sdtfl="http://schemas.microsoft.com/office/word/2024/wordml/sdtformatlock" xmlns:w16se="http://schemas.microsoft.com/office/word/2015/wordml/symex" xmlns:wpg="http://schemas.microsoft.com/office/word/2010/wordprocessingGroup" xmlns:wpi="http://schemas.microsoft.com/office/word/2010/wordprocessingInk" xmlns:wne="http://schemas.microsoft.com/office/word/2006/wordml" xmlns:wps="http://schemas.microsoft.com/office/word/2010/wordprocessingShape" mc:Ignorable="w14 w15 w16se w16cid w16 w16cex w16sdtdh w16sdtfl w16du wp14">
   <w:body>
     <w:p>
       <w:r>
@@ -12,107 +12,166 @@
     </w:p>
     <w:p>
       <w:pPr>
-        <w:pStyle w:val="30"/>
+        <w:pStyle w:val="ListParagraph"/>
         <w:numPr>
           <w:ilvl w:val="0"/>
           <w:numId w:val="1"/>
         </w:numPr>
         <w:rPr>
-          <w:lang w:val="zh-CN"/>
-        </w:rPr>
-      </w:pPr>
-      <w:r>
-        <w:rPr>
-          <w:rFonts w:hint="eastAsia"/>
-          <w:lang w:val="zh-CN"/>
-        </w:rPr>
-        <w:t>Exchange Exstart Loading 2-way Init Down</w:t>
+          <w:lang w:val="en-HK"/>
+        </w:rPr>
+      </w:pPr>
+      <w:r>
+        <w:rPr>
+          <w:rFonts w:hint="eastAsia"/>
+          <w:highlight w:val="yellow"/>
+          <w:lang w:val="en-HK"/>
+        </w:rPr>
+        <w:t>Q10</w:t>
+      </w:r>
+      <w:r>
+        <w:rPr>
+          <w:rFonts w:hint="eastAsia"/>
+          <w:lang w:val="en-HK"/>
+        </w:rPr>
+        <w:t xml:space="preserve">: </w:t>
+      </w:r>
+      <w:r>
+        <w:rPr>
+          <w:rFonts w:hint="eastAsia"/>
+          <w:lang w:val="en-HK"/>
+        </w:rPr>
+        <w:t xml:space="preserve">Exchange </w:t>
+      </w:r>
+      <w:proofErr w:type="spellStart"/>
+      <w:r>
+        <w:rPr>
+          <w:rFonts w:hint="eastAsia"/>
+          <w:lang w:val="en-HK"/>
+        </w:rPr>
+        <w:t>Exstart</w:t>
+      </w:r>
+      <w:proofErr w:type="spellEnd"/>
+      <w:r>
+        <w:rPr>
+          <w:rFonts w:hint="eastAsia"/>
+          <w:lang w:val="en-HK"/>
+        </w:rPr>
+        <w:t xml:space="preserve"> Loading 2-way Init Down</w:t>
       </w:r>
     </w:p>
     <w:p>
       <w:pPr>
-        <w:pStyle w:val="30"/>
+        <w:pStyle w:val="ListParagraph"/>
         <w:numPr>
           <w:ilvl w:val="0"/>
           <w:numId w:val="1"/>
         </w:numPr>
         <w:rPr>
-          <w:lang w:val="zh-CN"/>
-        </w:rPr>
-      </w:pPr>
-      <w:r>
-        <w:rPr>
-          <w:rFonts w:hint="eastAsia"/>
-          <w:lang w:val="zh-CN"/>
+          <w:lang w:val="en-HK"/>
+        </w:rPr>
+      </w:pPr>
+      <w:r>
+        <w:rPr>
+          <w:rFonts w:hint="eastAsia"/>
+          <w:lang w:val="en-HK"/>
         </w:rPr>
         <w:t xml:space="preserve">BGP Reservation Distinguisher Target (BRDT)  </w:t>
       </w:r>
     </w:p>
     <w:p>
       <w:pPr>
-        <w:pStyle w:val="30"/>
+        <w:pStyle w:val="ListParagraph"/>
         <w:numPr>
           <w:ilvl w:val="0"/>
           <w:numId w:val="1"/>
         </w:numPr>
         <w:rPr>
-          <w:lang w:val="zh-CN"/>
-        </w:rPr>
-      </w:pPr>
-      <w:r>
-        <w:rPr>
-          <w:lang w:val="zh-CN"/>
+          <w:lang w:val="en-HK"/>
+        </w:rPr>
+      </w:pPr>
+      <w:r>
+        <w:rPr>
+          <w:lang w:val="en-HK"/>
         </w:rPr>
         <w:t>D</w:t>
       </w:r>
       <w:r>
         <w:rPr>
           <w:rFonts w:hint="eastAsia"/>
-          <w:lang w:val="zh-CN"/>
-        </w:rPr>
-        <w:t>ata control management service(DCMS)</w:t>
+          <w:lang w:val="en-HK"/>
+        </w:rPr>
+        <w:t xml:space="preserve">ata control management </w:t>
+      </w:r>
+      <w:proofErr w:type="gramStart"/>
+      <w:r>
+        <w:rPr>
+          <w:rFonts w:hint="eastAsia"/>
+          <w:lang w:val="en-HK"/>
+        </w:rPr>
+        <w:t>service(</w:t>
+      </w:r>
+      <w:proofErr w:type="gramEnd"/>
+      <w:r>
+        <w:rPr>
+          <w:rFonts w:hint="eastAsia"/>
+          <w:lang w:val="en-HK"/>
+        </w:rPr>
+        <w:t>DCMS)</w:t>
       </w:r>
     </w:p>
     <w:p>
       <w:pPr>
-        <w:pStyle w:val="30"/>
+        <w:pStyle w:val="ListParagraph"/>
         <w:numPr>
           <w:ilvl w:val="0"/>
           <w:numId w:val="1"/>
         </w:numPr>
         <w:rPr>
-          <w:lang w:val="zh-CN"/>
-        </w:rPr>
-      </w:pPr>
-      <w:r>
-        <w:rPr>
-          <w:lang w:val="zh-CN"/>
+          <w:lang w:val="en-HK"/>
+        </w:rPr>
+      </w:pPr>
+      <w:r>
+        <w:rPr>
+          <w:lang w:val="en-HK"/>
         </w:rPr>
         <w:t>P</w:t>
       </w:r>
       <w:r>
         <w:rPr>
           <w:rFonts w:hint="eastAsia"/>
-          <w:lang w:val="zh-CN"/>
-        </w:rPr>
-        <w:t>ort NTP : 123 Syslog: 514 HTTP: 80 HTTPS: 443</w:t>
+          <w:lang w:val="en-HK"/>
+        </w:rPr>
+        <w:t xml:space="preserve">ort </w:t>
+      </w:r>
+      <w:proofErr w:type="gramStart"/>
+      <w:r>
+        <w:rPr>
+          <w:rFonts w:hint="eastAsia"/>
+          <w:lang w:val="en-HK"/>
+        </w:rPr>
+        <w:t>NTP :</w:t>
+      </w:r>
+      <w:proofErr w:type="gramEnd"/>
+      <w:r>
+        <w:rPr>
+          <w:rFonts w:hint="eastAsia"/>
+          <w:lang w:val="en-HK"/>
+        </w:rPr>
+        <w:t xml:space="preserve"> 123 Syslog: 514 HTTP: 80 HTTPS: 443</w:t>
       </w:r>
     </w:p>
     <w:p>
       <w:pPr>
-        <w:pStyle w:val="30"/>
+        <w:pStyle w:val="ListParagraph"/>
         <w:numPr>
           <w:ilvl w:val="0"/>
           <w:numId w:val="1"/>
         </w:numPr>
-        <w:rPr>
-          <w:lang w:val="zh-CN"/>
-        </w:rPr>
-      </w:pPr>
-      <w:r>
-        <w:rPr>
-          <w:rFonts w:hint="eastAsia"/>
-          <w:lang w:val="zh-CN"/>
+      </w:pPr>
+      <w:r>
+        <w:rPr>
+          <w:rFonts w:hint="eastAsia"/>
         </w:rPr>
         <w:t>NAK DECLINE ACK INFORM (</w:t>
       </w:r>
@@ -121,21 +180,19 @@
           <w:rFonts w:hint="eastAsia"/>
           <w:b/>
           <w:bCs/>
-          <w:lang w:val="zh-CN"/>
         </w:rPr>
         <w:t>NDAI</w:t>
       </w:r>
       <w:r>
         <w:rPr>
           <w:rFonts w:hint="eastAsia"/>
-          <w:lang w:val="zh-CN"/>
         </w:rPr>
         <w:t>) 你的爱</w:t>
       </w:r>
     </w:p>
     <w:p>
       <w:pPr>
-        <w:pStyle w:val="30"/>
+        <w:pStyle w:val="ListParagraph"/>
         <w:numPr>
           <w:ilvl w:val="0"/>
           <w:numId w:val="1"/>
@@ -143,7 +200,7 @@
         <w:rPr>
           <w:b/>
           <w:bCs/>
-          <w:lang w:val="zh-CN"/>
+          <w:lang w:val="en-HK"/>
         </w:rPr>
       </w:pPr>
       <w:r>
@@ -151,9 +208,19 @@
           <w:rFonts w:hint="eastAsia"/>
           <w:b/>
           <w:bCs/>
-          <w:lang w:val="zh-CN"/>
-        </w:rPr>
-        <w:t>Q398 LSR, FEC, LER, LDP, LSP (LSR FE LE LD LS</w:t>
+          <w:highlight w:val="yellow"/>
+          <w:lang w:val="en-HK"/>
+        </w:rPr>
+        <w:t>Q398</w:t>
+      </w:r>
+      <w:r>
+        <w:rPr>
+          <w:rFonts w:hint="eastAsia"/>
+          <w:b/>
+          <w:bCs/>
+          <w:lang w:val="en-HK"/>
+        </w:rPr>
+        <w:t xml:space="preserve"> LSR, FEC, LER, LDP, LSP (LSR FE LE LD LS</w:t>
       </w:r>
       <w:r>
         <w:rPr>
@@ -169,57 +236,106 @@
           <w:rFonts w:hint="eastAsia"/>
           <w:b/>
           <w:bCs/>
-          <w:lang w:val="zh-CN"/>
+          <w:lang w:val="en-HK"/>
         </w:rPr>
         <w:t>)</w:t>
+      </w:r>
+      <w:r>
+        <w:rPr>
+          <w:b/>
+          <w:bCs/>
+          <w:lang w:val="en-HK"/>
+        </w:rPr>
+        <w:t xml:space="preserve"> </w:t>
       </w:r>
     </w:p>
     <w:p>
       <w:pPr>
-        <w:pStyle w:val="30"/>
+        <w:pStyle w:val="ListParagraph"/>
         <w:numPr>
           <w:ilvl w:val="0"/>
           <w:numId w:val="1"/>
         </w:numPr>
         <w:rPr>
-          <w:lang w:val="zh-CN"/>
-        </w:rPr>
-      </w:pPr>
-      <w:r>
-        <w:rPr>
-          <w:lang w:val="zh-CN"/>
+          <w:lang w:val="en-HK"/>
+        </w:rPr>
+      </w:pPr>
+      <w:proofErr w:type="spellStart"/>
+      <w:r>
+        <w:rPr>
+          <w:lang w:val="en-HK"/>
         </w:rPr>
         <w:t>V</w:t>
       </w:r>
       <w:r>
         <w:rPr>
           <w:rFonts w:hint="eastAsia"/>
-          <w:lang w:val="zh-CN"/>
-        </w:rPr>
-        <w:t>ty 0: cisco, ocsic, vty 1: no username, o password</w:t>
+          <w:lang w:val="en-HK"/>
+        </w:rPr>
+        <w:t>ty</w:t>
+      </w:r>
+      <w:proofErr w:type="spellEnd"/>
+      <w:r>
+        <w:rPr>
+          <w:rFonts w:hint="eastAsia"/>
+          <w:lang w:val="en-HK"/>
+        </w:rPr>
+        <w:t xml:space="preserve"> 0: cisco, </w:t>
+      </w:r>
+      <w:proofErr w:type="spellStart"/>
+      <w:r>
+        <w:rPr>
+          <w:rFonts w:hint="eastAsia"/>
+          <w:lang w:val="en-HK"/>
+        </w:rPr>
+        <w:t>ocsic</w:t>
+      </w:r>
+      <w:proofErr w:type="spellEnd"/>
+      <w:r>
+        <w:rPr>
+          <w:rFonts w:hint="eastAsia"/>
+          <w:lang w:val="en-HK"/>
+        </w:rPr>
+        <w:t xml:space="preserve">, </w:t>
+      </w:r>
+      <w:proofErr w:type="spellStart"/>
+      <w:r>
+        <w:rPr>
+          <w:rFonts w:hint="eastAsia"/>
+          <w:lang w:val="en-HK"/>
+        </w:rPr>
+        <w:t>vty</w:t>
+      </w:r>
+      <w:proofErr w:type="spellEnd"/>
+      <w:r>
+        <w:rPr>
+          <w:rFonts w:hint="eastAsia"/>
+          <w:lang w:val="en-HK"/>
+        </w:rPr>
+        <w:t xml:space="preserve"> 1: no username, o password</w:t>
       </w:r>
     </w:p>
     <w:p>
       <w:pPr>
-        <w:pStyle w:val="30"/>
+        <w:pStyle w:val="ListParagraph"/>
         <w:numPr>
           <w:ilvl w:val="0"/>
           <w:numId w:val="1"/>
         </w:numPr>
         <w:rPr>
-          <w:lang w:val="zh-CN"/>
-        </w:rPr>
-      </w:pPr>
-      <w:r>
-        <w:rPr>
-          <w:lang w:val="zh-CN"/>
+          <w:lang w:val="en-HK"/>
+        </w:rPr>
+      </w:pPr>
+      <w:r>
+        <w:rPr>
+          <w:lang w:val="en-HK"/>
         </w:rPr>
         <w:t>D</w:t>
       </w:r>
       <w:r>
         <w:rPr>
           <w:rFonts w:hint="eastAsia"/>
-          <w:lang w:val="zh-CN"/>
+          <w:lang w:val="en-HK"/>
         </w:rPr>
         <w:t>ata, control, management, services (</w:t>
       </w:r>
@@ -228,49 +344,57 @@
           <w:rFonts w:hint="eastAsia"/>
           <w:b/>
           <w:bCs/>
-          <w:lang w:val="zh-CN"/>
+          <w:lang w:val="en-HK"/>
         </w:rPr>
         <w:t>DCMS</w:t>
       </w:r>
       <w:r>
         <w:rPr>
           <w:rFonts w:hint="eastAsia"/>
-          <w:lang w:val="zh-CN"/>
+          <w:lang w:val="en-HK"/>
         </w:rPr>
         <w:t>)</w:t>
       </w:r>
     </w:p>
     <w:p>
       <w:pPr>
-        <w:pStyle w:val="30"/>
+        <w:pStyle w:val="ListParagraph"/>
         <w:numPr>
           <w:ilvl w:val="0"/>
           <w:numId w:val="1"/>
         </w:numPr>
         <w:rPr>
-          <w:lang w:val="zh-CN"/>
-        </w:rPr>
-      </w:pPr>
-      <w:r>
-        <w:rPr>
-          <w:rFonts w:hint="eastAsia"/>
-          <w:lang w:val="zh-CN"/>
-        </w:rPr>
-        <w:t xml:space="preserve">Q201: </w:t>
+          <w:lang w:val="en-HK"/>
+        </w:rPr>
+      </w:pPr>
+      <w:r>
+        <w:rPr>
+          <w:rFonts w:hint="eastAsia"/>
+          <w:highlight w:val="yellow"/>
+          <w:lang w:val="en-HK"/>
+        </w:rPr>
+        <w:t>Q201</w:t>
+      </w:r>
+      <w:r>
+        <w:rPr>
+          <w:rFonts w:hint="eastAsia"/>
+          <w:lang w:val="en-HK"/>
+        </w:rPr>
+        <w:t xml:space="preserve">: </w:t>
       </w:r>
       <w:r>
         <w:rPr>
           <w:rFonts w:hint="eastAsia"/>
           <w:b/>
           <w:bCs/>
-          <w:lang w:val="zh-CN"/>
+          <w:lang w:val="en-HK"/>
         </w:rPr>
         <w:t>DHCPv6</w:t>
       </w:r>
       <w:r>
         <w:rPr>
           <w:rFonts w:hint="eastAsia"/>
-          <w:lang w:val="zh-CN"/>
+          <w:lang w:val="en-HK"/>
         </w:rPr>
         <w:t xml:space="preserve">, </w:t>
       </w:r>
@@ -279,14 +403,14 @@
           <w:rFonts w:hint="eastAsia"/>
           <w:b/>
           <w:bCs/>
-          <w:lang w:val="zh-CN"/>
+          <w:lang w:val="en-HK"/>
         </w:rPr>
         <w:t>ND</w:t>
       </w:r>
       <w:r>
         <w:rPr>
           <w:rFonts w:hint="eastAsia"/>
-          <w:lang w:val="zh-CN"/>
+          <w:lang w:val="en-HK"/>
         </w:rPr>
         <w:t xml:space="preserve">, </w:t>
       </w:r>
@@ -295,14 +419,14 @@
           <w:rFonts w:hint="eastAsia"/>
           <w:b/>
           <w:bCs/>
-          <w:lang w:val="zh-CN"/>
+          <w:lang w:val="en-HK"/>
         </w:rPr>
         <w:t>Source</w:t>
       </w:r>
       <w:r>
         <w:rPr>
           <w:rFonts w:hint="eastAsia"/>
-          <w:lang w:val="zh-CN"/>
+          <w:lang w:val="en-HK"/>
         </w:rPr>
         <w:t xml:space="preserve">, </w:t>
       </w:r>
@@ -311,14 +435,14 @@
           <w:rFonts w:hint="eastAsia"/>
           <w:b/>
           <w:bCs/>
-          <w:lang w:val="zh-CN"/>
+          <w:lang w:val="en-HK"/>
         </w:rPr>
         <w:t>RA</w:t>
       </w:r>
       <w:r>
         <w:rPr>
           <w:rFonts w:hint="eastAsia"/>
-          <w:lang w:val="zh-CN"/>
+          <w:lang w:val="en-HK"/>
         </w:rPr>
         <w:t xml:space="preserve">, </w:t>
       </w:r>
@@ -327,95 +451,131 @@
           <w:rFonts w:hint="eastAsia"/>
           <w:b/>
           <w:bCs/>
-          <w:lang w:val="zh-CN"/>
+          <w:lang w:val="en-HK"/>
         </w:rPr>
         <w:t>Binding (DNSRB)</w:t>
       </w:r>
     </w:p>
     <w:p>
       <w:pPr>
-        <w:pStyle w:val="30"/>
+        <w:pStyle w:val="ListParagraph"/>
         <w:numPr>
           <w:ilvl w:val="0"/>
           <w:numId w:val="1"/>
         </w:numPr>
         <w:rPr>
-          <w:lang w:val="zh-CN"/>
-        </w:rPr>
-      </w:pPr>
-      <w:r>
-        <w:rPr>
-          <w:rFonts w:hint="eastAsia"/>
-          <w:lang w:val="zh-CN"/>
-        </w:rPr>
-        <w:t xml:space="preserve">Q203: </w:t>
+          <w:lang w:val="en-HK"/>
+        </w:rPr>
+      </w:pPr>
+      <w:r>
+        <w:rPr>
+          <w:rFonts w:hint="eastAsia"/>
+          <w:highlight w:val="yellow"/>
+          <w:lang w:val="en-HK"/>
+        </w:rPr>
+        <w:t>Q203</w:t>
+      </w:r>
+      <w:r>
+        <w:rPr>
+          <w:rFonts w:hint="eastAsia"/>
+          <w:lang w:val="en-HK"/>
+        </w:rPr>
+        <w:t xml:space="preserve">: </w:t>
       </w:r>
       <w:r>
         <w:rPr>
           <w:rFonts w:hint="eastAsia"/>
           <w:b/>
           <w:bCs/>
-          <w:lang w:val="zh-CN"/>
-        </w:rPr>
-        <w:t>P Le F Ls 胖了 肥死</w:t>
+          <w:lang w:val="en-HK"/>
+        </w:rPr>
+        <w:t xml:space="preserve">P Le F Ls </w:t>
+      </w:r>
+      <w:r>
+        <w:rPr>
+          <w:rFonts w:hint="eastAsia"/>
+          <w:b/>
+          <w:bCs/>
+        </w:rPr>
+        <w:t>胖了</w:t>
+      </w:r>
+      <w:r>
+        <w:rPr>
+          <w:rFonts w:hint="eastAsia"/>
+          <w:b/>
+          <w:bCs/>
+          <w:lang w:val="en-HK"/>
+        </w:rPr>
+        <w:t xml:space="preserve"> </w:t>
+      </w:r>
+      <w:r>
+        <w:rPr>
+          <w:rFonts w:hint="eastAsia"/>
+          <w:b/>
+          <w:bCs/>
+        </w:rPr>
+        <w:t>肥死</w:t>
       </w:r>
     </w:p>
     <w:p>
       <w:pPr>
-        <w:pStyle w:val="30"/>
+        <w:pStyle w:val="ListParagraph"/>
         <w:numPr>
           <w:ilvl w:val="0"/>
           <w:numId w:val="1"/>
         </w:numPr>
-        <w:rPr>
-          <w:lang w:val="zh-CN"/>
-        </w:rPr>
-      </w:pPr>
-      <w:r>
-        <w:rPr>
-          <w:rFonts w:hint="eastAsia"/>
-          <w:lang w:val="zh-CN"/>
+      </w:pPr>
+      <w:r>
+        <w:rPr>
+          <w:rFonts w:hint="eastAsia"/>
         </w:rPr>
         <w:t>Q572: FMPLs LD</w:t>
       </w:r>
     </w:p>
     <w:p>
       <w:pPr>
-        <w:pStyle w:val="30"/>
+        <w:pStyle w:val="ListParagraph"/>
         <w:numPr>
           <w:ilvl w:val="0"/>
           <w:numId w:val="1"/>
         </w:numPr>
         <w:rPr>
-          <w:lang w:val="zh-CN"/>
-        </w:rPr>
-      </w:pPr>
-      <w:r>
-        <w:rPr>
-          <w:rFonts w:hint="eastAsia"/>
-          <w:lang w:val="en-US" w:eastAsia="zh-CN"/>
-        </w:rPr>
-        <w:t>Q226: EL, INL,ENL,ILBF (2 3 4排列</w:t>
-      </w:r>
-      <w:bookmarkStart w:id="0" w:name="_GoBack"/>
-      <w:bookmarkEnd w:id="0"/>
-      <w:r>
-        <w:rPr>
-          <w:rFonts w:hint="eastAsia"/>
-          <w:lang w:val="en-US" w:eastAsia="zh-CN"/>
-        </w:rPr>
-        <w:t>)</w:t>
+          <w:lang w:val="en-HK"/>
+        </w:rPr>
+      </w:pPr>
+      <w:r>
+        <w:rPr>
+          <w:rFonts w:hint="eastAsia"/>
+          <w:lang w:val="en-US"/>
+        </w:rPr>
+        <w:t xml:space="preserve">Q226: EL, </w:t>
+      </w:r>
+      <w:proofErr w:type="gramStart"/>
+      <w:r>
+        <w:rPr>
+          <w:rFonts w:hint="eastAsia"/>
+          <w:lang w:val="en-US"/>
+        </w:rPr>
+        <w:t>INL,ENL</w:t>
+      </w:r>
+      <w:proofErr w:type="gramEnd"/>
+      <w:r>
+        <w:rPr>
+          <w:rFonts w:hint="eastAsia"/>
+          <w:lang w:val="en-US"/>
+        </w:rPr>
+        <w:t>,ILBF (2 3 4排列)</w:t>
       </w:r>
     </w:p>
     <w:p>
       <w:pPr>
-        <w:pStyle w:val="30"/>
+        <w:pStyle w:val="ListParagraph"/>
         <w:numPr>
           <w:ilvl w:val="0"/>
           <w:numId w:val="1"/>
         </w:numPr>
         <w:rPr>
-          <w:lang w:val="zh-CN"/>
+          <w:lang w:val="en-HK"/>
         </w:rPr>
       </w:pPr>
     </w:p>
@@ -442,16 +602,16 @@
     <w:sectPr>
       <w:pgSz w:w="11906" w:h="16838"/>
       <w:pgMar w:top="1440" w:right="1440" w:bottom="1440" w:left="1440" w:header="720" w:footer="720" w:gutter="0"/>
-      <w:cols w:space="720" w:num="1"/>
-      <w:docGrid w:linePitch="360" w:charSpace="0"/>
+      <w:cols w:space="720"/>
+      <w:docGrid w:linePitch="360"/>
     </w:sectPr>
   </w:body>
 </w:document>
 </file>
 
 <file path=word/endnotes.xml><?xml version="1.0" encoding="utf-8"?>
-<w:endnotes xmlns:wpc="http://schemas.microsoft.com/office/word/2010/wordprocessingCanvas" xmlns:mc="http://schemas.openxmlformats.org/markup-compatibility/2006" xmlns:o="urn:schemas-microsoft-com:office:office" xmlns:r="http://schemas.openxmlformats.org/officeDocument/2006/relationships" xmlns:m="http://schemas.openxmlformats.org/officeDocument/2006/math" xmlns:v="urn:schemas-microsoft-com:vml" xmlns:wp14="http://schemas.microsoft.com/office/word/2010/wordprocessingDrawing" xmlns:wp="http://schemas.openxmlformats.org/drawingml/2006/wordprocessingDrawing" xmlns:w="http://schemas.openxmlformats.org/wordprocessingml/2006/main" xmlns:w14="http://schemas.microsoft.com/office/word/2010/wordml" xmlns:w15="http://schemas.microsoft.com/office/word/2012/wordml" xmlns:w10="urn:schemas-microsoft-com:office:word" xmlns:wpg="http://schemas.microsoft.com/office/word/2010/wordprocessingGroup" xmlns:wpi="http://schemas.microsoft.com/office/word/2010/wordprocessingInk" xmlns:wne="http://schemas.microsoft.com/office/word/2006/wordml" xmlns:wps="http://schemas.microsoft.com/office/word/2010/wordprocessingShape" xmlns:wpsCustomData="http://www.wps.cn/officeDocument/2013/wpsCustomData" mc:Ignorable="w14 w15 wp14">
-  <w:endnote w:type="separator" w:id="0">
+<w:endnotes xmlns:wpc="http://schemas.microsoft.com/office/word/2010/wordprocessingCanvas" xmlns:cx="http://schemas.microsoft.com/office/drawing/2014/chartex" xmlns:cx1="http://schemas.microsoft.com/office/drawing/2015/9/8/chartex" xmlns:cx2="http://schemas.microsoft.com/office/drawing/2015/10/21/chartex" xmlns:cx3="http://schemas.microsoft.com/office/drawing/2016/5/9/chartex" xmlns:cx4="http://schemas.microsoft.com/office/drawing/2016/5/10/chartex" xmlns:cx5="http://schemas.microsoft.com/office/drawing/2016/5/11/chartex" xmlns:cx6="http://schemas.microsoft.com/office/drawing/2016/5/12/chartex" xmlns:cx7="http://schemas.microsoft.com/office/drawing/2016/5/13/chartex" xmlns:cx8="http://schemas.microsoft.com/office/drawing/2016/5/14/chartex" xmlns:mc="http://schemas.openxmlformats.org/markup-compatibility/2006" xmlns:aink="http://schemas.microsoft.com/office/drawing/2016/ink" xmlns:am3d="http://schemas.microsoft.com/office/drawing/2017/model3d" xmlns:o="urn:schemas-microsoft-com:office:office" xmlns:oel="http://schemas.microsoft.com/office/2019/extlst" xmlns:r="http://schemas.openxmlformats.org/officeDocument/2006/relationships" xmlns:m="http://schemas.openxmlformats.org/officeDocument/2006/math" xmlns:v="urn:schemas-microsoft-com:vml" xmlns:wp14="http://schemas.microsoft.com/office/word/2010/wordprocessingDrawing" xmlns:wp="http://schemas.openxmlformats.org/drawingml/2006/wordprocessingDrawing" xmlns:w10="urn:schemas-microsoft-com:office:word" xmlns:w="http://schemas.openxmlformats.org/wordprocessingml/2006/main" xmlns:w14="http://schemas.microsoft.com/office/word/2010/wordml" xmlns:w15="http://schemas.microsoft.com/office/word/2012/wordml" xmlns:w16cex="http://schemas.microsoft.com/office/word/2018/wordml/cex" xmlns:w16cid="http://schemas.microsoft.com/office/word/2016/wordml/cid" xmlns:w16="http://schemas.microsoft.com/office/word/2018/wordml" xmlns:w16du="http://schemas.microsoft.com/office/word/2023/wordml/word16du" xmlns:w16sdtdh="http://schemas.microsoft.com/office/word/2020/wordml/sdtdatahash" xmlns:w16sdtfl="http://schemas.microsoft.com/office/word/2024/wordml/sdtformatlock" xmlns:w16se="http://schemas.microsoft.com/office/word/2015/wordml/symex" xmlns:wpg="http://schemas.microsoft.com/office/word/2010/wordprocessingGroup" xmlns:wpi="http://schemas.microsoft.com/office/word/2010/wordprocessingInk" xmlns:wne="http://schemas.microsoft.com/office/word/2006/wordml" xmlns:wps="http://schemas.microsoft.com/office/word/2010/wordprocessingShape" mc:Ignorable="w14 w15 w16se w16cid w16 w16cex w16sdtdh w16sdtfl w16du wp14">
+  <w:endnote w:type="separator" w:id="-1">
     <w:p>
       <w:pPr>
         <w:spacing w:line="240" w:lineRule="auto"/>
@@ -461,7 +621,7 @@
       </w:r>
     </w:p>
   </w:endnote>
-  <w:endnote w:type="continuationSeparator" w:id="1">
+  <w:endnote w:type="continuationSeparator" w:id="0">
     <w:p>
       <w:pPr>
         <w:spacing w:line="240" w:lineRule="auto"/>
@@ -475,21 +635,21 @@
 </file>
 
 <file path=word/footnotes.xml><?xml version="1.0" encoding="utf-8"?>
-<w:footnotes xmlns:wpc="http://schemas.microsoft.com/office/word/2010/wordprocessingCanvas" xmlns:mc="http://schemas.openxmlformats.org/markup-compatibility/2006" xmlns:o="urn:schemas-microsoft-com:office:office" xmlns:r="http://schemas.openxmlformats.org/officeDocument/2006/relationships" xmlns:m="http://schemas.openxmlformats.org/officeDocument/2006/math" xmlns:v="urn:schemas-microsoft-com:vml" xmlns:wp14="http://schemas.microsoft.com/office/word/2010/wordprocessingDrawing" xmlns:wp="http://schemas.openxmlformats.org/drawingml/2006/wordprocessingDrawing" xmlns:w="http://schemas.openxmlformats.org/wordprocessingml/2006/main" xmlns:w14="http://schemas.microsoft.com/office/word/2010/wordml" xmlns:w15="http://schemas.microsoft.com/office/word/2012/wordml" xmlns:w10="urn:schemas-microsoft-com:office:word" xmlns:wpg="http://schemas.microsoft.com/office/word/2010/wordprocessingGroup" xmlns:wpi="http://schemas.microsoft.com/office/word/2010/wordprocessingInk" xmlns:wne="http://schemas.microsoft.com/office/word/2006/wordml" xmlns:wps="http://schemas.microsoft.com/office/word/2010/wordprocessingShape" xmlns:wpsCustomData="http://www.wps.cn/officeDocument/2013/wpsCustomData" mc:Ignorable="w14 w15 wp14">
-  <w:footnote w:type="separator" w:id="0">
+<w:footnotes xmlns:wpc="http://schemas.microsoft.com/office/word/2010/wordprocessingCanvas" xmlns:cx="http://schemas.microsoft.com/office/drawing/2014/chartex" xmlns:cx1="http://schemas.microsoft.com/office/drawing/2015/9/8/chartex" xmlns:cx2="http://schemas.microsoft.com/office/drawing/2015/10/21/chartex" xmlns:cx3="http://schemas.microsoft.com/office/drawing/2016/5/9/chartex" xmlns:cx4="http://schemas.microsoft.com/office/drawing/2016/5/10/chartex" xmlns:cx5="http://schemas.microsoft.com/office/drawing/2016/5/11/chartex" xmlns:cx6="http://schemas.microsoft.com/office/drawing/2016/5/12/chartex" xmlns:cx7="http://schemas.microsoft.com/office/drawing/2016/5/13/chartex" xmlns:cx8="http://schemas.microsoft.com/office/drawing/2016/5/14/chartex" xmlns:mc="http://schemas.openxmlformats.org/markup-compatibility/2006" xmlns:aink="http://schemas.microsoft.com/office/drawing/2016/ink" xmlns:am3d="http://schemas.microsoft.com/office/drawing/2017/model3d" xmlns:o="urn:schemas-microsoft-com:office:office" xmlns:oel="http://schemas.microsoft.com/office/2019/extlst" xmlns:r="http://schemas.openxmlformats.org/officeDocument/2006/relationships" xmlns:m="http://schemas.openxmlformats.org/officeDocument/2006/math" xmlns:v="urn:schemas-microsoft-com:vml" xmlns:wp14="http://schemas.microsoft.com/office/word/2010/wordprocessingDrawing" xmlns:wp="http://schemas.openxmlformats.org/drawingml/2006/wordprocessingDrawing" xmlns:w10="urn:schemas-microsoft-com:office:word" xmlns:w="http://schemas.openxmlformats.org/wordprocessingml/2006/main" xmlns:w14="http://schemas.microsoft.com/office/word/2010/wordml" xmlns:w15="http://schemas.microsoft.com/office/word/2012/wordml" xmlns:w16cex="http://schemas.microsoft.com/office/word/2018/wordml/cex" xmlns:w16cid="http://schemas.microsoft.com/office/word/2016/wordml/cid" xmlns:w16="http://schemas.microsoft.com/office/word/2018/wordml" xmlns:w16du="http://schemas.microsoft.com/office/word/2023/wordml/word16du" xmlns:w16sdtdh="http://schemas.microsoft.com/office/word/2020/wordml/sdtdatahash" xmlns:w16sdtfl="http://schemas.microsoft.com/office/word/2024/wordml/sdtformatlock" xmlns:w16se="http://schemas.microsoft.com/office/word/2015/wordml/symex" xmlns:wpg="http://schemas.microsoft.com/office/word/2010/wordprocessingGroup" xmlns:wpi="http://schemas.microsoft.com/office/word/2010/wordprocessingInk" xmlns:wne="http://schemas.microsoft.com/office/word/2006/wordml" xmlns:wps="http://schemas.microsoft.com/office/word/2010/wordprocessingShape" mc:Ignorable="w14 w15 w16se w16cid w16 w16cex w16sdtdh w16sdtfl w16du wp14">
+  <w:footnote w:type="separator" w:id="-1">
     <w:p>
       <w:pPr>
-        <w:spacing w:before="0" w:after="0" w:line="259" w:lineRule="auto"/>
+        <w:spacing w:after="0"/>
       </w:pPr>
       <w:r>
         <w:separator/>
       </w:r>
     </w:p>
   </w:footnote>
-  <w:footnote w:type="continuationSeparator" w:id="1">
+  <w:footnote w:type="continuationSeparator" w:id="0">
     <w:p>
       <w:pPr>
-        <w:spacing w:before="0" w:after="0" w:line="259" w:lineRule="auto"/>
+        <w:spacing w:after="0"/>
       </w:pPr>
       <w:r>
         <w:continuationSeparator/>
@@ -500,12 +660,12 @@
 </file>
 
 <file path=word/numbering.xml><?xml version="1.0" encoding="utf-8"?>
-<w:numbering xmlns:wpc="http://schemas.microsoft.com/office/word/2010/wordprocessingCanvas" xmlns:mc="http://schemas.openxmlformats.org/markup-compatibility/2006" xmlns:o="urn:schemas-microsoft-com:office:office" xmlns:r="http://schemas.openxmlformats.org/officeDocument/2006/relationships" xmlns:m="http://schemas.openxmlformats.org/officeDocument/2006/math" xmlns:v="urn:schemas-microsoft-com:vml" xmlns:wp14="http://schemas.microsoft.com/office/word/2010/wordprocessingDrawing" xmlns:wp="http://schemas.openxmlformats.org/drawingml/2006/wordprocessingDrawing" xmlns:w10="urn:schemas-microsoft-com:office:word" xmlns:w="http://schemas.openxmlformats.org/wordprocessingml/2006/main" xmlns:w14="http://schemas.microsoft.com/office/word/2010/wordml" xmlns:wpg="http://schemas.microsoft.com/office/word/2010/wordprocessingGroup" xmlns:wpi="http://schemas.microsoft.com/office/word/2010/wordprocessingInk" xmlns:wne="http://schemas.microsoft.com/office/word/2006/wordml" xmlns:wps="http://schemas.microsoft.com/office/word/2010/wordprocessingShape" xmlns:wpsCustomData="http://www.wps.cn/officeDocument/2013/wpsCustomData" mc:Ignorable="w14 wp14">
-  <w:abstractNum w:abstractNumId="0">
+<w:numbering xmlns:wpc="http://schemas.microsoft.com/office/word/2010/wordprocessingCanvas" xmlns:cx="http://schemas.microsoft.com/office/drawing/2014/chartex" xmlns:cx1="http://schemas.microsoft.com/office/drawing/2015/9/8/chartex" xmlns:cx2="http://schemas.microsoft.com/office/drawing/2015/10/21/chartex" xmlns:cx3="http://schemas.microsoft.com/office/drawing/2016/5/9/chartex" xmlns:cx4="http://schemas.microsoft.com/office/drawing/2016/5/10/chartex" xmlns:cx5="http://schemas.microsoft.com/office/drawing/2016/5/11/chartex" xmlns:cx6="http://schemas.microsoft.com/office/drawing/2016/5/12/chartex" xmlns:cx7="http://schemas.microsoft.com/office/drawing/2016/5/13/chartex" xmlns:cx8="http://schemas.microsoft.com/office/drawing/2016/5/14/chartex" xmlns:mc="http://schemas.openxmlformats.org/markup-compatibility/2006" xmlns:aink="http://schemas.microsoft.com/office/drawing/2016/ink" xmlns:am3d="http://schemas.microsoft.com/office/drawing/2017/model3d" xmlns:o="urn:schemas-microsoft-com:office:office" xmlns:oel="http://schemas.microsoft.com/office/2019/extlst" xmlns:r="http://schemas.openxmlformats.org/officeDocument/2006/relationships" xmlns:m="http://schemas.openxmlformats.org/officeDocument/2006/math" xmlns:v="urn:schemas-microsoft-com:vml" xmlns:wp14="http://schemas.microsoft.com/office/word/2010/wordprocessingDrawing" xmlns:wp="http://schemas.openxmlformats.org/drawingml/2006/wordprocessingDrawing" xmlns:w10="urn:schemas-microsoft-com:office:word" xmlns:w="http://schemas.openxmlformats.org/wordprocessingml/2006/main" xmlns:w14="http://schemas.microsoft.com/office/word/2010/wordml" xmlns:w15="http://schemas.microsoft.com/office/word/2012/wordml" xmlns:w16cex="http://schemas.microsoft.com/office/word/2018/wordml/cex" xmlns:w16cid="http://schemas.microsoft.com/office/word/2016/wordml/cid" xmlns:w16="http://schemas.microsoft.com/office/word/2018/wordml" xmlns:w16du="http://schemas.microsoft.com/office/word/2023/wordml/word16du" xmlns:w16sdtdh="http://schemas.microsoft.com/office/word/2020/wordml/sdtdatahash" xmlns:w16sdtfl="http://schemas.microsoft.com/office/word/2024/wordml/sdtformatlock" xmlns:w16se="http://schemas.microsoft.com/office/word/2015/wordml/symex" xmlns:wpg="http://schemas.microsoft.com/office/word/2010/wordprocessingGroup" xmlns:wpi="http://schemas.microsoft.com/office/word/2010/wordprocessingInk" xmlns:wne="http://schemas.microsoft.com/office/word/2006/wordml" xmlns:wps="http://schemas.microsoft.com/office/word/2010/wordprocessingShape" mc:Ignorable="w14 w15 w16se w16cid w16 w16cex w16sdtdh w16sdtfl w16du wp14">
+  <w:abstractNum w:abstractNumId="0" w15:restartNumberingAfterBreak="0">
     <w:nsid w:val="6E7A02D9"/>
     <w:multiLevelType w:val="multilevel"/>
     <w:tmpl w:val="6E7A02D9"/>
-    <w:lvl w:ilvl="0" w:tentative="0">
+    <w:lvl w:ilvl="0">
       <w:start w:val="1"/>
       <w:numFmt w:val="decimal"/>
       <w:lvlText w:val="%1."/>
@@ -514,10 +674,10 @@
         <w:ind w:left="360" w:hanging="360"/>
       </w:pPr>
       <w:rPr>
-        <w:rFonts w:asciiTheme="minorHAnsi" w:hAnsiTheme="minorHAnsi" w:eastAsiaTheme="minorEastAsia" w:cstheme="minorBidi"/>
+        <w:rFonts w:asciiTheme="minorHAnsi" w:eastAsiaTheme="minorEastAsia" w:hAnsiTheme="minorHAnsi" w:cstheme="minorBidi"/>
       </w:rPr>
     </w:lvl>
-    <w:lvl w:ilvl="1" w:tentative="0">
+    <w:lvl w:ilvl="1">
       <w:start w:val="1"/>
       <w:numFmt w:val="lowerLetter"/>
       <w:lvlText w:val="%2."/>
@@ -526,7 +686,7 @@
         <w:ind w:left="1080" w:hanging="360"/>
       </w:pPr>
     </w:lvl>
-    <w:lvl w:ilvl="2" w:tentative="0">
+    <w:lvl w:ilvl="2">
       <w:start w:val="1"/>
       <w:numFmt w:val="lowerRoman"/>
       <w:lvlText w:val="%3."/>
@@ -535,7 +695,7 @@
         <w:ind w:left="1800" w:hanging="180"/>
       </w:pPr>
     </w:lvl>
-    <w:lvl w:ilvl="3" w:tentative="0">
+    <w:lvl w:ilvl="3">
       <w:start w:val="1"/>
       <w:numFmt w:val="decimal"/>
       <w:lvlText w:val="%4."/>
@@ -544,7 +704,7 @@
         <w:ind w:left="0" w:hanging="360"/>
       </w:pPr>
     </w:lvl>
-    <w:lvl w:ilvl="4" w:tentative="0">
+    <w:lvl w:ilvl="4">
       <w:start w:val="1"/>
       <w:numFmt w:val="lowerLetter"/>
       <w:lvlText w:val="%5."/>
@@ -553,7 +713,7 @@
         <w:ind w:left="3240" w:hanging="360"/>
       </w:pPr>
     </w:lvl>
-    <w:lvl w:ilvl="5" w:tentative="0">
+    <w:lvl w:ilvl="5">
       <w:start w:val="1"/>
       <w:numFmt w:val="lowerRoman"/>
       <w:lvlText w:val="%6."/>
@@ -562,7 +722,7 @@
         <w:ind w:left="3960" w:hanging="180"/>
       </w:pPr>
     </w:lvl>
-    <w:lvl w:ilvl="6" w:tentative="0">
+    <w:lvl w:ilvl="6">
       <w:start w:val="1"/>
       <w:numFmt w:val="decimal"/>
       <w:lvlText w:val="%7."/>
@@ -571,7 +731,7 @@
         <w:ind w:left="4680" w:hanging="360"/>
       </w:pPr>
     </w:lvl>
-    <w:lvl w:ilvl="7" w:tentative="0">
+    <w:lvl w:ilvl="7">
       <w:start w:val="1"/>
       <w:numFmt w:val="lowerLetter"/>
       <w:lvlText w:val="%8."/>
@@ -580,7 +740,7 @@
         <w:ind w:left="5400" w:hanging="360"/>
       </w:pPr>
     </w:lvl>
-    <w:lvl w:ilvl="8" w:tentative="0">
+    <w:lvl w:ilvl="8">
       <w:start w:val="1"/>
       <w:numFmt w:val="lowerRoman"/>
       <w:lvlText w:val="%9."/>
@@ -590,298 +750,423 @@
       </w:pPr>
     </w:lvl>
   </w:abstractNum>
-  <w:num w:numId="1">
+  <w:num w:numId="1" w16cid:durableId="192500893">
     <w:abstractNumId w:val="0"/>
   </w:num>
 </w:numbering>
 </file>
 
 <file path=word/styles.xml><?xml version="1.0" encoding="utf-8"?>
-<w:styles xmlns:mc="http://schemas.openxmlformats.org/markup-compatibility/2006" xmlns:o="urn:schemas-microsoft-com:office:office" xmlns:r="http://schemas.openxmlformats.org/officeDocument/2006/relationships" xmlns:m="http://schemas.openxmlformats.org/officeDocument/2006/math" xmlns:v="urn:schemas-microsoft-com:vml" xmlns:w="http://schemas.openxmlformats.org/wordprocessingml/2006/main" xmlns:w14="http://schemas.microsoft.com/office/word/2010/wordml" xmlns:w10="urn:schemas-microsoft-com:office:word" xmlns:sl="http://schemas.openxmlformats.org/schemaLibrary/2006/main" xmlns:wpsCustomData="http://www.wps.cn/officeDocument/2013/wpsCustomData" mc:Ignorable="w14">
+<w:styles xmlns:mc="http://schemas.openxmlformats.org/markup-compatibility/2006" xmlns:r="http://schemas.openxmlformats.org/officeDocument/2006/relationships" xmlns:w="http://schemas.openxmlformats.org/wordprocessingml/2006/main" xmlns:w14="http://schemas.microsoft.com/office/word/2010/wordml" xmlns:w15="http://schemas.microsoft.com/office/word/2012/wordml" xmlns:w16cex="http://schemas.microsoft.com/office/word/2018/wordml/cex" xmlns:w16cid="http://schemas.microsoft.com/office/word/2016/wordml/cid" xmlns:w16="http://schemas.microsoft.com/office/word/2018/wordml" xmlns:w16du="http://schemas.microsoft.com/office/word/2023/wordml/word16du" xmlns:w16sdtdh="http://schemas.microsoft.com/office/word/2020/wordml/sdtdatahash" xmlns:w16sdtfl="http://schemas.microsoft.com/office/word/2024/wordml/sdtformatlock" xmlns:w16se="http://schemas.microsoft.com/office/word/2015/wordml/symex" mc:Ignorable="w14 w15 w16se w16cid w16 w16cex w16sdtdh w16sdtfl w16du">
   <w:docDefaults>
     <w:rPrDefault>
       <w:rPr>
-        <w:rFonts w:ascii="Times New Roman" w:hAnsi="Times New Roman" w:eastAsia="宋体" w:cs="Times New Roman"/>
+        <w:rFonts w:ascii="Times New Roman" w:eastAsia="SimSun" w:hAnsi="Times New Roman" w:cs="Times New Roman"/>
+        <w:lang w:val="en-HK" w:eastAsia="zh-CN" w:bidi="ar-SA"/>
       </w:rPr>
     </w:rPrDefault>
     <w:pPrDefault/>
   </w:docDefaults>
-  <w:latentStyles w:count="260" w:defQFormat="0" w:defUnhideWhenUsed="1" w:defSemiHidden="1" w:defUIPriority="99" w:defLockedState="0">
-    <w:lsdException w:qFormat="1" w:unhideWhenUsed="0" w:uiPriority="0" w:semiHidden="0" w:name="Normal"/>
-    <w:lsdException w:qFormat="1" w:unhideWhenUsed="0" w:uiPriority="9" w:semiHidden="0" w:name="heading 1"/>
-    <w:lsdException w:qFormat="1" w:uiPriority="9" w:name="heading 2"/>
-    <w:lsdException w:qFormat="1" w:uiPriority="9" w:name="heading 3"/>
-    <w:lsdException w:qFormat="1" w:uiPriority="9" w:name="heading 4"/>
-    <w:lsdException w:qFormat="1" w:uiPriority="9" w:name="heading 5"/>
-    <w:lsdException w:qFormat="1" w:uiPriority="9" w:name="heading 6"/>
-    <w:lsdException w:qFormat="1" w:uiPriority="9" w:name="heading 7"/>
-    <w:lsdException w:qFormat="1" w:uiPriority="9" w:name="heading 8"/>
-    <w:lsdException w:qFormat="1" w:uiPriority="9" w:name="heading 9"/>
-    <w:lsdException w:uiPriority="99" w:name="index 1"/>
-    <w:lsdException w:uiPriority="99" w:name="index 2"/>
-    <w:lsdException w:uiPriority="99" w:name="index 3"/>
-    <w:lsdException w:uiPriority="99" w:name="index 4"/>
-    <w:lsdException w:uiPriority="99" w:name="index 5"/>
-    <w:lsdException w:uiPriority="99" w:name="index 6"/>
-    <w:lsdException w:uiPriority="99" w:name="index 7"/>
-    <w:lsdException w:uiPriority="99" w:name="index 8"/>
-    <w:lsdException w:uiPriority="99" w:name="index 9"/>
-    <w:lsdException w:uiPriority="39" w:name="toc 1"/>
-    <w:lsdException w:uiPriority="39" w:name="toc 2"/>
-    <w:lsdException w:uiPriority="39" w:name="toc 3"/>
-    <w:lsdException w:uiPriority="39" w:name="toc 4"/>
-    <w:lsdException w:uiPriority="39" w:name="toc 5"/>
-    <w:lsdException w:uiPriority="39" w:name="toc 6"/>
-    <w:lsdException w:uiPriority="39" w:name="toc 7"/>
-    <w:lsdException w:uiPriority="39" w:name="toc 8"/>
-    <w:lsdException w:uiPriority="39" w:name="toc 9"/>
-    <w:lsdException w:uiPriority="99" w:name="Normal Indent"/>
-    <w:lsdException w:uiPriority="99" w:name="footnote text"/>
-    <w:lsdException w:uiPriority="99" w:name="annotation text"/>
-    <w:lsdException w:uiPriority="99" w:semiHidden="0" w:name="header"/>
-    <w:lsdException w:uiPriority="99" w:semiHidden="0" w:name="footer"/>
-    <w:lsdException w:uiPriority="99" w:name="index heading"/>
-    <w:lsdException w:qFormat="1" w:uiPriority="35" w:name="caption"/>
-    <w:lsdException w:uiPriority="99" w:name="table of figures"/>
-    <w:lsdException w:uiPriority="99" w:name="envelope address"/>
-    <w:lsdException w:uiPriority="99" w:name="envelope return"/>
-    <w:lsdException w:uiPriority="99" w:name="footnote reference"/>
-    <w:lsdException w:uiPriority="99" w:name="annotation reference"/>
-    <w:lsdException w:uiPriority="99" w:name="line number"/>
-    <w:lsdException w:uiPriority="99" w:name="page number"/>
-    <w:lsdException w:uiPriority="99" w:name="endnote reference"/>
-    <w:lsdException w:uiPriority="99" w:name="endnote text"/>
-    <w:lsdException w:uiPriority="99" w:name="table of authorities"/>
-    <w:lsdException w:uiPriority="99" w:name="macro"/>
-    <w:lsdException w:uiPriority="99" w:name="toa heading"/>
-    <w:lsdException w:uiPriority="99" w:name="List"/>
-    <w:lsdException w:uiPriority="99" w:name="List Bullet"/>
-    <w:lsdException w:uiPriority="99" w:name="List Number"/>
-    <w:lsdException w:uiPriority="99" w:name="List 2"/>
-    <w:lsdException w:uiPriority="99" w:name="List 3"/>
-    <w:lsdException w:uiPriority="99" w:name="List 4"/>
-    <w:lsdException w:uiPriority="99" w:name="List 5"/>
-    <w:lsdException w:uiPriority="99" w:name="List Bullet 2"/>
-    <w:lsdException w:uiPriority="99" w:name="List Bullet 3"/>
-    <w:lsdException w:uiPriority="99" w:name="List Bullet 4"/>
-    <w:lsdException w:uiPriority="99" w:name="List Bullet 5"/>
-    <w:lsdException w:uiPriority="99" w:name="List Number 2"/>
-    <w:lsdException w:uiPriority="99" w:name="List Number 3"/>
-    <w:lsdException w:uiPriority="99" w:name="List Number 4"/>
-    <w:lsdException w:uiPriority="99" w:name="List Number 5"/>
-    <w:lsdException w:qFormat="1" w:unhideWhenUsed="0" w:uiPriority="10" w:semiHidden="0" w:name="Title"/>
-    <w:lsdException w:uiPriority="99" w:name="Closing"/>
-    <w:lsdException w:uiPriority="99" w:name="Signature"/>
-    <w:lsdException w:uiPriority="1" w:name="Default Paragraph Font"/>
-    <w:lsdException w:uiPriority="99" w:name="Body Text"/>
-    <w:lsdException w:uiPriority="99" w:name="Body Text Indent"/>
-    <w:lsdException w:uiPriority="99" w:name="List Continue"/>
-    <w:lsdException w:uiPriority="99" w:name="List Continue 2"/>
-    <w:lsdException w:uiPriority="99" w:name="List Continue 3"/>
-    <w:lsdException w:uiPriority="99" w:name="List Continue 4"/>
-    <w:lsdException w:uiPriority="99" w:name="List Continue 5"/>
-    <w:lsdException w:uiPriority="99" w:name="Message Header"/>
-    <w:lsdException w:qFormat="1" w:unhideWhenUsed="0" w:uiPriority="11" w:semiHidden="0" w:name="Subtitle"/>
-    <w:lsdException w:uiPriority="99" w:name="Salutation"/>
-    <w:lsdException w:uiPriority="99" w:name="Date"/>
-    <w:lsdException w:uiPriority="99" w:name="Body Text First Indent"/>
-    <w:lsdException w:uiPriority="99" w:name="Body Text First Indent 2"/>
-    <w:lsdException w:uiPriority="99" w:name="Note Heading"/>
-    <w:lsdException w:uiPriority="99" w:name="Body Text 2"/>
-    <w:lsdException w:uiPriority="99" w:name="Body Text 3"/>
-    <w:lsdException w:uiPriority="99" w:name="Body Text Indent 2"/>
-    <w:lsdException w:uiPriority="99" w:name="Body Text Indent 3"/>
-    <w:lsdException w:uiPriority="99" w:name="Block Text"/>
-    <w:lsdException w:uiPriority="99" w:name="Hyperlink"/>
-    <w:lsdException w:uiPriority="99" w:name="FollowedHyperlink"/>
-    <w:lsdException w:qFormat="1" w:unhideWhenUsed="0" w:uiPriority="22" w:semiHidden="0" w:name="Strong"/>
-    <w:lsdException w:qFormat="1" w:unhideWhenUsed="0" w:uiPriority="20" w:semiHidden="0" w:name="Emphasis"/>
-    <w:lsdException w:uiPriority="99" w:name="Document Map"/>
-    <w:lsdException w:uiPriority="99" w:name="Plain Text"/>
-    <w:lsdException w:uiPriority="99" w:name="E-mail Signature"/>
-    <w:lsdException w:uiPriority="99" w:name="Normal (Web)"/>
-    <w:lsdException w:uiPriority="99" w:name="HTML Acronym"/>
-    <w:lsdException w:uiPriority="99" w:name="HTML Address"/>
-    <w:lsdException w:uiPriority="99" w:name="HTML Cite"/>
-    <w:lsdException w:uiPriority="99" w:name="HTML Code"/>
-    <w:lsdException w:uiPriority="99" w:name="HTML Definition"/>
-    <w:lsdException w:uiPriority="99" w:name="HTML Keyboard"/>
-    <w:lsdException w:uiPriority="99" w:name="HTML Preformatted"/>
-    <w:lsdException w:uiPriority="99" w:name="HTML Sample"/>
-    <w:lsdException w:uiPriority="99" w:name="HTML Typewriter"/>
-    <w:lsdException w:uiPriority="99" w:name="HTML Variable"/>
-    <w:lsdException w:uiPriority="99" w:name="Normal Table"/>
-    <w:lsdException w:uiPriority="99" w:name="annotation subject"/>
-    <w:lsdException w:uiPriority="99" w:name="Table Simple 1"/>
-    <w:lsdException w:uiPriority="99" w:name="Table Simple 2"/>
-    <w:lsdException w:uiPriority="99" w:name="Table Simple 3"/>
-    <w:lsdException w:uiPriority="99" w:name="Table Classic 1"/>
-    <w:lsdException w:uiPriority="99" w:name="Table Classic 2"/>
-    <w:lsdException w:uiPriority="99" w:name="Table Classic 3"/>
-    <w:lsdException w:uiPriority="99" w:name="Table Classic 4"/>
-    <w:lsdException w:uiPriority="99" w:name="Table Colorful 1"/>
-    <w:lsdException w:uiPriority="99" w:name="Table Colorful 2"/>
-    <w:lsdException w:uiPriority="99" w:name="Table Colorful 3"/>
-    <w:lsdException w:uiPriority="99" w:name="Table Columns 1"/>
-    <w:lsdException w:uiPriority="99" w:name="Table Columns 2"/>
-    <w:lsdException w:uiPriority="99" w:name="Table Columns 3"/>
-    <w:lsdException w:uiPriority="99" w:name="Table Columns 4"/>
-    <w:lsdException w:uiPriority="99" w:name="Table Columns 5"/>
-    <w:lsdException w:uiPriority="99" w:name="Table Grid 1"/>
-    <w:lsdException w:uiPriority="99" w:name="Table Grid 2"/>
-    <w:lsdException w:uiPriority="99" w:name="Table Grid 3"/>
-    <w:lsdException w:uiPriority="99" w:name="Table Grid 4"/>
-    <w:lsdException w:uiPriority="99" w:name="Table Grid 5"/>
-    <w:lsdException w:uiPriority="99" w:name="Table Grid 6"/>
-    <w:lsdException w:uiPriority="99" w:name="Table Grid 7"/>
-    <w:lsdException w:uiPriority="99" w:name="Table Grid 8"/>
-    <w:lsdException w:uiPriority="99" w:name="Table List 1"/>
-    <w:lsdException w:uiPriority="99" w:name="Table List 2"/>
-    <w:lsdException w:uiPriority="99" w:name="Table List 3"/>
-    <w:lsdException w:uiPriority="99" w:name="Table List 4"/>
-    <w:lsdException w:uiPriority="99" w:name="Table List 5"/>
-    <w:lsdException w:uiPriority="99" w:name="Table List 6"/>
-    <w:lsdException w:uiPriority="99" w:name="Table List 7"/>
-    <w:lsdException w:uiPriority="99" w:name="Table List 8"/>
-    <w:lsdException w:uiPriority="99" w:name="Table 3D effects 1"/>
-    <w:lsdException w:uiPriority="99" w:name="Table 3D effects 2"/>
-    <w:lsdException w:uiPriority="99" w:name="Table 3D effects 3"/>
-    <w:lsdException w:uiPriority="99" w:name="Table Contemporary"/>
-    <w:lsdException w:uiPriority="99" w:name="Table Elegant"/>
-    <w:lsdException w:uiPriority="99" w:name="Table Professional"/>
-    <w:lsdException w:uiPriority="99" w:name="Table Subtle 1"/>
-    <w:lsdException w:uiPriority="99" w:name="Table Subtle 2"/>
-    <w:lsdException w:uiPriority="99" w:name="Table Web 1"/>
-    <w:lsdException w:uiPriority="99" w:name="Table Web 2"/>
-    <w:lsdException w:uiPriority="99" w:name="Table Web 3"/>
-    <w:lsdException w:uiPriority="99" w:name="Balloon Text"/>
-    <w:lsdException w:unhideWhenUsed="0" w:uiPriority="39" w:semiHidden="0" w:name="Table Grid"/>
-    <w:lsdException w:uiPriority="99" w:name="Table Theme"/>
-    <w:lsdException w:unhideWhenUsed="0" w:uiPriority="60" w:semiHidden="0" w:name="Light Shading"/>
-    <w:lsdException w:unhideWhenUsed="0" w:uiPriority="61" w:semiHidden="0" w:name="Light List"/>
-    <w:lsdException w:unhideWhenUsed="0" w:uiPriority="62" w:semiHidden="0" w:name="Light Grid"/>
-    <w:lsdException w:unhideWhenUsed="0" w:uiPriority="63" w:semiHidden="0" w:name="Medium Shading 1"/>
-    <w:lsdException w:unhideWhenUsed="0" w:uiPriority="64" w:semiHidden="0" w:name="Medium Shading 2"/>
-    <w:lsdException w:unhideWhenUsed="0" w:uiPriority="65" w:semiHidden="0" w:name="Medium List 1"/>
-    <w:lsdException w:unhideWhenUsed="0" w:uiPriority="66" w:semiHidden="0" w:name="Medium List 2"/>
-    <w:lsdException w:unhideWhenUsed="0" w:uiPriority="67" w:semiHidden="0" w:name="Medium Grid 1"/>
-    <w:lsdException w:unhideWhenUsed="0" w:uiPriority="68" w:semiHidden="0" w:name="Medium Grid 2"/>
-    <w:lsdException w:unhideWhenUsed="0" w:uiPriority="69" w:semiHidden="0" w:name="Medium Grid 3"/>
-    <w:lsdException w:unhideWhenUsed="0" w:uiPriority="70" w:semiHidden="0" w:name="Dark List"/>
-    <w:lsdException w:unhideWhenUsed="0" w:uiPriority="71" w:semiHidden="0" w:name="Colorful Shading"/>
-    <w:lsdException w:unhideWhenUsed="0" w:uiPriority="72" w:semiHidden="0" w:name="Colorful List"/>
-    <w:lsdException w:unhideWhenUsed="0" w:uiPriority="73" w:semiHidden="0" w:name="Colorful Grid"/>
-    <w:lsdException w:unhideWhenUsed="0" w:uiPriority="60" w:semiHidden="0" w:name="Light Shading Accent 1"/>
-    <w:lsdException w:unhideWhenUsed="0" w:uiPriority="61" w:semiHidden="0" w:name="Light List Accent 1"/>
-    <w:lsdException w:unhideWhenUsed="0" w:uiPriority="62" w:semiHidden="0" w:name="Light Grid Accent 1"/>
-    <w:lsdException w:unhideWhenUsed="0" w:uiPriority="63" w:semiHidden="0" w:name="Medium Shading 1 Accent 1"/>
-    <w:lsdException w:unhideWhenUsed="0" w:uiPriority="64" w:semiHidden="0" w:name="Medium Shading 2 Accent 1"/>
-    <w:lsdException w:unhideWhenUsed="0" w:uiPriority="65" w:semiHidden="0" w:name="Medium List 1 Accent 1"/>
-    <w:lsdException w:qFormat="1" w:unhideWhenUsed="0" w:uiPriority="34" w:semiHidden="0" w:name="List Paragraph"/>
-    <w:lsdException w:qFormat="1" w:unhideWhenUsed="0" w:uiPriority="29" w:semiHidden="0" w:name="Quote"/>
-    <w:lsdException w:qFormat="1" w:unhideWhenUsed="0" w:uiPriority="30" w:semiHidden="0" w:name="Intense Quote"/>
-    <w:lsdException w:unhideWhenUsed="0" w:uiPriority="66" w:semiHidden="0" w:name="Medium List 2 Accent 1"/>
-    <w:lsdException w:unhideWhenUsed="0" w:uiPriority="67" w:semiHidden="0" w:name="Medium Grid 1 Accent 1"/>
-    <w:lsdException w:unhideWhenUsed="0" w:uiPriority="68" w:semiHidden="0" w:name="Medium Grid 2 Accent 1"/>
-    <w:lsdException w:unhideWhenUsed="0" w:uiPriority="69" w:semiHidden="0" w:name="Medium Grid 3 Accent 1"/>
-    <w:lsdException w:unhideWhenUsed="0" w:uiPriority="70" w:semiHidden="0" w:name="Dark List Accent 1"/>
-    <w:lsdException w:unhideWhenUsed="0" w:uiPriority="71" w:semiHidden="0" w:name="Colorful Shading Accent 1"/>
-    <w:lsdException w:unhideWhenUsed="0" w:uiPriority="72" w:semiHidden="0" w:name="Colorful List Accent 1"/>
-    <w:lsdException w:unhideWhenUsed="0" w:uiPriority="73" w:semiHidden="0" w:name="Colorful Grid Accent 1"/>
-    <w:lsdException w:unhideWhenUsed="0" w:uiPriority="60" w:semiHidden="0" w:name="Light Shading Accent 2"/>
-    <w:lsdException w:unhideWhenUsed="0" w:uiPriority="61" w:semiHidden="0" w:name="Light List Accent 2"/>
-    <w:lsdException w:unhideWhenUsed="0" w:uiPriority="62" w:semiHidden="0" w:name="Light Grid Accent 2"/>
-    <w:lsdException w:unhideWhenUsed="0" w:uiPriority="63" w:semiHidden="0" w:name="Medium Shading 1 Accent 2"/>
-    <w:lsdException w:unhideWhenUsed="0" w:uiPriority="64" w:semiHidden="0" w:name="Medium Shading 2 Accent 2"/>
-    <w:lsdException w:unhideWhenUsed="0" w:uiPriority="65" w:semiHidden="0" w:name="Medium List 1 Accent 2"/>
-    <w:lsdException w:unhideWhenUsed="0" w:uiPriority="66" w:semiHidden="0" w:name="Medium List 2 Accent 2"/>
-    <w:lsdException w:unhideWhenUsed="0" w:uiPriority="67" w:semiHidden="0" w:name="Medium Grid 1 Accent 2"/>
-    <w:lsdException w:unhideWhenUsed="0" w:uiPriority="68" w:semiHidden="0" w:name="Medium Grid 2 Accent 2"/>
-    <w:lsdException w:unhideWhenUsed="0" w:uiPriority="69" w:semiHidden="0" w:name="Medium Grid 3 Accent 2"/>
-    <w:lsdException w:unhideWhenUsed="0" w:uiPriority="70" w:semiHidden="0" w:name="Dark List Accent 2"/>
-    <w:lsdException w:unhideWhenUsed="0" w:uiPriority="71" w:semiHidden="0" w:name="Colorful Shading Accent 2"/>
-    <w:lsdException w:unhideWhenUsed="0" w:uiPriority="72" w:semiHidden="0" w:name="Colorful List Accent 2"/>
-    <w:lsdException w:unhideWhenUsed="0" w:uiPriority="73" w:semiHidden="0" w:name="Colorful Grid Accent 2"/>
-    <w:lsdException w:unhideWhenUsed="0" w:uiPriority="60" w:semiHidden="0" w:name="Light Shading Accent 3"/>
-    <w:lsdException w:unhideWhenUsed="0" w:uiPriority="61" w:semiHidden="0" w:name="Light List Accent 3"/>
-    <w:lsdException w:unhideWhenUsed="0" w:uiPriority="62" w:semiHidden="0" w:name="Light Grid Accent 3"/>
-    <w:lsdException w:unhideWhenUsed="0" w:uiPriority="63" w:semiHidden="0" w:name="Medium Shading 1 Accent 3"/>
-    <w:lsdException w:unhideWhenUsed="0" w:uiPriority="64" w:semiHidden="0" w:name="Medium Shading 2 Accent 3"/>
-    <w:lsdException w:unhideWhenUsed="0" w:uiPriority="65" w:semiHidden="0" w:name="Medium List 1 Accent 3"/>
-    <w:lsdException w:unhideWhenUsed="0" w:uiPriority="66" w:semiHidden="0" w:name="Medium List 2 Accent 3"/>
-    <w:lsdException w:unhideWhenUsed="0" w:uiPriority="67" w:semiHidden="0" w:name="Medium Grid 1 Accent 3"/>
-    <w:lsdException w:unhideWhenUsed="0" w:uiPriority="68" w:semiHidden="0" w:name="Medium Grid 2 Accent 3"/>
-    <w:lsdException w:unhideWhenUsed="0" w:uiPriority="69" w:semiHidden="0" w:name="Medium Grid 3 Accent 3"/>
-    <w:lsdException w:unhideWhenUsed="0" w:uiPriority="70" w:semiHidden="0" w:name="Dark List Accent 3"/>
-    <w:lsdException w:unhideWhenUsed="0" w:uiPriority="71" w:semiHidden="0" w:name="Colorful Shading Accent 3"/>
-    <w:lsdException w:unhideWhenUsed="0" w:uiPriority="72" w:semiHidden="0" w:name="Colorful List Accent 3"/>
-    <w:lsdException w:unhideWhenUsed="0" w:uiPriority="73" w:semiHidden="0" w:name="Colorful Grid Accent 3"/>
-    <w:lsdException w:unhideWhenUsed="0" w:uiPriority="60" w:semiHidden="0" w:name="Light Shading Accent 4"/>
-    <w:lsdException w:unhideWhenUsed="0" w:uiPriority="61" w:semiHidden="0" w:name="Light List Accent 4"/>
-    <w:lsdException w:unhideWhenUsed="0" w:uiPriority="62" w:semiHidden="0" w:name="Light Grid Accent 4"/>
-    <w:lsdException w:unhideWhenUsed="0" w:uiPriority="63" w:semiHidden="0" w:name="Medium Shading 1 Accent 4"/>
-    <w:lsdException w:unhideWhenUsed="0" w:uiPriority="64" w:semiHidden="0" w:name="Medium Shading 2 Accent 4"/>
-    <w:lsdException w:unhideWhenUsed="0" w:uiPriority="65" w:semiHidden="0" w:name="Medium List 1 Accent 4"/>
-    <w:lsdException w:unhideWhenUsed="0" w:uiPriority="66" w:semiHidden="0" w:name="Medium List 2 Accent 4"/>
-    <w:lsdException w:unhideWhenUsed="0" w:uiPriority="67" w:semiHidden="0" w:name="Medium Grid 1 Accent 4"/>
-    <w:lsdException w:unhideWhenUsed="0" w:uiPriority="68" w:semiHidden="0" w:name="Medium Grid 2 Accent 4"/>
-    <w:lsdException w:unhideWhenUsed="0" w:uiPriority="69" w:semiHidden="0" w:name="Medium Grid 3 Accent 4"/>
-    <w:lsdException w:unhideWhenUsed="0" w:uiPriority="70" w:semiHidden="0" w:name="Dark List Accent 4"/>
-    <w:lsdException w:unhideWhenUsed="0" w:uiPriority="71" w:semiHidden="0" w:name="Colorful Shading Accent 4"/>
-    <w:lsdException w:unhideWhenUsed="0" w:uiPriority="72" w:semiHidden="0" w:name="Colorful List Accent 4"/>
-    <w:lsdException w:unhideWhenUsed="0" w:uiPriority="73" w:semiHidden="0" w:name="Colorful Grid Accent 4"/>
-    <w:lsdException w:unhideWhenUsed="0" w:uiPriority="60" w:semiHidden="0" w:name="Light Shading Accent 5"/>
-    <w:lsdException w:unhideWhenUsed="0" w:uiPriority="61" w:semiHidden="0" w:name="Light List Accent 5"/>
-    <w:lsdException w:unhideWhenUsed="0" w:uiPriority="62" w:semiHidden="0" w:name="Light Grid Accent 5"/>
-    <w:lsdException w:unhideWhenUsed="0" w:uiPriority="63" w:semiHidden="0" w:name="Medium Shading 1 Accent 5"/>
-    <w:lsdException w:unhideWhenUsed="0" w:uiPriority="64" w:semiHidden="0" w:name="Medium Shading 2 Accent 5"/>
-    <w:lsdException w:unhideWhenUsed="0" w:uiPriority="65" w:semiHidden="0" w:name="Medium List 1 Accent 5"/>
-    <w:lsdException w:unhideWhenUsed="0" w:uiPriority="66" w:semiHidden="0" w:name="Medium List 2 Accent 5"/>
-    <w:lsdException w:unhideWhenUsed="0" w:uiPriority="67" w:semiHidden="0" w:name="Medium Grid 1 Accent 5"/>
-    <w:lsdException w:unhideWhenUsed="0" w:uiPriority="68" w:semiHidden="0" w:name="Medium Grid 2 Accent 5"/>
-    <w:lsdException w:unhideWhenUsed="0" w:uiPriority="69" w:semiHidden="0" w:name="Medium Grid 3 Accent 5"/>
-    <w:lsdException w:unhideWhenUsed="0" w:uiPriority="70" w:semiHidden="0" w:name="Dark List Accent 5"/>
-    <w:lsdException w:unhideWhenUsed="0" w:uiPriority="71" w:semiHidden="0" w:name="Colorful Shading Accent 5"/>
-    <w:lsdException w:unhideWhenUsed="0" w:uiPriority="72" w:semiHidden="0" w:name="Colorful List Accent 5"/>
-    <w:lsdException w:unhideWhenUsed="0" w:uiPriority="73" w:semiHidden="0" w:name="Colorful Grid Accent 5"/>
-    <w:lsdException w:unhideWhenUsed="0" w:uiPriority="60" w:semiHidden="0" w:name="Light Shading Accent 6"/>
-    <w:lsdException w:unhideWhenUsed="0" w:uiPriority="61" w:semiHidden="0" w:name="Light List Accent 6"/>
-    <w:lsdException w:unhideWhenUsed="0" w:uiPriority="62" w:semiHidden="0" w:name="Light Grid Accent 6"/>
-    <w:lsdException w:unhideWhenUsed="0" w:uiPriority="63" w:semiHidden="0" w:name="Medium Shading 1 Accent 6"/>
-    <w:lsdException w:unhideWhenUsed="0" w:uiPriority="64" w:semiHidden="0" w:name="Medium Shading 2 Accent 6"/>
-    <w:lsdException w:unhideWhenUsed="0" w:uiPriority="65" w:semiHidden="0" w:name="Medium List 1 Accent 6"/>
-    <w:lsdException w:unhideWhenUsed="0" w:uiPriority="66" w:semiHidden="0" w:name="Medium List 2 Accent 6"/>
-    <w:lsdException w:unhideWhenUsed="0" w:uiPriority="67" w:semiHidden="0" w:name="Medium Grid 1 Accent 6"/>
-    <w:lsdException w:unhideWhenUsed="0" w:uiPriority="68" w:semiHidden="0" w:name="Medium Grid 2 Accent 6"/>
-    <w:lsdException w:unhideWhenUsed="0" w:uiPriority="69" w:semiHidden="0" w:name="Medium Grid 3 Accent 6"/>
-    <w:lsdException w:unhideWhenUsed="0" w:uiPriority="70" w:semiHidden="0" w:name="Dark List Accent 6"/>
-    <w:lsdException w:unhideWhenUsed="0" w:uiPriority="71" w:semiHidden="0" w:name="Colorful Shading Accent 6"/>
-    <w:lsdException w:unhideWhenUsed="0" w:uiPriority="72" w:semiHidden="0" w:name="Colorful List Accent 6"/>
-    <w:lsdException w:unhideWhenUsed="0" w:uiPriority="73" w:semiHidden="0" w:name="Colorful Grid Accent 6"/>
+  <w:latentStyles w:defLockedState="0" w:defUIPriority="99" w:defSemiHidden="0" w:defUnhideWhenUsed="0" w:defQFormat="0" w:count="376">
+    <w:lsdException w:name="Normal" w:uiPriority="0" w:qFormat="1"/>
+    <w:lsdException w:name="heading 1" w:uiPriority="9" w:qFormat="1"/>
+    <w:lsdException w:name="heading 2" w:semiHidden="1" w:uiPriority="9" w:unhideWhenUsed="1" w:qFormat="1"/>
+    <w:lsdException w:name="heading 3" w:semiHidden="1" w:uiPriority="9" w:unhideWhenUsed="1" w:qFormat="1"/>
+    <w:lsdException w:name="heading 4" w:semiHidden="1" w:uiPriority="9" w:unhideWhenUsed="1" w:qFormat="1"/>
+    <w:lsdException w:name="heading 5" w:semiHidden="1" w:uiPriority="9" w:unhideWhenUsed="1" w:qFormat="1"/>
+    <w:lsdException w:name="heading 6" w:semiHidden="1" w:uiPriority="9" w:unhideWhenUsed="1" w:qFormat="1"/>
+    <w:lsdException w:name="heading 7" w:semiHidden="1" w:uiPriority="9" w:unhideWhenUsed="1" w:qFormat="1"/>
+    <w:lsdException w:name="heading 8" w:semiHidden="1" w:uiPriority="9" w:unhideWhenUsed="1" w:qFormat="1"/>
+    <w:lsdException w:name="heading 9" w:semiHidden="1" w:uiPriority="9" w:unhideWhenUsed="1" w:qFormat="1"/>
+    <w:lsdException w:name="index 1" w:semiHidden="1" w:unhideWhenUsed="1"/>
+    <w:lsdException w:name="index 2" w:semiHidden="1" w:unhideWhenUsed="1"/>
+    <w:lsdException w:name="index 3" w:semiHidden="1" w:unhideWhenUsed="1"/>
+    <w:lsdException w:name="index 4" w:semiHidden="1" w:unhideWhenUsed="1"/>
+    <w:lsdException w:name="index 5" w:semiHidden="1" w:unhideWhenUsed="1"/>
+    <w:lsdException w:name="index 6" w:semiHidden="1" w:unhideWhenUsed="1"/>
+    <w:lsdException w:name="index 7" w:semiHidden="1" w:unhideWhenUsed="1"/>
+    <w:lsdException w:name="index 8" w:semiHidden="1" w:unhideWhenUsed="1"/>
+    <w:lsdException w:name="index 9" w:semiHidden="1" w:unhideWhenUsed="1"/>
+    <w:lsdException w:name="toc 1" w:semiHidden="1" w:uiPriority="39" w:unhideWhenUsed="1"/>
+    <w:lsdException w:name="toc 2" w:semiHidden="1" w:uiPriority="39" w:unhideWhenUsed="1"/>
+    <w:lsdException w:name="toc 3" w:semiHidden="1" w:uiPriority="39" w:unhideWhenUsed="1"/>
+    <w:lsdException w:name="toc 4" w:semiHidden="1" w:uiPriority="39" w:unhideWhenUsed="1"/>
+    <w:lsdException w:name="toc 5" w:semiHidden="1" w:uiPriority="39" w:unhideWhenUsed="1"/>
+    <w:lsdException w:name="toc 6" w:semiHidden="1" w:uiPriority="39" w:unhideWhenUsed="1"/>
+    <w:lsdException w:name="toc 7" w:semiHidden="1" w:uiPriority="39" w:unhideWhenUsed="1"/>
+    <w:lsdException w:name="toc 8" w:semiHidden="1" w:uiPriority="39" w:unhideWhenUsed="1"/>
+    <w:lsdException w:name="toc 9" w:semiHidden="1" w:uiPriority="39" w:unhideWhenUsed="1"/>
+    <w:lsdException w:name="Normal Indent" w:semiHidden="1" w:unhideWhenUsed="1"/>
+    <w:lsdException w:name="footnote text" w:semiHidden="1" w:unhideWhenUsed="1"/>
+    <w:lsdException w:name="annotation text" w:semiHidden="1" w:unhideWhenUsed="1"/>
+    <w:lsdException w:name="header" w:unhideWhenUsed="1"/>
+    <w:lsdException w:name="footer" w:unhideWhenUsed="1"/>
+    <w:lsdException w:name="index heading" w:semiHidden="1" w:unhideWhenUsed="1"/>
+    <w:lsdException w:name="caption" w:semiHidden="1" w:uiPriority="35" w:unhideWhenUsed="1" w:qFormat="1"/>
+    <w:lsdException w:name="table of figures" w:semiHidden="1" w:unhideWhenUsed="1"/>
+    <w:lsdException w:name="envelope address" w:semiHidden="1" w:unhideWhenUsed="1"/>
+    <w:lsdException w:name="envelope return" w:semiHidden="1" w:unhideWhenUsed="1"/>
+    <w:lsdException w:name="footnote reference" w:semiHidden="1" w:unhideWhenUsed="1"/>
+    <w:lsdException w:name="annotation reference" w:semiHidden="1" w:unhideWhenUsed="1"/>
+    <w:lsdException w:name="line number" w:semiHidden="1" w:unhideWhenUsed="1"/>
+    <w:lsdException w:name="page number" w:semiHidden="1" w:unhideWhenUsed="1"/>
+    <w:lsdException w:name="endnote reference" w:semiHidden="1" w:unhideWhenUsed="1"/>
+    <w:lsdException w:name="endnote text" w:semiHidden="1" w:unhideWhenUsed="1"/>
+    <w:lsdException w:name="table of authorities" w:semiHidden="1" w:unhideWhenUsed="1"/>
+    <w:lsdException w:name="macro" w:semiHidden="1" w:unhideWhenUsed="1"/>
+    <w:lsdException w:name="toa heading" w:semiHidden="1" w:unhideWhenUsed="1"/>
+    <w:lsdException w:name="List" w:semiHidden="1" w:unhideWhenUsed="1"/>
+    <w:lsdException w:name="List Bullet" w:semiHidden="1" w:unhideWhenUsed="1"/>
+    <w:lsdException w:name="List Number" w:semiHidden="1" w:unhideWhenUsed="1"/>
+    <w:lsdException w:name="List 2" w:semiHidden="1" w:unhideWhenUsed="1"/>
+    <w:lsdException w:name="List 3" w:semiHidden="1" w:unhideWhenUsed="1"/>
+    <w:lsdException w:name="List 4" w:semiHidden="1" w:unhideWhenUsed="1"/>
+    <w:lsdException w:name="List 5" w:semiHidden="1" w:unhideWhenUsed="1"/>
+    <w:lsdException w:name="List Bullet 2" w:semiHidden="1" w:unhideWhenUsed="1"/>
+    <w:lsdException w:name="List Bullet 3" w:semiHidden="1" w:unhideWhenUsed="1"/>
+    <w:lsdException w:name="List Bullet 4" w:semiHidden="1" w:unhideWhenUsed="1"/>
+    <w:lsdException w:name="List Bullet 5" w:semiHidden="1" w:unhideWhenUsed="1"/>
+    <w:lsdException w:name="List Number 2" w:semiHidden="1" w:unhideWhenUsed="1"/>
+    <w:lsdException w:name="List Number 3" w:semiHidden="1" w:unhideWhenUsed="1"/>
+    <w:lsdException w:name="List Number 4" w:semiHidden="1" w:unhideWhenUsed="1"/>
+    <w:lsdException w:name="List Number 5" w:semiHidden="1" w:unhideWhenUsed="1"/>
+    <w:lsdException w:name="Title" w:uiPriority="10" w:qFormat="1"/>
+    <w:lsdException w:name="Closing" w:semiHidden="1" w:unhideWhenUsed="1"/>
+    <w:lsdException w:name="Signature" w:semiHidden="1" w:unhideWhenUsed="1"/>
+    <w:lsdException w:name="Default Paragraph Font" w:semiHidden="1" w:uiPriority="1" w:unhideWhenUsed="1"/>
+    <w:lsdException w:name="Body Text" w:semiHidden="1" w:unhideWhenUsed="1"/>
+    <w:lsdException w:name="Body Text Indent" w:semiHidden="1" w:unhideWhenUsed="1"/>
+    <w:lsdException w:name="List Continue" w:semiHidden="1" w:unhideWhenUsed="1"/>
+    <w:lsdException w:name="List Continue 2" w:semiHidden="1" w:unhideWhenUsed="1"/>
+    <w:lsdException w:name="List Continue 3" w:semiHidden="1" w:unhideWhenUsed="1"/>
+    <w:lsdException w:name="List Continue 4" w:semiHidden="1" w:unhideWhenUsed="1"/>
+    <w:lsdException w:name="List Continue 5" w:semiHidden="1" w:unhideWhenUsed="1"/>
+    <w:lsdException w:name="Message Header" w:semiHidden="1" w:unhideWhenUsed="1"/>
+    <w:lsdException w:name="Subtitle" w:uiPriority="11" w:qFormat="1"/>
+    <w:lsdException w:name="Salutation" w:semiHidden="1" w:unhideWhenUsed="1"/>
+    <w:lsdException w:name="Date" w:semiHidden="1" w:unhideWhenUsed="1"/>
+    <w:lsdException w:name="Body Text First Indent" w:semiHidden="1" w:unhideWhenUsed="1"/>
+    <w:lsdException w:name="Body Text First Indent 2" w:semiHidden="1" w:unhideWhenUsed="1"/>
+    <w:lsdException w:name="Note Heading" w:semiHidden="1" w:unhideWhenUsed="1"/>
+    <w:lsdException w:name="Body Text 2" w:semiHidden="1" w:unhideWhenUsed="1"/>
+    <w:lsdException w:name="Body Text 3" w:semiHidden="1" w:unhideWhenUsed="1"/>
+    <w:lsdException w:name="Body Text Indent 2" w:semiHidden="1" w:unhideWhenUsed="1"/>
+    <w:lsdException w:name="Body Text Indent 3" w:semiHidden="1" w:unhideWhenUsed="1"/>
+    <w:lsdException w:name="Block Text" w:semiHidden="1" w:unhideWhenUsed="1"/>
+    <w:lsdException w:name="Hyperlink" w:semiHidden="1" w:unhideWhenUsed="1"/>
+    <w:lsdException w:name="FollowedHyperlink" w:semiHidden="1" w:unhideWhenUsed="1"/>
+    <w:lsdException w:name="Strong" w:uiPriority="22" w:qFormat="1"/>
+    <w:lsdException w:name="Emphasis" w:uiPriority="20" w:qFormat="1"/>
+    <w:lsdException w:name="Document Map" w:semiHidden="1" w:unhideWhenUsed="1"/>
+    <w:lsdException w:name="Plain Text" w:semiHidden="1" w:unhideWhenUsed="1"/>
+    <w:lsdException w:name="E-mail Signature" w:semiHidden="1" w:unhideWhenUsed="1"/>
+    <w:lsdException w:name="HTML Top of Form" w:semiHidden="1" w:unhideWhenUsed="1"/>
+    <w:lsdException w:name="HTML Bottom of Form" w:semiHidden="1" w:unhideWhenUsed="1"/>
+    <w:lsdException w:name="Normal (Web)" w:semiHidden="1" w:unhideWhenUsed="1"/>
+    <w:lsdException w:name="HTML Acronym" w:semiHidden="1" w:unhideWhenUsed="1"/>
+    <w:lsdException w:name="HTML Address" w:semiHidden="1" w:unhideWhenUsed="1"/>
+    <w:lsdException w:name="HTML Cite" w:semiHidden="1" w:unhideWhenUsed="1"/>
+    <w:lsdException w:name="HTML Code" w:semiHidden="1" w:unhideWhenUsed="1"/>
+    <w:lsdException w:name="HTML Definition" w:semiHidden="1" w:unhideWhenUsed="1"/>
+    <w:lsdException w:name="HTML Keyboard" w:semiHidden="1" w:unhideWhenUsed="1"/>
+    <w:lsdException w:name="HTML Preformatted" w:semiHidden="1" w:unhideWhenUsed="1"/>
+    <w:lsdException w:name="HTML Sample" w:semiHidden="1" w:unhideWhenUsed="1"/>
+    <w:lsdException w:name="HTML Typewriter" w:semiHidden="1" w:unhideWhenUsed="1"/>
+    <w:lsdException w:name="HTML Variable" w:semiHidden="1" w:unhideWhenUsed="1"/>
+    <w:lsdException w:name="Normal Table" w:semiHidden="1" w:unhideWhenUsed="1"/>
+    <w:lsdException w:name="annotation subject" w:semiHidden="1" w:unhideWhenUsed="1"/>
+    <w:lsdException w:name="No List" w:semiHidden="1" w:unhideWhenUsed="1"/>
+    <w:lsdException w:name="Outline List 1" w:semiHidden="1" w:unhideWhenUsed="1"/>
+    <w:lsdException w:name="Outline List 2" w:semiHidden="1" w:unhideWhenUsed="1"/>
+    <w:lsdException w:name="Outline List 3" w:semiHidden="1" w:unhideWhenUsed="1"/>
+    <w:lsdException w:name="Table Simple 1" w:semiHidden="1" w:unhideWhenUsed="1"/>
+    <w:lsdException w:name="Table Simple 2" w:semiHidden="1" w:unhideWhenUsed="1"/>
+    <w:lsdException w:name="Table Simple 3" w:semiHidden="1" w:unhideWhenUsed="1"/>
+    <w:lsdException w:name="Table Classic 1" w:semiHidden="1" w:unhideWhenUsed="1"/>
+    <w:lsdException w:name="Table Classic 2" w:semiHidden="1" w:unhideWhenUsed="1"/>
+    <w:lsdException w:name="Table Classic 3" w:semiHidden="1" w:unhideWhenUsed="1"/>
+    <w:lsdException w:name="Table Classic 4" w:semiHidden="1" w:unhideWhenUsed="1"/>
+    <w:lsdException w:name="Table Colorful 1" w:semiHidden="1" w:unhideWhenUsed="1"/>
+    <w:lsdException w:name="Table Colorful 2" w:semiHidden="1" w:unhideWhenUsed="1"/>
+    <w:lsdException w:name="Table Colorful 3" w:semiHidden="1" w:unhideWhenUsed="1"/>
+    <w:lsdException w:name="Table Columns 1" w:semiHidden="1" w:unhideWhenUsed="1"/>
+    <w:lsdException w:name="Table Columns 2" w:semiHidden="1" w:unhideWhenUsed="1"/>
+    <w:lsdException w:name="Table Columns 3" w:semiHidden="1" w:unhideWhenUsed="1"/>
+    <w:lsdException w:name="Table Columns 4" w:semiHidden="1" w:unhideWhenUsed="1"/>
+    <w:lsdException w:name="Table Columns 5" w:semiHidden="1" w:unhideWhenUsed="1"/>
+    <w:lsdException w:name="Table Grid 1" w:semiHidden="1" w:unhideWhenUsed="1"/>
+    <w:lsdException w:name="Table Grid 2" w:semiHidden="1" w:unhideWhenUsed="1"/>
+    <w:lsdException w:name="Table Grid 3" w:semiHidden="1" w:unhideWhenUsed="1"/>
+    <w:lsdException w:name="Table Grid 4" w:semiHidden="1" w:unhideWhenUsed="1"/>
+    <w:lsdException w:name="Table Grid 5" w:semiHidden="1" w:unhideWhenUsed="1"/>
+    <w:lsdException w:name="Table Grid 6" w:semiHidden="1" w:unhideWhenUsed="1"/>
+    <w:lsdException w:name="Table Grid 7" w:semiHidden="1" w:unhideWhenUsed="1"/>
+    <w:lsdException w:name="Table Grid 8" w:semiHidden="1" w:unhideWhenUsed="1"/>
+    <w:lsdException w:name="Table List 1" w:semiHidden="1" w:unhideWhenUsed="1"/>
+    <w:lsdException w:name="Table List 2" w:semiHidden="1" w:unhideWhenUsed="1"/>
+    <w:lsdException w:name="Table List 3" w:semiHidden="1" w:unhideWhenUsed="1"/>
+    <w:lsdException w:name="Table List 4" w:semiHidden="1" w:unhideWhenUsed="1"/>
+    <w:lsdException w:name="Table List 5" w:semiHidden="1" w:unhideWhenUsed="1"/>
+    <w:lsdException w:name="Table List 6" w:semiHidden="1" w:unhideWhenUsed="1"/>
+    <w:lsdException w:name="Table List 7" w:semiHidden="1" w:unhideWhenUsed="1"/>
+    <w:lsdException w:name="Table List 8" w:semiHidden="1" w:unhideWhenUsed="1"/>
+    <w:lsdException w:name="Table 3D effects 1" w:semiHidden="1" w:unhideWhenUsed="1"/>
+    <w:lsdException w:name="Table 3D effects 2" w:semiHidden="1" w:unhideWhenUsed="1"/>
+    <w:lsdException w:name="Table 3D effects 3" w:semiHidden="1" w:unhideWhenUsed="1"/>
+    <w:lsdException w:name="Table Contemporary" w:semiHidden="1" w:unhideWhenUsed="1"/>
+    <w:lsdException w:name="Table Elegant" w:semiHidden="1" w:unhideWhenUsed="1"/>
+    <w:lsdException w:name="Table Professional" w:semiHidden="1" w:unhideWhenUsed="1"/>
+    <w:lsdException w:name="Table Subtle 1" w:semiHidden="1" w:unhideWhenUsed="1"/>
+    <w:lsdException w:name="Table Subtle 2" w:semiHidden="1" w:unhideWhenUsed="1"/>
+    <w:lsdException w:name="Table Web 1" w:semiHidden="1" w:unhideWhenUsed="1"/>
+    <w:lsdException w:name="Table Web 2" w:semiHidden="1" w:unhideWhenUsed="1"/>
+    <w:lsdException w:name="Table Web 3" w:semiHidden="1" w:unhideWhenUsed="1"/>
+    <w:lsdException w:name="Balloon Text" w:semiHidden="1" w:unhideWhenUsed="1"/>
+    <w:lsdException w:name="Table Grid" w:uiPriority="39"/>
+    <w:lsdException w:name="Table Theme" w:semiHidden="1" w:unhideWhenUsed="1"/>
+    <w:lsdException w:name="Placeholder Text" w:semiHidden="1" w:unhideWhenUsed="1"/>
+    <w:lsdException w:name="No Spacing" w:semiHidden="1" w:unhideWhenUsed="1"/>
+    <w:lsdException w:name="Light Shading" w:uiPriority="60"/>
+    <w:lsdException w:name="Light List" w:uiPriority="61"/>
+    <w:lsdException w:name="Light Grid" w:uiPriority="62"/>
+    <w:lsdException w:name="Medium Shading 1" w:uiPriority="63"/>
+    <w:lsdException w:name="Medium Shading 2" w:uiPriority="64"/>
+    <w:lsdException w:name="Medium List 1" w:uiPriority="65"/>
+    <w:lsdException w:name="Medium List 2" w:uiPriority="66"/>
+    <w:lsdException w:name="Medium Grid 1" w:uiPriority="67"/>
+    <w:lsdException w:name="Medium Grid 2" w:uiPriority="68"/>
+    <w:lsdException w:name="Medium Grid 3" w:uiPriority="69"/>
+    <w:lsdException w:name="Dark List" w:uiPriority="70"/>
+    <w:lsdException w:name="Colorful Shading" w:uiPriority="71"/>
+    <w:lsdException w:name="Colorful List" w:uiPriority="72"/>
+    <w:lsdException w:name="Colorful Grid" w:uiPriority="73"/>
+    <w:lsdException w:name="Light Shading Accent 1" w:uiPriority="60"/>
+    <w:lsdException w:name="Light List Accent 1" w:uiPriority="61"/>
+    <w:lsdException w:name="Light Grid Accent 1" w:uiPriority="62"/>
+    <w:lsdException w:name="Medium Shading 1 Accent 1" w:uiPriority="63"/>
+    <w:lsdException w:name="Medium Shading 2 Accent 1" w:uiPriority="64"/>
+    <w:lsdException w:name="Medium List 1 Accent 1" w:uiPriority="65"/>
+    <w:lsdException w:name="Revision" w:semiHidden="1" w:unhideWhenUsed="1"/>
+    <w:lsdException w:name="List Paragraph" w:uiPriority="34" w:qFormat="1"/>
+    <w:lsdException w:name="Quote" w:uiPriority="29" w:qFormat="1"/>
+    <w:lsdException w:name="Intense Quote" w:uiPriority="30" w:qFormat="1"/>
+    <w:lsdException w:name="Medium List 2 Accent 1" w:uiPriority="66"/>
+    <w:lsdException w:name="Medium Grid 1 Accent 1" w:uiPriority="67"/>
+    <w:lsdException w:name="Medium Grid 2 Accent 1" w:uiPriority="68"/>
+    <w:lsdException w:name="Medium Grid 3 Accent 1" w:uiPriority="69"/>
+    <w:lsdException w:name="Dark List Accent 1" w:uiPriority="70"/>
+    <w:lsdException w:name="Colorful Shading Accent 1" w:uiPriority="71"/>
+    <w:lsdException w:name="Colorful List Accent 1" w:uiPriority="72"/>
+    <w:lsdException w:name="Colorful Grid Accent 1" w:uiPriority="73"/>
+    <w:lsdException w:name="Light Shading Accent 2" w:uiPriority="60"/>
+    <w:lsdException w:name="Light List Accent 2" w:uiPriority="61"/>
+    <w:lsdException w:name="Light Grid Accent 2" w:uiPriority="62"/>
+    <w:lsdException w:name="Medium Shading 1 Accent 2" w:uiPriority="63"/>
+    <w:lsdException w:name="Medium Shading 2 Accent 2" w:uiPriority="64"/>
+    <w:lsdException w:name="Medium List 1 Accent 2" w:uiPriority="65"/>
+    <w:lsdException w:name="Medium List 2 Accent 2" w:uiPriority="66"/>
+    <w:lsdException w:name="Medium Grid 1 Accent 2" w:uiPriority="67"/>
+    <w:lsdException w:name="Medium Grid 2 Accent 2" w:uiPriority="68"/>
+    <w:lsdException w:name="Medium Grid 3 Accent 2" w:uiPriority="69"/>
+    <w:lsdException w:name="Dark List Accent 2" w:uiPriority="70"/>
+    <w:lsdException w:name="Colorful Shading Accent 2" w:uiPriority="71"/>
+    <w:lsdException w:name="Colorful List Accent 2" w:uiPriority="72"/>
+    <w:lsdException w:name="Colorful Grid Accent 2" w:uiPriority="73"/>
+    <w:lsdException w:name="Light Shading Accent 3" w:uiPriority="60"/>
+    <w:lsdException w:name="Light List Accent 3" w:uiPriority="61"/>
+    <w:lsdException w:name="Light Grid Accent 3" w:uiPriority="62"/>
+    <w:lsdException w:name="Medium Shading 1 Accent 3" w:uiPriority="63"/>
+    <w:lsdException w:name="Medium Shading 2 Accent 3" w:uiPriority="64"/>
+    <w:lsdException w:name="Medium List 1 Accent 3" w:uiPriority="65"/>
+    <w:lsdException w:name="Medium List 2 Accent 3" w:uiPriority="66"/>
+    <w:lsdException w:name="Medium Grid 1 Accent 3" w:uiPriority="67"/>
+    <w:lsdException w:name="Medium Grid 2 Accent 3" w:uiPriority="68"/>
+    <w:lsdException w:name="Medium Grid 3 Accent 3" w:uiPriority="69"/>
+    <w:lsdException w:name="Dark List Accent 3" w:uiPriority="70"/>
+    <w:lsdException w:name="Colorful Shading Accent 3" w:uiPriority="71"/>
+    <w:lsdException w:name="Colorful List Accent 3" w:uiPriority="72"/>
+    <w:lsdException w:name="Colorful Grid Accent 3" w:uiPriority="73"/>
+    <w:lsdException w:name="Light Shading Accent 4" w:uiPriority="60"/>
+    <w:lsdException w:name="Light List Accent 4" w:uiPriority="61"/>
+    <w:lsdException w:name="Light Grid Accent 4" w:uiPriority="62"/>
+    <w:lsdException w:name="Medium Shading 1 Accent 4" w:uiPriority="63"/>
+    <w:lsdException w:name="Medium Shading 2 Accent 4" w:uiPriority="64"/>
+    <w:lsdException w:name="Medium List 1 Accent 4" w:uiPriority="65"/>
+    <w:lsdException w:name="Medium List 2 Accent 4" w:uiPriority="66"/>
+    <w:lsdException w:name="Medium Grid 1 Accent 4" w:uiPriority="67"/>
+    <w:lsdException w:name="Medium Grid 2 Accent 4" w:uiPriority="68"/>
+    <w:lsdException w:name="Medium Grid 3 Accent 4" w:uiPriority="69"/>
+    <w:lsdException w:name="Dark List Accent 4" w:uiPriority="70"/>
+    <w:lsdException w:name="Colorful Shading Accent 4" w:uiPriority="71"/>
+    <w:lsdException w:name="Colorful List Accent 4" w:uiPriority="72"/>
+    <w:lsdException w:name="Colorful Grid Accent 4" w:uiPriority="73"/>
+    <w:lsdException w:name="Light Shading Accent 5" w:uiPriority="60"/>
+    <w:lsdException w:name="Light List Accent 5" w:uiPriority="61"/>
+    <w:lsdException w:name="Light Grid Accent 5" w:uiPriority="62"/>
+    <w:lsdException w:name="Medium Shading 1 Accent 5" w:uiPriority="63"/>
+    <w:lsdException w:name="Medium Shading 2 Accent 5" w:uiPriority="64"/>
+    <w:lsdException w:name="Medium List 1 Accent 5" w:uiPriority="65"/>
+    <w:lsdException w:name="Medium List 2 Accent 5" w:uiPriority="66"/>
+    <w:lsdException w:name="Medium Grid 1 Accent 5" w:uiPriority="67"/>
+    <w:lsdException w:name="Medium Grid 2 Accent 5" w:uiPriority="68"/>
+    <w:lsdException w:name="Medium Grid 3 Accent 5" w:uiPriority="69"/>
+    <w:lsdException w:name="Dark List Accent 5" w:uiPriority="70"/>
+    <w:lsdException w:name="Colorful Shading Accent 5" w:uiPriority="71"/>
+    <w:lsdException w:name="Colorful List Accent 5" w:uiPriority="72"/>
+    <w:lsdException w:name="Colorful Grid Accent 5" w:uiPriority="73"/>
+    <w:lsdException w:name="Light Shading Accent 6" w:uiPriority="60"/>
+    <w:lsdException w:name="Light List Accent 6" w:uiPriority="61"/>
+    <w:lsdException w:name="Light Grid Accent 6" w:uiPriority="62"/>
+    <w:lsdException w:name="Medium Shading 1 Accent 6" w:uiPriority="63"/>
+    <w:lsdException w:name="Medium Shading 2 Accent 6" w:uiPriority="64"/>
+    <w:lsdException w:name="Medium List 1 Accent 6" w:uiPriority="65"/>
+    <w:lsdException w:name="Medium List 2 Accent 6" w:uiPriority="66"/>
+    <w:lsdException w:name="Medium Grid 1 Accent 6" w:uiPriority="67"/>
+    <w:lsdException w:name="Medium Grid 2 Accent 6" w:uiPriority="68"/>
+    <w:lsdException w:name="Medium Grid 3 Accent 6" w:uiPriority="69"/>
+    <w:lsdException w:name="Dark List Accent 6" w:uiPriority="70"/>
+    <w:lsdException w:name="Colorful Shading Accent 6" w:uiPriority="71"/>
+    <w:lsdException w:name="Colorful List Accent 6" w:uiPriority="72"/>
+    <w:lsdException w:name="Colorful Grid Accent 6" w:uiPriority="73"/>
+    <w:lsdException w:name="Subtle Emphasis" w:uiPriority="19" w:qFormat="1"/>
+    <w:lsdException w:name="Intense Emphasis" w:uiPriority="21" w:qFormat="1"/>
+    <w:lsdException w:name="Subtle Reference" w:uiPriority="31" w:qFormat="1"/>
+    <w:lsdException w:name="Intense Reference" w:uiPriority="32" w:qFormat="1"/>
+    <w:lsdException w:name="Book Title" w:uiPriority="33" w:qFormat="1"/>
+    <w:lsdException w:name="Bibliography" w:semiHidden="1" w:uiPriority="37" w:unhideWhenUsed="1"/>
+    <w:lsdException w:name="TOC Heading" w:semiHidden="1" w:uiPriority="39" w:unhideWhenUsed="1" w:qFormat="1"/>
+    <w:lsdException w:name="Plain Table 1" w:uiPriority="41"/>
+    <w:lsdException w:name="Plain Table 2" w:uiPriority="42"/>
+    <w:lsdException w:name="Plain Table 3" w:uiPriority="43"/>
+    <w:lsdException w:name="Plain Table 4" w:uiPriority="44"/>
+    <w:lsdException w:name="Plain Table 5" w:uiPriority="45"/>
+    <w:lsdException w:name="Grid Table Light" w:uiPriority="40"/>
+    <w:lsdException w:name="Grid Table 1 Light" w:uiPriority="46"/>
+    <w:lsdException w:name="Grid Table 2" w:uiPriority="47"/>
+    <w:lsdException w:name="Grid Table 3" w:uiPriority="48"/>
+    <w:lsdException w:name="Grid Table 4" w:uiPriority="49"/>
+    <w:lsdException w:name="Grid Table 5 Dark" w:uiPriority="50"/>
+    <w:lsdException w:name="Grid Table 6 Colorful" w:uiPriority="51"/>
+    <w:lsdException w:name="Grid Table 7 Colorful" w:uiPriority="52"/>
+    <w:lsdException w:name="Grid Table 1 Light Accent 1" w:uiPriority="46"/>
+    <w:lsdException w:name="Grid Table 2 Accent 1" w:uiPriority="47"/>
+    <w:lsdException w:name="Grid Table 3 Accent 1" w:uiPriority="48"/>
+    <w:lsdException w:name="Grid Table 4 Accent 1" w:uiPriority="49"/>
+    <w:lsdException w:name="Grid Table 5 Dark Accent 1" w:uiPriority="50"/>
+    <w:lsdException w:name="Grid Table 6 Colorful Accent 1" w:uiPriority="51"/>
+    <w:lsdException w:name="Grid Table 7 Colorful Accent 1" w:uiPriority="52"/>
+    <w:lsdException w:name="Grid Table 1 Light Accent 2" w:uiPriority="46"/>
+    <w:lsdException w:name="Grid Table 2 Accent 2" w:uiPriority="47"/>
+    <w:lsdException w:name="Grid Table 3 Accent 2" w:uiPriority="48"/>
+    <w:lsdException w:name="Grid Table 4 Accent 2" w:uiPriority="49"/>
+    <w:lsdException w:name="Grid Table 5 Dark Accent 2" w:uiPriority="50"/>
+    <w:lsdException w:name="Grid Table 6 Colorful Accent 2" w:uiPriority="51"/>
+    <w:lsdException w:name="Grid Table 7 Colorful Accent 2" w:uiPriority="52"/>
+    <w:lsdException w:name="Grid Table 1 Light Accent 3" w:uiPriority="46"/>
+    <w:lsdException w:name="Grid Table 2 Accent 3" w:uiPriority="47"/>
+    <w:lsdException w:name="Grid Table 3 Accent 3" w:uiPriority="48"/>
+    <w:lsdException w:name="Grid Table 4 Accent 3" w:uiPriority="49"/>
+    <w:lsdException w:name="Grid Table 5 Dark Accent 3" w:uiPriority="50"/>
+    <w:lsdException w:name="Grid Table 6 Colorful Accent 3" w:uiPriority="51"/>
+    <w:lsdException w:name="Grid Table 7 Colorful Accent 3" w:uiPriority="52"/>
+    <w:lsdException w:name="Grid Table 1 Light Accent 4" w:uiPriority="46"/>
+    <w:lsdException w:name="Grid Table 2 Accent 4" w:uiPriority="47"/>
+    <w:lsdException w:name="Grid Table 3 Accent 4" w:uiPriority="48"/>
+    <w:lsdException w:name="Grid Table 4 Accent 4" w:uiPriority="49"/>
+    <w:lsdException w:name="Grid Table 5 Dark Accent 4" w:uiPriority="50"/>
+    <w:lsdException w:name="Grid Table 6 Colorful Accent 4" w:uiPriority="51"/>
+    <w:lsdException w:name="Grid Table 7 Colorful Accent 4" w:uiPriority="52"/>
+    <w:lsdException w:name="Grid Table 1 Light Accent 5" w:uiPriority="46"/>
+    <w:lsdException w:name="Grid Table 2 Accent 5" w:uiPriority="47"/>
+    <w:lsdException w:name="Grid Table 3 Accent 5" w:uiPriority="48"/>
+    <w:lsdException w:name="Grid Table 4 Accent 5" w:uiPriority="49"/>
+    <w:lsdException w:name="Grid Table 5 Dark Accent 5" w:uiPriority="50"/>
+    <w:lsdException w:name="Grid Table 6 Colorful Accent 5" w:uiPriority="51"/>
+    <w:lsdException w:name="Grid Table 7 Colorful Accent 5" w:uiPriority="52"/>
+    <w:lsdException w:name="Grid Table 1 Light Accent 6" w:uiPriority="46"/>
+    <w:lsdException w:name="Grid Table 2 Accent 6" w:uiPriority="47"/>
+    <w:lsdException w:name="Grid Table 3 Accent 6" w:uiPriority="48"/>
+    <w:lsdException w:name="Grid Table 4 Accent 6" w:uiPriority="49"/>
+    <w:lsdException w:name="Grid Table 5 Dark Accent 6" w:uiPriority="50"/>
+    <w:lsdException w:name="Grid Table 6 Colorful Accent 6" w:uiPriority="51"/>
+    <w:lsdException w:name="Grid Table 7 Colorful Accent 6" w:uiPriority="52"/>
+    <w:lsdException w:name="List Table 1 Light" w:uiPriority="46"/>
+    <w:lsdException w:name="List Table 2" w:uiPriority="47"/>
+    <w:lsdException w:name="List Table 3" w:uiPriority="48"/>
+    <w:lsdException w:name="List Table 4" w:uiPriority="49"/>
+    <w:lsdException w:name="List Table 5 Dark" w:uiPriority="50"/>
+    <w:lsdException w:name="List Table 6 Colorful" w:uiPriority="51"/>
+    <w:lsdException w:name="List Table 7 Colorful" w:uiPriority="52"/>
+    <w:lsdException w:name="List Table 1 Light Accent 1" w:uiPriority="46"/>
+    <w:lsdException w:name="List Table 2 Accent 1" w:uiPriority="47"/>
+    <w:lsdException w:name="List Table 3 Accent 1" w:uiPriority="48"/>
+    <w:lsdException w:name="List Table 4 Accent 1" w:uiPriority="49"/>
+    <w:lsdException w:name="List Table 5 Dark Accent 1" w:uiPriority="50"/>
+    <w:lsdException w:name="List Table 6 Colorful Accent 1" w:uiPriority="51"/>
+    <w:lsdException w:name="List Table 7 Colorful Accent 1" w:uiPriority="52"/>
+    <w:lsdException w:name="List Table 1 Light Accent 2" w:uiPriority="46"/>
+    <w:lsdException w:name="List Table 2 Accent 2" w:uiPriority="47"/>
+    <w:lsdException w:name="List Table 3 Accent 2" w:uiPriority="48"/>
+    <w:lsdException w:name="List Table 4 Accent 2" w:uiPriority="49"/>
+    <w:lsdException w:name="List Table 5 Dark Accent 2" w:uiPriority="50"/>
+    <w:lsdException w:name="List Table 6 Colorful Accent 2" w:uiPriority="51"/>
+    <w:lsdException w:name="List Table 7 Colorful Accent 2" w:uiPriority="52"/>
+    <w:lsdException w:name="List Table 1 Light Accent 3" w:uiPriority="46"/>
+    <w:lsdException w:name="List Table 2 Accent 3" w:uiPriority="47"/>
+    <w:lsdException w:name="List Table 3 Accent 3" w:uiPriority="48"/>
+    <w:lsdException w:name="List Table 4 Accent 3" w:uiPriority="49"/>
+    <w:lsdException w:name="List Table 5 Dark Accent 3" w:uiPriority="50"/>
+    <w:lsdException w:name="List Table 6 Colorful Accent 3" w:uiPriority="51"/>
+    <w:lsdException w:name="List Table 7 Colorful Accent 3" w:uiPriority="52"/>
+    <w:lsdException w:name="List Table 1 Light Accent 4" w:uiPriority="46"/>
+    <w:lsdException w:name="List Table 2 Accent 4" w:uiPriority="47"/>
+    <w:lsdException w:name="List Table 3 Accent 4" w:uiPriority="48"/>
+    <w:lsdException w:name="List Table 4 Accent 4" w:uiPriority="49"/>
+    <w:lsdException w:name="List Table 5 Dark Accent 4" w:uiPriority="50"/>
+    <w:lsdException w:name="List Table 6 Colorful Accent 4" w:uiPriority="51"/>
+    <w:lsdException w:name="List Table 7 Colorful Accent 4" w:uiPriority="52"/>
+    <w:lsdException w:name="List Table 1 Light Accent 5" w:uiPriority="46"/>
+    <w:lsdException w:name="List Table 2 Accent 5" w:uiPriority="47"/>
+    <w:lsdException w:name="List Table 3 Accent 5" w:uiPriority="48"/>
+    <w:lsdException w:name="List Table 4 Accent 5" w:uiPriority="49"/>
+    <w:lsdException w:name="List Table 5 Dark Accent 5" w:uiPriority="50"/>
+    <w:lsdException w:name="List Table 6 Colorful Accent 5" w:uiPriority="51"/>
+    <w:lsdException w:name="List Table 7 Colorful Accent 5" w:uiPriority="52"/>
+    <w:lsdException w:name="List Table 1 Light Accent 6" w:uiPriority="46"/>
+    <w:lsdException w:name="List Table 2 Accent 6" w:uiPriority="47"/>
+    <w:lsdException w:name="List Table 3 Accent 6" w:uiPriority="48"/>
+    <w:lsdException w:name="List Table 4 Accent 6" w:uiPriority="49"/>
+    <w:lsdException w:name="List Table 5 Dark Accent 6" w:uiPriority="50"/>
+    <w:lsdException w:name="List Table 6 Colorful Accent 6" w:uiPriority="51"/>
+    <w:lsdException w:name="List Table 7 Colorful Accent 6" w:uiPriority="52"/>
+    <w:lsdException w:name="Mention" w:semiHidden="1" w:unhideWhenUsed="1"/>
+    <w:lsdException w:name="Smart Hyperlink" w:semiHidden="1" w:unhideWhenUsed="1"/>
+    <w:lsdException w:name="Hashtag" w:semiHidden="1" w:unhideWhenUsed="1"/>
+    <w:lsdException w:name="Unresolved Mention" w:semiHidden="1" w:unhideWhenUsed="1"/>
+    <w:lsdException w:name="Smart Link" w:semiHidden="1" w:unhideWhenUsed="1"/>
   </w:latentStyles>
-  <w:style w:type="paragraph" w:default="1" w:styleId="1">
+  <w:style w:type="paragraph" w:default="1" w:styleId="Normal">
     <w:name w:val="Normal"/>
     <w:qFormat/>
-    <w:uiPriority w:val="0"/>
     <w:pPr>
       <w:spacing w:after="160" w:line="259" w:lineRule="auto"/>
     </w:pPr>
     <w:rPr>
-      <w:rFonts w:asciiTheme="minorHAnsi" w:hAnsiTheme="minorHAnsi" w:eastAsiaTheme="minorEastAsia" w:cstheme="minorBidi"/>
+      <w:rFonts w:asciiTheme="minorHAnsi" w:eastAsiaTheme="minorEastAsia" w:hAnsiTheme="minorHAnsi" w:cstheme="minorBidi"/>
       <w:kern w:val="2"/>
       <w:sz w:val="22"/>
       <w:szCs w:val="22"/>
-      <w:lang w:val="zh-CN" w:eastAsia="zh-CN" w:bidi="ar-SA"/>
+      <w:lang w:val="zh-CN"/>
       <w14:ligatures w14:val="standardContextual"/>
     </w:rPr>
   </w:style>
-  <w:style w:type="paragraph" w:styleId="2">
+  <w:style w:type="paragraph" w:styleId="Heading1">
     <w:name w:val="heading 1"/>
-    <w:basedOn w:val="1"/>
-    <w:next w:val="1"/>
-    <w:link w:val="17"/>
-    <w:qFormat/>
+    <w:basedOn w:val="Normal"/>
+    <w:next w:val="Normal"/>
+    <w:link w:val="Heading1Char"/>
     <w:uiPriority w:val="9"/>
+    <w:qFormat/>
     <w:pPr>
       <w:keepNext/>
       <w:keepLines/>
@@ -889,21 +1174,21 @@
       <w:outlineLvl w:val="0"/>
     </w:pPr>
     <w:rPr>
-      <w:rFonts w:asciiTheme="majorHAnsi" w:hAnsiTheme="majorHAnsi" w:eastAsiaTheme="majorEastAsia" w:cstheme="majorBidi"/>
-      <w:color w:val="2F5597" w:themeColor="accent1" w:themeShade="BF"/>
+      <w:rFonts w:asciiTheme="majorHAnsi" w:eastAsiaTheme="majorEastAsia" w:hAnsiTheme="majorHAnsi" w:cstheme="majorBidi"/>
+      <w:color w:val="2F5496" w:themeColor="accent1" w:themeShade="BF"/>
       <w:sz w:val="40"/>
       <w:szCs w:val="40"/>
     </w:rPr>
   </w:style>
-  <w:style w:type="paragraph" w:styleId="3">
+  <w:style w:type="paragraph" w:styleId="Heading2">
     <w:name w:val="heading 2"/>
-    <w:basedOn w:val="1"/>
-    <w:next w:val="1"/>
-    <w:link w:val="18"/>
+    <w:basedOn w:val="Normal"/>
+    <w:next w:val="Normal"/>
+    <w:link w:val="Heading2Char"/>
+    <w:uiPriority w:val="9"/>
     <w:semiHidden/>
     <w:unhideWhenUsed/>
     <w:qFormat/>
-    <w:uiPriority w:val="9"/>
     <w:pPr>
       <w:keepNext/>
       <w:keepLines/>
@@ -911,21 +1196,21 @@
       <w:outlineLvl w:val="1"/>
     </w:pPr>
     <w:rPr>
-      <w:rFonts w:asciiTheme="majorHAnsi" w:hAnsiTheme="majorHAnsi" w:eastAsiaTheme="majorEastAsia" w:cstheme="majorBidi"/>
-      <w:color w:val="2F5597" w:themeColor="accent1" w:themeShade="BF"/>
+      <w:rFonts w:asciiTheme="majorHAnsi" w:eastAsiaTheme="majorEastAsia" w:hAnsiTheme="majorHAnsi" w:cstheme="majorBidi"/>
+      <w:color w:val="2F5496" w:themeColor="accent1" w:themeShade="BF"/>
       <w:sz w:val="32"/>
       <w:szCs w:val="32"/>
     </w:rPr>
   </w:style>
-  <w:style w:type="paragraph" w:styleId="4">
+  <w:style w:type="paragraph" w:styleId="Heading3">
     <w:name w:val="heading 3"/>
-    <w:basedOn w:val="1"/>
-    <w:next w:val="1"/>
-    <w:link w:val="19"/>
+    <w:basedOn w:val="Normal"/>
+    <w:next w:val="Normal"/>
+    <w:link w:val="Heading3Char"/>
+    <w:uiPriority w:val="9"/>
     <w:semiHidden/>
     <w:unhideWhenUsed/>
     <w:qFormat/>
-    <w:uiPriority w:val="9"/>
     <w:pPr>
       <w:keepNext/>
       <w:keepLines/>
@@ -934,20 +1219,20 @@
     </w:pPr>
     <w:rPr>
       <w:rFonts w:eastAsiaTheme="majorEastAsia" w:cstheme="majorBidi"/>
-      <w:color w:val="2F5597" w:themeColor="accent1" w:themeShade="BF"/>
+      <w:color w:val="2F5496" w:themeColor="accent1" w:themeShade="BF"/>
       <w:sz w:val="28"/>
       <w:szCs w:val="28"/>
     </w:rPr>
   </w:style>
-  <w:style w:type="paragraph" w:styleId="5">
+  <w:style w:type="paragraph" w:styleId="Heading4">
     <w:name w:val="heading 4"/>
-    <w:basedOn w:val="1"/>
-    <w:next w:val="1"/>
-    <w:link w:val="20"/>
+    <w:basedOn w:val="Normal"/>
+    <w:next w:val="Normal"/>
+    <w:link w:val="Heading4Char"/>
+    <w:uiPriority w:val="9"/>
     <w:semiHidden/>
     <w:unhideWhenUsed/>
     <w:qFormat/>
-    <w:uiPriority w:val="9"/>
     <w:pPr>
       <w:keepNext/>
       <w:keepLines/>
@@ -958,18 +1243,18 @@
       <w:rFonts w:eastAsiaTheme="majorEastAsia" w:cstheme="majorBidi"/>
       <w:i/>
       <w:iCs/>
-      <w:color w:val="2F5597" w:themeColor="accent1" w:themeShade="BF"/>
-    </w:rPr>
-  </w:style>
-  <w:style w:type="paragraph" w:styleId="6">
+      <w:color w:val="2F5496" w:themeColor="accent1" w:themeShade="BF"/>
+    </w:rPr>
+  </w:style>
+  <w:style w:type="paragraph" w:styleId="Heading5">
     <w:name w:val="heading 5"/>
-    <w:basedOn w:val="1"/>
-    <w:next w:val="1"/>
-    <w:link w:val="21"/>
+    <w:basedOn w:val="Normal"/>
+    <w:next w:val="Normal"/>
+    <w:link w:val="Heading5Char"/>
+    <w:uiPriority w:val="9"/>
     <w:semiHidden/>
     <w:unhideWhenUsed/>
     <w:qFormat/>
-    <w:uiPriority w:val="9"/>
     <w:pPr>
       <w:keepNext/>
       <w:keepLines/>
@@ -978,18 +1263,18 @@
     </w:pPr>
     <w:rPr>
       <w:rFonts w:eastAsiaTheme="majorEastAsia" w:cstheme="majorBidi"/>
-      <w:color w:val="2F5597" w:themeColor="accent1" w:themeShade="BF"/>
-    </w:rPr>
-  </w:style>
-  <w:style w:type="paragraph" w:styleId="7">
+      <w:color w:val="2F5496" w:themeColor="accent1" w:themeShade="BF"/>
+    </w:rPr>
+  </w:style>
+  <w:style w:type="paragraph" w:styleId="Heading6">
     <w:name w:val="heading 6"/>
-    <w:basedOn w:val="1"/>
-    <w:next w:val="1"/>
-    <w:link w:val="22"/>
+    <w:basedOn w:val="Normal"/>
+    <w:next w:val="Normal"/>
+    <w:link w:val="Heading6Char"/>
+    <w:uiPriority w:val="9"/>
     <w:semiHidden/>
     <w:unhideWhenUsed/>
     <w:qFormat/>
-    <w:uiPriority w:val="9"/>
     <w:pPr>
       <w:keepNext/>
       <w:keepLines/>
@@ -1001,25 +1286,17 @@
       <w:i/>
       <w:iCs/>
       <w:color w:val="595959" w:themeColor="text1" w:themeTint="A6"/>
-      <w14:textFill>
-        <w14:solidFill>
-          <w14:schemeClr w14:val="tx1">
-            <w14:lumMod w14:val="65000"/>
-            <w14:lumOff w14:val="35000"/>
-          </w14:schemeClr>
-        </w14:solidFill>
-      </w14:textFill>
-    </w:rPr>
-  </w:style>
-  <w:style w:type="paragraph" w:styleId="8">
+    </w:rPr>
+  </w:style>
+  <w:style w:type="paragraph" w:styleId="Heading7">
     <w:name w:val="heading 7"/>
-    <w:basedOn w:val="1"/>
-    <w:next w:val="1"/>
-    <w:link w:val="23"/>
+    <w:basedOn w:val="Normal"/>
+    <w:next w:val="Normal"/>
+    <w:link w:val="Heading7Char"/>
+    <w:uiPriority w:val="9"/>
     <w:semiHidden/>
     <w:unhideWhenUsed/>
     <w:qFormat/>
-    <w:uiPriority w:val="9"/>
     <w:pPr>
       <w:keepNext/>
       <w:keepLines/>
@@ -1029,25 +1306,17 @@
     <w:rPr>
       <w:rFonts w:eastAsiaTheme="majorEastAsia" w:cstheme="majorBidi"/>
       <w:color w:val="595959" w:themeColor="text1" w:themeTint="A6"/>
-      <w14:textFill>
-        <w14:solidFill>
-          <w14:schemeClr w14:val="tx1">
-            <w14:lumMod w14:val="65000"/>
-            <w14:lumOff w14:val="35000"/>
-          </w14:schemeClr>
-        </w14:solidFill>
-      </w14:textFill>
-    </w:rPr>
-  </w:style>
-  <w:style w:type="paragraph" w:styleId="9">
+    </w:rPr>
+  </w:style>
+  <w:style w:type="paragraph" w:styleId="Heading8">
     <w:name w:val="heading 8"/>
-    <w:basedOn w:val="1"/>
-    <w:next w:val="1"/>
-    <w:link w:val="24"/>
+    <w:basedOn w:val="Normal"/>
+    <w:next w:val="Normal"/>
+    <w:link w:val="Heading8Char"/>
+    <w:uiPriority w:val="9"/>
     <w:semiHidden/>
     <w:unhideWhenUsed/>
     <w:qFormat/>
-    <w:uiPriority w:val="9"/>
     <w:pPr>
       <w:keepNext/>
       <w:keepLines/>
@@ -1059,25 +1328,17 @@
       <w:i/>
       <w:iCs/>
       <w:color w:val="262626" w:themeColor="text1" w:themeTint="D9"/>
-      <w14:textFill>
-        <w14:solidFill>
-          <w14:schemeClr w14:val="tx1">
-            <w14:lumMod w14:val="85000"/>
-            <w14:lumOff w14:val="15000"/>
-          </w14:schemeClr>
-        </w14:solidFill>
-      </w14:textFill>
-    </w:rPr>
-  </w:style>
-  <w:style w:type="paragraph" w:styleId="10">
+    </w:rPr>
+  </w:style>
+  <w:style w:type="paragraph" w:styleId="Heading9">
     <w:name w:val="heading 9"/>
-    <w:basedOn w:val="1"/>
-    <w:next w:val="1"/>
-    <w:link w:val="25"/>
+    <w:basedOn w:val="Normal"/>
+    <w:next w:val="Normal"/>
+    <w:link w:val="Heading9Char"/>
+    <w:uiPriority w:val="9"/>
     <w:semiHidden/>
     <w:unhideWhenUsed/>
     <w:qFormat/>
-    <w:uiPriority w:val="9"/>
     <w:pPr>
       <w:keepNext/>
       <w:keepLines/>
@@ -1087,28 +1348,21 @@
     <w:rPr>
       <w:rFonts w:eastAsiaTheme="majorEastAsia" w:cstheme="majorBidi"/>
       <w:color w:val="262626" w:themeColor="text1" w:themeTint="D9"/>
-      <w14:textFill>
-        <w14:solidFill>
-          <w14:schemeClr w14:val="tx1">
-            <w14:lumMod w14:val="85000"/>
-            <w14:lumOff w14:val="15000"/>
-          </w14:schemeClr>
-        </w14:solidFill>
-      </w14:textFill>
-    </w:rPr>
-  </w:style>
-  <w:style w:type="character" w:default="1" w:styleId="16">
+    </w:rPr>
+  </w:style>
+  <w:style w:type="character" w:default="1" w:styleId="DefaultParagraphFont">
     <w:name w:val="Default Paragraph Font"/>
+    <w:uiPriority w:val="1"/>
     <w:semiHidden/>
     <w:unhideWhenUsed/>
-    <w:uiPriority w:val="1"/>
-  </w:style>
-  <w:style w:type="table" w:default="1" w:styleId="15">
+  </w:style>
+  <w:style w:type="table" w:default="1" w:styleId="TableNormal">
     <w:name w:val="Normal Table"/>
+    <w:uiPriority w:val="99"/>
     <w:semiHidden/>
     <w:unhideWhenUsed/>
-    <w:uiPriority w:val="99"/>
     <w:tblPr>
+      <w:tblInd w:w="0" w:type="dxa"/>
       <w:tblCellMar>
         <w:top w:w="0" w:type="dxa"/>
         <w:left w:w="108" w:type="dxa"/>
@@ -1117,12 +1371,18 @@
       </w:tblCellMar>
     </w:tblPr>
   </w:style>
-  <w:style w:type="paragraph" w:styleId="11">
+  <w:style w:type="numbering" w:default="1" w:styleId="NoList">
+    <w:name w:val="No List"/>
+    <w:uiPriority w:val="99"/>
+    <w:semiHidden/>
+    <w:unhideWhenUsed/>
+  </w:style>
+  <w:style w:type="paragraph" w:styleId="Footer">
     <w:name w:val="footer"/>
-    <w:basedOn w:val="1"/>
-    <w:link w:val="36"/>
+    <w:basedOn w:val="Normal"/>
+    <w:link w:val="FooterChar"/>
+    <w:uiPriority w:val="99"/>
     <w:unhideWhenUsed/>
-    <w:uiPriority w:val="99"/>
     <w:pPr>
       <w:tabs>
         <w:tab w:val="center" w:pos="4513"/>
@@ -1131,12 +1391,12 @@
       <w:spacing w:after="0" w:line="240" w:lineRule="auto"/>
     </w:pPr>
   </w:style>
-  <w:style w:type="paragraph" w:styleId="12">
+  <w:style w:type="paragraph" w:styleId="Header">
     <w:name w:val="header"/>
-    <w:basedOn w:val="1"/>
-    <w:link w:val="35"/>
+    <w:basedOn w:val="Normal"/>
+    <w:link w:val="HeaderChar"/>
+    <w:uiPriority w:val="99"/>
     <w:unhideWhenUsed/>
-    <w:uiPriority w:val="99"/>
     <w:pPr>
       <w:tabs>
         <w:tab w:val="center" w:pos="4513"/>
@@ -1145,242 +1405,194 @@
       <w:spacing w:after="0" w:line="240" w:lineRule="auto"/>
     </w:pPr>
   </w:style>
-  <w:style w:type="paragraph" w:styleId="13">
+  <w:style w:type="paragraph" w:styleId="Subtitle">
     <w:name w:val="Subtitle"/>
-    <w:basedOn w:val="1"/>
-    <w:next w:val="1"/>
-    <w:link w:val="27"/>
-    <w:qFormat/>
+    <w:basedOn w:val="Normal"/>
+    <w:next w:val="Normal"/>
+    <w:link w:val="SubtitleChar"/>
     <w:uiPriority w:val="11"/>
+    <w:qFormat/>
     <w:rPr>
       <w:rFonts w:eastAsiaTheme="majorEastAsia" w:cstheme="majorBidi"/>
       <w:color w:val="595959" w:themeColor="text1" w:themeTint="A6"/>
       <w:spacing w:val="15"/>
       <w:sz w:val="28"/>
       <w:szCs w:val="28"/>
-      <w14:textFill>
-        <w14:solidFill>
-          <w14:schemeClr w14:val="tx1">
-            <w14:lumMod w14:val="65000"/>
-            <w14:lumOff w14:val="35000"/>
-          </w14:schemeClr>
-        </w14:solidFill>
-      </w14:textFill>
-    </w:rPr>
-  </w:style>
-  <w:style w:type="paragraph" w:styleId="14">
+    </w:rPr>
+  </w:style>
+  <w:style w:type="paragraph" w:styleId="Title">
     <w:name w:val="Title"/>
-    <w:basedOn w:val="1"/>
-    <w:next w:val="1"/>
-    <w:link w:val="26"/>
-    <w:qFormat/>
+    <w:basedOn w:val="Normal"/>
+    <w:next w:val="Normal"/>
+    <w:link w:val="TitleChar"/>
     <w:uiPriority w:val="10"/>
+    <w:qFormat/>
     <w:pPr>
       <w:spacing w:after="80" w:line="240" w:lineRule="auto"/>
       <w:contextualSpacing/>
     </w:pPr>
     <w:rPr>
-      <w:rFonts w:asciiTheme="majorHAnsi" w:hAnsiTheme="majorHAnsi" w:eastAsiaTheme="majorEastAsia" w:cstheme="majorBidi"/>
+      <w:rFonts w:asciiTheme="majorHAnsi" w:eastAsiaTheme="majorEastAsia" w:hAnsiTheme="majorHAnsi" w:cstheme="majorBidi"/>
       <w:spacing w:val="-10"/>
       <w:kern w:val="28"/>
       <w:sz w:val="56"/>
       <w:szCs w:val="56"/>
     </w:rPr>
   </w:style>
-  <w:style w:type="character" w:customStyle="1" w:styleId="17">
+  <w:style w:type="character" w:customStyle="1" w:styleId="Heading1Char">
     <w:name w:val="Heading 1 Char"/>
-    <w:basedOn w:val="16"/>
-    <w:link w:val="2"/>
-    <w:qFormat/>
+    <w:basedOn w:val="DefaultParagraphFont"/>
+    <w:link w:val="Heading1"/>
     <w:uiPriority w:val="9"/>
-    <w:rPr>
-      <w:rFonts w:asciiTheme="majorHAnsi" w:hAnsiTheme="majorHAnsi" w:eastAsiaTheme="majorEastAsia" w:cstheme="majorBidi"/>
-      <w:color w:val="2F5597" w:themeColor="accent1" w:themeShade="BF"/>
+    <w:qFormat/>
+    <w:rPr>
+      <w:rFonts w:asciiTheme="majorHAnsi" w:eastAsiaTheme="majorEastAsia" w:hAnsiTheme="majorHAnsi" w:cstheme="majorBidi"/>
+      <w:color w:val="2F5496" w:themeColor="accent1" w:themeShade="BF"/>
       <w:sz w:val="40"/>
       <w:szCs w:val="40"/>
     </w:rPr>
   </w:style>
-  <w:style w:type="character" w:customStyle="1" w:styleId="18">
+  <w:style w:type="character" w:customStyle="1" w:styleId="Heading2Char">
     <w:name w:val="Heading 2 Char"/>
-    <w:basedOn w:val="16"/>
-    <w:link w:val="3"/>
+    <w:basedOn w:val="DefaultParagraphFont"/>
+    <w:link w:val="Heading2"/>
+    <w:uiPriority w:val="9"/>
     <w:semiHidden/>
     <w:qFormat/>
-    <w:uiPriority w:val="9"/>
-    <w:rPr>
-      <w:rFonts w:asciiTheme="majorHAnsi" w:hAnsiTheme="majorHAnsi" w:eastAsiaTheme="majorEastAsia" w:cstheme="majorBidi"/>
-      <w:color w:val="2F5597" w:themeColor="accent1" w:themeShade="BF"/>
+    <w:rPr>
+      <w:rFonts w:asciiTheme="majorHAnsi" w:eastAsiaTheme="majorEastAsia" w:hAnsiTheme="majorHAnsi" w:cstheme="majorBidi"/>
+      <w:color w:val="2F5496" w:themeColor="accent1" w:themeShade="BF"/>
       <w:sz w:val="32"/>
       <w:szCs w:val="32"/>
     </w:rPr>
   </w:style>
-  <w:style w:type="character" w:customStyle="1" w:styleId="19">
+  <w:style w:type="character" w:customStyle="1" w:styleId="Heading3Char">
     <w:name w:val="Heading 3 Char"/>
-    <w:basedOn w:val="16"/>
-    <w:link w:val="4"/>
+    <w:basedOn w:val="DefaultParagraphFont"/>
+    <w:link w:val="Heading3"/>
+    <w:uiPriority w:val="9"/>
     <w:semiHidden/>
     <w:qFormat/>
-    <w:uiPriority w:val="9"/>
     <w:rPr>
       <w:rFonts w:eastAsiaTheme="majorEastAsia" w:cstheme="majorBidi"/>
-      <w:color w:val="2F5597" w:themeColor="accent1" w:themeShade="BF"/>
+      <w:color w:val="2F5496" w:themeColor="accent1" w:themeShade="BF"/>
       <w:sz w:val="28"/>
       <w:szCs w:val="28"/>
     </w:rPr>
   </w:style>
-  <w:style w:type="character" w:customStyle="1" w:styleId="20">
+  <w:style w:type="character" w:customStyle="1" w:styleId="Heading4Char">
     <w:name w:val="Heading 4 Char"/>
-    <w:basedOn w:val="16"/>
-    <w:link w:val="5"/>
+    <w:basedOn w:val="DefaultParagraphFont"/>
+    <w:link w:val="Heading4"/>
+    <w:uiPriority w:val="9"/>
     <w:semiHidden/>
     <w:qFormat/>
-    <w:uiPriority w:val="9"/>
     <w:rPr>
       <w:rFonts w:eastAsiaTheme="majorEastAsia" w:cstheme="majorBidi"/>
       <w:i/>
       <w:iCs/>
-      <w:color w:val="2F5597" w:themeColor="accent1" w:themeShade="BF"/>
-    </w:rPr>
-  </w:style>
-  <w:style w:type="character" w:customStyle="1" w:styleId="21">
+      <w:color w:val="2F5496" w:themeColor="accent1" w:themeShade="BF"/>
+    </w:rPr>
+  </w:style>
+  <w:style w:type="character" w:customStyle="1" w:styleId="Heading5Char">
     <w:name w:val="Heading 5 Char"/>
-    <w:basedOn w:val="16"/>
-    <w:link w:val="6"/>
+    <w:basedOn w:val="DefaultParagraphFont"/>
+    <w:link w:val="Heading5"/>
+    <w:uiPriority w:val="9"/>
     <w:semiHidden/>
     <w:qFormat/>
+    <w:rPr>
+      <w:rFonts w:eastAsiaTheme="majorEastAsia" w:cstheme="majorBidi"/>
+      <w:color w:val="2F5496" w:themeColor="accent1" w:themeShade="BF"/>
+    </w:rPr>
+  </w:style>
+  <w:style w:type="character" w:customStyle="1" w:styleId="Heading6Char">
+    <w:name w:val="Heading 6 Char"/>
+    <w:basedOn w:val="DefaultParagraphFont"/>
+    <w:link w:val="Heading6"/>
     <w:uiPriority w:val="9"/>
-    <w:rPr>
-      <w:rFonts w:eastAsiaTheme="majorEastAsia" w:cstheme="majorBidi"/>
-      <w:color w:val="2F5597" w:themeColor="accent1" w:themeShade="BF"/>
-    </w:rPr>
-  </w:style>
-  <w:style w:type="character" w:customStyle="1" w:styleId="22">
-    <w:name w:val="Heading 6 Char"/>
-    <w:basedOn w:val="16"/>
-    <w:link w:val="7"/>
     <w:semiHidden/>
     <w:qFormat/>
-    <w:uiPriority w:val="9"/>
     <w:rPr>
       <w:rFonts w:eastAsiaTheme="majorEastAsia" w:cstheme="majorBidi"/>
       <w:i/>
       <w:iCs/>
       <w:color w:val="595959" w:themeColor="text1" w:themeTint="A6"/>
-      <w14:textFill>
-        <w14:solidFill>
-          <w14:schemeClr w14:val="tx1">
-            <w14:lumMod w14:val="65000"/>
-            <w14:lumOff w14:val="35000"/>
-          </w14:schemeClr>
-        </w14:solidFill>
-      </w14:textFill>
-    </w:rPr>
-  </w:style>
-  <w:style w:type="character" w:customStyle="1" w:styleId="23">
+    </w:rPr>
+  </w:style>
+  <w:style w:type="character" w:customStyle="1" w:styleId="Heading7Char">
     <w:name w:val="Heading 7 Char"/>
-    <w:basedOn w:val="16"/>
-    <w:link w:val="8"/>
+    <w:basedOn w:val="DefaultParagraphFont"/>
+    <w:link w:val="Heading7"/>
+    <w:uiPriority w:val="9"/>
     <w:semiHidden/>
     <w:qFormat/>
-    <w:uiPriority w:val="9"/>
     <w:rPr>
       <w:rFonts w:eastAsiaTheme="majorEastAsia" w:cstheme="majorBidi"/>
       <w:color w:val="595959" w:themeColor="text1" w:themeTint="A6"/>
-      <w14:textFill>
-        <w14:solidFill>
-          <w14:schemeClr w14:val="tx1">
-            <w14:lumMod w14:val="65000"/>
-            <w14:lumOff w14:val="35000"/>
-          </w14:schemeClr>
-        </w14:solidFill>
-      </w14:textFill>
-    </w:rPr>
-  </w:style>
-  <w:style w:type="character" w:customStyle="1" w:styleId="24">
+    </w:rPr>
+  </w:style>
+  <w:style w:type="character" w:customStyle="1" w:styleId="Heading8Char">
     <w:name w:val="Heading 8 Char"/>
-    <w:basedOn w:val="16"/>
-    <w:link w:val="9"/>
+    <w:basedOn w:val="DefaultParagraphFont"/>
+    <w:link w:val="Heading8"/>
+    <w:uiPriority w:val="9"/>
     <w:semiHidden/>
     <w:qFormat/>
-    <w:uiPriority w:val="9"/>
     <w:rPr>
       <w:rFonts w:eastAsiaTheme="majorEastAsia" w:cstheme="majorBidi"/>
       <w:i/>
       <w:iCs/>
       <w:color w:val="262626" w:themeColor="text1" w:themeTint="D9"/>
-      <w14:textFill>
-        <w14:solidFill>
-          <w14:schemeClr w14:val="tx1">
-            <w14:lumMod w14:val="85000"/>
-            <w14:lumOff w14:val="15000"/>
-          </w14:schemeClr>
-        </w14:solidFill>
-      </w14:textFill>
-    </w:rPr>
-  </w:style>
-  <w:style w:type="character" w:customStyle="1" w:styleId="25">
+    </w:rPr>
+  </w:style>
+  <w:style w:type="character" w:customStyle="1" w:styleId="Heading9Char">
     <w:name w:val="Heading 9 Char"/>
-    <w:basedOn w:val="16"/>
-    <w:link w:val="10"/>
+    <w:basedOn w:val="DefaultParagraphFont"/>
+    <w:link w:val="Heading9"/>
+    <w:uiPriority w:val="9"/>
     <w:semiHidden/>
     <w:qFormat/>
-    <w:uiPriority w:val="9"/>
     <w:rPr>
       <w:rFonts w:eastAsiaTheme="majorEastAsia" w:cstheme="majorBidi"/>
       <w:color w:val="262626" w:themeColor="text1" w:themeTint="D9"/>
-      <w14:textFill>
-        <w14:solidFill>
-          <w14:schemeClr w14:val="tx1">
-            <w14:lumMod w14:val="85000"/>
-            <w14:lumOff w14:val="15000"/>
-          </w14:schemeClr>
-        </w14:solidFill>
-      </w14:textFill>
-    </w:rPr>
-  </w:style>
-  <w:style w:type="character" w:customStyle="1" w:styleId="26">
+    </w:rPr>
+  </w:style>
+  <w:style w:type="character" w:customStyle="1" w:styleId="TitleChar">
     <w:name w:val="Title Char"/>
-    <w:basedOn w:val="16"/>
-    <w:link w:val="14"/>
-    <w:qFormat/>
+    <w:basedOn w:val="DefaultParagraphFont"/>
+    <w:link w:val="Title"/>
     <w:uiPriority w:val="10"/>
-    <w:rPr>
-      <w:rFonts w:asciiTheme="majorHAnsi" w:hAnsiTheme="majorHAnsi" w:eastAsiaTheme="majorEastAsia" w:cstheme="majorBidi"/>
+    <w:qFormat/>
+    <w:rPr>
+      <w:rFonts w:asciiTheme="majorHAnsi" w:eastAsiaTheme="majorEastAsia" w:hAnsiTheme="majorHAnsi" w:cstheme="majorBidi"/>
       <w:spacing w:val="-10"/>
       <w:kern w:val="28"/>
       <w:sz w:val="56"/>
       <w:szCs w:val="56"/>
     </w:rPr>
   </w:style>
-  <w:style w:type="character" w:customStyle="1" w:styleId="27">
+  <w:style w:type="character" w:customStyle="1" w:styleId="SubtitleChar">
     <w:name w:val="Subtitle Char"/>
-    <w:basedOn w:val="16"/>
-    <w:link w:val="13"/>
-    <w:qFormat/>
+    <w:basedOn w:val="DefaultParagraphFont"/>
+    <w:link w:val="Subtitle"/>
     <w:uiPriority w:val="11"/>
+    <w:qFormat/>
     <w:rPr>
       <w:rFonts w:eastAsiaTheme="majorEastAsia" w:cstheme="majorBidi"/>
       <w:color w:val="595959" w:themeColor="text1" w:themeTint="A6"/>
       <w:spacing w:val="15"/>
       <w:sz w:val="28"/>
       <w:szCs w:val="28"/>
-      <w14:textFill>
-        <w14:solidFill>
-          <w14:schemeClr w14:val="tx1">
-            <w14:lumMod w14:val="65000"/>
-            <w14:lumOff w14:val="35000"/>
-          </w14:schemeClr>
-        </w14:solidFill>
-      </w14:textFill>
-    </w:rPr>
-  </w:style>
-  <w:style w:type="paragraph" w:styleId="28">
+    </w:rPr>
+  </w:style>
+  <w:style w:type="paragraph" w:styleId="Quote">
     <w:name w:val="Quote"/>
-    <w:basedOn w:val="1"/>
-    <w:next w:val="1"/>
-    <w:link w:val="29"/>
-    <w:qFormat/>
+    <w:basedOn w:val="Normal"/>
+    <w:next w:val="Normal"/>
+    <w:link w:val="QuoteChar"/>
     <w:uiPriority w:val="29"/>
+    <w:qFormat/>
     <w:pPr>
       <w:spacing w:before="160"/>
       <w:jc w:val="center"/>
@@ -1389,68 +1601,52 @@
       <w:i/>
       <w:iCs/>
       <w:color w:val="404040" w:themeColor="text1" w:themeTint="BF"/>
-      <w14:textFill>
-        <w14:solidFill>
-          <w14:schemeClr w14:val="tx1">
-            <w14:lumMod w14:val="75000"/>
-            <w14:lumOff w14:val="25000"/>
-          </w14:schemeClr>
-        </w14:solidFill>
-      </w14:textFill>
-    </w:rPr>
-  </w:style>
-  <w:style w:type="character" w:customStyle="1" w:styleId="29">
+    </w:rPr>
+  </w:style>
+  <w:style w:type="character" w:customStyle="1" w:styleId="QuoteChar">
     <w:name w:val="Quote Char"/>
-    <w:basedOn w:val="16"/>
-    <w:link w:val="28"/>
-    <w:qFormat/>
+    <w:basedOn w:val="DefaultParagraphFont"/>
+    <w:link w:val="Quote"/>
     <w:uiPriority w:val="29"/>
+    <w:qFormat/>
     <w:rPr>
       <w:i/>
       <w:iCs/>
       <w:color w:val="404040" w:themeColor="text1" w:themeTint="BF"/>
-      <w14:textFill>
-        <w14:solidFill>
-          <w14:schemeClr w14:val="tx1">
-            <w14:lumMod w14:val="75000"/>
-            <w14:lumOff w14:val="25000"/>
-          </w14:schemeClr>
-        </w14:solidFill>
-      </w14:textFill>
-    </w:rPr>
-  </w:style>
-  <w:style w:type="paragraph" w:styleId="30">
+    </w:rPr>
+  </w:style>
+  <w:style w:type="paragraph" w:styleId="ListParagraph">
     <w:name w:val="List Paragraph"/>
-    <w:basedOn w:val="1"/>
-    <w:qFormat/>
+    <w:basedOn w:val="Normal"/>
     <w:uiPriority w:val="34"/>
+    <w:qFormat/>
     <w:pPr>
       <w:ind w:left="720"/>
       <w:contextualSpacing/>
     </w:pPr>
   </w:style>
-  <w:style w:type="character" w:customStyle="1" w:styleId="31">
+  <w:style w:type="character" w:customStyle="1" w:styleId="IntenseEmphasis1">
     <w:name w:val="Intense Emphasis1"/>
-    <w:basedOn w:val="16"/>
-    <w:qFormat/>
+    <w:basedOn w:val="DefaultParagraphFont"/>
     <w:uiPriority w:val="21"/>
+    <w:qFormat/>
     <w:rPr>
       <w:i/>
       <w:iCs/>
-      <w:color w:val="2F5597" w:themeColor="accent1" w:themeShade="BF"/>
-    </w:rPr>
-  </w:style>
-  <w:style w:type="paragraph" w:styleId="32">
+      <w:color w:val="2F5496" w:themeColor="accent1" w:themeShade="BF"/>
+    </w:rPr>
+  </w:style>
+  <w:style w:type="paragraph" w:styleId="IntenseQuote">
     <w:name w:val="Intense Quote"/>
-    <w:basedOn w:val="1"/>
-    <w:next w:val="1"/>
-    <w:link w:val="33"/>
-    <w:qFormat/>
+    <w:basedOn w:val="Normal"/>
+    <w:next w:val="Normal"/>
+    <w:link w:val="IntenseQuoteChar"/>
     <w:uiPriority w:val="30"/>
+    <w:qFormat/>
     <w:pPr>
       <w:pBdr>
-        <w:top w:val="single" w:color="2F5496" w:themeColor="accent1" w:themeShade="BF" w:sz="4" w:space="10"/>
-        <w:bottom w:val="single" w:color="2F5496" w:themeColor="accent1" w:themeShade="BF" w:sz="4" w:space="10"/>
+        <w:top w:val="single" w:sz="4" w:space="10" w:color="2F5496" w:themeColor="accent1" w:themeShade="BF"/>
+        <w:bottom w:val="single" w:sz="4" w:space="10" w:color="2F5496" w:themeColor="accent1" w:themeShade="BF"/>
       </w:pBdr>
       <w:spacing w:before="360" w:after="360"/>
       <w:ind w:left="864" w:right="864"/>
@@ -1459,41 +1655,41 @@
     <w:rPr>
       <w:i/>
       <w:iCs/>
-      <w:color w:val="2F5597" w:themeColor="accent1" w:themeShade="BF"/>
-    </w:rPr>
-  </w:style>
-  <w:style w:type="character" w:customStyle="1" w:styleId="33">
+      <w:color w:val="2F5496" w:themeColor="accent1" w:themeShade="BF"/>
+    </w:rPr>
+  </w:style>
+  <w:style w:type="character" w:customStyle="1" w:styleId="IntenseQuoteChar">
     <w:name w:val="Intense Quote Char"/>
-    <w:basedOn w:val="16"/>
-    <w:link w:val="32"/>
-    <w:qFormat/>
+    <w:basedOn w:val="DefaultParagraphFont"/>
+    <w:link w:val="IntenseQuote"/>
     <w:uiPriority w:val="30"/>
+    <w:qFormat/>
     <w:rPr>
       <w:i/>
       <w:iCs/>
-      <w:color w:val="2F5597" w:themeColor="accent1" w:themeShade="BF"/>
-    </w:rPr>
-  </w:style>
-  <w:style w:type="character" w:customStyle="1" w:styleId="34">
+      <w:color w:val="2F5496" w:themeColor="accent1" w:themeShade="BF"/>
+    </w:rPr>
+  </w:style>
+  <w:style w:type="character" w:customStyle="1" w:styleId="IntenseReference1">
     <w:name w:val="Intense Reference1"/>
-    <w:basedOn w:val="16"/>
-    <w:qFormat/>
+    <w:basedOn w:val="DefaultParagraphFont"/>
     <w:uiPriority w:val="32"/>
+    <w:qFormat/>
     <w:rPr>
       <w:b/>
       <w:bCs/>
       <w:smallCaps/>
-      <w:color w:val="2F5597" w:themeColor="accent1" w:themeShade="BF"/>
+      <w:color w:val="2F5496" w:themeColor="accent1" w:themeShade="BF"/>
       <w:spacing w:val="5"/>
     </w:rPr>
   </w:style>
-  <w:style w:type="character" w:customStyle="1" w:styleId="35">
+  <w:style w:type="character" w:customStyle="1" w:styleId="HeaderChar">
     <w:name w:val="Header Char"/>
-    <w:basedOn w:val="16"/>
-    <w:link w:val="12"/>
+    <w:basedOn w:val="DefaultParagraphFont"/>
+    <w:link w:val="Header"/>
     <w:uiPriority w:val="99"/>
     <w:rPr>
-      <w:rFonts w:asciiTheme="minorHAnsi" w:hAnsiTheme="minorHAnsi" w:eastAsiaTheme="minorEastAsia" w:cstheme="minorBidi"/>
+      <w:rFonts w:asciiTheme="minorHAnsi" w:eastAsiaTheme="minorEastAsia" w:hAnsiTheme="minorHAnsi" w:cstheme="minorBidi"/>
       <w:kern w:val="2"/>
       <w:sz w:val="22"/>
       <w:szCs w:val="22"/>
@@ -1501,13 +1697,13 @@
       <w14:ligatures w14:val="standardContextual"/>
     </w:rPr>
   </w:style>
-  <w:style w:type="character" w:customStyle="1" w:styleId="36">
+  <w:style w:type="character" w:customStyle="1" w:styleId="FooterChar">
     <w:name w:val="Footer Char"/>
-    <w:basedOn w:val="16"/>
-    <w:link w:val="11"/>
+    <w:basedOn w:val="DefaultParagraphFont"/>
+    <w:link w:val="Footer"/>
     <w:uiPriority w:val="99"/>
     <w:rPr>
-      <w:rFonts w:asciiTheme="minorHAnsi" w:hAnsiTheme="minorHAnsi" w:eastAsiaTheme="minorEastAsia" w:cstheme="minorBidi"/>
+      <w:rFonts w:asciiTheme="minorHAnsi" w:eastAsiaTheme="minorEastAsia" w:hAnsiTheme="minorHAnsi" w:cstheme="minorBidi"/>
       <w:kern w:val="2"/>
       <w:sz w:val="22"/>
       <w:szCs w:val="22"/>
@@ -1770,5 +1966,6 @@
     </a:fmtScheme>
   </a:themeElements>
   <a:objectDefaults/>
+  <a:extraClrSchemeLst/>
 </a:theme>
 </file>